--- a/docs/reports/Template_DACNTT.docx
+++ b/docs/reports/Template_DACNTT.docx
@@ -40,6 +40,13 @@
                 <w:szCs w:val="28"/>
               </w:rPr>
             </w:pPr>
+            <w:r>
+              <w:rPr>
+                <w:sz w:val="28"/>
+                <w:szCs w:val="28"/>
+              </w:rPr>
+              <w:t xml:space="preserve"> </w:t>
+            </w:r>
             <w:r>
               <w:rPr>
                 <w:sz w:val="28"/>
@@ -881,15 +888,8 @@
       <w:r>
         <w:t xml:space="preserve"> </w:t>
       </w:r>
-      <w:proofErr w:type="gramStart"/>
-      <w:r>
-        <w:t>Through</w:t>
-      </w:r>
-      <w:bookmarkStart w:id="0" w:name="_GoBack"/>
-      <w:bookmarkEnd w:id="0"/>
-      <w:proofErr w:type="gramEnd"/>
-      <w:r>
-        <w:t xml:space="preserve"> his dedicated supervision, we have not only strengthened our technical knowledge but also developed valuable problem-solving, research, and teamwork skills. We truly appreciate the time and effort he devoted to guiding us throughout every stage of this project.</w:t>
+      <w:r>
+        <w:t>Through his dedicated supervision, we have not only strengthened our technical knowledge but also developed valuable problem-solving, research, and teamwork skills. We truly appreciate the time and effort he devoted to guiding us throughout every stage of this project.</w:t>
       </w:r>
     </w:p>
     <w:p>
@@ -1327,7 +1327,7 @@
       <w:r>
         <w:fldChar w:fldCharType="separate"/>
       </w:r>
-      <w:hyperlink w:anchor="_Toc236166364" w:history="1">
+      <w:hyperlink w:anchor="_Toc241523281" w:history="1">
         <w:r>
           <w:rPr>
             <w:rStyle w:val="Hyperlink"/>
@@ -1350,7 +1350,7 @@
           <w:rPr>
             <w:webHidden/>
           </w:rPr>
-          <w:instrText xml:space="preserve"> PAGEREF _Toc236166364 \h </w:instrText>
+          <w:instrText xml:space="preserve"> PAGEREF _Toc241523281 \h </w:instrText>
         </w:r>
         <w:r>
           <w:rPr>
@@ -1387,7 +1387,7 @@
           <w:szCs w:val="22"/>
         </w:rPr>
       </w:pPr>
-      <w:hyperlink w:anchor="_Toc236166365" w:history="1">
+      <w:hyperlink w:anchor="_Toc241523282" w:history="1">
         <w:r>
           <w:rPr>
             <w:rStyle w:val="Hyperlink"/>
@@ -1410,7 +1410,7 @@
           <w:rPr>
             <w:webHidden/>
           </w:rPr>
-          <w:instrText xml:space="preserve"> PAGEREF _Toc236166365 \h </w:instrText>
+          <w:instrText xml:space="preserve"> PAGEREF _Toc241523282 \h </w:instrText>
         </w:r>
         <w:r>
           <w:rPr>
@@ -1447,7 +1447,7 @@
           <w:szCs w:val="22"/>
         </w:rPr>
       </w:pPr>
-      <w:hyperlink w:anchor="_Toc236166366" w:history="1">
+      <w:hyperlink w:anchor="_Toc241523283" w:history="1">
         <w:r>
           <w:rPr>
             <w:rStyle w:val="Hyperlink"/>
@@ -1470,7 +1470,7 @@
           <w:rPr>
             <w:webHidden/>
           </w:rPr>
-          <w:instrText xml:space="preserve"> PAGEREF _Toc236166366 \h </w:instrText>
+          <w:instrText xml:space="preserve"> PAGEREF _Toc241523283 \h </w:instrText>
         </w:r>
         <w:r>
           <w:rPr>
@@ -1507,7 +1507,7 @@
           <w:szCs w:val="22"/>
         </w:rPr>
       </w:pPr>
-      <w:hyperlink w:anchor="_Toc236166367" w:history="1">
+      <w:hyperlink w:anchor="_Toc241523284" w:history="1">
         <w:r>
           <w:rPr>
             <w:rStyle w:val="Hyperlink"/>
@@ -1530,7 +1530,7 @@
           <w:rPr>
             <w:webHidden/>
           </w:rPr>
-          <w:instrText xml:space="preserve"> PAGEREF _Toc236166367 \h </w:instrText>
+          <w:instrText xml:space="preserve"> PAGEREF _Toc241523284 \h </w:instrText>
         </w:r>
         <w:r>
           <w:rPr>
@@ -1566,7 +1566,7 @@
           <w:szCs w:val="22"/>
         </w:rPr>
       </w:pPr>
-      <w:hyperlink w:anchor="_Toc236166368" w:history="1">
+      <w:hyperlink w:anchor="_Toc241523285" w:history="1">
         <w:r>
           <w:rPr>
             <w:rStyle w:val="Hyperlink"/>
@@ -1589,7 +1589,7 @@
           <w:rPr>
             <w:webHidden/>
           </w:rPr>
-          <w:instrText xml:space="preserve"> PAGEREF _Toc236166368 \h </w:instrText>
+          <w:instrText xml:space="preserve"> PAGEREF _Toc241523285 \h </w:instrText>
         </w:r>
         <w:r>
           <w:rPr>
@@ -1625,7 +1625,7 @@
           <w:szCs w:val="22"/>
         </w:rPr>
       </w:pPr>
-      <w:hyperlink w:anchor="_Toc236166369" w:history="1">
+      <w:hyperlink w:anchor="_Toc241523286" w:history="1">
         <w:r>
           <w:rPr>
             <w:rStyle w:val="Hyperlink"/>
@@ -1648,7 +1648,7 @@
           <w:rPr>
             <w:webHidden/>
           </w:rPr>
-          <w:instrText xml:space="preserve"> PAGEREF _Toc236166369 \h </w:instrText>
+          <w:instrText xml:space="preserve"> PAGEREF _Toc241523286 \h </w:instrText>
         </w:r>
         <w:r>
           <w:rPr>
@@ -1665,7 +1665,7 @@
           <w:rPr>
             <w:webHidden/>
           </w:rPr>
-          <w:t>1</w:t>
+          <w:t>2</w:t>
         </w:r>
         <w:r>
           <w:rPr>
@@ -1684,7 +1684,7 @@
           <w:szCs w:val="22"/>
         </w:rPr>
       </w:pPr>
-      <w:hyperlink w:anchor="_Toc236166370" w:history="1">
+      <w:hyperlink w:anchor="_Toc241523287" w:history="1">
         <w:r>
           <w:rPr>
             <w:rStyle w:val="Hyperlink"/>
@@ -1707,7 +1707,7 @@
           <w:rPr>
             <w:webHidden/>
           </w:rPr>
-          <w:instrText xml:space="preserve"> PAGEREF _Toc236166370 \h </w:instrText>
+          <w:instrText xml:space="preserve"> PAGEREF _Toc241523287 \h </w:instrText>
         </w:r>
         <w:r>
           <w:rPr>
@@ -1724,10 +1724,146 @@
           <w:rPr>
             <w:webHidden/>
           </w:rPr>
-          <w:t>1</w:t>
-        </w:r>
-        <w:r>
-          <w:rPr>
+          <w:t>3</w:t>
+        </w:r>
+        <w:r>
+          <w:rPr>
+            <w:webHidden/>
+          </w:rPr>
+          <w:fldChar w:fldCharType="end"/>
+        </w:r>
+      </w:hyperlink>
+    </w:p>
+    <w:p>
+      <w:pPr>
+        <w:pStyle w:val="TOC3"/>
+        <w:rPr>
+          <w:rFonts w:asciiTheme="minorHAnsi" w:eastAsiaTheme="minorEastAsia" w:hAnsiTheme="minorHAnsi" w:cstheme="minorBidi"/>
+          <w:noProof/>
+          <w:sz w:val="22"/>
+          <w:szCs w:val="22"/>
+        </w:rPr>
+      </w:pPr>
+      <w:hyperlink w:anchor="_Toc241523288" w:history="1">
+        <w:r>
+          <w:rPr>
+            <w:rStyle w:val="Hyperlink"/>
+            <w:noProof/>
+          </w:rPr>
+          <w:t>1.3.1. Objects of the study</w:t>
+        </w:r>
+        <w:r>
+          <w:rPr>
+            <w:noProof/>
+            <w:webHidden/>
+          </w:rPr>
+          <w:tab/>
+        </w:r>
+        <w:r>
+          <w:rPr>
+            <w:noProof/>
+            <w:webHidden/>
+          </w:rPr>
+          <w:fldChar w:fldCharType="begin"/>
+        </w:r>
+        <w:r>
+          <w:rPr>
+            <w:noProof/>
+            <w:webHidden/>
+          </w:rPr>
+          <w:instrText xml:space="preserve"> PAGEREF _Toc241523288 \h </w:instrText>
+        </w:r>
+        <w:r>
+          <w:rPr>
+            <w:noProof/>
+            <w:webHidden/>
+          </w:rPr>
+        </w:r>
+        <w:r>
+          <w:rPr>
+            <w:noProof/>
+            <w:webHidden/>
+          </w:rPr>
+          <w:fldChar w:fldCharType="separate"/>
+        </w:r>
+        <w:r>
+          <w:rPr>
+            <w:noProof/>
+            <w:webHidden/>
+          </w:rPr>
+          <w:t>3</w:t>
+        </w:r>
+        <w:r>
+          <w:rPr>
+            <w:noProof/>
+            <w:webHidden/>
+          </w:rPr>
+          <w:fldChar w:fldCharType="end"/>
+        </w:r>
+      </w:hyperlink>
+    </w:p>
+    <w:p>
+      <w:pPr>
+        <w:pStyle w:val="TOC3"/>
+        <w:rPr>
+          <w:rFonts w:asciiTheme="minorHAnsi" w:eastAsiaTheme="minorEastAsia" w:hAnsiTheme="minorHAnsi" w:cstheme="minorBidi"/>
+          <w:noProof/>
+          <w:sz w:val="22"/>
+          <w:szCs w:val="22"/>
+        </w:rPr>
+      </w:pPr>
+      <w:hyperlink w:anchor="_Toc241523289" w:history="1">
+        <w:r>
+          <w:rPr>
+            <w:rStyle w:val="Hyperlink"/>
+            <w:noProof/>
+          </w:rPr>
+          <w:t>1.3.2. Scope of the study</w:t>
+        </w:r>
+        <w:r>
+          <w:rPr>
+            <w:noProof/>
+            <w:webHidden/>
+          </w:rPr>
+          <w:tab/>
+        </w:r>
+        <w:r>
+          <w:rPr>
+            <w:noProof/>
+            <w:webHidden/>
+          </w:rPr>
+          <w:fldChar w:fldCharType="begin"/>
+        </w:r>
+        <w:r>
+          <w:rPr>
+            <w:noProof/>
+            <w:webHidden/>
+          </w:rPr>
+          <w:instrText xml:space="preserve"> PAGEREF _Toc241523289 \h </w:instrText>
+        </w:r>
+        <w:r>
+          <w:rPr>
+            <w:noProof/>
+            <w:webHidden/>
+          </w:rPr>
+        </w:r>
+        <w:r>
+          <w:rPr>
+            <w:noProof/>
+            <w:webHidden/>
+          </w:rPr>
+          <w:fldChar w:fldCharType="separate"/>
+        </w:r>
+        <w:r>
+          <w:rPr>
+            <w:noProof/>
+            <w:webHidden/>
+          </w:rPr>
+          <w:t>4</w:t>
+        </w:r>
+        <w:r>
+          <w:rPr>
+            <w:noProof/>
             <w:webHidden/>
           </w:rPr>
           <w:fldChar w:fldCharType="end"/>
@@ -1743,7 +1879,7 @@
           <w:szCs w:val="22"/>
         </w:rPr>
       </w:pPr>
-      <w:hyperlink w:anchor="_Toc236166371" w:history="1">
+      <w:hyperlink w:anchor="_Toc241523290" w:history="1">
         <w:r>
           <w:rPr>
             <w:rStyle w:val="Hyperlink"/>
@@ -1766,7 +1902,7 @@
           <w:rPr>
             <w:webHidden/>
           </w:rPr>
-          <w:instrText xml:space="preserve"> PAGEREF _Toc236166371 \h </w:instrText>
+          <w:instrText xml:space="preserve"> PAGEREF _Toc241523290 \h </w:instrText>
         </w:r>
         <w:r>
           <w:rPr>
@@ -1783,7 +1919,7 @@
           <w:rPr>
             <w:webHidden/>
           </w:rPr>
-          <w:t>1</w:t>
+          <w:t>5</w:t>
         </w:r>
         <w:r>
           <w:rPr>
@@ -1802,7 +1938,7 @@
           <w:szCs w:val="22"/>
         </w:rPr>
       </w:pPr>
-      <w:hyperlink w:anchor="_Toc236166372" w:history="1">
+      <w:hyperlink w:anchor="_Toc241523291" w:history="1">
         <w:r>
           <w:rPr>
             <w:rStyle w:val="Hyperlink"/>
@@ -1825,7 +1961,7 @@
           <w:rPr>
             <w:webHidden/>
           </w:rPr>
-          <w:instrText xml:space="preserve"> PAGEREF _Toc236166372 \h </w:instrText>
+          <w:instrText xml:space="preserve"> PAGEREF _Toc241523291 \h </w:instrText>
         </w:r>
         <w:r>
           <w:rPr>
@@ -1842,7 +1978,7 @@
           <w:rPr>
             <w:webHidden/>
           </w:rPr>
-          <w:t>1</w:t>
+          <w:t>6</w:t>
         </w:r>
         <w:r>
           <w:rPr>
@@ -1862,12 +1998,12 @@
           <w:szCs w:val="22"/>
         </w:rPr>
       </w:pPr>
-      <w:hyperlink w:anchor="_Toc236166373" w:history="1">
+      <w:hyperlink w:anchor="_Toc241523292" w:history="1">
         <w:r>
           <w:rPr>
             <w:rStyle w:val="Hyperlink"/>
           </w:rPr>
-          <w:t>CHAPTER 2. OVERVIEW</w:t>
+          <w:t>CHAPTER 2. THEORETICAL BACKGROUND AND RELATED WORK</w:t>
         </w:r>
         <w:r>
           <w:rPr>
@@ -1885,7 +2021,7 @@
           <w:rPr>
             <w:webHidden/>
           </w:rPr>
-          <w:instrText xml:space="preserve"> PAGEREF _Toc236166373 \h </w:instrText>
+          <w:instrText xml:space="preserve"> PAGEREF _Toc241523292 \h </w:instrText>
         </w:r>
         <w:r>
           <w:rPr>
@@ -1902,7 +2038,7 @@
           <w:rPr>
             <w:webHidden/>
           </w:rPr>
-          <w:t>2</w:t>
+          <w:t>8</w:t>
         </w:r>
         <w:r>
           <w:rPr>
@@ -1921,7 +2057,7 @@
           <w:szCs w:val="22"/>
         </w:rPr>
       </w:pPr>
-      <w:hyperlink w:anchor="_Toc236166374" w:history="1">
+      <w:hyperlink w:anchor="_Toc241523293" w:history="1">
         <w:r>
           <w:rPr>
             <w:rStyle w:val="Hyperlink"/>
@@ -1944,7 +2080,7 @@
           <w:rPr>
             <w:webHidden/>
           </w:rPr>
-          <w:instrText xml:space="preserve"> PAGEREF _Toc236166374 \h </w:instrText>
+          <w:instrText xml:space="preserve"> PAGEREF _Toc241523293 \h </w:instrText>
         </w:r>
         <w:r>
           <w:rPr>
@@ -1961,7 +2097,7 @@
           <w:rPr>
             <w:webHidden/>
           </w:rPr>
-          <w:t>2</w:t>
+          <w:t>8</w:t>
         </w:r>
         <w:r>
           <w:rPr>
@@ -1981,7 +2117,7 @@
           <w:szCs w:val="22"/>
         </w:rPr>
       </w:pPr>
-      <w:hyperlink w:anchor="_Toc236166375" w:history="1">
+      <w:hyperlink w:anchor="_Toc241523294" w:history="1">
         <w:r>
           <w:rPr>
             <w:rStyle w:val="Hyperlink"/>
@@ -2008,7 +2144,7 @@
             <w:noProof/>
             <w:webHidden/>
           </w:rPr>
-          <w:instrText xml:space="preserve"> PAGEREF _Toc236166375 \h </w:instrText>
+          <w:instrText xml:space="preserve"> PAGEREF _Toc241523294 \h </w:instrText>
         </w:r>
         <w:r>
           <w:rPr>
@@ -2028,7 +2164,7 @@
             <w:noProof/>
             <w:webHidden/>
           </w:rPr>
-          <w:t>2</w:t>
+          <w:t>8</w:t>
         </w:r>
         <w:r>
           <w:rPr>
@@ -2049,7 +2185,7 @@
           <w:szCs w:val="22"/>
         </w:rPr>
       </w:pPr>
-      <w:hyperlink w:anchor="_Toc236166376" w:history="1">
+      <w:hyperlink w:anchor="_Toc241523295" w:history="1">
         <w:r>
           <w:rPr>
             <w:rStyle w:val="Hyperlink"/>
@@ -2076,7 +2212,7 @@
             <w:noProof/>
             <w:webHidden/>
           </w:rPr>
-          <w:instrText xml:space="preserve"> PAGEREF _Toc236166376 \h </w:instrText>
+          <w:instrText xml:space="preserve"> PAGEREF _Toc241523295 \h </w:instrText>
         </w:r>
         <w:r>
           <w:rPr>
@@ -2096,7 +2232,7 @@
             <w:noProof/>
             <w:webHidden/>
           </w:rPr>
-          <w:t>2</w:t>
+          <w:t>8</w:t>
         </w:r>
         <w:r>
           <w:rPr>
@@ -2117,7 +2253,7 @@
           <w:szCs w:val="22"/>
         </w:rPr>
       </w:pPr>
-      <w:hyperlink w:anchor="_Toc236166377" w:history="1">
+      <w:hyperlink w:anchor="_Toc241523296" w:history="1">
         <w:r>
           <w:rPr>
             <w:rStyle w:val="Hyperlink"/>
@@ -2144,7 +2280,7 @@
             <w:noProof/>
             <w:webHidden/>
           </w:rPr>
-          <w:instrText xml:space="preserve"> PAGEREF _Toc236166377 \h </w:instrText>
+          <w:instrText xml:space="preserve"> PAGEREF _Toc241523296 \h </w:instrText>
         </w:r>
         <w:r>
           <w:rPr>
@@ -2164,7 +2300,7 @@
             <w:noProof/>
             <w:webHidden/>
           </w:rPr>
-          <w:t>2</w:t>
+          <w:t>8</w:t>
         </w:r>
         <w:r>
           <w:rPr>
@@ -2185,7 +2321,7 @@
           <w:szCs w:val="22"/>
         </w:rPr>
       </w:pPr>
-      <w:hyperlink w:anchor="_Toc236166378" w:history="1">
+      <w:hyperlink w:anchor="_Toc241523297" w:history="1">
         <w:r>
           <w:rPr>
             <w:rStyle w:val="Hyperlink"/>
@@ -2212,7 +2348,7 @@
             <w:noProof/>
             <w:webHidden/>
           </w:rPr>
-          <w:instrText xml:space="preserve"> PAGEREF _Toc236166378 \h </w:instrText>
+          <w:instrText xml:space="preserve"> PAGEREF _Toc241523297 \h </w:instrText>
         </w:r>
         <w:r>
           <w:rPr>
@@ -2232,7 +2368,7 @@
             <w:noProof/>
             <w:webHidden/>
           </w:rPr>
-          <w:t>2</w:t>
+          <w:t>8</w:t>
         </w:r>
         <w:r>
           <w:rPr>
@@ -2252,7 +2388,7 @@
           <w:szCs w:val="22"/>
         </w:rPr>
       </w:pPr>
-      <w:hyperlink w:anchor="_Toc236166379" w:history="1">
+      <w:hyperlink w:anchor="_Toc241523298" w:history="1">
         <w:r>
           <w:rPr>
             <w:rStyle w:val="Hyperlink"/>
@@ -2275,7 +2411,7 @@
           <w:rPr>
             <w:webHidden/>
           </w:rPr>
-          <w:instrText xml:space="preserve"> PAGEREF _Toc236166379 \h </w:instrText>
+          <w:instrText xml:space="preserve"> PAGEREF _Toc241523298 \h </w:instrText>
         </w:r>
         <w:r>
           <w:rPr>
@@ -2292,7 +2428,7 @@
           <w:rPr>
             <w:webHidden/>
           </w:rPr>
-          <w:t>2</w:t>
+          <w:t>8</w:t>
         </w:r>
         <w:r>
           <w:rPr>
@@ -2312,12 +2448,12 @@
           <w:szCs w:val="22"/>
         </w:rPr>
       </w:pPr>
-      <w:hyperlink w:anchor="_Toc236166380" w:history="1">
+      <w:hyperlink w:anchor="_Toc241523299" w:history="1">
         <w:r>
           <w:rPr>
             <w:rStyle w:val="Hyperlink"/>
           </w:rPr>
-          <w:t>CHAPTER 3. THEORETICAL BASIS</w:t>
+          <w:t>CHAPTER 3. SYSTEM ANALYSIS AND DESIGN</w:t>
         </w:r>
         <w:r>
           <w:rPr>
@@ -2335,7 +2471,7 @@
           <w:rPr>
             <w:webHidden/>
           </w:rPr>
-          <w:instrText xml:space="preserve"> PAGEREF _Toc236166380 \h </w:instrText>
+          <w:instrText xml:space="preserve"> PAGEREF _Toc241523299 \h </w:instrText>
         </w:r>
         <w:r>
           <w:rPr>
@@ -2352,7 +2488,7 @@
           <w:rPr>
             <w:webHidden/>
           </w:rPr>
-          <w:t>3</w:t>
+          <w:t>9</w:t>
         </w:r>
         <w:r>
           <w:rPr>
@@ -2372,12 +2508,12 @@
           <w:szCs w:val="22"/>
         </w:rPr>
       </w:pPr>
-      <w:hyperlink w:anchor="_Toc236166381" w:history="1">
+      <w:hyperlink w:anchor="_Toc241523300" w:history="1">
         <w:r>
           <w:rPr>
             <w:rStyle w:val="Hyperlink"/>
           </w:rPr>
-          <w:t>CHAPTER 4. RESEARCH METHOD</w:t>
+          <w:t>CHAPTER 4. SYSTEM IMPLEMENTATION</w:t>
         </w:r>
         <w:r>
           <w:rPr>
@@ -2395,7 +2531,7 @@
           <w:rPr>
             <w:webHidden/>
           </w:rPr>
-          <w:instrText xml:space="preserve"> PAGEREF _Toc236166381 \h </w:instrText>
+          <w:instrText xml:space="preserve"> PAGEREF _Toc241523300 \h </w:instrText>
         </w:r>
         <w:r>
           <w:rPr>
@@ -2412,7 +2548,7 @@
           <w:rPr>
             <w:webHidden/>
           </w:rPr>
-          <w:t>4</w:t>
+          <w:t>10</w:t>
         </w:r>
         <w:r>
           <w:rPr>
@@ -2432,12 +2568,12 @@
           <w:szCs w:val="22"/>
         </w:rPr>
       </w:pPr>
-      <w:hyperlink w:anchor="_Toc236166382" w:history="1">
+      <w:hyperlink w:anchor="_Toc241523301" w:history="1">
         <w:r>
           <w:rPr>
             <w:rStyle w:val="Hyperlink"/>
           </w:rPr>
-          <w:t>CHAPTER 5. DATA ANALYSIS</w:t>
+          <w:t>CHAPTER 5. EXPERIMENTS AND EVALUATION</w:t>
         </w:r>
         <w:r>
           <w:rPr>
@@ -2455,7 +2591,7 @@
           <w:rPr>
             <w:webHidden/>
           </w:rPr>
-          <w:instrText xml:space="preserve"> PAGEREF _Toc236166382 \h </w:instrText>
+          <w:instrText xml:space="preserve"> PAGEREF _Toc241523301 \h </w:instrText>
         </w:r>
         <w:r>
           <w:rPr>
@@ -2472,7 +2608,7 @@
           <w:rPr>
             <w:webHidden/>
           </w:rPr>
-          <w:t>5</w:t>
+          <w:t>11</w:t>
         </w:r>
         <w:r>
           <w:rPr>
@@ -2492,12 +2628,12 @@
           <w:szCs w:val="22"/>
         </w:rPr>
       </w:pPr>
-      <w:hyperlink w:anchor="_Toc236166383" w:history="1">
+      <w:hyperlink w:anchor="_Toc241523302" w:history="1">
         <w:r>
           <w:rPr>
             <w:rStyle w:val="Hyperlink"/>
           </w:rPr>
-          <w:t>CHAPTER 6. CONCLUSION</w:t>
+          <w:t>CHAPTER 6. CONCLUSION AND FUTURE WORK</w:t>
         </w:r>
         <w:r>
           <w:rPr>
@@ -2515,7 +2651,7 @@
           <w:rPr>
             <w:webHidden/>
           </w:rPr>
-          <w:instrText xml:space="preserve"> PAGEREF _Toc236166383 \h </w:instrText>
+          <w:instrText xml:space="preserve"> PAGEREF _Toc241523302 \h </w:instrText>
         </w:r>
         <w:r>
           <w:rPr>
@@ -2532,7 +2668,7 @@
           <w:rPr>
             <w:webHidden/>
           </w:rPr>
-          <w:t>6</w:t>
+          <w:t>12</w:t>
         </w:r>
         <w:r>
           <w:rPr>
@@ -2552,7 +2688,7 @@
           <w:szCs w:val="22"/>
         </w:rPr>
       </w:pPr>
-      <w:hyperlink w:anchor="_Toc236166384" w:history="1">
+      <w:hyperlink w:anchor="_Toc241523303" w:history="1">
         <w:r>
           <w:rPr>
             <w:rStyle w:val="Hyperlink"/>
@@ -2575,7 +2711,7 @@
           <w:rPr>
             <w:webHidden/>
           </w:rPr>
-          <w:instrText xml:space="preserve"> PAGEREF _Toc236166384 \h </w:instrText>
+          <w:instrText xml:space="preserve"> PAGEREF _Toc241523303 \h </w:instrText>
         </w:r>
         <w:r>
           <w:rPr>
@@ -2592,7 +2728,7 @@
           <w:rPr>
             <w:webHidden/>
           </w:rPr>
-          <w:t>7</w:t>
+          <w:t>13</w:t>
         </w:r>
         <w:r>
           <w:rPr>
@@ -2603,20 +2739,37 @@
       </w:hyperlink>
     </w:p>
     <w:p>
+      <w:pPr>
+        <w:ind w:firstLine="0"/>
+      </w:pPr>
       <w:r>
         <w:fldChar w:fldCharType="end"/>
       </w:r>
     </w:p>
     <w:p>
       <w:pPr>
+        <w:spacing w:after="-1" w:afterAutospacing="1"/>
+        <w:ind w:firstLine="0"/>
+        <w:jc w:val="left"/>
+      </w:pPr>
+      <w:r>
+        <w:br w:type="page"/>
+      </w:r>
+    </w:p>
+    <w:p>
+      <w:pPr>
+        <w:ind w:firstLine="0"/>
+      </w:pPr>
+    </w:p>
+    <w:p>
+      <w:pPr>
         <w:pStyle w:val="TDTU-LargeTitle-VisibleinContents"/>
       </w:pPr>
-      <w:bookmarkStart w:id="1" w:name="_Toc236166364"/>
-      <w:r>
-        <w:lastRenderedPageBreak/>
+      <w:bookmarkStart w:id="0" w:name="_Toc241523281"/>
+      <w:r>
         <w:t>LIST OF FIGURES</w:t>
       </w:r>
-      <w:bookmarkEnd w:id="1"/>
+      <w:bookmarkEnd w:id="0"/>
     </w:p>
     <w:p>
       <w:pPr>
@@ -2717,12 +2870,12 @@
       <w:pPr>
         <w:pStyle w:val="TDTU-LargeTitle-VisibleinContents"/>
       </w:pPr>
-      <w:bookmarkStart w:id="2" w:name="_Toc236166365"/>
+      <w:bookmarkStart w:id="1" w:name="_Toc241523282"/>
       <w:r>
         <w:lastRenderedPageBreak/>
         <w:t>LIST OF TABLES</w:t>
       </w:r>
-      <w:bookmarkEnd w:id="2"/>
+      <w:bookmarkEnd w:id="1"/>
     </w:p>
     <w:p>
       <w:pPr>
@@ -2821,12 +2974,12 @@
       <w:pPr>
         <w:pStyle w:val="TDTU-LargeTitle-VisibleinContents"/>
       </w:pPr>
-      <w:bookmarkStart w:id="3" w:name="_Toc236166366"/>
+      <w:bookmarkStart w:id="2" w:name="_Toc241523283"/>
       <w:r>
         <w:lastRenderedPageBreak/>
         <w:t>ABBREVIATION</w:t>
       </w:r>
-      <w:bookmarkEnd w:id="3"/>
+      <w:bookmarkEnd w:id="2"/>
     </w:p>
     <w:tbl>
       <w:tblPr>
@@ -2917,7 +3070,7 @@
               <w:ind w:firstLine="0"/>
             </w:pPr>
             <w:r>
-              <w:t>DOI</w:t>
+              <w:t>ResNet50</w:t>
             </w:r>
           </w:p>
         </w:tc>
@@ -2930,7 +3083,7 @@
               <w:ind w:firstLine="0"/>
             </w:pPr>
             <w:r>
-              <w:t>Digital Object Identifier</w:t>
+              <w:t>50-layer visual model based on residual learning</w:t>
             </w:r>
           </w:p>
         </w:tc>
@@ -2945,7 +3098,7 @@
               <w:ind w:firstLine="0"/>
             </w:pPr>
             <w:r>
-              <w:t>NLP</w:t>
+              <w:t>SBERT</w:t>
             </w:r>
           </w:p>
         </w:tc>
@@ -2958,7 +3111,35 @@
               <w:ind w:firstLine="0"/>
             </w:pPr>
             <w:r>
-              <w:t>Natural Language Processing</w:t>
+              <w:t>Bidirectional Encoder Representations from Transformers</w:t>
+            </w:r>
+          </w:p>
+        </w:tc>
+      </w:tr>
+      <w:tr>
+        <w:tc>
+          <w:tcPr>
+            <w:tcW w:w="2268" w:type="dxa"/>
+          </w:tcPr>
+          <w:p>
+            <w:pPr>
+              <w:ind w:firstLine="0"/>
+            </w:pPr>
+            <w:r>
+              <w:t>CLIP</w:t>
+            </w:r>
+          </w:p>
+        </w:tc>
+        <w:tc>
+          <w:tcPr>
+            <w:tcW w:w="4389" w:type="dxa"/>
+          </w:tcPr>
+          <w:p>
+            <w:pPr>
+              <w:ind w:firstLine="0"/>
+            </w:pPr>
+            <w:r>
+              <w:t>Contrastive Language–Image Pre-training</w:t>
             </w:r>
           </w:p>
         </w:tc>
@@ -2981,12 +3162,12 @@
         <w:pStyle w:val="Heading1"/>
         <w:spacing w:after="100"/>
       </w:pPr>
-      <w:bookmarkStart w:id="4" w:name="_Toc236166367"/>
+      <w:bookmarkStart w:id="3" w:name="_Toc241523284"/>
       <w:r>
         <w:lastRenderedPageBreak/>
         <w:t>INTRODUCTION</w:t>
       </w:r>
-      <w:bookmarkEnd w:id="4"/>
+      <w:bookmarkEnd w:id="3"/>
     </w:p>
     <w:p>
       <w:pPr>
@@ -2995,37 +3176,379 @@
           <w:color w:val="000000"/>
         </w:rPr>
       </w:pPr>
-      <w:bookmarkStart w:id="5" w:name="_Toc236166368"/>
+      <w:bookmarkStart w:id="4" w:name="_Toc241523285"/>
       <w:r>
         <w:rPr>
           <w:color w:val="000000"/>
         </w:rPr>
         <w:t>Reason for choosing topic</w:t>
       </w:r>
-      <w:bookmarkEnd w:id="5"/>
+      <w:bookmarkEnd w:id="4"/>
+    </w:p>
+    <w:p>
+      <w:r>
+        <w:t>Nowadays, when shopping online, users may want to find products similar to an item they have seen in a photograph or can describe in words. For example, a shopper may upload an image of a backpack or describe a pair of basketball shoes to look for alternatives with a similar appearance. Their intention may be to find a product that preserves the characteristics they prefer while offering a more affordable price. However, expressing these preferences through product names or predefined categories alone can be difficult, particularly when users do not know the exact name of the item. This motivates a fashion product recommendation system that accepts image or text queries and retrieves similar items from a product catalog. The proposed system focuses on similarity-based retrieval, providing a starting point for users to explore alternatives.</w:t>
+      </w:r>
+    </w:p>
+    <w:p>
+      <w:r>
+        <w:t>The project focuses on using product images and descriptions to return a ranked list of relevant items from an existing catalog. Images provide information about appearance, while descriptions provide the product name, category, and other characteristics. A shared representation of these two types of information allows the system to compare a user's query with catalog products.</w:t>
+      </w:r>
+    </w:p>
+    <w:p>
+      <w:r>
+        <w:t xml:space="preserve">The study also considers models that process each type of information separately. Bidirectional Encoder Representations from Transformers (BERT) learns contextual text representations </w:t>
+      </w:r>
+      <w:sdt>
+        <w:sdtPr>
+          <w:id w:val="479662817"/>
+          <w:citation/>
+        </w:sdtPr>
+        <w:sdtEndPr/>
+        <w:sdtContent>
+          <w:r>
+            <w:fldChar w:fldCharType="begin"/>
+          </w:r>
+          <w:r>
+            <w:instrText xml:space="preserve"> CITATION Devlin2019BERT \l 1033 </w:instrText>
+          </w:r>
+          <w:r>
+            <w:fldChar w:fldCharType="separate"/>
+          </w:r>
+          <w:r>
+            <w:rPr>
+              <w:noProof/>
+            </w:rPr>
+            <w:t>(Devlin, Chang, Lee, &amp; Toutanova, 2019)</w:t>
+          </w:r>
+          <w:r>
+            <w:fldChar w:fldCharType="end"/>
+          </w:r>
+        </w:sdtContent>
+      </w:sdt>
+      <w:r>
+        <w:t xml:space="preserve">, while ResNet50 is a 50-layer visual model based on residual learning </w:t>
+      </w:r>
+      <w:sdt>
+        <w:sdtPr>
+          <w:id w:val="122582502"/>
+          <w:citation/>
+        </w:sdtPr>
+        <w:sdtEndPr/>
+        <w:sdtContent>
+          <w:r>
+            <w:fldChar w:fldCharType="begin"/>
+          </w:r>
+          <w:r>
+            <w:instrText xml:space="preserve"> CITATION He2015ResNet \l 1033 </w:instrText>
+          </w:r>
+          <w:r>
+            <w:fldChar w:fldCharType="separate"/>
+          </w:r>
+          <w:r>
+            <w:rPr>
+              <w:noProof/>
+            </w:rPr>
+            <w:t>(He, Zhang, Ren, &amp; Sun, 2015)</w:t>
+          </w:r>
+          <w:r>
+            <w:fldChar w:fldCharType="end"/>
+          </w:r>
+        </w:sdtContent>
+      </w:sdt>
+      <w:r>
+        <w:t>. These models provide reference approaches for examining text and image processing before considering a model that connects both modalities.</w:t>
+      </w:r>
+    </w:p>
+    <w:p>
+      <w:r>
+        <w:t>Contrastive Language–Image Pre-training (CLIP)</w:t>
+      </w:r>
+      <w:r>
+        <w:t xml:space="preserve">, introduced by </w:t>
+      </w:r>
+      <w:sdt>
+        <w:sdtPr>
+          <w:id w:val="556443247"/>
+          <w:citation/>
+        </w:sdtPr>
+        <w:sdtEndPr/>
+        <w:sdtContent>
+          <w:r>
+            <w:fldChar w:fldCharType="begin"/>
+          </w:r>
+          <w:r>
+            <w:instrText xml:space="preserve"> CITATION Radford2021CLIP \l 1033 </w:instrText>
+          </w:r>
+          <w:r>
+            <w:fldChar w:fldCharType="separate"/>
+          </w:r>
+          <w:r>
+            <w:rPr>
+              <w:noProof/>
+            </w:rPr>
+            <w:t>(Radford, et al., 2021)</w:t>
+          </w:r>
+          <w:r>
+            <w:fldChar w:fldCharType="end"/>
+          </w:r>
+        </w:sdtContent>
+      </w:sdt>
+      <w:r>
+        <w:t xml:space="preserve">, </w:t>
+      </w:r>
+      <w:r>
+        <w:t xml:space="preserve">learns to represent images and text in a shared embedding space. An embedding is a numerical vector that represents information about an input. CLIP aligns the representations of corresponding images and text, providing a foundation </w:t>
+      </w:r>
+      <w:r>
+        <w:lastRenderedPageBreak/>
+        <w:t>for comparing product content across the two modalities. This project adopts pretrained CLIP to generate the representations used for product retrieval.</w:t>
+      </w:r>
+    </w:p>
+    <w:p>
+      <w:r>
+        <w:t xml:space="preserve">The project also investigates whether additional training on fashion data improves the pretrained model's retrieval performance. </w:t>
+      </w:r>
+      <w:sdt>
+        <w:sdtPr>
+          <w:id w:val="-470370727"/>
+          <w:citation/>
+        </w:sdtPr>
+        <w:sdtEndPr/>
+        <w:sdtContent>
+          <w:r>
+            <w:fldChar w:fldCharType="begin"/>
+          </w:r>
+          <w:r>
+            <w:instrText xml:space="preserve"> CITATION Chia2022FashionCLIP \l 1033 </w:instrText>
+          </w:r>
+          <w:r>
+            <w:fldChar w:fldCharType="separate"/>
+          </w:r>
+          <w:r>
+            <w:rPr>
+              <w:noProof/>
+            </w:rPr>
+            <w:t>(Chia, et al., 2022)</w:t>
+          </w:r>
+          <w:r>
+            <w:fldChar w:fldCharType="end"/>
+          </w:r>
+        </w:sdtContent>
+      </w:sdt>
+      <w:r>
+        <w:t xml:space="preserve"> </w:t>
+      </w:r>
+      <w:r>
+        <w:t>studied the adaptation of CLIP to the fashion domain through FashionCLIP. Their work motivates the use of fashion image–text pairs for fine-tuning in this project. Here, the model is adapted using the selected project dataset, and its performance is compared with the original pretrained CLIP under the same evaluation conditions.</w:t>
+      </w:r>
+    </w:p>
+    <w:p>
+      <w:r>
+        <w:t>The chosen topic combines this model comparison with the development of a working web application. Users can upload an image or enter a description and inspect the returned products. The project therefore addresses both the retrieval method and the practical steps needed to prepare data, serve recommendations, and deploy the application.</w:t>
+      </w:r>
     </w:p>
     <w:p>
       <w:pPr>
         <w:pStyle w:val="Heading2"/>
-      </w:pPr>
-      <w:bookmarkStart w:id="6" w:name="_Toc236166369"/>
+        <w:rPr>
+          <w:color w:val="000000"/>
+        </w:rPr>
+      </w:pPr>
+      <w:bookmarkStart w:id="5" w:name="_Toc241523286"/>
       <w:r>
         <w:rPr>
           <w:color w:val="000000"/>
         </w:rPr>
         <w:t>Target implementation</w:t>
       </w:r>
+      <w:bookmarkEnd w:id="5"/>
+    </w:p>
+    <w:p>
+      <w:r>
+        <w:rPr>
+          <w:b/>
+        </w:rPr>
+        <w:t>The overall objective is to develop a web-based fashion product recommendation system that retrieves relevant catalog items from an uploaded image or a textual description</w:t>
+      </w:r>
+      <w:r>
+        <w:t>. Product images and descriptions are represented using CLIP, and candidate products are ranked using embedding similarity. The experimental objectives include comparing BERT and ResNet50 with CLIP on compatible tasks, and evaluating the effect of fine-tuning CLIP on fashion data.</w:t>
+      </w:r>
+    </w:p>
+    <w:p>
+      <w:r>
+        <w:t>The specific objectives are as follows:</w:t>
+      </w:r>
+    </w:p>
+    <w:p>
+      <w:pPr>
+        <w:pStyle w:val="ListParagraph"/>
+        <w:numPr>
+          <w:ilvl w:val="0"/>
+          <w:numId w:val="16"/>
+        </w:numPr>
+      </w:pPr>
+      <w:r>
+        <w:t>Prepare a structured product catalog containing identifiers, image references, product names, descriptions, and categories, with checks for missing images and duplicate records.</w:t>
+      </w:r>
+    </w:p>
+    <w:p>
+      <w:pPr>
+        <w:pStyle w:val="ListParagraph"/>
+        <w:numPr>
+          <w:ilvl w:val="0"/>
+          <w:numId w:val="16"/>
+        </w:numPr>
+      </w:pPr>
+      <w:r>
+        <w:t>Define a text baseline using BERT and an image baseline using ResNet50, with their exact configurations and evaluation tasks specified in Chapter 5, and establish pretrained CLIP as the shared image–text representation model.</w:t>
+      </w:r>
+    </w:p>
+    <w:p>
+      <w:pPr>
+        <w:pStyle w:val="ListParagraph"/>
+        <w:numPr>
+          <w:ilvl w:val="0"/>
+          <w:numId w:val="16"/>
+        </w:numPr>
+      </w:pPr>
+      <w:r>
+        <w:lastRenderedPageBreak/>
+        <w:t>Fine-tune CLIP on fashion image–text pairs using contrastive learning, with separate training, validation, and test subsets.</w:t>
+      </w:r>
+    </w:p>
+    <w:p>
+      <w:pPr>
+        <w:pStyle w:val="ListParagraph"/>
+        <w:numPr>
+          <w:ilvl w:val="0"/>
+          <w:numId w:val="16"/>
+        </w:numPr>
+      </w:pPr>
+      <w:r>
+        <w:t>Support image-based retrieval with three category strategies: unrestricted ranking, hard category filtering, and a soft category preference.</w:t>
+      </w:r>
+    </w:p>
+    <w:p>
+      <w:pPr>
+        <w:pStyle w:val="ListParagraph"/>
+        <w:numPr>
+          <w:ilvl w:val="0"/>
+          <w:numId w:val="16"/>
+        </w:numPr>
+      </w:pPr>
+      <w:r>
+        <w:t>Support text-based retrieval using similarity to catalog image embeddings and, when available, catalog text embeddings. Vietnamese queries are supported through a translation step before encoding.</w:t>
+      </w:r>
+    </w:p>
+    <w:p>
+      <w:pPr>
+        <w:pStyle w:val="ListParagraph"/>
+        <w:numPr>
+          <w:ilvl w:val="0"/>
+          <w:numId w:val="16"/>
+        </w:numPr>
+      </w:pPr>
+      <w:r>
+        <w:t>Compare the baseline approaches with CLIP under matched evaluation conditions where applicable, and compare pretrained and fine-tuned CLIP using Precision@K, Recall@K, and F1@K for K values of 1, 5, and 10. Report classification results separately from retrieval results.</w:t>
+      </w:r>
+    </w:p>
+    <w:p>
+      <w:pPr>
+        <w:pStyle w:val="ListParagraph"/>
+        <w:numPr>
+          <w:ilvl w:val="0"/>
+          <w:numId w:val="16"/>
+        </w:numPr>
+      </w:pPr>
+      <w:r>
+        <w:t>Provide a React web interface and a FastAPI backend, supported by Docker Compose deployment and instructions for preparing or loading the required artifacts.</w:t>
+      </w:r>
+    </w:p>
+    <w:p>
+      <w:r>
+        <w:t>The experiments address two questions: how CLIP compares with separate text and image approaches on compatible product search tasks, and whether fine-tuning improves CLIP retrieval on the selected fashion dataset. Chapter 5 will organize the numerical results by task and model configuration. The web application demonstrates how the selected model can be used for product search.</w:t>
+      </w:r>
+    </w:p>
+    <w:p>
+      <w:pPr>
+        <w:pStyle w:val="Heading2"/>
+      </w:pPr>
+      <w:bookmarkStart w:id="6" w:name="_Toc241523287"/>
+      <w:r>
+        <w:t>Object and scope of the study</w:t>
+      </w:r>
       <w:bookmarkEnd w:id="6"/>
     </w:p>
     <w:p>
       <w:pPr>
-        <w:pStyle w:val="Heading2"/>
-      </w:pPr>
-      <w:bookmarkStart w:id="7" w:name="_Toc236166370"/>
-      <w:r>
-        <w:t>Object and scope of the study</w:t>
+        <w:pStyle w:val="Heading3"/>
+      </w:pPr>
+      <w:bookmarkStart w:id="7" w:name="_Toc241523288"/>
+      <w:r>
+        <w:t>Objects of the study</w:t>
       </w:r>
       <w:bookmarkEnd w:id="7"/>
+    </w:p>
+    <w:p>
+      <w:r>
+        <w:t xml:space="preserve">The objects of the study are fashion product images, associated descriptions, category labels, and the representations used to retrieve products. The models considered are BERT for text processing, ResNet50 for visual feature extraction, pretrained CLIP, and fine-tuned CLIP. The main application model is </w:t>
+      </w:r>
+      <w:r>
+        <w:rPr>
+          <w:b/>
+        </w:rPr>
+        <w:t>‘openai/clip-vit-base-patch32’</w:t>
+      </w:r>
+      <w:r>
+        <w:t>, with its original weights and a checkpoint fine-tuned on the project's fashion data.</w:t>
+      </w:r>
+    </w:p>
+    <w:p>
+      <w:r>
+        <w:lastRenderedPageBreak/>
+        <w:t>The project uses the Mini Fashion Product Images and Text Dataset available on Kaggle.</w:t>
+      </w:r>
+      <w:r>
+        <w:t xml:space="preserve"> </w:t>
+      </w:r>
+      <w:r>
+        <w:t>The selected data are processed into a catalog containing product identifiers, image references, names, descriptions, and categories. Separate training, validation, and test subsets are prepared for the model experiment. Dataset statistics and the detailed preparation procedure are presented in the experimental chapter.</w:t>
+      </w:r>
+    </w:p>
+    <w:p>
+      <w:pPr>
+        <w:pStyle w:val="Heading3"/>
+      </w:pPr>
+      <w:bookmarkStart w:id="8" w:name="_Toc241523289"/>
+      <w:r>
+        <w:t>Scope of the study</w:t>
+      </w:r>
+      <w:bookmarkEnd w:id="8"/>
+    </w:p>
+    <w:p>
+      <w:r>
+        <w:t>The system performs content-based recommendation: results depend on the current query and the information stored for each product. Image and text queries are supported separately. Image search includes options for unrestricted ranking, filtering by a predicted category, and giving that category a ranking preference. Text search can combine similarity to catalog image embeddings and catalog text embeddings. Vietnamese text input is supported through translation into English before encoding.</w:t>
+      </w:r>
+    </w:p>
+    <w:p>
+      <w:r>
+        <w:t>The planned comparisons are organized by input and task. For image retrieval, ResNet50 features can be compared with image embeddings from pretrained and fine-tuned CLIP. For text retrieval, a BERT-based representation can be compared with the CLIP text encoder using the same queries and product descriptions. The BERT checkpoint and method used to turn its outputs into sentence vectors must be specified. Any experiment using Sentence-BERT (SBERT) or another sentence embedding model must identify the actual model rather than label it simply as BERT. Direct image–text retrieval is evaluated separately for the two CLIP variants, because independently trained BERT and ResNet50 representations do not automatically share an aligned embedding space.</w:t>
+      </w:r>
+    </w:p>
+    <w:p>
+      <w:r>
+        <w:t>The scope is limited to retrieving existing products. User purchase histories, ratings, and long-term preference profiles are not included. The project also excludes size recommendation, virtual try-on, complete outfit generation, and queries that combine a reference image with a textual modification.</w:t>
+      </w:r>
+    </w:p>
+    <w:p>
+      <w:r>
+        <w:t xml:space="preserve">The existing CLIP comparison covers text-to-image retrieval, image-to-text retrieval, and category-based image-to-image retrieval. Matching product identifiers define relevance for the first two tasks. For the third task, relevant results share the </w:t>
+      </w:r>
+      <w:r>
+        <w:lastRenderedPageBreak/>
+        <w:t>query's category, with the query product excluded. Category agreement is used as a limited measure of relevance and does not establish whether products are suitable to wear together. The BERT and ResNet50 comparisons extend this evaluation plan; numerical results will be reported only for configurations actually evaluated.</w:t>
+      </w:r>
     </w:p>
     <w:p>
       <w:pPr>
@@ -3034,14 +3557,59 @@
           <w:color w:val="000000"/>
         </w:rPr>
       </w:pPr>
-      <w:bookmarkStart w:id="8" w:name="_Toc236166371"/>
+      <w:bookmarkStart w:id="9" w:name="_Toc241523290"/>
       <w:r>
         <w:rPr>
           <w:color w:val="000000"/>
         </w:rPr>
         <w:t>Research method</w:t>
       </w:r>
-      <w:bookmarkEnd w:id="8"/>
+      <w:bookmarkEnd w:id="9"/>
+    </w:p>
+    <w:p>
+      <w:r>
+        <w:rPr>
+          <w:b/>
+        </w:rPr>
+        <w:t>The study combines a focused review of BERT, ResNet50, CLIP, and CLIP adaptation to fashion data with system development and model evaluation</w:t>
+      </w:r>
+      <w:r>
+        <w:t>. The methodology includes data preparation, baseline configuration, model fine-tuning, product retrieval, and web deployment.</w:t>
+      </w:r>
+    </w:p>
+    <w:p>
+      <w:r>
+        <w:t>First, the product metadata and images are checked and organized. Product names, categories, and descriptions are combined into the text associated with each image. Exact duplicate images are removed before the experiment. Products with the same identifier or identical constructed text are kept together when splitting the data, reducing overlap between the training, validation, and test subsets. The split assignments are saved for reuse.</w:t>
+      </w:r>
+    </w:p>
+    <w:p>
+      <w:r>
+        <w:t>Second, baseline comparisons are defined for the relevant modalities. ResNet50-based image retrieval uses visual features to rank candidate images. BERT-based text retrieval requires a specified sentence representation and uses text similarity to rank product descriptions. Within each comparison, the methods must use the same test queries, candidate products, relevance labels, and K values. Text queries must not reproduce the exact target descriptions in a way that makes retrieval a trivial self-match. Earlier category classification experiments are reported separately using classification metrics; their scores are not compared directly with retrieval metrics.</w:t>
+      </w:r>
+    </w:p>
+    <w:p>
+      <w:r>
+        <w:t xml:space="preserve">Third, pretrained CLIP provides the starting point for fine-tuning. The model is trained on image–text pairs from the training subset using contrastive learning, which encourages matching images and descriptions to have similar representations. </w:t>
+      </w:r>
+      <w:r>
+        <w:lastRenderedPageBreak/>
+        <w:t>The selected training settings and implementation details are presented in the later chapters.</w:t>
+      </w:r>
+    </w:p>
+    <w:p>
+      <w:r>
+        <w:t>The fine-tuned model is evaluated on the validation subset after each epoch. The checkpoint with the highest mean Recall@1 across text-to-image and image-to-text retrieval is retained. The test subset is used only for the final comparison. Both CLIP variants are evaluated using the same test queries, candidate products, relevance definitions, and K values.</w:t>
+      </w:r>
+    </w:p>
+    <w:p>
+      <w:r>
+        <w:t>The comparison reports Precision@K, Recall@K, and F1@K at K = 1, 5, and 10. Each metric is calculated per eligible query and then averaged. The definitions and treatment of queries without relevant candidates are explained in the evaluation chapter. These measurements assess retrieval on the selected test set; they do not directly measure user satisfaction or the effect of every web application feature.</w:t>
+      </w:r>
+    </w:p>
+    <w:p>
+      <w:r>
+        <w:t>Finally, image and text embeddings for the catalog are generated using the selected checkpoint. The backend converts a query into an embedding, calculates cosine similarity scores, and returns ranked products to the frontend. Saved metadata help verify that the model, catalog, and embeddings belong to the same configuration. Docker Compose starts the application services with access to the required model and data files.</w:t>
+      </w:r>
     </w:p>
     <w:p>
       <w:pPr>
@@ -3050,43 +3618,1180 @@
           <w:color w:val="000000"/>
         </w:rPr>
       </w:pPr>
-      <w:bookmarkStart w:id="9" w:name="_Toc236166372"/>
+      <w:bookmarkStart w:id="10" w:name="_Toc241523291"/>
       <w:r>
         <w:rPr>
           <w:color w:val="000000"/>
         </w:rPr>
         <w:t>Practical significance</w:t>
       </w:r>
-      <w:bookmarkEnd w:id="9"/>
-    </w:p>
-    <w:p>
-      <w:pPr>
-        <w:spacing w:after="-1"/>
-        <w:ind w:firstLine="0"/>
-        <w:jc w:val="left"/>
+      <w:bookmarkEnd w:id="10"/>
+    </w:p>
+    <w:p>
+      <w:r>
+        <w:t>The project provides a working prototype for finding fashion products through an image or a description. Users can inspect ranked product results and, for image queries, choose how strongly the search depends on category. This offers a practical interface for exploring the catalog without requiring users to know an exact product name.</w:t>
+      </w:r>
+    </w:p>
+    <w:p>
+      <w:r>
+        <w:t xml:space="preserve">From an engineering perspective, the project connects data preparation, model training, embedding generation, backend processing, and frontend interaction. Computing catalog embeddings in advance avoids repeatedly encoding every product </w:t>
+      </w:r>
+      <w:r>
+        <w:lastRenderedPageBreak/>
+        <w:t>for each request. Saved experimental records and deployment instructions make the workflow easier to inspect and reproduce.</w:t>
+      </w:r>
+    </w:p>
+    <w:p>
+      <w:r>
+        <w:t>Comparing text and image baselines with CLIP is intended to clarify the practical role of each representation approach. The pretrained versus fine-tuned CLIP experiment further examines the effect of adaptation to the selected fashion data. Together, the application and the task-specific evaluations provide a basis for choosing a model for product search and for subsequent work on larger catalogs or user preferences</w:t>
+      </w:r>
+      <w:r>
+        <w:t>.</w:t>
+      </w:r>
+    </w:p>
+    <w:p>
+      <w:pPr>
+        <w:pStyle w:val="Heading1"/>
+      </w:pPr>
+      <w:bookmarkStart w:id="11" w:name="_Toc241523292"/>
+      <w:r>
         <w:rPr>
-          <w:rFonts w:eastAsiaTheme="majorEastAsia" w:cstheme="majorBidi"/>
-          <w:b/>
-          <w:color w:val="000000"/>
+          <w:caps w:val="0"/>
         </w:rPr>
-      </w:pPr>
-      <w:r>
+        <w:lastRenderedPageBreak/>
+        <w:t>THEORETICAL BACKGROUND AND RELATED WORK</w:t>
+      </w:r>
+      <w:bookmarkEnd w:id="11"/>
+    </w:p>
+    <w:p>
+      <w:pPr>
+        <w:pStyle w:val="Heading2"/>
+      </w:pPr>
+      <w:r>
+        <w:t>Fashion Product Retrieval</w:t>
+      </w:r>
+      <w:r>
+        <w:tab/>
+      </w:r>
+    </w:p>
+    <w:p>
+      <w:r>
+        <w:t>A conventional personalized recommendation system predicts products for a particular user based on information such as purchase history, ratings, or interaction logs. The present project addresses a different problem. It performs content-based retrieval, in which the current image or text query is compared with the content of products already stored in the catalog. Consequently, the system can operate without requiring a user account or a history of previous purchases.</w:t>
+      </w:r>
+    </w:p>
+    <w:p>
+      <w:r>
+        <w:t>Each product in the catalog may contain an image, a product name, a description, and a category. When a user submits a query, the system calculates a relevance score between the query and every candidate product. The products are then sorted according to their scores, and the first K products are returned as the recommendation list.</w:t>
+      </w:r>
+    </w:p>
+    <w:p>
+      <w:r>
+        <w:t>In this project, the input can be either an uploaded image or a textual description. Image-based retrieval emphasizes visual information such as shape, color, pattern, texture, and general appearance. Text-based retrieval emphasizes the concepts expressed in the user’s description.</w:t>
+      </w:r>
+    </w:p>
+    <w:p>
+      <w:r>
+        <w:t>A multimodal model is valuable because it can process both image and text inputs within the same retrieval framework. This enables the system to support different product discovery situations, including cases where the user has a reference image and cases where the user can only describe the desired product in words.</w:t>
+      </w:r>
+    </w:p>
+    <w:p>
+      <w:pPr>
+        <w:pStyle w:val="Heading2"/>
+      </w:pPr>
+      <w:r>
+        <w:t>Feature Representation and Embeddings</w:t>
+      </w:r>
+    </w:p>
+    <w:p>
+      <w:r>
+        <w:t>Raw image pixels and text tokens cannot be compared directly. A representation model therefore converts an input into an embedding, which is a fixed-length numerical vector. The purpose of an embedding is to represent important information about the input in a form that can be processed mathematically.</w:t>
+      </w:r>
+    </w:p>
+    <w:p>
+      <w:r>
+        <w:lastRenderedPageBreak/>
+        <w:t>Inputs containing related information should be located close to one another in the embedding space. Unrelated inputs should be located farther apart. For example, the embedding of an image showing a black backpack should be closer to the embedding of a description such as “a simple black backpack” than to the embedding of an unrelated product.</w:t>
+      </w:r>
+    </w:p>
+    <w:p>
+      <w:r>
+        <w:t>The system uses cosine similarity to measure the relationship between a query embedding and a catalog product embedding:</w:t>
+      </w:r>
+    </w:p>
+    <w:p>
+      <m:oMathPara>
+        <m:oMath>
+          <m:func>
+            <m:funcPr>
+              <m:ctrlPr>
+                <w:rPr>
+                  <w:rFonts w:ascii="Cambria Math" w:hAnsi="Cambria Math"/>
+                </w:rPr>
+              </m:ctrlPr>
+            </m:funcPr>
+            <m:fName>
+              <m:r>
+                <m:rPr>
+                  <m:sty m:val="p"/>
+                </m:rPr>
+                <w:rPr>
+                  <w:rFonts w:ascii="Cambria Math" w:hAnsi="Cambria Math"/>
+                </w:rPr>
+                <m:t>cos</m:t>
+              </m:r>
+            </m:fName>
+            <m:e>
+              <m:d>
+                <m:dPr>
+                  <m:ctrlPr>
+                    <w:rPr>
+                      <w:rFonts w:ascii="Cambria Math" w:hAnsi="Cambria Math"/>
+                      <w:i/>
+                    </w:rPr>
+                  </m:ctrlPr>
+                </m:dPr>
+                <m:e>
+                  <m:r>
+                    <w:rPr>
+                      <w:rFonts w:ascii="Cambria Math" w:hAnsi="Cambria Math"/>
+                    </w:rPr>
+                    <m:t>q,p</m:t>
+                  </m:r>
+                </m:e>
+              </m:d>
+            </m:e>
+          </m:func>
+          <m:r>
+            <w:rPr>
+              <w:rFonts w:ascii="Cambria Math" w:hAnsi="Cambria Math"/>
+            </w:rPr>
+            <m:t>=</m:t>
+          </m:r>
+          <m:f>
+            <m:fPr>
+              <m:ctrlPr>
+                <w:rPr>
+                  <w:rFonts w:ascii="Cambria Math" w:hAnsi="Cambria Math"/>
+                  <w:i/>
+                </w:rPr>
+              </m:ctrlPr>
+            </m:fPr>
+            <m:num>
+              <m:r>
+                <w:rPr>
+                  <w:rFonts w:ascii="Cambria Math" w:hAnsi="Cambria Math"/>
+                </w:rPr>
+                <m:t>q∙p</m:t>
+              </m:r>
+            </m:num>
+            <m:den>
+              <m:sSub>
+                <m:sSubPr>
+                  <m:ctrlPr>
+                    <w:rPr>
+                      <w:rFonts w:ascii="Cambria Math" w:eastAsiaTheme="minorEastAsia" w:hAnsi="Cambria Math"/>
+                      <w:i/>
+                    </w:rPr>
+                  </m:ctrlPr>
+                </m:sSubPr>
+                <m:e>
+                  <m:d>
+                    <m:dPr>
+                      <m:begChr m:val="‖"/>
+                      <m:endChr m:val="‖"/>
+                      <m:ctrlPr>
+                        <w:rPr>
+                          <w:rFonts w:ascii="Cambria Math" w:eastAsiaTheme="minorEastAsia" w:hAnsi="Cambria Math"/>
+                          <w:i/>
+                        </w:rPr>
+                      </m:ctrlPr>
+                    </m:dPr>
+                    <m:e>
+                      <m:r>
+                        <w:rPr>
+                          <w:rFonts w:ascii="Cambria Math" w:eastAsiaTheme="minorEastAsia" w:hAnsi="Cambria Math"/>
+                        </w:rPr>
+                        <m:t>q</m:t>
+                      </m:r>
+                    </m:e>
+                  </m:d>
+                </m:e>
+                <m:sub>
+                  <m:r>
+                    <w:rPr>
+                      <w:rFonts w:ascii="Cambria Math" w:eastAsiaTheme="minorEastAsia" w:hAnsi="Cambria Math"/>
+                    </w:rPr>
+                    <m:t>2</m:t>
+                  </m:r>
+                </m:sub>
+              </m:sSub>
+              <m:sSub>
+                <m:sSubPr>
+                  <m:ctrlPr>
+                    <w:rPr>
+                      <w:rFonts w:ascii="Cambria Math" w:eastAsiaTheme="minorEastAsia" w:hAnsi="Cambria Math"/>
+                      <w:i/>
+                    </w:rPr>
+                  </m:ctrlPr>
+                </m:sSubPr>
+                <m:e>
+                  <m:d>
+                    <m:dPr>
+                      <m:begChr m:val="‖"/>
+                      <m:endChr m:val="‖"/>
+                      <m:ctrlPr>
+                        <w:rPr>
+                          <w:rFonts w:ascii="Cambria Math" w:eastAsiaTheme="minorEastAsia" w:hAnsi="Cambria Math"/>
+                          <w:i/>
+                        </w:rPr>
+                      </m:ctrlPr>
+                    </m:dPr>
+                    <m:e>
+                      <m:r>
+                        <w:rPr>
+                          <w:rFonts w:ascii="Cambria Math" w:eastAsiaTheme="minorEastAsia" w:hAnsi="Cambria Math"/>
+                        </w:rPr>
+                        <m:t>p</m:t>
+                      </m:r>
+                    </m:e>
+                  </m:d>
+                </m:e>
+                <m:sub>
+                  <m:r>
+                    <w:rPr>
+                      <w:rFonts w:ascii="Cambria Math" w:eastAsiaTheme="minorEastAsia" w:hAnsi="Cambria Math"/>
+                    </w:rPr>
+                    <m:t>2</m:t>
+                  </m:r>
+                </m:sub>
+              </m:sSub>
+            </m:den>
+          </m:f>
+        </m:oMath>
+      </m:oMathPara>
+    </w:p>
+    <w:p>
+      <w:r>
+        <w:t>where:</w:t>
+      </w:r>
+    </w:p>
+    <w:p>
+      <w:pPr>
+        <w:pStyle w:val="ListParagraph"/>
+        <w:numPr>
+          <w:ilvl w:val="0"/>
+          <w:numId w:val="28"/>
+        </w:numPr>
+      </w:pPr>
+      <m:oMath>
+        <m:r>
+          <w:rPr>
+            <w:rFonts w:ascii="Cambria Math" w:hAnsi="Cambria Math"/>
+          </w:rPr>
+          <m:t>q</m:t>
+        </m:r>
+      </m:oMath>
+      <w:r>
+        <w:t>: the query embedding</w:t>
+      </w:r>
+      <w:bookmarkStart w:id="12" w:name="_GoBack"/>
+      <w:bookmarkEnd w:id="12"/>
+    </w:p>
+    <w:p>
+      <w:pPr>
+        <w:pStyle w:val="ListParagraph"/>
+        <w:numPr>
+          <w:ilvl w:val="0"/>
+          <w:numId w:val="28"/>
+        </w:numPr>
+      </w:pPr>
+      <m:oMath>
+        <m:r>
+          <w:rPr>
+            <w:rFonts w:ascii="Cambria Math" w:hAnsi="Cambria Math"/>
+          </w:rPr>
+          <m:t>p</m:t>
+        </m:r>
+      </m:oMath>
+      <w:r>
+        <w:t xml:space="preserve"> the product embedding</w:t>
+      </w:r>
+    </w:p>
+    <w:p>
+      <w:pPr>
+        <w:pStyle w:val="ListParagraph"/>
+        <w:numPr>
+          <w:ilvl w:val="0"/>
+          <w:numId w:val="28"/>
+        </w:numPr>
+      </w:pPr>
+      <m:oMath>
+        <m:r>
+          <w:rPr>
+            <w:rFonts w:ascii="Cambria Math" w:hAnsi="Cambria Math"/>
+          </w:rPr>
+          <m:t>q∙p</m:t>
+        </m:r>
+      </m:oMath>
+      <w:r>
+        <w:t>: the dot product between the two vectors</w:t>
+      </w:r>
+    </w:p>
+    <w:p>
+      <w:pPr>
+        <w:pStyle w:val="ListParagraph"/>
+        <w:numPr>
+          <w:ilvl w:val="0"/>
+          <w:numId w:val="28"/>
+        </w:numPr>
+      </w:pPr>
+      <m:oMath>
+        <m:sSub>
+          <m:sSubPr>
+            <m:ctrlPr>
+              <w:rPr>
+                <w:rFonts w:ascii="Cambria Math" w:eastAsiaTheme="minorEastAsia" w:hAnsi="Cambria Math"/>
+                <w:i/>
+              </w:rPr>
+            </m:ctrlPr>
+          </m:sSubPr>
+          <m:e>
+            <m:d>
+              <m:dPr>
+                <m:begChr m:val="‖"/>
+                <m:endChr m:val="‖"/>
+                <m:ctrlPr>
+                  <w:rPr>
+                    <w:rFonts w:ascii="Cambria Math" w:eastAsiaTheme="minorEastAsia" w:hAnsi="Cambria Math"/>
+                    <w:i/>
+                  </w:rPr>
+                </m:ctrlPr>
+              </m:dPr>
+              <m:e>
+                <m:r>
+                  <w:rPr>
+                    <w:rFonts w:ascii="Cambria Math" w:eastAsiaTheme="minorEastAsia" w:hAnsi="Cambria Math"/>
+                  </w:rPr>
+                  <m:t>q</m:t>
+                </m:r>
+              </m:e>
+            </m:d>
+          </m:e>
+          <m:sub>
+            <m:r>
+              <w:rPr>
+                <w:rFonts w:ascii="Cambria Math" w:eastAsiaTheme="minorEastAsia" w:hAnsi="Cambria Math"/>
+              </w:rPr>
+              <m:t>2</m:t>
+            </m:r>
+          </m:sub>
+        </m:sSub>
+      </m:oMath>
+      <w:r>
+        <w:t>: the L2 norm of the query vector</w:t>
+      </w:r>
+    </w:p>
+    <w:p>
+      <w:pPr>
+        <w:pStyle w:val="ListParagraph"/>
+        <w:numPr>
+          <w:ilvl w:val="0"/>
+          <w:numId w:val="28"/>
+        </w:numPr>
+      </w:pPr>
+      <m:oMath>
+        <m:sSub>
+          <m:sSubPr>
+            <m:ctrlPr>
+              <w:rPr>
+                <w:rFonts w:ascii="Cambria Math" w:eastAsiaTheme="minorEastAsia" w:hAnsi="Cambria Math"/>
+                <w:i/>
+              </w:rPr>
+            </m:ctrlPr>
+          </m:sSubPr>
+          <m:e>
+            <m:d>
+              <m:dPr>
+                <m:begChr m:val="‖"/>
+                <m:endChr m:val="‖"/>
+                <m:ctrlPr>
+                  <w:rPr>
+                    <w:rFonts w:ascii="Cambria Math" w:eastAsiaTheme="minorEastAsia" w:hAnsi="Cambria Math"/>
+                    <w:i/>
+                  </w:rPr>
+                </m:ctrlPr>
+              </m:dPr>
+              <m:e>
+                <m:r>
+                  <w:rPr>
+                    <w:rFonts w:ascii="Cambria Math" w:eastAsiaTheme="minorEastAsia" w:hAnsi="Cambria Math"/>
+                  </w:rPr>
+                  <m:t>p</m:t>
+                </m:r>
+              </m:e>
+            </m:d>
+          </m:e>
+          <m:sub>
+            <m:r>
+              <w:rPr>
+                <w:rFonts w:ascii="Cambria Math" w:eastAsiaTheme="minorEastAsia" w:hAnsi="Cambria Math"/>
+              </w:rPr>
+              <m:t>2</m:t>
+            </m:r>
+          </m:sub>
+        </m:sSub>
+      </m:oMath>
+      <w:r>
+        <w:t>: the L2 norm of the product vector</w:t>
+      </w:r>
+    </w:p>
+    <w:p>
+      <w:pPr>
+        <w:pStyle w:val="ListParagraph"/>
+        <w:numPr>
+          <w:ilvl w:val="0"/>
+          <w:numId w:val="28"/>
+        </w:numPr>
+      </w:pPr>
+      <m:oMath>
+        <m:func>
+          <m:funcPr>
+            <m:ctrlPr>
+              <w:rPr>
+                <w:rFonts w:ascii="Cambria Math" w:hAnsi="Cambria Math"/>
+              </w:rPr>
+            </m:ctrlPr>
+          </m:funcPr>
+          <m:fName>
+            <m:r>
+              <m:rPr>
+                <m:sty m:val="p"/>
+              </m:rPr>
+              <w:rPr>
+                <w:rFonts w:ascii="Cambria Math" w:hAnsi="Cambria Math"/>
+              </w:rPr>
+              <m:t>cos</m:t>
+            </m:r>
+          </m:fName>
+          <m:e>
+            <m:d>
+              <m:dPr>
+                <m:ctrlPr>
+                  <w:rPr>
+                    <w:rFonts w:ascii="Cambria Math" w:hAnsi="Cambria Math"/>
+                    <w:i/>
+                  </w:rPr>
+                </m:ctrlPr>
+              </m:dPr>
+              <m:e>
+                <m:r>
+                  <w:rPr>
+                    <w:rFonts w:ascii="Cambria Math" w:hAnsi="Cambria Math"/>
+                  </w:rPr>
+                  <m:t>q,p</m:t>
+                </m:r>
+              </m:e>
+            </m:d>
+          </m:e>
+        </m:func>
+      </m:oMath>
+      <w:r>
+        <w:t>: the cosine similarity score</w:t>
+      </w:r>
+    </w:p>
+    <w:p>
+      <w:r>
+        <w:t>A higher cosine similarity indicates that the query and product are more closely related in the embedding space.</w:t>
+      </w:r>
+    </w:p>
+    <w:p>
+      <w:r>
+        <w:t>Catalog embeddings can be generated before the website is started and stored as numerical arrays. During an online request, the system only needs to encode the new query and compare it with the existing catalog embeddings. This approach avoids repeatedly processing every product and reduces the response time of the recommendation system.</w:t>
+      </w:r>
+    </w:p>
+    <w:p>
+      <w:pPr>
+        <w:pStyle w:val="Heading2"/>
+      </w:pPr>
+      <w:r>
+        <w:t>Convolutional Neural Networks and ResNet50</w:t>
+      </w:r>
+    </w:p>
+    <w:p>
+      <w:r>
+        <w:t xml:space="preserve">Convolutional Neural Networks are designed to learn visual patterns from images. They process image data through operations such as convolution, activation, and down-sampling. Earlier network layers commonly identify low-level patterns </w:t>
+      </w:r>
+      <w:r>
+        <w:lastRenderedPageBreak/>
+        <w:t>such as edges, colors, and textures, while deeper layers represent more complex shapes and semantic structures.</w:t>
+      </w:r>
+    </w:p>
+    <w:p>
+      <w:r>
+        <w:t>A representation obtained from a late network layer can be used as an image descriptor. Image descriptors from different products can then be compared using cosine similarity to perform image-to-image retrieval.</w:t>
+      </w:r>
+    </w:p>
+    <w:p>
+      <w:r>
+        <w:t xml:space="preserve">ResNet introduced residual learning to make deep visual networks easier to optimize </w:t>
+      </w:r>
+      <w:sdt>
+        <w:sdtPr>
+          <w:id w:val="1493449885"/>
+          <w:citation/>
+        </w:sdtPr>
+        <w:sdtContent>
+          <w:r>
+            <w:fldChar w:fldCharType="begin"/>
+          </w:r>
+          <w:r>
+            <w:instrText xml:space="preserve"> CITATION He2015ResNet \l 1033 </w:instrText>
+          </w:r>
+          <w:r>
+            <w:fldChar w:fldCharType="separate"/>
+          </w:r>
+          <w:r>
+            <w:rPr>
+              <w:noProof/>
+            </w:rPr>
+            <w:t>(He, Zhang, Ren, &amp; Sun, 2015)</w:t>
+          </w:r>
+          <w:r>
+            <w:fldChar w:fldCharType="end"/>
+          </w:r>
+        </w:sdtContent>
+      </w:sdt>
+      <w:r>
+        <w:t>. A residual block contains a shortcut connection that transfers its input directly to a later layer. Instead of requiring every group of layers to learn a complete transformation, the network learns the difference between the input and the desired output.</w:t>
+      </w:r>
+    </w:p>
+    <w:p>
+      <w:r>
+        <w:t>These shortcut connections improve gradient propagation and help prevent the optimization difficulties that may occur in very deep neural networks. ResNet50 is a 50-layer residual network that is commonly used for image classification and visual feature extraction.</w:t>
+      </w:r>
+    </w:p>
+    <w:p>
+      <w:r>
+        <w:t>In this study, ResNet50 is considered a visual baseline. Features extracted by ResNet50 can be used to rank catalog images for an image query. However, a standard ResNet50 does not contain a text encoder and does not place text and images in the same embedding space.</w:t>
+      </w:r>
+    </w:p>
+    <w:p>
+      <w:r>
+        <w:t>Therefore, ResNet50 should be compared with the CLIP image encoder only on a matched image-to-image retrieval task. It should not be used as a direct baseline for text-to-image or image-to-text retrieval.</w:t>
+      </w:r>
+    </w:p>
+    <w:p>
+      <w:pPr>
+        <w:pStyle w:val="Heading2"/>
+      </w:pPr>
+      <w:r>
+        <w:t>Transformers and BERT</w:t>
+      </w:r>
+    </w:p>
+    <w:p>
+      <w:r>
+        <w:t>The Transformer architecture uses attention mechanisms to model relationships between tokens without relying on recurrent processing (Vaswani et al., 2017). Through self-attention, every token can incorporate information from other tokens in the same input sequence.</w:t>
+      </w:r>
+    </w:p>
+    <w:p>
+      <w:r>
+        <w:lastRenderedPageBreak/>
+        <w:t>This allows a Transformer to identify relationships between words even when they are located far apart. Positional information is also added because self-attention alone does not represent the original order of tokens.</w:t>
+      </w:r>
+    </w:p>
+    <w:p>
+      <w:r>
+        <w:t xml:space="preserve">Bidirectional Encoder Representations from Transformers, commonly known as BERT, is a pretrained Transformer encoder that learns bidirectional contextual representations </w:t>
+      </w:r>
+      <w:sdt>
+        <w:sdtPr>
+          <w:id w:val="1835807299"/>
+          <w:citation/>
+        </w:sdtPr>
+        <w:sdtContent>
+          <w:r>
+            <w:fldChar w:fldCharType="begin"/>
+          </w:r>
+          <w:r>
+            <w:instrText xml:space="preserve"> CITATION Devlin2019BERT \l 1033 </w:instrText>
+          </w:r>
+          <w:r>
+            <w:fldChar w:fldCharType="separate"/>
+          </w:r>
+          <w:r>
+            <w:rPr>
+              <w:noProof/>
+            </w:rPr>
+            <w:t>(Devlin, Chang, Lee, &amp; Toutanova, 2019)</w:t>
+          </w:r>
+          <w:r>
+            <w:fldChar w:fldCharType="end"/>
+          </w:r>
+        </w:sdtContent>
+      </w:sdt>
+      <w:r>
+        <w:t>. A word representation can depend on both its left and right context. This helps the model distinguish meanings that cannot be identified from an isolated word.</w:t>
+      </w:r>
+    </w:p>
+    <w:p>
+      <w:r>
+        <w:t>The original BERT pretraining process includes masked language modeling. Some input tokens are hidden, and the model attempts to predict them using the surrounding context. Through this process, BERT learns general language representations that can later be adapted to downstream tasks.</w:t>
+      </w:r>
+    </w:p>
+    <w:p>
+      <w:r>
+        <w:t>BERT produces a contextual representation for every input token. A retrieval system must therefore specify how the token-level outputs are converted into a single vector representing the complete product description. Possible strategies include using the representation of a designated sequence token or applying a pooling operation across all token embeddings.</w:t>
+      </w:r>
+    </w:p>
+    <w:p>
+      <w:r>
+        <w:t>If a model specifically trained for sentence similarity is used, such as a Sentence-BERT variant, its actual model name and configuration should be reported instead of referring to it simply as BERT.</w:t>
+      </w:r>
+    </w:p>
+    <w:p>
+      <w:r>
+        <w:t>In this project, a BERT-based representation is considered a text baseline. It can compare a textual query with catalog product descriptions. However, a standard BERT model cannot directly compare its text representation with an image representation.</w:t>
+      </w:r>
+    </w:p>
+    <w:p>
+      <w:r>
+        <w:t xml:space="preserve">Its appropriate role is therefore a text-to-text retrieval baseline. It can be compared with the CLIP text representation using the same textual queries, product descriptions, relevance definition, candidate gallery, and values of </w:t>
+      </w:r>
+      <m:oMath>
+        <m:r>
+          <w:rPr>
+            <w:rFonts w:ascii="Cambria Math" w:hAnsi="Cambria Math"/>
+          </w:rPr>
+          <m:t>K</m:t>
+        </m:r>
+      </m:oMath>
+      <w:r>
+        <w:t>.</w:t>
+      </w:r>
+    </w:p>
+    <w:p>
+      <w:pPr>
+        <w:pStyle w:val="Heading2"/>
+      </w:pPr>
+      <w:r>
+        <w:lastRenderedPageBreak/>
+        <w:t xml:space="preserve"> </w:t>
+      </w:r>
+      <w:r>
+        <w:t>Contrastive Language–Image Pre-training</w:t>
+      </w:r>
+    </w:p>
+    <w:p>
+      <w:r>
+        <w:t xml:space="preserve">Contrastive Language–Image Pre-training, commonly known as CLIP, learns visual and textual representations from paired images and natural-language descriptions </w:t>
+      </w:r>
+      <w:sdt>
+        <w:sdtPr>
+          <w:id w:val="1387445733"/>
+          <w:citation/>
+        </w:sdtPr>
+        <w:sdtContent>
+          <w:r>
+            <w:fldChar w:fldCharType="begin"/>
+          </w:r>
+          <w:r>
+            <w:instrText xml:space="preserve"> CITATION Radford2021CLIP \l 1033 </w:instrText>
+          </w:r>
+          <w:r>
+            <w:fldChar w:fldCharType="separate"/>
+          </w:r>
+          <w:r>
+            <w:rPr>
+              <w:noProof/>
+            </w:rPr>
+            <w:t>(Radford, et al., 2021)</w:t>
+          </w:r>
+          <w:r>
+            <w:fldChar w:fldCharType="end"/>
+          </w:r>
+        </w:sdtContent>
+      </w:sdt>
+      <w:r>
+        <w:t>.</w:t>
+      </w:r>
+    </w:p>
+    <w:p>
+      <w:r>
+        <w:t>CLIP uses a dual-encoder architecture containing an image encoder and a text encoder. The image encoder converts an image into a visual representation, while the text encoder converts a description into a textual representation.</w:t>
+      </w:r>
+    </w:p>
+    <w:p>
+      <w:r>
+        <w:t>Projection layers transform the outputs of the two encoders into vectors with the same dimensionality. These vectors are normalized and placed within a shared embedding space.</w:t>
+      </w:r>
+    </w:p>
+    <w:p>
+      <w:r>
+        <w:t>During pretraining, CLIP receives a batch of image–text pairs. The model attempts to assign high similarity to matching image–text pairs and lower similarity to non-matching combinations in the same batch.</w:t>
+      </w:r>
+    </w:p>
+    <w:p>
+      <w:r>
+        <w:t>After training, the image and text encoders can be used independently. An uploaded image is processed by the image encoder, while a textual query is processed by the text encoder. Because the two outputs occupy an aligned embedding space, either query type can be compared with product representations.</w:t>
+      </w:r>
+    </w:p>
+    <w:p>
+      <w:r>
+        <w:t>The model selected for the main system is openai/clip-vit-base-patch32. Its visual component is a Vision Transformer that divides an input image into patches of 32 × 32 pixels.</w:t>
+      </w:r>
+    </w:p>
+    <w:p>
+      <w:r>
+        <w:t>This model was selected for three main reasons. First, its pretrained weights and processor are publicly available. Second, it supports both image and text inputs. Third, its model size is suitable for the available experimental and deployment environment.</w:t>
+      </w:r>
+    </w:p>
+    <w:p>
+      <w:r>
+        <w:t>The shared embedding space gives CLIP an important advantage over independently trained BERT and ResNet50 models. CLIP can perform text-to-image and image-to-text retrieval without requiring an additional transformation between separate feature spaces. It can also perform image-to-image retrieval by comparing outputs from its image encoder.</w:t>
+      </w:r>
+    </w:p>
+    <w:p>
+      <w:pPr>
+        <w:pStyle w:val="Heading2"/>
+      </w:pPr>
+      <w:r>
+        <w:lastRenderedPageBreak/>
+        <w:t>Contrastive Fine-Tuning for Fashion Data</w:t>
+      </w:r>
+    </w:p>
+    <w:p>
+      <w:bookmarkStart w:id="13" w:name="_Toc241523297"/>
+      <w:r>
+        <w:t>A pretrained model provides general visual and linguistic knowledge. However, the distribution of a fashion catalog may differ from the data originally used to train the model.</w:t>
+      </w:r>
+    </w:p>
+    <w:p>
+      <w:r>
+        <w:t>Fashion product descriptions may contain specialized product names, categories, colors, materials, and apparel attributes. Fine-tuning allows the pretrained model to adapt its representations to these domain-specific characteristics.</w:t>
+      </w:r>
+    </w:p>
+    <w:p>
+      <w:r>
+        <w:t>Previous work on FashionCLIP provides motivation for adapting CLIP to fashion-related data</w:t>
+      </w:r>
+      <w:r>
+        <w:t xml:space="preserve"> </w:t>
+      </w:r>
+      <w:sdt>
+        <w:sdtPr>
+          <w:id w:val="329265533"/>
+          <w:citation/>
+        </w:sdtPr>
+        <w:sdtContent>
+          <w:r>
+            <w:fldChar w:fldCharType="begin"/>
+          </w:r>
+          <w:r>
+            <w:instrText xml:space="preserve"> CITATION Chia2022FashionCLIP \l 1033 </w:instrText>
+          </w:r>
+          <w:r>
+            <w:fldChar w:fldCharType="separate"/>
+          </w:r>
+          <w:r>
+            <w:rPr>
+              <w:noProof/>
+            </w:rPr>
+            <w:t>(Chia, et al., 2022)</w:t>
+          </w:r>
+          <w:r>
+            <w:fldChar w:fldCharType="end"/>
+          </w:r>
+        </w:sdtContent>
+      </w:sdt>
+      <w:r>
+        <w:t>. In the present project, pretrained CLIP is fine-tuned using image–text pairs from the selected fashion dataset.</w:t>
+      </w:r>
+    </w:p>
+    <w:p>
+      <w:r>
+        <w:t>The project uses a symmetric contrastive loss:</w:t>
+      </w:r>
+    </w:p>
+    <w:p>
+      <w:pPr>
         <w:rPr>
-          <w:color w:val="000000"/>
+          <w:rFonts w:eastAsiaTheme="minorEastAsia"/>
         </w:rPr>
-        <w:br w:type="page"/>
-      </w:r>
-    </w:p>
-    <w:p>
-      <w:pPr>
-        <w:pStyle w:val="Heading1"/>
-      </w:pPr>
-      <w:bookmarkStart w:id="10" w:name="_Toc236166373"/>
+      </w:pPr>
+      <m:oMathPara>
+        <m:oMath>
+          <m:r>
+            <w:rPr>
+              <w:rFonts w:ascii="Cambria Math" w:hAnsi="Cambria Math"/>
+            </w:rPr>
+            <m:t>L=</m:t>
+          </m:r>
+          <m:f>
+            <m:fPr>
+              <m:ctrlPr>
+                <w:rPr>
+                  <w:rFonts w:ascii="Cambria Math" w:hAnsi="Cambria Math"/>
+                  <w:i/>
+                </w:rPr>
+              </m:ctrlPr>
+            </m:fPr>
+            <m:num>
+              <m:r>
+                <w:rPr>
+                  <w:rFonts w:ascii="Cambria Math" w:hAnsi="Cambria Math"/>
+                </w:rPr>
+                <m:t>1</m:t>
+              </m:r>
+            </m:num>
+            <m:den>
+              <m:r>
+                <w:rPr>
+                  <w:rFonts w:ascii="Cambria Math" w:hAnsi="Cambria Math"/>
+                </w:rPr>
+                <m:t>2</m:t>
+              </m:r>
+            </m:den>
+          </m:f>
+          <m:d>
+            <m:dPr>
+              <m:ctrlPr>
+                <w:rPr>
+                  <w:rFonts w:ascii="Cambria Math" w:hAnsi="Cambria Math"/>
+                  <w:i/>
+                </w:rPr>
+              </m:ctrlPr>
+            </m:dPr>
+            <m:e>
+              <m:sSub>
+                <m:sSubPr>
+                  <m:ctrlPr>
+                    <w:rPr>
+                      <w:rFonts w:ascii="Cambria Math" w:hAnsi="Cambria Math"/>
+                      <w:i/>
+                    </w:rPr>
+                  </m:ctrlPr>
+                </m:sSubPr>
+                <m:e>
+                  <m:r>
+                    <w:rPr>
+                      <w:rFonts w:ascii="Cambria Math" w:hAnsi="Cambria Math"/>
+                    </w:rPr>
+                    <m:t>L</m:t>
+                  </m:r>
+                </m:e>
+                <m:sub>
+                  <m:r>
+                    <w:rPr>
+                      <w:rFonts w:ascii="Cambria Math" w:hAnsi="Cambria Math"/>
+                    </w:rPr>
+                    <m:t>I→T</m:t>
+                  </m:r>
+                </m:sub>
+              </m:sSub>
+              <m:r>
+                <w:rPr>
+                  <w:rFonts w:ascii="Cambria Math" w:hAnsi="Cambria Math"/>
+                </w:rPr>
+                <m:t>+</m:t>
+              </m:r>
+              <m:sSub>
+                <m:sSubPr>
+                  <m:ctrlPr>
+                    <w:rPr>
+                      <w:rFonts w:ascii="Cambria Math" w:hAnsi="Cambria Math"/>
+                      <w:i/>
+                    </w:rPr>
+                  </m:ctrlPr>
+                </m:sSubPr>
+                <m:e>
+                  <m:r>
+                    <w:rPr>
+                      <w:rFonts w:ascii="Cambria Math" w:hAnsi="Cambria Math"/>
+                    </w:rPr>
+                    <m:t>L</m:t>
+                  </m:r>
+                </m:e>
+                <m:sub>
+                  <m:r>
+                    <w:rPr>
+                      <w:rFonts w:ascii="Cambria Math" w:hAnsi="Cambria Math"/>
+                    </w:rPr>
+                    <m:t>T→I</m:t>
+                  </m:r>
+                </m:sub>
+              </m:sSub>
+            </m:e>
+          </m:d>
+        </m:oMath>
+      </m:oMathPara>
+    </w:p>
+    <w:p>
+      <w:pPr>
+        <w:rPr>
+          <w:rFonts w:eastAsiaTheme="minorEastAsia"/>
+        </w:rPr>
+      </w:pPr>
+      <w:r>
+        <w:rPr>
+          <w:rFonts w:eastAsiaTheme="minorEastAsia"/>
+        </w:rPr>
+        <w:t>where:</w:t>
+      </w:r>
+    </w:p>
+    <w:p>
+      <w:pPr>
+        <w:pStyle w:val="ListParagraph"/>
+        <w:numPr>
+          <w:ilvl w:val="0"/>
+          <w:numId w:val="28"/>
+        </w:numPr>
+      </w:pPr>
+      <m:oMath>
+        <m:r>
+          <w:rPr>
+            <w:rFonts w:ascii="Cambria Math" w:hAnsi="Cambria Math"/>
+          </w:rPr>
+          <m:t>L</m:t>
+        </m:r>
+      </m:oMath>
+      <w:r>
+        <w:t xml:space="preserve"> is the complete contrastive training loss</w:t>
+      </w:r>
+    </w:p>
+    <w:p>
+      <w:pPr>
+        <w:pStyle w:val="ListParagraph"/>
+        <w:numPr>
+          <w:ilvl w:val="0"/>
+          <w:numId w:val="28"/>
+        </w:numPr>
+      </w:pPr>
+      <m:oMath>
+        <m:sSub>
+          <m:sSubPr>
+            <m:ctrlPr>
+              <w:rPr>
+                <w:rFonts w:ascii="Cambria Math" w:hAnsi="Cambria Math"/>
+                <w:i/>
+              </w:rPr>
+            </m:ctrlPr>
+          </m:sSubPr>
+          <m:e>
+            <m:r>
+              <w:rPr>
+                <w:rFonts w:ascii="Cambria Math" w:hAnsi="Cambria Math"/>
+              </w:rPr>
+              <m:t>L</m:t>
+            </m:r>
+          </m:e>
+          <m:sub>
+            <m:r>
+              <w:rPr>
+                <w:rFonts w:ascii="Cambria Math" w:hAnsi="Cambria Math"/>
+              </w:rPr>
+              <m:t>I→T</m:t>
+            </m:r>
+          </m:sub>
+        </m:sSub>
+        <m:r>
+          <w:rPr>
+            <w:rFonts w:ascii="Cambria Math" w:hAnsi="Cambria Math"/>
+          </w:rPr>
+          <m:t xml:space="preserve"> </m:t>
+        </m:r>
+      </m:oMath>
+      <w:r>
+        <w:t>is the image-to-text loss</w:t>
+      </w:r>
+    </w:p>
+    <w:p>
+      <w:pPr>
+        <w:pStyle w:val="ListParagraph"/>
+        <w:numPr>
+          <w:ilvl w:val="0"/>
+          <w:numId w:val="28"/>
+        </w:numPr>
+      </w:pPr>
+      <m:oMath>
+        <m:sSub>
+          <m:sSubPr>
+            <m:ctrlPr>
+              <w:rPr>
+                <w:rFonts w:ascii="Cambria Math" w:hAnsi="Cambria Math"/>
+                <w:i/>
+              </w:rPr>
+            </m:ctrlPr>
+          </m:sSubPr>
+          <m:e>
+            <m:r>
+              <w:rPr>
+                <w:rFonts w:ascii="Cambria Math" w:hAnsi="Cambria Math"/>
+              </w:rPr>
+              <m:t>L</m:t>
+            </m:r>
+          </m:e>
+          <m:sub>
+            <m:r>
+              <w:rPr>
+                <w:rFonts w:ascii="Cambria Math" w:hAnsi="Cambria Math"/>
+              </w:rPr>
+              <m:t>T→I</m:t>
+            </m:r>
+          </m:sub>
+        </m:sSub>
+      </m:oMath>
+      <w:r>
+        <w:t xml:space="preserve"> is the text-to-image loss</w:t>
+      </w:r>
+    </w:p>
+    <w:p>
+      <w:pPr>
+        <w:pStyle w:val="ListParagraph"/>
+        <w:numPr>
+          <w:ilvl w:val="0"/>
+          <w:numId w:val="28"/>
+        </w:numPr>
+      </w:pPr>
+      <m:oMath>
+        <m:r>
+          <w:rPr>
+            <w:rFonts w:ascii="Cambria Math" w:eastAsiaTheme="minorEastAsia" w:hAnsi="Cambria Math"/>
+          </w:rPr>
+          <m:t>I</m:t>
+        </m:r>
+        <m:r>
+          <w:rPr>
+            <w:rFonts w:ascii="Cambria Math" w:hAnsi="Cambria Math"/>
+          </w:rPr>
+          <m:t>→T</m:t>
+        </m:r>
+      </m:oMath>
+      <w:r>
+        <w:t xml:space="preserve"> represents retrieving the matching text for an image</w:t>
+      </w:r>
+    </w:p>
+    <w:p>
+      <w:pPr>
+        <w:pStyle w:val="ListParagraph"/>
+        <w:numPr>
+          <w:ilvl w:val="0"/>
+          <w:numId w:val="28"/>
+        </w:numPr>
+      </w:pPr>
+      <m:oMath>
+        <m:r>
+          <w:rPr>
+            <w:rFonts w:ascii="Cambria Math" w:eastAsiaTheme="minorEastAsia" w:hAnsi="Cambria Math"/>
+          </w:rPr>
+          <m:t>T</m:t>
+        </m:r>
+        <m:r>
+          <w:rPr>
+            <w:rFonts w:ascii="Cambria Math" w:hAnsi="Cambria Math"/>
+          </w:rPr>
+          <m:t>→I</m:t>
+        </m:r>
+      </m:oMath>
+      <w:r>
+        <w:t xml:space="preserve"> represents retrieving the matching image for a text</w:t>
+      </w:r>
+    </w:p>
+    <w:p>
+      <w:r>
+        <w:t>The image-to-text component encourages an image to have high similarity with its correct description. The text-to-image component performs the reverse operation. Combining the two directions helps preserve the alignment between images and text.</w:t>
+      </w:r>
+    </w:p>
+    <w:p>
+      <w:r>
+        <w:t>The implemented loss also supports multiple positive pairs. If several entries in a training batch represent the same product, they can all be treated as correct matches. Their target weight is distributed equally instead of treating the repeated valid pairs as negative examples.</w:t>
+      </w:r>
+    </w:p>
+    <w:p>
+      <w:r>
+        <w:t xml:space="preserve">The detailed multi-positive loss equation is not included because the general symmetric loss sufficiently describes the fine-tuning objective of the project. Its </w:t>
+      </w:r>
       <w:r>
         <w:lastRenderedPageBreak/>
-        <w:t>OVERVIEW</w:t>
-      </w:r>
-      <w:bookmarkEnd w:id="10"/>
+        <w:t>implementation is presented in the source code and can be discussed further in the implementation chapter if necessary.</w:t>
+      </w:r>
+    </w:p>
+    <w:p>
+      <w:r>
+        <w:t>Fine-tuning can be performed using two modes. Full fine-tuning updates the complete CLIP model, including the image encoder, text encoder, projection layers, and similarity scale. Projection-only fine-tuning updates only the projection layers and the similarity scale.</w:t>
+      </w:r>
+    </w:p>
+    <w:p>
+      <w:r>
+        <w:t>Full fine-tuning provides greater adaptation capacity but requires more memory and may overfit a small dataset. Projection-only fine-tuning requires fewer resources but modifies a smaller part of the model. The selected mode and hyperparameters should therefore be recorded with each experiment.</w:t>
+      </w:r>
+    </w:p>
+    <w:p>
+      <w:r>
+        <w:t>The training subset is used to update the model parameters. The validation subset is evaluated after every epoch and is used to select the best checkpoint. The test subset is reserved for the final model comparison and does not influence training or checkpoint selection.</w:t>
+      </w:r>
+    </w:p>
+    <w:p>
+      <w:r>
+        <w:t>In the implemented pipeline, the best checkpoint is selected using the average of text-to-image Recall@1 and image-to-text Recall@1 on the validation subset. The checkpoint obtaining the highest average score is stored in the best directory.</w:t>
+      </w:r>
+    </w:p>
+    <w:p>
+      <w:pPr>
+        <w:pStyle w:val="Heading2"/>
+      </w:pPr>
+      <w:r>
+        <w:t>Category Imbalance and Balanced Sampling</w:t>
+      </w:r>
+    </w:p>
+    <w:bookmarkEnd w:id="13"/>
+    <w:p>
+      <w:r>
+        <w:t>Fashion datasets may contain many products from common categories and only a few products from rare categories. This problem is known as category imbalance.</w:t>
+      </w:r>
+    </w:p>
+    <w:p>
+      <w:r>
+        <w:t>If products are randomly selected without considering their categories, training batches may be dominated by common categories. A model may then obtain an acceptable overall score while still performing poorly on rare product categories.</w:t>
+      </w:r>
+    </w:p>
+    <w:p>
+      <w:r>
+        <w:t>The project addresses this problem during both catalog preparation and model training.</w:t>
+      </w:r>
+    </w:p>
+    <w:p>
+      <w:r>
+        <w:t xml:space="preserve">During catalog preparation, the system attempts to select a configurable minimum number of products from each category. This minimum can only be </w:t>
+      </w:r>
+      <w:r>
+        <w:lastRenderedPageBreak/>
+        <w:t>reached when the source dataset contains enough products and the requested catalog size provides sufficient capacity.</w:t>
+      </w:r>
+    </w:p>
+    <w:p>
+      <w:r>
+        <w:t>When the total catalog size is too small to reach the minimum for every category, the available positions are distributed among eligible categories before the remaining positions are filled according to the source distribution.</w:t>
+      </w:r>
+    </w:p>
+    <w:p>
+      <w:r>
+        <w:t>During fine-tuning, the system uses a weighted sampler. Products belonging to smaller categories receive a higher probability of being selected for a training batch. The strength of this behavior is controlled through a category-balance parameter.</w:t>
+      </w:r>
+    </w:p>
+    <w:p>
+      <w:r>
+        <w:t>A maximum sample weight prevents products from extremely small categories from being repeated too frequently. Therefore, the training process uses moderate balancing rather than forcing every category to appear equally often.</w:t>
+      </w:r>
+    </w:p>
+    <w:p>
+      <w:r>
+        <w:t>Balanced sampling does not generate new products and does not guarantee that every category will be retrieved correctly. It only changes how frequently existing training products are observed.</w:t>
+      </w:r>
+    </w:p>
+    <w:p>
+      <w:r>
+        <w:t>For this reason, the final evaluation should include both overall retrieval metrics and per-category metrics. Category-macro results are also useful because they give every eligible category equal importance instead of allowing large categories to dominate the reported score.</w:t>
+      </w:r>
     </w:p>
     <w:p>
       <w:pPr>
@@ -3095,309 +4800,465 @@
           <w:color w:val="000000"/>
         </w:rPr>
       </w:pPr>
-      <w:bookmarkStart w:id="11" w:name="_Toc236166374"/>
-      <w:r>
+      <w:r>
+        <w:t>Retrieval Evaluation Metrics</w:t>
+      </w:r>
+    </w:p>
+    <w:p>
+      <w:r>
+        <w:t>Retrieval evaluation requires a query, a gallery of candidate products, and a relevance rule that determines which products are correct for the query.</w:t>
+      </w:r>
+    </w:p>
+    <w:p>
+      <w:r>
+        <w:t>The project evaluates retrieval at K = 1, K = 5, and K = 10. The value K represents the maximum number of products considered from the beginning of the ranked result list.</w:t>
+      </w:r>
+    </w:p>
+    <w:p>
+      <w:r>
+        <w:t>The principal metrics are Precision@K, Recall@K, and F1@K.</w:t>
+      </w:r>
+    </w:p>
+    <w:p>
+      <w:pPr>
+        <w:pStyle w:val="Heading3"/>
+      </w:pPr>
+      <w:r>
+        <w:br w:type="page"/>
+      </w:r>
+      <w:r>
+        <w:lastRenderedPageBreak/>
+        <w:t>Precision@K</w:t>
+      </w:r>
+    </w:p>
+    <w:p>
+      <w:r>
+        <w:t>Precision@K is calculated as:</w:t>
+      </w:r>
+    </w:p>
+    <w:p>
+      <w:pPr>
         <w:rPr>
-          <w:color w:val="000000"/>
+          <w:rFonts w:eastAsiaTheme="minorEastAsia"/>
         </w:rPr>
-        <w:t>Introduction</w:t>
-      </w:r>
-      <w:bookmarkEnd w:id="11"/>
+      </w:pPr>
+      <m:oMathPara>
+        <m:oMath>
+          <m:r>
+            <w:rPr>
+              <w:rFonts w:ascii="Cambria Math" w:eastAsiaTheme="minorEastAsia" w:hAnsi="Cambria Math"/>
+            </w:rPr>
+            <m:t>Precision@K=</m:t>
+          </m:r>
+          <m:f>
+            <m:fPr>
+              <m:ctrlPr>
+                <w:rPr>
+                  <w:rFonts w:ascii="Cambria Math" w:eastAsiaTheme="minorEastAsia" w:hAnsi="Cambria Math"/>
+                  <w:i/>
+                </w:rPr>
+              </m:ctrlPr>
+            </m:fPr>
+            <m:num>
+              <m:r>
+                <w:rPr>
+                  <w:rFonts w:ascii="Cambria Math" w:eastAsiaTheme="minorEastAsia" w:hAnsi="Cambria Math"/>
+                </w:rPr>
+                <m:t>Number of relevant products in the first K results</m:t>
+              </m:r>
+            </m:num>
+            <m:den>
+              <m:r>
+                <w:rPr>
+                  <w:rFonts w:ascii="Cambria Math" w:eastAsiaTheme="minorEastAsia" w:hAnsi="Cambria Math"/>
+                </w:rPr>
+                <m:t>Number of products returned in the first K results</m:t>
+              </m:r>
+            </m:den>
+          </m:f>
+        </m:oMath>
+      </m:oMathPara>
+    </w:p>
+    <w:p>
+      <w:pPr>
+        <w:rPr>
+          <w:rFonts w:eastAsiaTheme="minorEastAsia"/>
+        </w:rPr>
+      </w:pPr>
+      <w:r>
+        <w:rPr>
+          <w:rFonts w:eastAsiaTheme="minorEastAsia"/>
+        </w:rPr>
+        <w:t>where:</w:t>
+      </w:r>
+    </w:p>
+    <w:p>
+      <w:pPr>
+        <w:pStyle w:val="ListParagraph"/>
+        <w:numPr>
+          <w:ilvl w:val="0"/>
+          <w:numId w:val="28"/>
+        </w:numPr>
+      </w:pPr>
+      <m:oMath>
+        <m:r>
+          <w:rPr>
+            <w:rFonts w:ascii="Cambria Math" w:hAnsi="Cambria Math"/>
+          </w:rPr>
+          <m:t>K</m:t>
+        </m:r>
+      </m:oMath>
+      <w:r>
+        <w:t xml:space="preserve"> is the number of ranked products being </w:t>
+      </w:r>
+      <w:proofErr w:type="gramStart"/>
+      <w:r>
+        <w:t>evaluated</w:t>
+      </w:r>
+      <w:proofErr w:type="gramEnd"/>
+    </w:p>
+    <w:p>
+      <w:pPr>
+        <w:pStyle w:val="ListParagraph"/>
+        <w:numPr>
+          <w:ilvl w:val="0"/>
+          <w:numId w:val="28"/>
+        </w:numPr>
+      </w:pPr>
+      <w:r>
+        <w:t>a relevant product is a returned product that satisfies the relevance rule</w:t>
+      </w:r>
+    </w:p>
+    <w:p>
+      <w:pPr>
+        <w:pStyle w:val="ListParagraph"/>
+        <w:numPr>
+          <w:ilvl w:val="0"/>
+          <w:numId w:val="28"/>
+        </w:numPr>
+      </w:pPr>
+      <m:oMath>
+        <m:r>
+          <w:rPr>
+            <w:rFonts w:ascii="Cambria Math" w:hAnsi="Cambria Math"/>
+          </w:rPr>
+          <m:t>Precision@K</m:t>
+        </m:r>
+      </m:oMath>
+      <w:r>
+        <w:t xml:space="preserve"> is the proportion of returned products that are relevant</w:t>
+      </w:r>
+    </w:p>
+    <w:p>
+      <w:r>
+        <w:t>A high Precision@K value indicates that only a small number of irrelevant products appear among the first K results.</w:t>
+      </w:r>
+    </w:p>
+    <w:p>
+      <w:r>
+        <w:t>At K = 1, Precision@1 indicates whether the highest-ranked product is relevant. At K = 5 and K = 10, precision evaluates the quality of a longer recommendation list.</w:t>
+      </w:r>
     </w:p>
     <w:p>
       <w:pPr>
         <w:pStyle w:val="Heading3"/>
       </w:pPr>
-      <w:bookmarkStart w:id="12" w:name="_Toc236166375"/>
-      <w:r>
-        <w:t>Subsection</w:t>
-      </w:r>
-      <w:bookmarkEnd w:id="12"/>
-    </w:p>
+      <w:r>
+        <w:t>Recall@K</w:t>
+      </w:r>
+    </w:p>
+    <w:p>
+      <w:r>
+        <w:t>Recall@K is calculated as:</w:t>
+      </w:r>
+    </w:p>
+    <w:p>
+      <w:pPr>
+        <w:rPr>
+          <w:rFonts w:eastAsiaTheme="minorEastAsia"/>
+        </w:rPr>
+      </w:pPr>
+      <m:oMathPara>
+        <m:oMath>
+          <m:r>
+            <w:rPr>
+              <w:rFonts w:ascii="Cambria Math" w:eastAsiaTheme="minorEastAsia" w:hAnsi="Cambria Math"/>
+            </w:rPr>
+            <m:t>Recall</m:t>
+          </m:r>
+          <m:r>
+            <w:rPr>
+              <w:rFonts w:ascii="Cambria Math" w:eastAsiaTheme="minorEastAsia" w:hAnsi="Cambria Math"/>
+            </w:rPr>
+            <m:t>@K=</m:t>
+          </m:r>
+          <m:f>
+            <m:fPr>
+              <m:ctrlPr>
+                <w:rPr>
+                  <w:rFonts w:ascii="Cambria Math" w:eastAsiaTheme="minorEastAsia" w:hAnsi="Cambria Math"/>
+                  <w:i/>
+                </w:rPr>
+              </m:ctrlPr>
+            </m:fPr>
+            <m:num>
+              <m:r>
+                <w:rPr>
+                  <w:rFonts w:ascii="Cambria Math" w:eastAsiaTheme="minorEastAsia" w:hAnsi="Cambria Math"/>
+                </w:rPr>
+                <m:t>Number of relevant products in the first K results</m:t>
+              </m:r>
+            </m:num>
+            <m:den>
+              <m:r>
+                <w:rPr>
+                  <w:rFonts w:ascii="Cambria Math" w:eastAsiaTheme="minorEastAsia" w:hAnsi="Cambria Math"/>
+                </w:rPr>
+                <m:t>Total number of relevant products in the gallery</m:t>
+              </m:r>
+            </m:den>
+          </m:f>
+        </m:oMath>
+      </m:oMathPara>
+    </w:p>
+    <w:p>
+      <w:r>
+        <w:t>where:</w:t>
+      </w:r>
+    </w:p>
+    <w:p>
+      <w:pPr>
+        <w:pStyle w:val="ListParagraph"/>
+        <w:numPr>
+          <w:ilvl w:val="0"/>
+          <w:numId w:val="28"/>
+        </w:numPr>
+      </w:pPr>
+      <w:r>
+        <w:t>the numerator is the number of relevant products successfully retrieved</w:t>
+      </w:r>
+    </w:p>
+    <w:p>
+      <w:pPr>
+        <w:pStyle w:val="ListParagraph"/>
+        <w:numPr>
+          <w:ilvl w:val="0"/>
+          <w:numId w:val="28"/>
+        </w:numPr>
+      </w:pPr>
+      <w:r>
+        <w:t>the denominator is the total number of products considered relevant for the query</w:t>
+      </w:r>
+    </w:p>
+    <w:p>
+      <w:pPr>
+        <w:pStyle w:val="ListParagraph"/>
+        <w:numPr>
+          <w:ilvl w:val="0"/>
+          <w:numId w:val="28"/>
+        </w:numPr>
+      </w:pPr>
+      <m:oMath>
+        <m:r>
+          <w:rPr>
+            <w:rFonts w:ascii="Cambria Math" w:hAnsi="Cambria Math"/>
+          </w:rPr>
+          <m:t>Recall@K</m:t>
+        </m:r>
+      </m:oMath>
+      <w:r>
+        <w:t xml:space="preserve"> is the proportion of the relevant gallery covered by the first K </w:t>
+      </w:r>
+      <w:proofErr w:type="gramStart"/>
+      <w:r>
+        <w:t>results</w:t>
+      </w:r>
+      <w:r>
+        <w:t>.</w:t>
+      </w:r>
+      <w:proofErr w:type="gramEnd"/>
+    </w:p>
+    <w:p>
+      <w:r>
+        <w:t>A high Recall@K value indicates that the recommendation list contains a large proportion of the relevant products available in the gallery.</w:t>
+      </w:r>
+    </w:p>
+    <w:p>
+      <w:r>
+        <w:t>Recall generally increases when K becomes larger because the system has more opportunities to retrieve relevant products.</w:t>
+      </w:r>
+    </w:p>
+    <w:p/>
+    <w:p/>
     <w:p>
       <w:pPr>
         <w:pStyle w:val="Heading3"/>
       </w:pPr>
-      <w:bookmarkStart w:id="13" w:name="_Toc236166376"/>
-      <w:r>
-        <w:t>Footer</w:t>
-      </w:r>
-      <w:bookmarkEnd w:id="13"/>
-    </w:p>
-    <w:p>
-      <w:pPr>
-        <w:pStyle w:val="Heading3"/>
-      </w:pPr>
-      <w:bookmarkStart w:id="14" w:name="_Toc236166377"/>
-      <w:r>
-        <w:t>Figures</w:t>
+      <w:r>
+        <w:lastRenderedPageBreak/>
+        <w:t>F1@K</w:t>
+      </w:r>
+    </w:p>
+    <w:p>
+      <w:r>
+        <w:t>F1@K is the harmonic mean of Precision@K and Recall@K:</w:t>
+      </w:r>
+    </w:p>
+    <w:p>
+      <m:oMathPara>
+        <m:oMath>
+          <m:r>
+            <w:rPr>
+              <w:rFonts w:ascii="Cambria Math" w:hAnsi="Cambria Math"/>
+            </w:rPr>
+            <m:t>F1@K</m:t>
+          </m:r>
+          <m:f>
+            <m:fPr>
+              <m:ctrlPr>
+                <w:rPr>
+                  <w:rFonts w:ascii="Cambria Math" w:hAnsi="Cambria Math"/>
+                  <w:i/>
+                </w:rPr>
+              </m:ctrlPr>
+            </m:fPr>
+            <m:num>
+              <m:r>
+                <w:rPr>
+                  <w:rFonts w:ascii="Cambria Math" w:hAnsi="Cambria Math"/>
+                </w:rPr>
+                <m:t>2×Precision@K×Recall@K</m:t>
+              </m:r>
+            </m:num>
+            <m:den>
+              <m:r>
+                <w:rPr>
+                  <w:rFonts w:ascii="Cambria Math" w:hAnsi="Cambria Math"/>
+                </w:rPr>
+                <m:t>Precision@K+Recall@K</m:t>
+              </m:r>
+            </m:den>
+          </m:f>
+        </m:oMath>
+      </m:oMathPara>
+    </w:p>
+    <w:p>
+      <w:r>
+        <w:t>where:</w:t>
+      </w:r>
+    </w:p>
+    <w:p>
+      <w:pPr>
+        <w:pStyle w:val="ListParagraph"/>
+        <w:numPr>
+          <w:ilvl w:val="0"/>
+          <w:numId w:val="37"/>
+        </w:numPr>
+      </w:pPr>
+      <m:oMath>
+        <m:r>
+          <w:rPr>
+            <w:rFonts w:ascii="Cambria Math" w:hAnsi="Cambria Math"/>
+          </w:rPr>
+          <m:t>Precision@K</m:t>
+        </m:r>
+      </m:oMath>
+      <w:r>
+        <w:t xml:space="preserve"> measures the accuracy of the returned list;</w:t>
+      </w:r>
+    </w:p>
+    <w:p>
+      <w:pPr>
+        <w:pStyle w:val="ListParagraph"/>
+        <w:numPr>
+          <w:ilvl w:val="0"/>
+          <w:numId w:val="37"/>
+        </w:numPr>
+      </w:pPr>
+      <m:oMath>
+        <m:r>
+          <w:rPr>
+            <w:rFonts w:ascii="Cambria Math" w:hAnsi="Cambria Math"/>
+          </w:rPr>
+          <m:t>Recall@K</m:t>
+        </m:r>
+      </m:oMath>
+      <w:r>
+        <w:t xml:space="preserve"> measures the coverage of available relevant products;</w:t>
+      </w:r>
+    </w:p>
+    <w:p>
+      <w:pPr>
+        <w:pStyle w:val="ListParagraph"/>
+        <w:numPr>
+          <w:ilvl w:val="0"/>
+          <w:numId w:val="37"/>
+        </w:numPr>
+      </w:pPr>
+      <m:oMath>
+        <m:r>
+          <w:rPr>
+            <w:rFonts w:ascii="Cambria Math" w:hAnsi="Cambria Math"/>
+          </w:rPr>
+          <m:t>F1@K</m:t>
+        </m:r>
+      </m:oMath>
+      <w:r>
+        <w:t xml:space="preserve"> balances precision and recall in a single value.</w:t>
+      </w:r>
+    </w:p>
+    <w:p>
+      <w:r>
+        <w:t>F1@K becomes high only when both precision and recall are high. It is therefore useful when neither retrieval accuracy nor coverage should be considered independently.</w:t>
+      </w:r>
+    </w:p>
+    <w:p>
+      <w:r>
+        <w:t>For text-to-image and image-to-text evaluation, matching product identifiers define positive pairs.</w:t>
+      </w:r>
+    </w:p>
+    <w:p>
+      <w:r>
+        <w:t>For category-based image-to-image evaluation, another catalog product is considered relevant when it has the same ground-truth category as the query. The query product itself is excluded from the candidate results.</w:t>
+      </w:r>
+    </w:p>
+    <w:p>
+      <w:r>
+        <w:t>Category agreement is only a proxy for relevance. Products in the same category may still differ in color, shape, material, pattern, or other visual characteristics. Therefore, category-based metrics do not completely represent detailed visual similarity or individual user preference.</w:t>
+      </w:r>
+    </w:p>
+    <w:p>
+      <w:r>
+        <w:t>The metrics are first calculated for every eligible query and then averaged. Query-macro evaluation gives every query equal importance.</w:t>
+      </w:r>
+    </w:p>
+    <w:p>
+      <w:r>
+        <w:t>Per-category evaluation groups query results according to their ground-truth categories. A category-macro result gives every eligible category equal importance. This is useful for identifying whether the model performs well only on categories containing many products.</w:t>
+      </w:r>
+    </w:p>
+    <w:p>
+      <w:r>
+        <w:t xml:space="preserve">A query may have no relevant candidate in the current gallery. Such a query is reported as skipped instead of being silently assigned a score of zero. The </w:t>
+      </w:r>
+      <w:r>
+        <w:lastRenderedPageBreak/>
+        <w:t>evaluation output therefore includes both the number of evaluated queries and the number of skipped queries.</w:t>
+      </w:r>
+    </w:p>
+    <w:p>
+      <w:pPr>
+        <w:pStyle w:val="Heading1"/>
+      </w:pPr>
+      <w:bookmarkStart w:id="14" w:name="_Toc241523299"/>
+      <w:r>
+        <w:rPr>
+          <w:caps w:val="0"/>
+        </w:rPr>
+        <w:lastRenderedPageBreak/>
+        <w:t>SYSTEM ANALYSIS AND DESIGN</w:t>
       </w:r>
       <w:bookmarkEnd w:id="14"/>
-    </w:p>
-    <w:p>
-      <w:pPr>
-        <w:pStyle w:val="Heading4"/>
-      </w:pPr>
-      <w:bookmarkStart w:id="15" w:name="_Toc236166378"/>
-      <w:r>
-        <w:t>Figure A</w:t>
-      </w:r>
-      <w:bookmarkEnd w:id="15"/>
-    </w:p>
-    <w:p>
-      <w:pPr>
-        <w:keepNext/>
-      </w:pPr>
-      <w:r>
-        <w:rPr>
-          <w:noProof/>
-        </w:rPr>
-        <w:drawing>
-          <wp:inline distT="0" distB="0" distL="0" distR="0" wp14:anchorId="02521F82" wp14:editId="5C98EEE1">
-            <wp:extent cx="5579745" cy="3725545"/>
-            <wp:effectExtent l="0" t="0" r="1905" b="8255"/>
-            <wp:docPr id="1" name="Picture 1" descr="50,000+ Image Pictures | Download Free Images on Unsplash"/>
-            <wp:cNvGraphicFramePr>
-              <a:graphicFrameLocks xmlns:a="http://schemas.openxmlformats.org/drawingml/2006/main" noChangeAspect="1"/>
-            </wp:cNvGraphicFramePr>
-            <a:graphic xmlns:a="http://schemas.openxmlformats.org/drawingml/2006/main">
-              <a:graphicData uri="http://schemas.openxmlformats.org/drawingml/2006/picture">
-                <pic:pic xmlns:pic="http://schemas.openxmlformats.org/drawingml/2006/picture">
-                  <pic:nvPicPr>
-                    <pic:cNvPr id="0" name="Picture 1" descr="50,000+ Image Pictures | Download Free Images on Unsplash"/>
-                    <pic:cNvPicPr>
-                      <a:picLocks noChangeAspect="1" noChangeArrowheads="1"/>
-                    </pic:cNvPicPr>
-                  </pic:nvPicPr>
-                  <pic:blipFill>
-                    <a:blip r:embed="rId10" cstate="print">
-                      <a:extLst>
-                        <a:ext uri="{28A0092B-C50C-407E-A947-70E740481C1C}">
-                          <a14:useLocalDpi xmlns:a14="http://schemas.microsoft.com/office/drawing/2010/main" val="0"/>
-                        </a:ext>
-                      </a:extLst>
-                    </a:blip>
-                    <a:srcRect/>
-                    <a:stretch>
-                      <a:fillRect/>
-                    </a:stretch>
-                  </pic:blipFill>
-                  <pic:spPr bwMode="auto">
-                    <a:xfrm>
-                      <a:off x="0" y="0"/>
-                      <a:ext cx="5579745" cy="3725545"/>
-                    </a:xfrm>
-                    <a:prstGeom prst="rect">
-                      <a:avLst/>
-                    </a:prstGeom>
-                    <a:noFill/>
-                    <a:ln>
-                      <a:noFill/>
-                    </a:ln>
-                  </pic:spPr>
-                </pic:pic>
-              </a:graphicData>
-            </a:graphic>
-          </wp:inline>
-        </w:drawing>
-      </w:r>
-    </w:p>
-    <w:p>
-      <w:pPr>
-        <w:pStyle w:val="Caption"/>
-      </w:pPr>
-      <w:bookmarkStart w:id="16" w:name="_Toc236005871"/>
-      <w:r>
-        <w:t xml:space="preserve">Figure </w:t>
-      </w:r>
-      <w:r>
-        <w:rPr>
-          <w:noProof/>
-        </w:rPr>
-        <w:fldChar w:fldCharType="begin"/>
-      </w:r>
-      <w:r>
-        <w:rPr>
-          <w:noProof/>
-        </w:rPr>
-        <w:instrText xml:space="preserve"> STYLEREF 1 \s </w:instrText>
-      </w:r>
-      <w:r>
-        <w:rPr>
-          <w:noProof/>
-        </w:rPr>
-        <w:fldChar w:fldCharType="separate"/>
-      </w:r>
-      <w:r>
-        <w:rPr>
-          <w:noProof/>
-        </w:rPr>
-        <w:t>2</w:t>
-      </w:r>
-      <w:r>
-        <w:rPr>
-          <w:noProof/>
-        </w:rPr>
-        <w:fldChar w:fldCharType="end"/>
-      </w:r>
-      <w:r>
-        <w:t>.</w:t>
-      </w:r>
-      <w:r>
-        <w:rPr>
-          <w:noProof/>
-        </w:rPr>
-        <w:fldChar w:fldCharType="begin"/>
-      </w:r>
-      <w:r>
-        <w:rPr>
-          <w:noProof/>
-        </w:rPr>
-        <w:instrText xml:space="preserve"> SEQ Figure \* ARABIC \s 1 </w:instrText>
-      </w:r>
-      <w:r>
-        <w:rPr>
-          <w:noProof/>
-        </w:rPr>
-        <w:fldChar w:fldCharType="separate"/>
-      </w:r>
-      <w:r>
-        <w:rPr>
-          <w:noProof/>
-        </w:rPr>
-        <w:t>1</w:t>
-      </w:r>
-      <w:r>
-        <w:rPr>
-          <w:noProof/>
-        </w:rPr>
-        <w:fldChar w:fldCharType="end"/>
-      </w:r>
-      <w:r>
-        <w:t xml:space="preserve"> System Architecture</w:t>
-      </w:r>
-      <w:bookmarkEnd w:id="16"/>
-    </w:p>
-    <w:p>
-      <w:pPr>
-        <w:pStyle w:val="Heading2"/>
-        <w:rPr>
-          <w:color w:val="000000"/>
-        </w:rPr>
-      </w:pPr>
-      <w:bookmarkStart w:id="17" w:name="_Toc236166379"/>
-      <w:r>
-        <w:rPr>
-          <w:color w:val="000000"/>
-        </w:rPr>
-        <w:t>General principles</w:t>
-      </w:r>
-      <w:bookmarkEnd w:id="17"/>
-    </w:p>
-    <w:p>
-      <w:pPr>
-        <w:pStyle w:val="Caption"/>
-      </w:pPr>
-      <w:bookmarkStart w:id="18" w:name="_Toc236006177"/>
-      <w:r>
-        <w:t xml:space="preserve">Table </w:t>
-      </w:r>
-      <w:r>
-        <w:rPr>
-          <w:noProof/>
-        </w:rPr>
-        <w:fldChar w:fldCharType="begin"/>
-      </w:r>
-      <w:r>
-        <w:rPr>
-          <w:noProof/>
-        </w:rPr>
-        <w:instrText xml:space="preserve"> STYLEREF 1 \s </w:instrText>
-      </w:r>
-      <w:r>
-        <w:rPr>
-          <w:noProof/>
-        </w:rPr>
-        <w:fldChar w:fldCharType="separate"/>
-      </w:r>
-      <w:r>
-        <w:rPr>
-          <w:noProof/>
-        </w:rPr>
-        <w:t>2</w:t>
-      </w:r>
-      <w:r>
-        <w:rPr>
-          <w:noProof/>
-        </w:rPr>
-        <w:fldChar w:fldCharType="end"/>
-      </w:r>
-      <w:r>
-        <w:t>.</w:t>
-      </w:r>
-      <w:r>
-        <w:rPr>
-          <w:noProof/>
-        </w:rPr>
-        <w:fldChar w:fldCharType="begin"/>
-      </w:r>
-      <w:r>
-        <w:rPr>
-          <w:noProof/>
-        </w:rPr>
-        <w:instrText xml:space="preserve"> SEQ Table \* ARABIC \s 1 </w:instrText>
-      </w:r>
-      <w:r>
-        <w:rPr>
-          <w:noProof/>
-        </w:rPr>
-        <w:fldChar w:fldCharType="separate"/>
-      </w:r>
-      <w:r>
-        <w:rPr>
-          <w:noProof/>
-        </w:rPr>
-        <w:t>1</w:t>
-      </w:r>
-      <w:bookmarkEnd w:id="18"/>
-      <w:r>
-        <w:rPr>
-          <w:noProof/>
-        </w:rPr>
-        <w:fldChar w:fldCharType="end"/>
-      </w:r>
-      <w:r>
-        <w:t xml:space="preserve"> </w:t>
-      </w:r>
-    </w:p>
-    <w:p>
-      <w:pPr>
-        <w:spacing w:after="-1"/>
-        <w:ind w:firstLine="0"/>
-        <w:jc w:val="left"/>
-        <w:rPr>
-          <w:rFonts w:eastAsiaTheme="majorEastAsia" w:cstheme="majorBidi"/>
-          <w:b/>
-          <w:color w:val="000000"/>
-        </w:rPr>
-      </w:pPr>
-      <w:r>
-        <w:rPr>
-          <w:color w:val="000000"/>
-        </w:rPr>
-        <w:br w:type="page"/>
-      </w:r>
-    </w:p>
-    <w:p>
-      <w:pPr>
-        <w:pStyle w:val="Heading1"/>
-      </w:pPr>
-      <w:bookmarkStart w:id="19" w:name="_Toc236166380"/>
-      <w:r>
-        <w:lastRenderedPageBreak/>
-        <w:t>THEORETICAL BASIS</w:t>
-      </w:r>
-      <w:bookmarkEnd w:id="19"/>
     </w:p>
     <w:p>
       <w:pPr>
@@ -3420,12 +5281,15 @@
       <w:pPr>
         <w:pStyle w:val="Heading1"/>
       </w:pPr>
-      <w:bookmarkStart w:id="20" w:name="_Toc236166381"/>
-      <w:r>
+      <w:bookmarkStart w:id="15" w:name="_Toc241523300"/>
+      <w:r>
+        <w:rPr>
+          <w:caps w:val="0"/>
+        </w:rPr>
         <w:lastRenderedPageBreak/>
-        <w:t>RESEARCH METHOD</w:t>
-      </w:r>
-      <w:bookmarkEnd w:id="20"/>
+        <w:t>SYSTEM IMPLEMENTATION</w:t>
+      </w:r>
+      <w:bookmarkEnd w:id="15"/>
     </w:p>
     <w:p>
       <w:pPr>
@@ -3448,12 +5312,15 @@
       <w:pPr>
         <w:pStyle w:val="Heading1"/>
       </w:pPr>
-      <w:bookmarkStart w:id="21" w:name="_Toc236166382"/>
-      <w:r>
+      <w:bookmarkStart w:id="16" w:name="_Toc241523301"/>
+      <w:r>
+        <w:rPr>
+          <w:caps w:val="0"/>
+        </w:rPr>
         <w:lastRenderedPageBreak/>
-        <w:t>DATA ANALYSIS</w:t>
-      </w:r>
-      <w:bookmarkEnd w:id="21"/>
+        <w:t>EXPERIMENTS AND EVALUATION</w:t>
+      </w:r>
+      <w:bookmarkEnd w:id="16"/>
     </w:p>
     <w:p>
       <w:pPr>
@@ -3476,12 +5343,15 @@
       <w:pPr>
         <w:pStyle w:val="Heading1"/>
       </w:pPr>
-      <w:bookmarkStart w:id="22" w:name="_Toc236166383"/>
-      <w:r>
+      <w:bookmarkStart w:id="17" w:name="_Toc241523302"/>
+      <w:r>
+        <w:rPr>
+          <w:caps w:val="0"/>
+        </w:rPr>
         <w:lastRenderedPageBreak/>
-        <w:t>CONCLUSION</w:t>
-      </w:r>
-      <w:bookmarkEnd w:id="22"/>
+        <w:t>CONCLUSION AND FUTURE WORK</w:t>
+      </w:r>
+      <w:bookmarkEnd w:id="17"/>
     </w:p>
     <w:p>
       <w:pPr>
@@ -3504,15 +5374,161 @@
       <w:pPr>
         <w:pStyle w:val="TDTU-LargeTitle-VisibleinContents"/>
       </w:pPr>
-      <w:bookmarkStart w:id="23" w:name="_Toc236166384"/>
+      <w:bookmarkStart w:id="18" w:name="_Toc241523303"/>
       <w:r>
         <w:lastRenderedPageBreak/>
         <w:t>REFERENCES</w:t>
       </w:r>
-      <w:bookmarkEnd w:id="23"/>
+      <w:bookmarkEnd w:id="18"/>
+    </w:p>
+    <w:p>
+      <w:pPr>
+        <w:pStyle w:val="Bibliography"/>
+        <w:ind w:left="720" w:hanging="720"/>
+        <w:rPr>
+          <w:noProof/>
+          <w:sz w:val="24"/>
+          <w:szCs w:val="24"/>
+        </w:rPr>
+      </w:pPr>
+      <w:r>
+        <w:fldChar w:fldCharType="begin"/>
+      </w:r>
+      <w:r>
+        <w:instrText xml:space="preserve"> BIBLIOGRAPHY  \l 1033 </w:instrText>
+      </w:r>
+      <w:r>
+        <w:fldChar w:fldCharType="separate"/>
+      </w:r>
+      <w:r>
+        <w:rPr>
+          <w:noProof/>
+        </w:rPr>
+        <w:t xml:space="preserve">Chia, P., Attanasio, G., Terragni, S., Magalhães, A., Goncalves, D., Greco, C., &amp; Tagliabue, J. (2022). Contrastive language and vision learning of general fashion concepts. </w:t>
+      </w:r>
+      <w:r>
+        <w:rPr>
+          <w:i/>
+          <w:iCs/>
+          <w:noProof/>
+        </w:rPr>
+        <w:t>Scientific Reports, 12</w:t>
+      </w:r>
+      <w:r>
+        <w:rPr>
+          <w:noProof/>
+        </w:rPr>
+        <w:t>. doi:10.1038/s41598-022-23052-9</w:t>
+      </w:r>
+    </w:p>
+    <w:p>
+      <w:pPr>
+        <w:pStyle w:val="Bibliography"/>
+        <w:ind w:left="720" w:hanging="720"/>
+        <w:rPr>
+          <w:noProof/>
+        </w:rPr>
+      </w:pPr>
+      <w:r>
+        <w:rPr>
+          <w:noProof/>
+        </w:rPr>
+        <w:t xml:space="preserve">Devlin, J., Chang, M.-W., Lee, K., &amp; Toutanova, K. (2019). BERT: Pre-training of Deep Bidirectional Transformers for Language Understanding. In J. Burstein, C. Doran, &amp; T. Solorio (Ed.), </w:t>
+      </w:r>
+      <w:r>
+        <w:rPr>
+          <w:i/>
+          <w:iCs/>
+          <w:noProof/>
+        </w:rPr>
+        <w:t>Proceedings of the 2019 Conference of the North American Chapter of the Association for Computational Linguistics: Human Language Technologies, Volume 1 (Long and Short Papers)</w:t>
+      </w:r>
+      <w:r>
+        <w:rPr>
+          <w:noProof/>
+        </w:rPr>
+        <w:t xml:space="preserve"> (pp. 4171–4186). Minneapolis, Minnesota: Association for Computational Linguistics. doi:10.18653/v1/N19-1423</w:t>
+      </w:r>
+    </w:p>
+    <w:p>
+      <w:pPr>
+        <w:pStyle w:val="Bibliography"/>
+        <w:ind w:left="720" w:hanging="720"/>
+        <w:rPr>
+          <w:noProof/>
+        </w:rPr>
+      </w:pPr>
+      <w:r>
+        <w:rPr>
+          <w:noProof/>
+        </w:rPr>
+        <w:t xml:space="preserve">He, K., Zhang, X., Ren, S., &amp; Sun, J. (2015). </w:t>
+      </w:r>
+      <w:r>
+        <w:rPr>
+          <w:i/>
+          <w:iCs/>
+          <w:noProof/>
+        </w:rPr>
+        <w:t>Deep Residual Learning for Image Recognition.</w:t>
+      </w:r>
+      <w:r>
+        <w:rPr>
+          <w:noProof/>
+        </w:rPr>
+        <w:t xml:space="preserve"> arXiv. arXiv. doi:10.48550/arXiv.1512.03385</w:t>
+      </w:r>
+    </w:p>
+    <w:p>
+      <w:pPr>
+        <w:pStyle w:val="Bibliography"/>
+        <w:ind w:left="720" w:hanging="720"/>
+        <w:rPr>
+          <w:noProof/>
+        </w:rPr>
+      </w:pPr>
+      <w:r>
+        <w:rPr>
+          <w:noProof/>
+        </w:rPr>
+        <w:t xml:space="preserve">Radford, A., Kim, J., Hallacy, C., Ramesh, A., Goh, G., Agarwal, S., . . . Sutskever, I. (2021). Learning Transferable Visual Models From Natural Language Supervision. In M. Meila, &amp; T. Zhang (Ed.), </w:t>
+      </w:r>
+      <w:r>
+        <w:rPr>
+          <w:i/>
+          <w:iCs/>
+          <w:noProof/>
+        </w:rPr>
+        <w:t>Proceedings of the 38th International Conference on Machine Learning.</w:t>
+      </w:r>
+      <w:r>
+        <w:rPr>
+          <w:noProof/>
+        </w:rPr>
+        <w:t xml:space="preserve"> </w:t>
+      </w:r>
+      <w:r>
+        <w:rPr>
+          <w:i/>
+          <w:iCs/>
+          <w:noProof/>
+        </w:rPr>
+        <w:t>139</w:t>
+      </w:r>
+      <w:r>
+        <w:rPr>
+          <w:noProof/>
+        </w:rPr>
+        <w:t>, pp. 8748–8763. PMLR. Retrieved from https://proceedings.mlr.press/v139/radford21a.html</w:t>
+      </w:r>
+    </w:p>
+    <w:p>
+      <w:r>
+        <w:fldChar w:fldCharType="end"/>
+      </w:r>
     </w:p>
     <w:sectPr>
-      <w:headerReference w:type="default" r:id="rId11"/>
+      <w:headerReference w:type="default" r:id="rId10"/>
       <w:pgSz w:w="11906" w:h="16838" w:code="9"/>
       <w:pgMar w:top="1985" w:right="1134" w:bottom="1701" w:left="1985" w:header="720" w:footer="720" w:gutter="0"/>
       <w:pgNumType w:start="1"/>
@@ -3867,6 +5883,494 @@
     </w:lvl>
   </w:abstractNum>
   <w:abstractNum w:abstractNumId="10" w15:restartNumberingAfterBreak="0">
+    <w:nsid w:val="011241EB"/>
+    <w:multiLevelType w:val="hybridMultilevel"/>
+    <w:tmpl w:val="0CF443D8"/>
+    <w:lvl w:ilvl="0" w:tplc="04090001">
+      <w:start w:val="1"/>
+      <w:numFmt w:val="bullet"/>
+      <w:lvlText w:val=""/>
+      <w:lvlJc w:val="left"/>
+      <w:pPr>
+        <w:ind w:left="1440" w:hanging="360"/>
+      </w:pPr>
+      <w:rPr>
+        <w:rFonts w:ascii="Symbol" w:hAnsi="Symbol" w:hint="default"/>
+      </w:rPr>
+    </w:lvl>
+    <w:lvl w:ilvl="1" w:tplc="04090003" w:tentative="1">
+      <w:start w:val="1"/>
+      <w:numFmt w:val="bullet"/>
+      <w:lvlText w:val="o"/>
+      <w:lvlJc w:val="left"/>
+      <w:pPr>
+        <w:ind w:left="2160" w:hanging="360"/>
+      </w:pPr>
+      <w:rPr>
+        <w:rFonts w:ascii="Courier New" w:hAnsi="Courier New" w:cs="Courier New" w:hint="default"/>
+      </w:rPr>
+    </w:lvl>
+    <w:lvl w:ilvl="2" w:tplc="04090005" w:tentative="1">
+      <w:start w:val="1"/>
+      <w:numFmt w:val="bullet"/>
+      <w:lvlText w:val=""/>
+      <w:lvlJc w:val="left"/>
+      <w:pPr>
+        <w:ind w:left="2880" w:hanging="360"/>
+      </w:pPr>
+      <w:rPr>
+        <w:rFonts w:ascii="Wingdings" w:hAnsi="Wingdings" w:hint="default"/>
+      </w:rPr>
+    </w:lvl>
+    <w:lvl w:ilvl="3" w:tplc="04090001" w:tentative="1">
+      <w:start w:val="1"/>
+      <w:numFmt w:val="bullet"/>
+      <w:lvlText w:val=""/>
+      <w:lvlJc w:val="left"/>
+      <w:pPr>
+        <w:ind w:left="3600" w:hanging="360"/>
+      </w:pPr>
+      <w:rPr>
+        <w:rFonts w:ascii="Symbol" w:hAnsi="Symbol" w:hint="default"/>
+      </w:rPr>
+    </w:lvl>
+    <w:lvl w:ilvl="4" w:tplc="04090003" w:tentative="1">
+      <w:start w:val="1"/>
+      <w:numFmt w:val="bullet"/>
+      <w:lvlText w:val="o"/>
+      <w:lvlJc w:val="left"/>
+      <w:pPr>
+        <w:ind w:left="4320" w:hanging="360"/>
+      </w:pPr>
+      <w:rPr>
+        <w:rFonts w:ascii="Courier New" w:hAnsi="Courier New" w:cs="Courier New" w:hint="default"/>
+      </w:rPr>
+    </w:lvl>
+    <w:lvl w:ilvl="5" w:tplc="04090005" w:tentative="1">
+      <w:start w:val="1"/>
+      <w:numFmt w:val="bullet"/>
+      <w:lvlText w:val=""/>
+      <w:lvlJc w:val="left"/>
+      <w:pPr>
+        <w:ind w:left="5040" w:hanging="360"/>
+      </w:pPr>
+      <w:rPr>
+        <w:rFonts w:ascii="Wingdings" w:hAnsi="Wingdings" w:hint="default"/>
+      </w:rPr>
+    </w:lvl>
+    <w:lvl w:ilvl="6" w:tplc="04090001" w:tentative="1">
+      <w:start w:val="1"/>
+      <w:numFmt w:val="bullet"/>
+      <w:lvlText w:val=""/>
+      <w:lvlJc w:val="left"/>
+      <w:pPr>
+        <w:ind w:left="5760" w:hanging="360"/>
+      </w:pPr>
+      <w:rPr>
+        <w:rFonts w:ascii="Symbol" w:hAnsi="Symbol" w:hint="default"/>
+      </w:rPr>
+    </w:lvl>
+    <w:lvl w:ilvl="7" w:tplc="04090003" w:tentative="1">
+      <w:start w:val="1"/>
+      <w:numFmt w:val="bullet"/>
+      <w:lvlText w:val="o"/>
+      <w:lvlJc w:val="left"/>
+      <w:pPr>
+        <w:ind w:left="6480" w:hanging="360"/>
+      </w:pPr>
+      <w:rPr>
+        <w:rFonts w:ascii="Courier New" w:hAnsi="Courier New" w:cs="Courier New" w:hint="default"/>
+      </w:rPr>
+    </w:lvl>
+    <w:lvl w:ilvl="8" w:tplc="04090005" w:tentative="1">
+      <w:start w:val="1"/>
+      <w:numFmt w:val="bullet"/>
+      <w:lvlText w:val=""/>
+      <w:lvlJc w:val="left"/>
+      <w:pPr>
+        <w:ind w:left="7200" w:hanging="360"/>
+      </w:pPr>
+      <w:rPr>
+        <w:rFonts w:ascii="Wingdings" w:hAnsi="Wingdings" w:hint="default"/>
+      </w:rPr>
+    </w:lvl>
+  </w:abstractNum>
+  <w:abstractNum w:abstractNumId="11" w15:restartNumberingAfterBreak="0">
+    <w:nsid w:val="07D40B7F"/>
+    <w:multiLevelType w:val="hybridMultilevel"/>
+    <w:tmpl w:val="709A22B0"/>
+    <w:lvl w:ilvl="0" w:tplc="04090001">
+      <w:start w:val="1"/>
+      <w:numFmt w:val="bullet"/>
+      <w:lvlText w:val=""/>
+      <w:lvlJc w:val="left"/>
+      <w:pPr>
+        <w:ind w:left="1440" w:hanging="360"/>
+      </w:pPr>
+      <w:rPr>
+        <w:rFonts w:ascii="Symbol" w:hAnsi="Symbol" w:hint="default"/>
+      </w:rPr>
+    </w:lvl>
+    <w:lvl w:ilvl="1" w:tplc="04090003" w:tentative="1">
+      <w:start w:val="1"/>
+      <w:numFmt w:val="bullet"/>
+      <w:lvlText w:val="o"/>
+      <w:lvlJc w:val="left"/>
+      <w:pPr>
+        <w:ind w:left="2160" w:hanging="360"/>
+      </w:pPr>
+      <w:rPr>
+        <w:rFonts w:ascii="Courier New" w:hAnsi="Courier New" w:cs="Courier New" w:hint="default"/>
+      </w:rPr>
+    </w:lvl>
+    <w:lvl w:ilvl="2" w:tplc="04090005" w:tentative="1">
+      <w:start w:val="1"/>
+      <w:numFmt w:val="bullet"/>
+      <w:lvlText w:val=""/>
+      <w:lvlJc w:val="left"/>
+      <w:pPr>
+        <w:ind w:left="2880" w:hanging="360"/>
+      </w:pPr>
+      <w:rPr>
+        <w:rFonts w:ascii="Wingdings" w:hAnsi="Wingdings" w:hint="default"/>
+      </w:rPr>
+    </w:lvl>
+    <w:lvl w:ilvl="3" w:tplc="04090001" w:tentative="1">
+      <w:start w:val="1"/>
+      <w:numFmt w:val="bullet"/>
+      <w:lvlText w:val=""/>
+      <w:lvlJc w:val="left"/>
+      <w:pPr>
+        <w:ind w:left="3600" w:hanging="360"/>
+      </w:pPr>
+      <w:rPr>
+        <w:rFonts w:ascii="Symbol" w:hAnsi="Symbol" w:hint="default"/>
+      </w:rPr>
+    </w:lvl>
+    <w:lvl w:ilvl="4" w:tplc="04090003" w:tentative="1">
+      <w:start w:val="1"/>
+      <w:numFmt w:val="bullet"/>
+      <w:lvlText w:val="o"/>
+      <w:lvlJc w:val="left"/>
+      <w:pPr>
+        <w:ind w:left="4320" w:hanging="360"/>
+      </w:pPr>
+      <w:rPr>
+        <w:rFonts w:ascii="Courier New" w:hAnsi="Courier New" w:cs="Courier New" w:hint="default"/>
+      </w:rPr>
+    </w:lvl>
+    <w:lvl w:ilvl="5" w:tplc="04090005" w:tentative="1">
+      <w:start w:val="1"/>
+      <w:numFmt w:val="bullet"/>
+      <w:lvlText w:val=""/>
+      <w:lvlJc w:val="left"/>
+      <w:pPr>
+        <w:ind w:left="5040" w:hanging="360"/>
+      </w:pPr>
+      <w:rPr>
+        <w:rFonts w:ascii="Wingdings" w:hAnsi="Wingdings" w:hint="default"/>
+      </w:rPr>
+    </w:lvl>
+    <w:lvl w:ilvl="6" w:tplc="04090001" w:tentative="1">
+      <w:start w:val="1"/>
+      <w:numFmt w:val="bullet"/>
+      <w:lvlText w:val=""/>
+      <w:lvlJc w:val="left"/>
+      <w:pPr>
+        <w:ind w:left="5760" w:hanging="360"/>
+      </w:pPr>
+      <w:rPr>
+        <w:rFonts w:ascii="Symbol" w:hAnsi="Symbol" w:hint="default"/>
+      </w:rPr>
+    </w:lvl>
+    <w:lvl w:ilvl="7" w:tplc="04090003" w:tentative="1">
+      <w:start w:val="1"/>
+      <w:numFmt w:val="bullet"/>
+      <w:lvlText w:val="o"/>
+      <w:lvlJc w:val="left"/>
+      <w:pPr>
+        <w:ind w:left="6480" w:hanging="360"/>
+      </w:pPr>
+      <w:rPr>
+        <w:rFonts w:ascii="Courier New" w:hAnsi="Courier New" w:cs="Courier New" w:hint="default"/>
+      </w:rPr>
+    </w:lvl>
+    <w:lvl w:ilvl="8" w:tplc="04090005" w:tentative="1">
+      <w:start w:val="1"/>
+      <w:numFmt w:val="bullet"/>
+      <w:lvlText w:val=""/>
+      <w:lvlJc w:val="left"/>
+      <w:pPr>
+        <w:ind w:left="7200" w:hanging="360"/>
+      </w:pPr>
+      <w:rPr>
+        <w:rFonts w:ascii="Wingdings" w:hAnsi="Wingdings" w:hint="default"/>
+      </w:rPr>
+    </w:lvl>
+  </w:abstractNum>
+  <w:abstractNum w:abstractNumId="12" w15:restartNumberingAfterBreak="0">
+    <w:nsid w:val="09DC7E60"/>
+    <w:multiLevelType w:val="hybridMultilevel"/>
+    <w:tmpl w:val="1D62810C"/>
+    <w:lvl w:ilvl="0" w:tplc="04090001">
+      <w:start w:val="1"/>
+      <w:numFmt w:val="bullet"/>
+      <w:lvlText w:val=""/>
+      <w:lvlJc w:val="left"/>
+      <w:pPr>
+        <w:ind w:left="1440" w:hanging="360"/>
+      </w:pPr>
+      <w:rPr>
+        <w:rFonts w:ascii="Symbol" w:hAnsi="Symbol" w:hint="default"/>
+      </w:rPr>
+    </w:lvl>
+    <w:lvl w:ilvl="1" w:tplc="04090003" w:tentative="1">
+      <w:start w:val="1"/>
+      <w:numFmt w:val="bullet"/>
+      <w:lvlText w:val="o"/>
+      <w:lvlJc w:val="left"/>
+      <w:pPr>
+        <w:ind w:left="2160" w:hanging="360"/>
+      </w:pPr>
+      <w:rPr>
+        <w:rFonts w:ascii="Courier New" w:hAnsi="Courier New" w:cs="Courier New" w:hint="default"/>
+      </w:rPr>
+    </w:lvl>
+    <w:lvl w:ilvl="2" w:tplc="04090005" w:tentative="1">
+      <w:start w:val="1"/>
+      <w:numFmt w:val="bullet"/>
+      <w:lvlText w:val=""/>
+      <w:lvlJc w:val="left"/>
+      <w:pPr>
+        <w:ind w:left="2880" w:hanging="360"/>
+      </w:pPr>
+      <w:rPr>
+        <w:rFonts w:ascii="Wingdings" w:hAnsi="Wingdings" w:hint="default"/>
+      </w:rPr>
+    </w:lvl>
+    <w:lvl w:ilvl="3" w:tplc="04090001" w:tentative="1">
+      <w:start w:val="1"/>
+      <w:numFmt w:val="bullet"/>
+      <w:lvlText w:val=""/>
+      <w:lvlJc w:val="left"/>
+      <w:pPr>
+        <w:ind w:left="3600" w:hanging="360"/>
+      </w:pPr>
+      <w:rPr>
+        <w:rFonts w:ascii="Symbol" w:hAnsi="Symbol" w:hint="default"/>
+      </w:rPr>
+    </w:lvl>
+    <w:lvl w:ilvl="4" w:tplc="04090003" w:tentative="1">
+      <w:start w:val="1"/>
+      <w:numFmt w:val="bullet"/>
+      <w:lvlText w:val="o"/>
+      <w:lvlJc w:val="left"/>
+      <w:pPr>
+        <w:ind w:left="4320" w:hanging="360"/>
+      </w:pPr>
+      <w:rPr>
+        <w:rFonts w:ascii="Courier New" w:hAnsi="Courier New" w:cs="Courier New" w:hint="default"/>
+      </w:rPr>
+    </w:lvl>
+    <w:lvl w:ilvl="5" w:tplc="04090005" w:tentative="1">
+      <w:start w:val="1"/>
+      <w:numFmt w:val="bullet"/>
+      <w:lvlText w:val=""/>
+      <w:lvlJc w:val="left"/>
+      <w:pPr>
+        <w:ind w:left="5040" w:hanging="360"/>
+      </w:pPr>
+      <w:rPr>
+        <w:rFonts w:ascii="Wingdings" w:hAnsi="Wingdings" w:hint="default"/>
+      </w:rPr>
+    </w:lvl>
+    <w:lvl w:ilvl="6" w:tplc="04090001" w:tentative="1">
+      <w:start w:val="1"/>
+      <w:numFmt w:val="bullet"/>
+      <w:lvlText w:val=""/>
+      <w:lvlJc w:val="left"/>
+      <w:pPr>
+        <w:ind w:left="5760" w:hanging="360"/>
+      </w:pPr>
+      <w:rPr>
+        <w:rFonts w:ascii="Symbol" w:hAnsi="Symbol" w:hint="default"/>
+      </w:rPr>
+    </w:lvl>
+    <w:lvl w:ilvl="7" w:tplc="04090003" w:tentative="1">
+      <w:start w:val="1"/>
+      <w:numFmt w:val="bullet"/>
+      <w:lvlText w:val="o"/>
+      <w:lvlJc w:val="left"/>
+      <w:pPr>
+        <w:ind w:left="6480" w:hanging="360"/>
+      </w:pPr>
+      <w:rPr>
+        <w:rFonts w:ascii="Courier New" w:hAnsi="Courier New" w:cs="Courier New" w:hint="default"/>
+      </w:rPr>
+    </w:lvl>
+    <w:lvl w:ilvl="8" w:tplc="04090005" w:tentative="1">
+      <w:start w:val="1"/>
+      <w:numFmt w:val="bullet"/>
+      <w:lvlText w:val=""/>
+      <w:lvlJc w:val="left"/>
+      <w:pPr>
+        <w:ind w:left="7200" w:hanging="360"/>
+      </w:pPr>
+      <w:rPr>
+        <w:rFonts w:ascii="Wingdings" w:hAnsi="Wingdings" w:hint="default"/>
+      </w:rPr>
+    </w:lvl>
+  </w:abstractNum>
+  <w:abstractNum w:abstractNumId="13" w15:restartNumberingAfterBreak="0">
+    <w:nsid w:val="16FA238F"/>
+    <w:multiLevelType w:val="multilevel"/>
+    <w:tmpl w:val="9A1C9480"/>
+    <w:lvl w:ilvl="0">
+      <w:start w:val="1"/>
+      <w:numFmt w:val="bullet"/>
+      <w:lvlText w:val=""/>
+      <w:lvlJc w:val="left"/>
+      <w:pPr>
+        <w:tabs>
+          <w:tab w:val="num" w:pos="720"/>
+        </w:tabs>
+        <w:ind w:left="720" w:hanging="360"/>
+      </w:pPr>
+      <w:rPr>
+        <w:rFonts w:ascii="Symbol" w:hAnsi="Symbol" w:hint="default"/>
+        <w:sz w:val="20"/>
+      </w:rPr>
+    </w:lvl>
+    <w:lvl w:ilvl="1" w:tentative="1">
+      <w:start w:val="1"/>
+      <w:numFmt w:val="bullet"/>
+      <w:lvlText w:val="o"/>
+      <w:lvlJc w:val="left"/>
+      <w:pPr>
+        <w:tabs>
+          <w:tab w:val="num" w:pos="1440"/>
+        </w:tabs>
+        <w:ind w:left="1440" w:hanging="360"/>
+      </w:pPr>
+      <w:rPr>
+        <w:rFonts w:ascii="Courier New" w:hAnsi="Courier New" w:hint="default"/>
+        <w:sz w:val="20"/>
+      </w:rPr>
+    </w:lvl>
+    <w:lvl w:ilvl="2" w:tentative="1">
+      <w:start w:val="1"/>
+      <w:numFmt w:val="bullet"/>
+      <w:lvlText w:val=""/>
+      <w:lvlJc w:val="left"/>
+      <w:pPr>
+        <w:tabs>
+          <w:tab w:val="num" w:pos="2160"/>
+        </w:tabs>
+        <w:ind w:left="2160" w:hanging="360"/>
+      </w:pPr>
+      <w:rPr>
+        <w:rFonts w:ascii="Wingdings" w:hAnsi="Wingdings" w:hint="default"/>
+        <w:sz w:val="20"/>
+      </w:rPr>
+    </w:lvl>
+    <w:lvl w:ilvl="3" w:tentative="1">
+      <w:start w:val="1"/>
+      <w:numFmt w:val="bullet"/>
+      <w:lvlText w:val=""/>
+      <w:lvlJc w:val="left"/>
+      <w:pPr>
+        <w:tabs>
+          <w:tab w:val="num" w:pos="2880"/>
+        </w:tabs>
+        <w:ind w:left="2880" w:hanging="360"/>
+      </w:pPr>
+      <w:rPr>
+        <w:rFonts w:ascii="Wingdings" w:hAnsi="Wingdings" w:hint="default"/>
+        <w:sz w:val="20"/>
+      </w:rPr>
+    </w:lvl>
+    <w:lvl w:ilvl="4" w:tentative="1">
+      <w:start w:val="1"/>
+      <w:numFmt w:val="bullet"/>
+      <w:lvlText w:val=""/>
+      <w:lvlJc w:val="left"/>
+      <w:pPr>
+        <w:tabs>
+          <w:tab w:val="num" w:pos="3600"/>
+        </w:tabs>
+        <w:ind w:left="3600" w:hanging="360"/>
+      </w:pPr>
+      <w:rPr>
+        <w:rFonts w:ascii="Wingdings" w:hAnsi="Wingdings" w:hint="default"/>
+        <w:sz w:val="20"/>
+      </w:rPr>
+    </w:lvl>
+    <w:lvl w:ilvl="5" w:tentative="1">
+      <w:start w:val="1"/>
+      <w:numFmt w:val="bullet"/>
+      <w:lvlText w:val=""/>
+      <w:lvlJc w:val="left"/>
+      <w:pPr>
+        <w:tabs>
+          <w:tab w:val="num" w:pos="4320"/>
+        </w:tabs>
+        <w:ind w:left="4320" w:hanging="360"/>
+      </w:pPr>
+      <w:rPr>
+        <w:rFonts w:ascii="Wingdings" w:hAnsi="Wingdings" w:hint="default"/>
+        <w:sz w:val="20"/>
+      </w:rPr>
+    </w:lvl>
+    <w:lvl w:ilvl="6" w:tentative="1">
+      <w:start w:val="1"/>
+      <w:numFmt w:val="bullet"/>
+      <w:lvlText w:val=""/>
+      <w:lvlJc w:val="left"/>
+      <w:pPr>
+        <w:tabs>
+          <w:tab w:val="num" w:pos="5040"/>
+        </w:tabs>
+        <w:ind w:left="5040" w:hanging="360"/>
+      </w:pPr>
+      <w:rPr>
+        <w:rFonts w:ascii="Wingdings" w:hAnsi="Wingdings" w:hint="default"/>
+        <w:sz w:val="20"/>
+      </w:rPr>
+    </w:lvl>
+    <w:lvl w:ilvl="7" w:tentative="1">
+      <w:start w:val="1"/>
+      <w:numFmt w:val="bullet"/>
+      <w:lvlText w:val=""/>
+      <w:lvlJc w:val="left"/>
+      <w:pPr>
+        <w:tabs>
+          <w:tab w:val="num" w:pos="5760"/>
+        </w:tabs>
+        <w:ind w:left="5760" w:hanging="360"/>
+      </w:pPr>
+      <w:rPr>
+        <w:rFonts w:ascii="Wingdings" w:hAnsi="Wingdings" w:hint="default"/>
+        <w:sz w:val="20"/>
+      </w:rPr>
+    </w:lvl>
+    <w:lvl w:ilvl="8" w:tentative="1">
+      <w:start w:val="1"/>
+      <w:numFmt w:val="bullet"/>
+      <w:lvlText w:val=""/>
+      <w:lvlJc w:val="left"/>
+      <w:pPr>
+        <w:tabs>
+          <w:tab w:val="num" w:pos="6480"/>
+        </w:tabs>
+        <w:ind w:left="6480" w:hanging="360"/>
+      </w:pPr>
+      <w:rPr>
+        <w:rFonts w:ascii="Wingdings" w:hAnsi="Wingdings" w:hint="default"/>
+        <w:sz w:val="20"/>
+      </w:rPr>
+    </w:lvl>
+  </w:abstractNum>
+  <w:abstractNum w:abstractNumId="14" w15:restartNumberingAfterBreak="0">
     <w:nsid w:val="21754E41"/>
     <w:multiLevelType w:val="multilevel"/>
     <w:tmpl w:val="3C447C26"/>
@@ -3987,7 +6491,156 @@
       </w:rPr>
     </w:lvl>
   </w:abstractNum>
-  <w:abstractNum w:abstractNumId="11" w15:restartNumberingAfterBreak="0">
+  <w:abstractNum w:abstractNumId="15" w15:restartNumberingAfterBreak="0">
+    <w:nsid w:val="25806AAA"/>
+    <w:multiLevelType w:val="multilevel"/>
+    <w:tmpl w:val="706C6D9C"/>
+    <w:lvl w:ilvl="0">
+      <w:start w:val="1"/>
+      <w:numFmt w:val="bullet"/>
+      <w:lvlText w:val=""/>
+      <w:lvlJc w:val="left"/>
+      <w:pPr>
+        <w:tabs>
+          <w:tab w:val="num" w:pos="720"/>
+        </w:tabs>
+        <w:ind w:left="720" w:hanging="360"/>
+      </w:pPr>
+      <w:rPr>
+        <w:rFonts w:ascii="Symbol" w:hAnsi="Symbol" w:hint="default"/>
+        <w:sz w:val="20"/>
+      </w:rPr>
+    </w:lvl>
+    <w:lvl w:ilvl="1" w:tentative="1">
+      <w:start w:val="1"/>
+      <w:numFmt w:val="bullet"/>
+      <w:lvlText w:val="o"/>
+      <w:lvlJc w:val="left"/>
+      <w:pPr>
+        <w:tabs>
+          <w:tab w:val="num" w:pos="1440"/>
+        </w:tabs>
+        <w:ind w:left="1440" w:hanging="360"/>
+      </w:pPr>
+      <w:rPr>
+        <w:rFonts w:ascii="Courier New" w:hAnsi="Courier New" w:hint="default"/>
+        <w:sz w:val="20"/>
+      </w:rPr>
+    </w:lvl>
+    <w:lvl w:ilvl="2" w:tentative="1">
+      <w:start w:val="1"/>
+      <w:numFmt w:val="bullet"/>
+      <w:lvlText w:val=""/>
+      <w:lvlJc w:val="left"/>
+      <w:pPr>
+        <w:tabs>
+          <w:tab w:val="num" w:pos="2160"/>
+        </w:tabs>
+        <w:ind w:left="2160" w:hanging="360"/>
+      </w:pPr>
+      <w:rPr>
+        <w:rFonts w:ascii="Wingdings" w:hAnsi="Wingdings" w:hint="default"/>
+        <w:sz w:val="20"/>
+      </w:rPr>
+    </w:lvl>
+    <w:lvl w:ilvl="3" w:tentative="1">
+      <w:start w:val="1"/>
+      <w:numFmt w:val="bullet"/>
+      <w:lvlText w:val=""/>
+      <w:lvlJc w:val="left"/>
+      <w:pPr>
+        <w:tabs>
+          <w:tab w:val="num" w:pos="2880"/>
+        </w:tabs>
+        <w:ind w:left="2880" w:hanging="360"/>
+      </w:pPr>
+      <w:rPr>
+        <w:rFonts w:ascii="Wingdings" w:hAnsi="Wingdings" w:hint="default"/>
+        <w:sz w:val="20"/>
+      </w:rPr>
+    </w:lvl>
+    <w:lvl w:ilvl="4" w:tentative="1">
+      <w:start w:val="1"/>
+      <w:numFmt w:val="bullet"/>
+      <w:lvlText w:val=""/>
+      <w:lvlJc w:val="left"/>
+      <w:pPr>
+        <w:tabs>
+          <w:tab w:val="num" w:pos="3600"/>
+        </w:tabs>
+        <w:ind w:left="3600" w:hanging="360"/>
+      </w:pPr>
+      <w:rPr>
+        <w:rFonts w:ascii="Wingdings" w:hAnsi="Wingdings" w:hint="default"/>
+        <w:sz w:val="20"/>
+      </w:rPr>
+    </w:lvl>
+    <w:lvl w:ilvl="5" w:tentative="1">
+      <w:start w:val="1"/>
+      <w:numFmt w:val="bullet"/>
+      <w:lvlText w:val=""/>
+      <w:lvlJc w:val="left"/>
+      <w:pPr>
+        <w:tabs>
+          <w:tab w:val="num" w:pos="4320"/>
+        </w:tabs>
+        <w:ind w:left="4320" w:hanging="360"/>
+      </w:pPr>
+      <w:rPr>
+        <w:rFonts w:ascii="Wingdings" w:hAnsi="Wingdings" w:hint="default"/>
+        <w:sz w:val="20"/>
+      </w:rPr>
+    </w:lvl>
+    <w:lvl w:ilvl="6" w:tentative="1">
+      <w:start w:val="1"/>
+      <w:numFmt w:val="bullet"/>
+      <w:lvlText w:val=""/>
+      <w:lvlJc w:val="left"/>
+      <w:pPr>
+        <w:tabs>
+          <w:tab w:val="num" w:pos="5040"/>
+        </w:tabs>
+        <w:ind w:left="5040" w:hanging="360"/>
+      </w:pPr>
+      <w:rPr>
+        <w:rFonts w:ascii="Wingdings" w:hAnsi="Wingdings" w:hint="default"/>
+        <w:sz w:val="20"/>
+      </w:rPr>
+    </w:lvl>
+    <w:lvl w:ilvl="7" w:tentative="1">
+      <w:start w:val="1"/>
+      <w:numFmt w:val="bullet"/>
+      <w:lvlText w:val=""/>
+      <w:lvlJc w:val="left"/>
+      <w:pPr>
+        <w:tabs>
+          <w:tab w:val="num" w:pos="5760"/>
+        </w:tabs>
+        <w:ind w:left="5760" w:hanging="360"/>
+      </w:pPr>
+      <w:rPr>
+        <w:rFonts w:ascii="Wingdings" w:hAnsi="Wingdings" w:hint="default"/>
+        <w:sz w:val="20"/>
+      </w:rPr>
+    </w:lvl>
+    <w:lvl w:ilvl="8" w:tentative="1">
+      <w:start w:val="1"/>
+      <w:numFmt w:val="bullet"/>
+      <w:lvlText w:val=""/>
+      <w:lvlJc w:val="left"/>
+      <w:pPr>
+        <w:tabs>
+          <w:tab w:val="num" w:pos="6480"/>
+        </w:tabs>
+        <w:ind w:left="6480" w:hanging="360"/>
+      </w:pPr>
+      <w:rPr>
+        <w:rFonts w:ascii="Wingdings" w:hAnsi="Wingdings" w:hint="default"/>
+        <w:sz w:val="20"/>
+      </w:rPr>
+    </w:lvl>
+  </w:abstractNum>
+  <w:abstractNum w:abstractNumId="16" w15:restartNumberingAfterBreak="0">
     <w:nsid w:val="2A681017"/>
     <w:multiLevelType w:val="multilevel"/>
     <w:tmpl w:val="5E04497E"/>
@@ -4104,7 +6757,1028 @@
       </w:rPr>
     </w:lvl>
   </w:abstractNum>
-  <w:abstractNum w:abstractNumId="12" w15:restartNumberingAfterBreak="0">
+  <w:abstractNum w:abstractNumId="17" w15:restartNumberingAfterBreak="0">
+    <w:nsid w:val="2FC42E1A"/>
+    <w:multiLevelType w:val="hybridMultilevel"/>
+    <w:tmpl w:val="C8EEE0C8"/>
+    <w:lvl w:ilvl="0" w:tplc="04090001">
+      <w:start w:val="1"/>
+      <w:numFmt w:val="bullet"/>
+      <w:lvlText w:val=""/>
+      <w:lvlJc w:val="left"/>
+      <w:pPr>
+        <w:ind w:left="1440" w:hanging="360"/>
+      </w:pPr>
+      <w:rPr>
+        <w:rFonts w:ascii="Symbol" w:hAnsi="Symbol" w:hint="default"/>
+      </w:rPr>
+    </w:lvl>
+    <w:lvl w:ilvl="1" w:tplc="04090003" w:tentative="1">
+      <w:start w:val="1"/>
+      <w:numFmt w:val="bullet"/>
+      <w:lvlText w:val="o"/>
+      <w:lvlJc w:val="left"/>
+      <w:pPr>
+        <w:ind w:left="2160" w:hanging="360"/>
+      </w:pPr>
+      <w:rPr>
+        <w:rFonts w:ascii="Courier New" w:hAnsi="Courier New" w:cs="Courier New" w:hint="default"/>
+      </w:rPr>
+    </w:lvl>
+    <w:lvl w:ilvl="2" w:tplc="04090005" w:tentative="1">
+      <w:start w:val="1"/>
+      <w:numFmt w:val="bullet"/>
+      <w:lvlText w:val=""/>
+      <w:lvlJc w:val="left"/>
+      <w:pPr>
+        <w:ind w:left="2880" w:hanging="360"/>
+      </w:pPr>
+      <w:rPr>
+        <w:rFonts w:ascii="Wingdings" w:hAnsi="Wingdings" w:hint="default"/>
+      </w:rPr>
+    </w:lvl>
+    <w:lvl w:ilvl="3" w:tplc="04090001" w:tentative="1">
+      <w:start w:val="1"/>
+      <w:numFmt w:val="bullet"/>
+      <w:lvlText w:val=""/>
+      <w:lvlJc w:val="left"/>
+      <w:pPr>
+        <w:ind w:left="3600" w:hanging="360"/>
+      </w:pPr>
+      <w:rPr>
+        <w:rFonts w:ascii="Symbol" w:hAnsi="Symbol" w:hint="default"/>
+      </w:rPr>
+    </w:lvl>
+    <w:lvl w:ilvl="4" w:tplc="04090003" w:tentative="1">
+      <w:start w:val="1"/>
+      <w:numFmt w:val="bullet"/>
+      <w:lvlText w:val="o"/>
+      <w:lvlJc w:val="left"/>
+      <w:pPr>
+        <w:ind w:left="4320" w:hanging="360"/>
+      </w:pPr>
+      <w:rPr>
+        <w:rFonts w:ascii="Courier New" w:hAnsi="Courier New" w:cs="Courier New" w:hint="default"/>
+      </w:rPr>
+    </w:lvl>
+    <w:lvl w:ilvl="5" w:tplc="04090005" w:tentative="1">
+      <w:start w:val="1"/>
+      <w:numFmt w:val="bullet"/>
+      <w:lvlText w:val=""/>
+      <w:lvlJc w:val="left"/>
+      <w:pPr>
+        <w:ind w:left="5040" w:hanging="360"/>
+      </w:pPr>
+      <w:rPr>
+        <w:rFonts w:ascii="Wingdings" w:hAnsi="Wingdings" w:hint="default"/>
+      </w:rPr>
+    </w:lvl>
+    <w:lvl w:ilvl="6" w:tplc="04090001" w:tentative="1">
+      <w:start w:val="1"/>
+      <w:numFmt w:val="bullet"/>
+      <w:lvlText w:val=""/>
+      <w:lvlJc w:val="left"/>
+      <w:pPr>
+        <w:ind w:left="5760" w:hanging="360"/>
+      </w:pPr>
+      <w:rPr>
+        <w:rFonts w:ascii="Symbol" w:hAnsi="Symbol" w:hint="default"/>
+      </w:rPr>
+    </w:lvl>
+    <w:lvl w:ilvl="7" w:tplc="04090003" w:tentative="1">
+      <w:start w:val="1"/>
+      <w:numFmt w:val="bullet"/>
+      <w:lvlText w:val="o"/>
+      <w:lvlJc w:val="left"/>
+      <w:pPr>
+        <w:ind w:left="6480" w:hanging="360"/>
+      </w:pPr>
+      <w:rPr>
+        <w:rFonts w:ascii="Courier New" w:hAnsi="Courier New" w:cs="Courier New" w:hint="default"/>
+      </w:rPr>
+    </w:lvl>
+    <w:lvl w:ilvl="8" w:tplc="04090005" w:tentative="1">
+      <w:start w:val="1"/>
+      <w:numFmt w:val="bullet"/>
+      <w:lvlText w:val=""/>
+      <w:lvlJc w:val="left"/>
+      <w:pPr>
+        <w:ind w:left="7200" w:hanging="360"/>
+      </w:pPr>
+      <w:rPr>
+        <w:rFonts w:ascii="Wingdings" w:hAnsi="Wingdings" w:hint="default"/>
+      </w:rPr>
+    </w:lvl>
+  </w:abstractNum>
+  <w:abstractNum w:abstractNumId="18" w15:restartNumberingAfterBreak="0">
+    <w:nsid w:val="33F904BE"/>
+    <w:multiLevelType w:val="multilevel"/>
+    <w:tmpl w:val="235A8564"/>
+    <w:lvl w:ilvl="0">
+      <w:start w:val="1"/>
+      <w:numFmt w:val="bullet"/>
+      <w:lvlText w:val=""/>
+      <w:lvlJc w:val="left"/>
+      <w:pPr>
+        <w:tabs>
+          <w:tab w:val="num" w:pos="720"/>
+        </w:tabs>
+        <w:ind w:left="720" w:hanging="360"/>
+      </w:pPr>
+      <w:rPr>
+        <w:rFonts w:ascii="Symbol" w:hAnsi="Symbol" w:hint="default"/>
+        <w:sz w:val="20"/>
+      </w:rPr>
+    </w:lvl>
+    <w:lvl w:ilvl="1" w:tentative="1">
+      <w:start w:val="1"/>
+      <w:numFmt w:val="bullet"/>
+      <w:lvlText w:val="o"/>
+      <w:lvlJc w:val="left"/>
+      <w:pPr>
+        <w:tabs>
+          <w:tab w:val="num" w:pos="1440"/>
+        </w:tabs>
+        <w:ind w:left="1440" w:hanging="360"/>
+      </w:pPr>
+      <w:rPr>
+        <w:rFonts w:ascii="Courier New" w:hAnsi="Courier New" w:hint="default"/>
+        <w:sz w:val="20"/>
+      </w:rPr>
+    </w:lvl>
+    <w:lvl w:ilvl="2" w:tentative="1">
+      <w:start w:val="1"/>
+      <w:numFmt w:val="bullet"/>
+      <w:lvlText w:val=""/>
+      <w:lvlJc w:val="left"/>
+      <w:pPr>
+        <w:tabs>
+          <w:tab w:val="num" w:pos="2160"/>
+        </w:tabs>
+        <w:ind w:left="2160" w:hanging="360"/>
+      </w:pPr>
+      <w:rPr>
+        <w:rFonts w:ascii="Wingdings" w:hAnsi="Wingdings" w:hint="default"/>
+        <w:sz w:val="20"/>
+      </w:rPr>
+    </w:lvl>
+    <w:lvl w:ilvl="3" w:tentative="1">
+      <w:start w:val="1"/>
+      <w:numFmt w:val="bullet"/>
+      <w:lvlText w:val=""/>
+      <w:lvlJc w:val="left"/>
+      <w:pPr>
+        <w:tabs>
+          <w:tab w:val="num" w:pos="2880"/>
+        </w:tabs>
+        <w:ind w:left="2880" w:hanging="360"/>
+      </w:pPr>
+      <w:rPr>
+        <w:rFonts w:ascii="Wingdings" w:hAnsi="Wingdings" w:hint="default"/>
+        <w:sz w:val="20"/>
+      </w:rPr>
+    </w:lvl>
+    <w:lvl w:ilvl="4" w:tentative="1">
+      <w:start w:val="1"/>
+      <w:numFmt w:val="bullet"/>
+      <w:lvlText w:val=""/>
+      <w:lvlJc w:val="left"/>
+      <w:pPr>
+        <w:tabs>
+          <w:tab w:val="num" w:pos="3600"/>
+        </w:tabs>
+        <w:ind w:left="3600" w:hanging="360"/>
+      </w:pPr>
+      <w:rPr>
+        <w:rFonts w:ascii="Wingdings" w:hAnsi="Wingdings" w:hint="default"/>
+        <w:sz w:val="20"/>
+      </w:rPr>
+    </w:lvl>
+    <w:lvl w:ilvl="5" w:tentative="1">
+      <w:start w:val="1"/>
+      <w:numFmt w:val="bullet"/>
+      <w:lvlText w:val=""/>
+      <w:lvlJc w:val="left"/>
+      <w:pPr>
+        <w:tabs>
+          <w:tab w:val="num" w:pos="4320"/>
+        </w:tabs>
+        <w:ind w:left="4320" w:hanging="360"/>
+      </w:pPr>
+      <w:rPr>
+        <w:rFonts w:ascii="Wingdings" w:hAnsi="Wingdings" w:hint="default"/>
+        <w:sz w:val="20"/>
+      </w:rPr>
+    </w:lvl>
+    <w:lvl w:ilvl="6" w:tentative="1">
+      <w:start w:val="1"/>
+      <w:numFmt w:val="bullet"/>
+      <w:lvlText w:val=""/>
+      <w:lvlJc w:val="left"/>
+      <w:pPr>
+        <w:tabs>
+          <w:tab w:val="num" w:pos="5040"/>
+        </w:tabs>
+        <w:ind w:left="5040" w:hanging="360"/>
+      </w:pPr>
+      <w:rPr>
+        <w:rFonts w:ascii="Wingdings" w:hAnsi="Wingdings" w:hint="default"/>
+        <w:sz w:val="20"/>
+      </w:rPr>
+    </w:lvl>
+    <w:lvl w:ilvl="7" w:tentative="1">
+      <w:start w:val="1"/>
+      <w:numFmt w:val="bullet"/>
+      <w:lvlText w:val=""/>
+      <w:lvlJc w:val="left"/>
+      <w:pPr>
+        <w:tabs>
+          <w:tab w:val="num" w:pos="5760"/>
+        </w:tabs>
+        <w:ind w:left="5760" w:hanging="360"/>
+      </w:pPr>
+      <w:rPr>
+        <w:rFonts w:ascii="Wingdings" w:hAnsi="Wingdings" w:hint="default"/>
+        <w:sz w:val="20"/>
+      </w:rPr>
+    </w:lvl>
+    <w:lvl w:ilvl="8" w:tentative="1">
+      <w:start w:val="1"/>
+      <w:numFmt w:val="bullet"/>
+      <w:lvlText w:val=""/>
+      <w:lvlJc w:val="left"/>
+      <w:pPr>
+        <w:tabs>
+          <w:tab w:val="num" w:pos="6480"/>
+        </w:tabs>
+        <w:ind w:left="6480" w:hanging="360"/>
+      </w:pPr>
+      <w:rPr>
+        <w:rFonts w:ascii="Wingdings" w:hAnsi="Wingdings" w:hint="default"/>
+        <w:sz w:val="20"/>
+      </w:rPr>
+    </w:lvl>
+  </w:abstractNum>
+  <w:abstractNum w:abstractNumId="19" w15:restartNumberingAfterBreak="0">
+    <w:nsid w:val="36FF24D5"/>
+    <w:multiLevelType w:val="hybridMultilevel"/>
+    <w:tmpl w:val="EA88F500"/>
+    <w:lvl w:ilvl="0" w:tplc="04090001">
+      <w:start w:val="1"/>
+      <w:numFmt w:val="bullet"/>
+      <w:lvlText w:val=""/>
+      <w:lvlJc w:val="left"/>
+      <w:pPr>
+        <w:ind w:left="1440" w:hanging="360"/>
+      </w:pPr>
+      <w:rPr>
+        <w:rFonts w:ascii="Symbol" w:hAnsi="Symbol" w:hint="default"/>
+      </w:rPr>
+    </w:lvl>
+    <w:lvl w:ilvl="1" w:tplc="04090003" w:tentative="1">
+      <w:start w:val="1"/>
+      <w:numFmt w:val="bullet"/>
+      <w:lvlText w:val="o"/>
+      <w:lvlJc w:val="left"/>
+      <w:pPr>
+        <w:ind w:left="2160" w:hanging="360"/>
+      </w:pPr>
+      <w:rPr>
+        <w:rFonts w:ascii="Courier New" w:hAnsi="Courier New" w:cs="Courier New" w:hint="default"/>
+      </w:rPr>
+    </w:lvl>
+    <w:lvl w:ilvl="2" w:tplc="04090005" w:tentative="1">
+      <w:start w:val="1"/>
+      <w:numFmt w:val="bullet"/>
+      <w:lvlText w:val=""/>
+      <w:lvlJc w:val="left"/>
+      <w:pPr>
+        <w:ind w:left="2880" w:hanging="360"/>
+      </w:pPr>
+      <w:rPr>
+        <w:rFonts w:ascii="Wingdings" w:hAnsi="Wingdings" w:hint="default"/>
+      </w:rPr>
+    </w:lvl>
+    <w:lvl w:ilvl="3" w:tplc="04090001" w:tentative="1">
+      <w:start w:val="1"/>
+      <w:numFmt w:val="bullet"/>
+      <w:lvlText w:val=""/>
+      <w:lvlJc w:val="left"/>
+      <w:pPr>
+        <w:ind w:left="3600" w:hanging="360"/>
+      </w:pPr>
+      <w:rPr>
+        <w:rFonts w:ascii="Symbol" w:hAnsi="Symbol" w:hint="default"/>
+      </w:rPr>
+    </w:lvl>
+    <w:lvl w:ilvl="4" w:tplc="04090003" w:tentative="1">
+      <w:start w:val="1"/>
+      <w:numFmt w:val="bullet"/>
+      <w:lvlText w:val="o"/>
+      <w:lvlJc w:val="left"/>
+      <w:pPr>
+        <w:ind w:left="4320" w:hanging="360"/>
+      </w:pPr>
+      <w:rPr>
+        <w:rFonts w:ascii="Courier New" w:hAnsi="Courier New" w:cs="Courier New" w:hint="default"/>
+      </w:rPr>
+    </w:lvl>
+    <w:lvl w:ilvl="5" w:tplc="04090005" w:tentative="1">
+      <w:start w:val="1"/>
+      <w:numFmt w:val="bullet"/>
+      <w:lvlText w:val=""/>
+      <w:lvlJc w:val="left"/>
+      <w:pPr>
+        <w:ind w:left="5040" w:hanging="360"/>
+      </w:pPr>
+      <w:rPr>
+        <w:rFonts w:ascii="Wingdings" w:hAnsi="Wingdings" w:hint="default"/>
+      </w:rPr>
+    </w:lvl>
+    <w:lvl w:ilvl="6" w:tplc="04090001" w:tentative="1">
+      <w:start w:val="1"/>
+      <w:numFmt w:val="bullet"/>
+      <w:lvlText w:val=""/>
+      <w:lvlJc w:val="left"/>
+      <w:pPr>
+        <w:ind w:left="5760" w:hanging="360"/>
+      </w:pPr>
+      <w:rPr>
+        <w:rFonts w:ascii="Symbol" w:hAnsi="Symbol" w:hint="default"/>
+      </w:rPr>
+    </w:lvl>
+    <w:lvl w:ilvl="7" w:tplc="04090003" w:tentative="1">
+      <w:start w:val="1"/>
+      <w:numFmt w:val="bullet"/>
+      <w:lvlText w:val="o"/>
+      <w:lvlJc w:val="left"/>
+      <w:pPr>
+        <w:ind w:left="6480" w:hanging="360"/>
+      </w:pPr>
+      <w:rPr>
+        <w:rFonts w:ascii="Courier New" w:hAnsi="Courier New" w:cs="Courier New" w:hint="default"/>
+      </w:rPr>
+    </w:lvl>
+    <w:lvl w:ilvl="8" w:tplc="04090005" w:tentative="1">
+      <w:start w:val="1"/>
+      <w:numFmt w:val="bullet"/>
+      <w:lvlText w:val=""/>
+      <w:lvlJc w:val="left"/>
+      <w:pPr>
+        <w:ind w:left="7200" w:hanging="360"/>
+      </w:pPr>
+      <w:rPr>
+        <w:rFonts w:ascii="Wingdings" w:hAnsi="Wingdings" w:hint="default"/>
+      </w:rPr>
+    </w:lvl>
+  </w:abstractNum>
+  <w:abstractNum w:abstractNumId="20" w15:restartNumberingAfterBreak="0">
+    <w:nsid w:val="3A115CDB"/>
+    <w:multiLevelType w:val="multilevel"/>
+    <w:tmpl w:val="283029B6"/>
+    <w:lvl w:ilvl="0">
+      <w:start w:val="1"/>
+      <w:numFmt w:val="bullet"/>
+      <w:lvlText w:val=""/>
+      <w:lvlJc w:val="left"/>
+      <w:pPr>
+        <w:tabs>
+          <w:tab w:val="num" w:pos="720"/>
+        </w:tabs>
+        <w:ind w:left="720" w:hanging="360"/>
+      </w:pPr>
+      <w:rPr>
+        <w:rFonts w:ascii="Symbol" w:hAnsi="Symbol" w:hint="default"/>
+        <w:sz w:val="20"/>
+      </w:rPr>
+    </w:lvl>
+    <w:lvl w:ilvl="1" w:tentative="1">
+      <w:start w:val="1"/>
+      <w:numFmt w:val="bullet"/>
+      <w:lvlText w:val="o"/>
+      <w:lvlJc w:val="left"/>
+      <w:pPr>
+        <w:tabs>
+          <w:tab w:val="num" w:pos="1440"/>
+        </w:tabs>
+        <w:ind w:left="1440" w:hanging="360"/>
+      </w:pPr>
+      <w:rPr>
+        <w:rFonts w:ascii="Courier New" w:hAnsi="Courier New" w:hint="default"/>
+        <w:sz w:val="20"/>
+      </w:rPr>
+    </w:lvl>
+    <w:lvl w:ilvl="2" w:tentative="1">
+      <w:start w:val="1"/>
+      <w:numFmt w:val="bullet"/>
+      <w:lvlText w:val=""/>
+      <w:lvlJc w:val="left"/>
+      <w:pPr>
+        <w:tabs>
+          <w:tab w:val="num" w:pos="2160"/>
+        </w:tabs>
+        <w:ind w:left="2160" w:hanging="360"/>
+      </w:pPr>
+      <w:rPr>
+        <w:rFonts w:ascii="Wingdings" w:hAnsi="Wingdings" w:hint="default"/>
+        <w:sz w:val="20"/>
+      </w:rPr>
+    </w:lvl>
+    <w:lvl w:ilvl="3" w:tentative="1">
+      <w:start w:val="1"/>
+      <w:numFmt w:val="bullet"/>
+      <w:lvlText w:val=""/>
+      <w:lvlJc w:val="left"/>
+      <w:pPr>
+        <w:tabs>
+          <w:tab w:val="num" w:pos="2880"/>
+        </w:tabs>
+        <w:ind w:left="2880" w:hanging="360"/>
+      </w:pPr>
+      <w:rPr>
+        <w:rFonts w:ascii="Wingdings" w:hAnsi="Wingdings" w:hint="default"/>
+        <w:sz w:val="20"/>
+      </w:rPr>
+    </w:lvl>
+    <w:lvl w:ilvl="4" w:tentative="1">
+      <w:start w:val="1"/>
+      <w:numFmt w:val="bullet"/>
+      <w:lvlText w:val=""/>
+      <w:lvlJc w:val="left"/>
+      <w:pPr>
+        <w:tabs>
+          <w:tab w:val="num" w:pos="3600"/>
+        </w:tabs>
+        <w:ind w:left="3600" w:hanging="360"/>
+      </w:pPr>
+      <w:rPr>
+        <w:rFonts w:ascii="Wingdings" w:hAnsi="Wingdings" w:hint="default"/>
+        <w:sz w:val="20"/>
+      </w:rPr>
+    </w:lvl>
+    <w:lvl w:ilvl="5" w:tentative="1">
+      <w:start w:val="1"/>
+      <w:numFmt w:val="bullet"/>
+      <w:lvlText w:val=""/>
+      <w:lvlJc w:val="left"/>
+      <w:pPr>
+        <w:tabs>
+          <w:tab w:val="num" w:pos="4320"/>
+        </w:tabs>
+        <w:ind w:left="4320" w:hanging="360"/>
+      </w:pPr>
+      <w:rPr>
+        <w:rFonts w:ascii="Wingdings" w:hAnsi="Wingdings" w:hint="default"/>
+        <w:sz w:val="20"/>
+      </w:rPr>
+    </w:lvl>
+    <w:lvl w:ilvl="6" w:tentative="1">
+      <w:start w:val="1"/>
+      <w:numFmt w:val="bullet"/>
+      <w:lvlText w:val=""/>
+      <w:lvlJc w:val="left"/>
+      <w:pPr>
+        <w:tabs>
+          <w:tab w:val="num" w:pos="5040"/>
+        </w:tabs>
+        <w:ind w:left="5040" w:hanging="360"/>
+      </w:pPr>
+      <w:rPr>
+        <w:rFonts w:ascii="Wingdings" w:hAnsi="Wingdings" w:hint="default"/>
+        <w:sz w:val="20"/>
+      </w:rPr>
+    </w:lvl>
+    <w:lvl w:ilvl="7" w:tentative="1">
+      <w:start w:val="1"/>
+      <w:numFmt w:val="bullet"/>
+      <w:lvlText w:val=""/>
+      <w:lvlJc w:val="left"/>
+      <w:pPr>
+        <w:tabs>
+          <w:tab w:val="num" w:pos="5760"/>
+        </w:tabs>
+        <w:ind w:left="5760" w:hanging="360"/>
+      </w:pPr>
+      <w:rPr>
+        <w:rFonts w:ascii="Wingdings" w:hAnsi="Wingdings" w:hint="default"/>
+        <w:sz w:val="20"/>
+      </w:rPr>
+    </w:lvl>
+    <w:lvl w:ilvl="8" w:tentative="1">
+      <w:start w:val="1"/>
+      <w:numFmt w:val="bullet"/>
+      <w:lvlText w:val=""/>
+      <w:lvlJc w:val="left"/>
+      <w:pPr>
+        <w:tabs>
+          <w:tab w:val="num" w:pos="6480"/>
+        </w:tabs>
+        <w:ind w:left="6480" w:hanging="360"/>
+      </w:pPr>
+      <w:rPr>
+        <w:rFonts w:ascii="Wingdings" w:hAnsi="Wingdings" w:hint="default"/>
+        <w:sz w:val="20"/>
+      </w:rPr>
+    </w:lvl>
+  </w:abstractNum>
+  <w:abstractNum w:abstractNumId="21" w15:restartNumberingAfterBreak="0">
+    <w:nsid w:val="3BE50150"/>
+    <w:multiLevelType w:val="hybridMultilevel"/>
+    <w:tmpl w:val="377C222C"/>
+    <w:lvl w:ilvl="0" w:tplc="04090011">
+      <w:start w:val="1"/>
+      <w:numFmt w:val="decimal"/>
+      <w:lvlText w:val="%1)"/>
+      <w:lvlJc w:val="left"/>
+      <w:pPr>
+        <w:ind w:left="1440" w:hanging="360"/>
+      </w:pPr>
+    </w:lvl>
+    <w:lvl w:ilvl="1" w:tplc="04090019" w:tentative="1">
+      <w:start w:val="1"/>
+      <w:numFmt w:val="lowerLetter"/>
+      <w:lvlText w:val="%2."/>
+      <w:lvlJc w:val="left"/>
+      <w:pPr>
+        <w:ind w:left="2160" w:hanging="360"/>
+      </w:pPr>
+    </w:lvl>
+    <w:lvl w:ilvl="2" w:tplc="0409001B" w:tentative="1">
+      <w:start w:val="1"/>
+      <w:numFmt w:val="lowerRoman"/>
+      <w:lvlText w:val="%3."/>
+      <w:lvlJc w:val="right"/>
+      <w:pPr>
+        <w:ind w:left="2880" w:hanging="180"/>
+      </w:pPr>
+    </w:lvl>
+    <w:lvl w:ilvl="3" w:tplc="0409000F" w:tentative="1">
+      <w:start w:val="1"/>
+      <w:numFmt w:val="decimal"/>
+      <w:lvlText w:val="%4."/>
+      <w:lvlJc w:val="left"/>
+      <w:pPr>
+        <w:ind w:left="3600" w:hanging="360"/>
+      </w:pPr>
+    </w:lvl>
+    <w:lvl w:ilvl="4" w:tplc="04090019" w:tentative="1">
+      <w:start w:val="1"/>
+      <w:numFmt w:val="lowerLetter"/>
+      <w:lvlText w:val="%5."/>
+      <w:lvlJc w:val="left"/>
+      <w:pPr>
+        <w:ind w:left="4320" w:hanging="360"/>
+      </w:pPr>
+    </w:lvl>
+    <w:lvl w:ilvl="5" w:tplc="0409001B" w:tentative="1">
+      <w:start w:val="1"/>
+      <w:numFmt w:val="lowerRoman"/>
+      <w:lvlText w:val="%6."/>
+      <w:lvlJc w:val="right"/>
+      <w:pPr>
+        <w:ind w:left="5040" w:hanging="180"/>
+      </w:pPr>
+    </w:lvl>
+    <w:lvl w:ilvl="6" w:tplc="0409000F" w:tentative="1">
+      <w:start w:val="1"/>
+      <w:numFmt w:val="decimal"/>
+      <w:lvlText w:val="%7."/>
+      <w:lvlJc w:val="left"/>
+      <w:pPr>
+        <w:ind w:left="5760" w:hanging="360"/>
+      </w:pPr>
+    </w:lvl>
+    <w:lvl w:ilvl="7" w:tplc="04090019" w:tentative="1">
+      <w:start w:val="1"/>
+      <w:numFmt w:val="lowerLetter"/>
+      <w:lvlText w:val="%8."/>
+      <w:lvlJc w:val="left"/>
+      <w:pPr>
+        <w:ind w:left="6480" w:hanging="360"/>
+      </w:pPr>
+    </w:lvl>
+    <w:lvl w:ilvl="8" w:tplc="0409001B" w:tentative="1">
+      <w:start w:val="1"/>
+      <w:numFmt w:val="lowerRoman"/>
+      <w:lvlText w:val="%9."/>
+      <w:lvlJc w:val="right"/>
+      <w:pPr>
+        <w:ind w:left="7200" w:hanging="180"/>
+      </w:pPr>
+    </w:lvl>
+  </w:abstractNum>
+  <w:abstractNum w:abstractNumId="22" w15:restartNumberingAfterBreak="0">
+    <w:nsid w:val="47874EF4"/>
+    <w:multiLevelType w:val="multilevel"/>
+    <w:tmpl w:val="341A2298"/>
+    <w:lvl w:ilvl="0">
+      <w:start w:val="1"/>
+      <w:numFmt w:val="bullet"/>
+      <w:lvlText w:val=""/>
+      <w:lvlJc w:val="left"/>
+      <w:pPr>
+        <w:tabs>
+          <w:tab w:val="num" w:pos="720"/>
+        </w:tabs>
+        <w:ind w:left="720" w:hanging="360"/>
+      </w:pPr>
+      <w:rPr>
+        <w:rFonts w:ascii="Symbol" w:hAnsi="Symbol" w:hint="default"/>
+        <w:sz w:val="20"/>
+      </w:rPr>
+    </w:lvl>
+    <w:lvl w:ilvl="1" w:tentative="1">
+      <w:start w:val="1"/>
+      <w:numFmt w:val="bullet"/>
+      <w:lvlText w:val="o"/>
+      <w:lvlJc w:val="left"/>
+      <w:pPr>
+        <w:tabs>
+          <w:tab w:val="num" w:pos="1440"/>
+        </w:tabs>
+        <w:ind w:left="1440" w:hanging="360"/>
+      </w:pPr>
+      <w:rPr>
+        <w:rFonts w:ascii="Courier New" w:hAnsi="Courier New" w:hint="default"/>
+        <w:sz w:val="20"/>
+      </w:rPr>
+    </w:lvl>
+    <w:lvl w:ilvl="2" w:tentative="1">
+      <w:start w:val="1"/>
+      <w:numFmt w:val="bullet"/>
+      <w:lvlText w:val=""/>
+      <w:lvlJc w:val="left"/>
+      <w:pPr>
+        <w:tabs>
+          <w:tab w:val="num" w:pos="2160"/>
+        </w:tabs>
+        <w:ind w:left="2160" w:hanging="360"/>
+      </w:pPr>
+      <w:rPr>
+        <w:rFonts w:ascii="Wingdings" w:hAnsi="Wingdings" w:hint="default"/>
+        <w:sz w:val="20"/>
+      </w:rPr>
+    </w:lvl>
+    <w:lvl w:ilvl="3" w:tentative="1">
+      <w:start w:val="1"/>
+      <w:numFmt w:val="bullet"/>
+      <w:lvlText w:val=""/>
+      <w:lvlJc w:val="left"/>
+      <w:pPr>
+        <w:tabs>
+          <w:tab w:val="num" w:pos="2880"/>
+        </w:tabs>
+        <w:ind w:left="2880" w:hanging="360"/>
+      </w:pPr>
+      <w:rPr>
+        <w:rFonts w:ascii="Wingdings" w:hAnsi="Wingdings" w:hint="default"/>
+        <w:sz w:val="20"/>
+      </w:rPr>
+    </w:lvl>
+    <w:lvl w:ilvl="4" w:tentative="1">
+      <w:start w:val="1"/>
+      <w:numFmt w:val="bullet"/>
+      <w:lvlText w:val=""/>
+      <w:lvlJc w:val="left"/>
+      <w:pPr>
+        <w:tabs>
+          <w:tab w:val="num" w:pos="3600"/>
+        </w:tabs>
+        <w:ind w:left="3600" w:hanging="360"/>
+      </w:pPr>
+      <w:rPr>
+        <w:rFonts w:ascii="Wingdings" w:hAnsi="Wingdings" w:hint="default"/>
+        <w:sz w:val="20"/>
+      </w:rPr>
+    </w:lvl>
+    <w:lvl w:ilvl="5" w:tentative="1">
+      <w:start w:val="1"/>
+      <w:numFmt w:val="bullet"/>
+      <w:lvlText w:val=""/>
+      <w:lvlJc w:val="left"/>
+      <w:pPr>
+        <w:tabs>
+          <w:tab w:val="num" w:pos="4320"/>
+        </w:tabs>
+        <w:ind w:left="4320" w:hanging="360"/>
+      </w:pPr>
+      <w:rPr>
+        <w:rFonts w:ascii="Wingdings" w:hAnsi="Wingdings" w:hint="default"/>
+        <w:sz w:val="20"/>
+      </w:rPr>
+    </w:lvl>
+    <w:lvl w:ilvl="6" w:tentative="1">
+      <w:start w:val="1"/>
+      <w:numFmt w:val="bullet"/>
+      <w:lvlText w:val=""/>
+      <w:lvlJc w:val="left"/>
+      <w:pPr>
+        <w:tabs>
+          <w:tab w:val="num" w:pos="5040"/>
+        </w:tabs>
+        <w:ind w:left="5040" w:hanging="360"/>
+      </w:pPr>
+      <w:rPr>
+        <w:rFonts w:ascii="Wingdings" w:hAnsi="Wingdings" w:hint="default"/>
+        <w:sz w:val="20"/>
+      </w:rPr>
+    </w:lvl>
+    <w:lvl w:ilvl="7" w:tentative="1">
+      <w:start w:val="1"/>
+      <w:numFmt w:val="bullet"/>
+      <w:lvlText w:val=""/>
+      <w:lvlJc w:val="left"/>
+      <w:pPr>
+        <w:tabs>
+          <w:tab w:val="num" w:pos="5760"/>
+        </w:tabs>
+        <w:ind w:left="5760" w:hanging="360"/>
+      </w:pPr>
+      <w:rPr>
+        <w:rFonts w:ascii="Wingdings" w:hAnsi="Wingdings" w:hint="default"/>
+        <w:sz w:val="20"/>
+      </w:rPr>
+    </w:lvl>
+    <w:lvl w:ilvl="8" w:tentative="1">
+      <w:start w:val="1"/>
+      <w:numFmt w:val="bullet"/>
+      <w:lvlText w:val=""/>
+      <w:lvlJc w:val="left"/>
+      <w:pPr>
+        <w:tabs>
+          <w:tab w:val="num" w:pos="6480"/>
+        </w:tabs>
+        <w:ind w:left="6480" w:hanging="360"/>
+      </w:pPr>
+      <w:rPr>
+        <w:rFonts w:ascii="Wingdings" w:hAnsi="Wingdings" w:hint="default"/>
+        <w:sz w:val="20"/>
+      </w:rPr>
+    </w:lvl>
+  </w:abstractNum>
+  <w:abstractNum w:abstractNumId="23" w15:restartNumberingAfterBreak="0">
+    <w:nsid w:val="4A100381"/>
+    <w:multiLevelType w:val="multilevel"/>
+    <w:tmpl w:val="2C309E12"/>
+    <w:lvl w:ilvl="0">
+      <w:start w:val="1"/>
+      <w:numFmt w:val="bullet"/>
+      <w:lvlText w:val=""/>
+      <w:lvlJc w:val="left"/>
+      <w:pPr>
+        <w:tabs>
+          <w:tab w:val="num" w:pos="720"/>
+        </w:tabs>
+        <w:ind w:left="720" w:hanging="360"/>
+      </w:pPr>
+      <w:rPr>
+        <w:rFonts w:ascii="Symbol" w:hAnsi="Symbol" w:hint="default"/>
+        <w:sz w:val="20"/>
+      </w:rPr>
+    </w:lvl>
+    <w:lvl w:ilvl="1" w:tentative="1">
+      <w:start w:val="1"/>
+      <w:numFmt w:val="bullet"/>
+      <w:lvlText w:val="o"/>
+      <w:lvlJc w:val="left"/>
+      <w:pPr>
+        <w:tabs>
+          <w:tab w:val="num" w:pos="1440"/>
+        </w:tabs>
+        <w:ind w:left="1440" w:hanging="360"/>
+      </w:pPr>
+      <w:rPr>
+        <w:rFonts w:ascii="Courier New" w:hAnsi="Courier New" w:hint="default"/>
+        <w:sz w:val="20"/>
+      </w:rPr>
+    </w:lvl>
+    <w:lvl w:ilvl="2" w:tentative="1">
+      <w:start w:val="1"/>
+      <w:numFmt w:val="bullet"/>
+      <w:lvlText w:val=""/>
+      <w:lvlJc w:val="left"/>
+      <w:pPr>
+        <w:tabs>
+          <w:tab w:val="num" w:pos="2160"/>
+        </w:tabs>
+        <w:ind w:left="2160" w:hanging="360"/>
+      </w:pPr>
+      <w:rPr>
+        <w:rFonts w:ascii="Wingdings" w:hAnsi="Wingdings" w:hint="default"/>
+        <w:sz w:val="20"/>
+      </w:rPr>
+    </w:lvl>
+    <w:lvl w:ilvl="3" w:tentative="1">
+      <w:start w:val="1"/>
+      <w:numFmt w:val="bullet"/>
+      <w:lvlText w:val=""/>
+      <w:lvlJc w:val="left"/>
+      <w:pPr>
+        <w:tabs>
+          <w:tab w:val="num" w:pos="2880"/>
+        </w:tabs>
+        <w:ind w:left="2880" w:hanging="360"/>
+      </w:pPr>
+      <w:rPr>
+        <w:rFonts w:ascii="Wingdings" w:hAnsi="Wingdings" w:hint="default"/>
+        <w:sz w:val="20"/>
+      </w:rPr>
+    </w:lvl>
+    <w:lvl w:ilvl="4" w:tentative="1">
+      <w:start w:val="1"/>
+      <w:numFmt w:val="bullet"/>
+      <w:lvlText w:val=""/>
+      <w:lvlJc w:val="left"/>
+      <w:pPr>
+        <w:tabs>
+          <w:tab w:val="num" w:pos="3600"/>
+        </w:tabs>
+        <w:ind w:left="3600" w:hanging="360"/>
+      </w:pPr>
+      <w:rPr>
+        <w:rFonts w:ascii="Wingdings" w:hAnsi="Wingdings" w:hint="default"/>
+        <w:sz w:val="20"/>
+      </w:rPr>
+    </w:lvl>
+    <w:lvl w:ilvl="5" w:tentative="1">
+      <w:start w:val="1"/>
+      <w:numFmt w:val="bullet"/>
+      <w:lvlText w:val=""/>
+      <w:lvlJc w:val="left"/>
+      <w:pPr>
+        <w:tabs>
+          <w:tab w:val="num" w:pos="4320"/>
+        </w:tabs>
+        <w:ind w:left="4320" w:hanging="360"/>
+      </w:pPr>
+      <w:rPr>
+        <w:rFonts w:ascii="Wingdings" w:hAnsi="Wingdings" w:hint="default"/>
+        <w:sz w:val="20"/>
+      </w:rPr>
+    </w:lvl>
+    <w:lvl w:ilvl="6" w:tentative="1">
+      <w:start w:val="1"/>
+      <w:numFmt w:val="bullet"/>
+      <w:lvlText w:val=""/>
+      <w:lvlJc w:val="left"/>
+      <w:pPr>
+        <w:tabs>
+          <w:tab w:val="num" w:pos="5040"/>
+        </w:tabs>
+        <w:ind w:left="5040" w:hanging="360"/>
+      </w:pPr>
+      <w:rPr>
+        <w:rFonts w:ascii="Wingdings" w:hAnsi="Wingdings" w:hint="default"/>
+        <w:sz w:val="20"/>
+      </w:rPr>
+    </w:lvl>
+    <w:lvl w:ilvl="7" w:tentative="1">
+      <w:start w:val="1"/>
+      <w:numFmt w:val="bullet"/>
+      <w:lvlText w:val=""/>
+      <w:lvlJc w:val="left"/>
+      <w:pPr>
+        <w:tabs>
+          <w:tab w:val="num" w:pos="5760"/>
+        </w:tabs>
+        <w:ind w:left="5760" w:hanging="360"/>
+      </w:pPr>
+      <w:rPr>
+        <w:rFonts w:ascii="Wingdings" w:hAnsi="Wingdings" w:hint="default"/>
+        <w:sz w:val="20"/>
+      </w:rPr>
+    </w:lvl>
+    <w:lvl w:ilvl="8" w:tentative="1">
+      <w:start w:val="1"/>
+      <w:numFmt w:val="bullet"/>
+      <w:lvlText w:val=""/>
+      <w:lvlJc w:val="left"/>
+      <w:pPr>
+        <w:tabs>
+          <w:tab w:val="num" w:pos="6480"/>
+        </w:tabs>
+        <w:ind w:left="6480" w:hanging="360"/>
+      </w:pPr>
+      <w:rPr>
+        <w:rFonts w:ascii="Wingdings" w:hAnsi="Wingdings" w:hint="default"/>
+        <w:sz w:val="20"/>
+      </w:rPr>
+    </w:lvl>
+  </w:abstractNum>
+  <w:abstractNum w:abstractNumId="24" w15:restartNumberingAfterBreak="0">
+    <w:nsid w:val="4B2F1502"/>
+    <w:multiLevelType w:val="hybridMultilevel"/>
+    <w:tmpl w:val="564296BA"/>
+    <w:lvl w:ilvl="0" w:tplc="04090001">
+      <w:start w:val="1"/>
+      <w:numFmt w:val="bullet"/>
+      <w:lvlText w:val=""/>
+      <w:lvlJc w:val="left"/>
+      <w:pPr>
+        <w:ind w:left="1440" w:hanging="360"/>
+      </w:pPr>
+      <w:rPr>
+        <w:rFonts w:ascii="Symbol" w:hAnsi="Symbol" w:hint="default"/>
+      </w:rPr>
+    </w:lvl>
+    <w:lvl w:ilvl="1" w:tplc="04090003" w:tentative="1">
+      <w:start w:val="1"/>
+      <w:numFmt w:val="bullet"/>
+      <w:lvlText w:val="o"/>
+      <w:lvlJc w:val="left"/>
+      <w:pPr>
+        <w:ind w:left="2160" w:hanging="360"/>
+      </w:pPr>
+      <w:rPr>
+        <w:rFonts w:ascii="Courier New" w:hAnsi="Courier New" w:cs="Courier New" w:hint="default"/>
+      </w:rPr>
+    </w:lvl>
+    <w:lvl w:ilvl="2" w:tplc="04090005" w:tentative="1">
+      <w:start w:val="1"/>
+      <w:numFmt w:val="bullet"/>
+      <w:lvlText w:val=""/>
+      <w:lvlJc w:val="left"/>
+      <w:pPr>
+        <w:ind w:left="2880" w:hanging="360"/>
+      </w:pPr>
+      <w:rPr>
+        <w:rFonts w:ascii="Wingdings" w:hAnsi="Wingdings" w:hint="default"/>
+      </w:rPr>
+    </w:lvl>
+    <w:lvl w:ilvl="3" w:tplc="04090001" w:tentative="1">
+      <w:start w:val="1"/>
+      <w:numFmt w:val="bullet"/>
+      <w:lvlText w:val=""/>
+      <w:lvlJc w:val="left"/>
+      <w:pPr>
+        <w:ind w:left="3600" w:hanging="360"/>
+      </w:pPr>
+      <w:rPr>
+        <w:rFonts w:ascii="Symbol" w:hAnsi="Symbol" w:hint="default"/>
+      </w:rPr>
+    </w:lvl>
+    <w:lvl w:ilvl="4" w:tplc="04090003" w:tentative="1">
+      <w:start w:val="1"/>
+      <w:numFmt w:val="bullet"/>
+      <w:lvlText w:val="o"/>
+      <w:lvlJc w:val="left"/>
+      <w:pPr>
+        <w:ind w:left="4320" w:hanging="360"/>
+      </w:pPr>
+      <w:rPr>
+        <w:rFonts w:ascii="Courier New" w:hAnsi="Courier New" w:cs="Courier New" w:hint="default"/>
+      </w:rPr>
+    </w:lvl>
+    <w:lvl w:ilvl="5" w:tplc="04090005" w:tentative="1">
+      <w:start w:val="1"/>
+      <w:numFmt w:val="bullet"/>
+      <w:lvlText w:val=""/>
+      <w:lvlJc w:val="left"/>
+      <w:pPr>
+        <w:ind w:left="5040" w:hanging="360"/>
+      </w:pPr>
+      <w:rPr>
+        <w:rFonts w:ascii="Wingdings" w:hAnsi="Wingdings" w:hint="default"/>
+      </w:rPr>
+    </w:lvl>
+    <w:lvl w:ilvl="6" w:tplc="04090001" w:tentative="1">
+      <w:start w:val="1"/>
+      <w:numFmt w:val="bullet"/>
+      <w:lvlText w:val=""/>
+      <w:lvlJc w:val="left"/>
+      <w:pPr>
+        <w:ind w:left="5760" w:hanging="360"/>
+      </w:pPr>
+      <w:rPr>
+        <w:rFonts w:ascii="Symbol" w:hAnsi="Symbol" w:hint="default"/>
+      </w:rPr>
+    </w:lvl>
+    <w:lvl w:ilvl="7" w:tplc="04090003" w:tentative="1">
+      <w:start w:val="1"/>
+      <w:numFmt w:val="bullet"/>
+      <w:lvlText w:val="o"/>
+      <w:lvlJc w:val="left"/>
+      <w:pPr>
+        <w:ind w:left="6480" w:hanging="360"/>
+      </w:pPr>
+      <w:rPr>
+        <w:rFonts w:ascii="Courier New" w:hAnsi="Courier New" w:cs="Courier New" w:hint="default"/>
+      </w:rPr>
+    </w:lvl>
+    <w:lvl w:ilvl="8" w:tplc="04090005" w:tentative="1">
+      <w:start w:val="1"/>
+      <w:numFmt w:val="bullet"/>
+      <w:lvlText w:val=""/>
+      <w:lvlJc w:val="left"/>
+      <w:pPr>
+        <w:ind w:left="7200" w:hanging="360"/>
+      </w:pPr>
+      <w:rPr>
+        <w:rFonts w:ascii="Wingdings" w:hAnsi="Wingdings" w:hint="default"/>
+      </w:rPr>
+    </w:lvl>
+  </w:abstractNum>
+  <w:abstractNum w:abstractNumId="25" w15:restartNumberingAfterBreak="0">
     <w:nsid w:val="562C2CB1"/>
     <w:multiLevelType w:val="multilevel"/>
     <w:tmpl w:val="06C2AC3C"/>
@@ -4215,6 +7889,1131 @@
       </w:pPr>
       <w:rPr>
         <w:rFonts w:hint="default"/>
+      </w:rPr>
+    </w:lvl>
+  </w:abstractNum>
+  <w:abstractNum w:abstractNumId="26" w15:restartNumberingAfterBreak="0">
+    <w:nsid w:val="585A2F19"/>
+    <w:multiLevelType w:val="multilevel"/>
+    <w:tmpl w:val="11C88412"/>
+    <w:lvl w:ilvl="0">
+      <w:start w:val="1"/>
+      <w:numFmt w:val="bullet"/>
+      <w:lvlText w:val=""/>
+      <w:lvlJc w:val="left"/>
+      <w:pPr>
+        <w:tabs>
+          <w:tab w:val="num" w:pos="720"/>
+        </w:tabs>
+        <w:ind w:left="720" w:hanging="360"/>
+      </w:pPr>
+      <w:rPr>
+        <w:rFonts w:ascii="Symbol" w:hAnsi="Symbol" w:hint="default"/>
+        <w:sz w:val="20"/>
+      </w:rPr>
+    </w:lvl>
+    <w:lvl w:ilvl="1" w:tentative="1">
+      <w:start w:val="1"/>
+      <w:numFmt w:val="bullet"/>
+      <w:lvlText w:val="o"/>
+      <w:lvlJc w:val="left"/>
+      <w:pPr>
+        <w:tabs>
+          <w:tab w:val="num" w:pos="1440"/>
+        </w:tabs>
+        <w:ind w:left="1440" w:hanging="360"/>
+      </w:pPr>
+      <w:rPr>
+        <w:rFonts w:ascii="Courier New" w:hAnsi="Courier New" w:hint="default"/>
+        <w:sz w:val="20"/>
+      </w:rPr>
+    </w:lvl>
+    <w:lvl w:ilvl="2" w:tentative="1">
+      <w:start w:val="1"/>
+      <w:numFmt w:val="bullet"/>
+      <w:lvlText w:val=""/>
+      <w:lvlJc w:val="left"/>
+      <w:pPr>
+        <w:tabs>
+          <w:tab w:val="num" w:pos="2160"/>
+        </w:tabs>
+        <w:ind w:left="2160" w:hanging="360"/>
+      </w:pPr>
+      <w:rPr>
+        <w:rFonts w:ascii="Wingdings" w:hAnsi="Wingdings" w:hint="default"/>
+        <w:sz w:val="20"/>
+      </w:rPr>
+    </w:lvl>
+    <w:lvl w:ilvl="3" w:tentative="1">
+      <w:start w:val="1"/>
+      <w:numFmt w:val="bullet"/>
+      <w:lvlText w:val=""/>
+      <w:lvlJc w:val="left"/>
+      <w:pPr>
+        <w:tabs>
+          <w:tab w:val="num" w:pos="2880"/>
+        </w:tabs>
+        <w:ind w:left="2880" w:hanging="360"/>
+      </w:pPr>
+      <w:rPr>
+        <w:rFonts w:ascii="Wingdings" w:hAnsi="Wingdings" w:hint="default"/>
+        <w:sz w:val="20"/>
+      </w:rPr>
+    </w:lvl>
+    <w:lvl w:ilvl="4" w:tentative="1">
+      <w:start w:val="1"/>
+      <w:numFmt w:val="bullet"/>
+      <w:lvlText w:val=""/>
+      <w:lvlJc w:val="left"/>
+      <w:pPr>
+        <w:tabs>
+          <w:tab w:val="num" w:pos="3600"/>
+        </w:tabs>
+        <w:ind w:left="3600" w:hanging="360"/>
+      </w:pPr>
+      <w:rPr>
+        <w:rFonts w:ascii="Wingdings" w:hAnsi="Wingdings" w:hint="default"/>
+        <w:sz w:val="20"/>
+      </w:rPr>
+    </w:lvl>
+    <w:lvl w:ilvl="5" w:tentative="1">
+      <w:start w:val="1"/>
+      <w:numFmt w:val="bullet"/>
+      <w:lvlText w:val=""/>
+      <w:lvlJc w:val="left"/>
+      <w:pPr>
+        <w:tabs>
+          <w:tab w:val="num" w:pos="4320"/>
+        </w:tabs>
+        <w:ind w:left="4320" w:hanging="360"/>
+      </w:pPr>
+      <w:rPr>
+        <w:rFonts w:ascii="Wingdings" w:hAnsi="Wingdings" w:hint="default"/>
+        <w:sz w:val="20"/>
+      </w:rPr>
+    </w:lvl>
+    <w:lvl w:ilvl="6" w:tentative="1">
+      <w:start w:val="1"/>
+      <w:numFmt w:val="bullet"/>
+      <w:lvlText w:val=""/>
+      <w:lvlJc w:val="left"/>
+      <w:pPr>
+        <w:tabs>
+          <w:tab w:val="num" w:pos="5040"/>
+        </w:tabs>
+        <w:ind w:left="5040" w:hanging="360"/>
+      </w:pPr>
+      <w:rPr>
+        <w:rFonts w:ascii="Wingdings" w:hAnsi="Wingdings" w:hint="default"/>
+        <w:sz w:val="20"/>
+      </w:rPr>
+    </w:lvl>
+    <w:lvl w:ilvl="7" w:tentative="1">
+      <w:start w:val="1"/>
+      <w:numFmt w:val="bullet"/>
+      <w:lvlText w:val=""/>
+      <w:lvlJc w:val="left"/>
+      <w:pPr>
+        <w:tabs>
+          <w:tab w:val="num" w:pos="5760"/>
+        </w:tabs>
+        <w:ind w:left="5760" w:hanging="360"/>
+      </w:pPr>
+      <w:rPr>
+        <w:rFonts w:ascii="Wingdings" w:hAnsi="Wingdings" w:hint="default"/>
+        <w:sz w:val="20"/>
+      </w:rPr>
+    </w:lvl>
+    <w:lvl w:ilvl="8" w:tentative="1">
+      <w:start w:val="1"/>
+      <w:numFmt w:val="bullet"/>
+      <w:lvlText w:val=""/>
+      <w:lvlJc w:val="left"/>
+      <w:pPr>
+        <w:tabs>
+          <w:tab w:val="num" w:pos="6480"/>
+        </w:tabs>
+        <w:ind w:left="6480" w:hanging="360"/>
+      </w:pPr>
+      <w:rPr>
+        <w:rFonts w:ascii="Wingdings" w:hAnsi="Wingdings" w:hint="default"/>
+        <w:sz w:val="20"/>
+      </w:rPr>
+    </w:lvl>
+  </w:abstractNum>
+  <w:abstractNum w:abstractNumId="27" w15:restartNumberingAfterBreak="0">
+    <w:nsid w:val="6A894DC2"/>
+    <w:multiLevelType w:val="hybridMultilevel"/>
+    <w:tmpl w:val="8592C12A"/>
+    <w:lvl w:ilvl="0" w:tplc="04090001">
+      <w:start w:val="1"/>
+      <w:numFmt w:val="bullet"/>
+      <w:lvlText w:val=""/>
+      <w:lvlJc w:val="left"/>
+      <w:pPr>
+        <w:ind w:left="1440" w:hanging="360"/>
+      </w:pPr>
+      <w:rPr>
+        <w:rFonts w:ascii="Symbol" w:hAnsi="Symbol" w:hint="default"/>
+      </w:rPr>
+    </w:lvl>
+    <w:lvl w:ilvl="1" w:tplc="04090003" w:tentative="1">
+      <w:start w:val="1"/>
+      <w:numFmt w:val="bullet"/>
+      <w:lvlText w:val="o"/>
+      <w:lvlJc w:val="left"/>
+      <w:pPr>
+        <w:ind w:left="2160" w:hanging="360"/>
+      </w:pPr>
+      <w:rPr>
+        <w:rFonts w:ascii="Courier New" w:hAnsi="Courier New" w:cs="Courier New" w:hint="default"/>
+      </w:rPr>
+    </w:lvl>
+    <w:lvl w:ilvl="2" w:tplc="04090005" w:tentative="1">
+      <w:start w:val="1"/>
+      <w:numFmt w:val="bullet"/>
+      <w:lvlText w:val=""/>
+      <w:lvlJc w:val="left"/>
+      <w:pPr>
+        <w:ind w:left="2880" w:hanging="360"/>
+      </w:pPr>
+      <w:rPr>
+        <w:rFonts w:ascii="Wingdings" w:hAnsi="Wingdings" w:hint="default"/>
+      </w:rPr>
+    </w:lvl>
+    <w:lvl w:ilvl="3" w:tplc="04090001" w:tentative="1">
+      <w:start w:val="1"/>
+      <w:numFmt w:val="bullet"/>
+      <w:lvlText w:val=""/>
+      <w:lvlJc w:val="left"/>
+      <w:pPr>
+        <w:ind w:left="3600" w:hanging="360"/>
+      </w:pPr>
+      <w:rPr>
+        <w:rFonts w:ascii="Symbol" w:hAnsi="Symbol" w:hint="default"/>
+      </w:rPr>
+    </w:lvl>
+    <w:lvl w:ilvl="4" w:tplc="04090003" w:tentative="1">
+      <w:start w:val="1"/>
+      <w:numFmt w:val="bullet"/>
+      <w:lvlText w:val="o"/>
+      <w:lvlJc w:val="left"/>
+      <w:pPr>
+        <w:ind w:left="4320" w:hanging="360"/>
+      </w:pPr>
+      <w:rPr>
+        <w:rFonts w:ascii="Courier New" w:hAnsi="Courier New" w:cs="Courier New" w:hint="default"/>
+      </w:rPr>
+    </w:lvl>
+    <w:lvl w:ilvl="5" w:tplc="04090005" w:tentative="1">
+      <w:start w:val="1"/>
+      <w:numFmt w:val="bullet"/>
+      <w:lvlText w:val=""/>
+      <w:lvlJc w:val="left"/>
+      <w:pPr>
+        <w:ind w:left="5040" w:hanging="360"/>
+      </w:pPr>
+      <w:rPr>
+        <w:rFonts w:ascii="Wingdings" w:hAnsi="Wingdings" w:hint="default"/>
+      </w:rPr>
+    </w:lvl>
+    <w:lvl w:ilvl="6" w:tplc="04090001" w:tentative="1">
+      <w:start w:val="1"/>
+      <w:numFmt w:val="bullet"/>
+      <w:lvlText w:val=""/>
+      <w:lvlJc w:val="left"/>
+      <w:pPr>
+        <w:ind w:left="5760" w:hanging="360"/>
+      </w:pPr>
+      <w:rPr>
+        <w:rFonts w:ascii="Symbol" w:hAnsi="Symbol" w:hint="default"/>
+      </w:rPr>
+    </w:lvl>
+    <w:lvl w:ilvl="7" w:tplc="04090003" w:tentative="1">
+      <w:start w:val="1"/>
+      <w:numFmt w:val="bullet"/>
+      <w:lvlText w:val="o"/>
+      <w:lvlJc w:val="left"/>
+      <w:pPr>
+        <w:ind w:left="6480" w:hanging="360"/>
+      </w:pPr>
+      <w:rPr>
+        <w:rFonts w:ascii="Courier New" w:hAnsi="Courier New" w:cs="Courier New" w:hint="default"/>
+      </w:rPr>
+    </w:lvl>
+    <w:lvl w:ilvl="8" w:tplc="04090005" w:tentative="1">
+      <w:start w:val="1"/>
+      <w:numFmt w:val="bullet"/>
+      <w:lvlText w:val=""/>
+      <w:lvlJc w:val="left"/>
+      <w:pPr>
+        <w:ind w:left="7200" w:hanging="360"/>
+      </w:pPr>
+      <w:rPr>
+        <w:rFonts w:ascii="Wingdings" w:hAnsi="Wingdings" w:hint="default"/>
+      </w:rPr>
+    </w:lvl>
+  </w:abstractNum>
+  <w:abstractNum w:abstractNumId="28" w15:restartNumberingAfterBreak="0">
+    <w:nsid w:val="70AB1614"/>
+    <w:multiLevelType w:val="hybridMultilevel"/>
+    <w:tmpl w:val="4FCE1ABC"/>
+    <w:lvl w:ilvl="0" w:tplc="04090001">
+      <w:start w:val="1"/>
+      <w:numFmt w:val="bullet"/>
+      <w:lvlText w:val=""/>
+      <w:lvlJc w:val="left"/>
+      <w:pPr>
+        <w:ind w:left="1440" w:hanging="360"/>
+      </w:pPr>
+      <w:rPr>
+        <w:rFonts w:ascii="Symbol" w:hAnsi="Symbol" w:hint="default"/>
+      </w:rPr>
+    </w:lvl>
+    <w:lvl w:ilvl="1" w:tplc="04090003" w:tentative="1">
+      <w:start w:val="1"/>
+      <w:numFmt w:val="bullet"/>
+      <w:lvlText w:val="o"/>
+      <w:lvlJc w:val="left"/>
+      <w:pPr>
+        <w:ind w:left="2160" w:hanging="360"/>
+      </w:pPr>
+      <w:rPr>
+        <w:rFonts w:ascii="Courier New" w:hAnsi="Courier New" w:cs="Courier New" w:hint="default"/>
+      </w:rPr>
+    </w:lvl>
+    <w:lvl w:ilvl="2" w:tplc="04090005" w:tentative="1">
+      <w:start w:val="1"/>
+      <w:numFmt w:val="bullet"/>
+      <w:lvlText w:val=""/>
+      <w:lvlJc w:val="left"/>
+      <w:pPr>
+        <w:ind w:left="2880" w:hanging="360"/>
+      </w:pPr>
+      <w:rPr>
+        <w:rFonts w:ascii="Wingdings" w:hAnsi="Wingdings" w:hint="default"/>
+      </w:rPr>
+    </w:lvl>
+    <w:lvl w:ilvl="3" w:tplc="04090001" w:tentative="1">
+      <w:start w:val="1"/>
+      <w:numFmt w:val="bullet"/>
+      <w:lvlText w:val=""/>
+      <w:lvlJc w:val="left"/>
+      <w:pPr>
+        <w:ind w:left="3600" w:hanging="360"/>
+      </w:pPr>
+      <w:rPr>
+        <w:rFonts w:ascii="Symbol" w:hAnsi="Symbol" w:hint="default"/>
+      </w:rPr>
+    </w:lvl>
+    <w:lvl w:ilvl="4" w:tplc="04090003" w:tentative="1">
+      <w:start w:val="1"/>
+      <w:numFmt w:val="bullet"/>
+      <w:lvlText w:val="o"/>
+      <w:lvlJc w:val="left"/>
+      <w:pPr>
+        <w:ind w:left="4320" w:hanging="360"/>
+      </w:pPr>
+      <w:rPr>
+        <w:rFonts w:ascii="Courier New" w:hAnsi="Courier New" w:cs="Courier New" w:hint="default"/>
+      </w:rPr>
+    </w:lvl>
+    <w:lvl w:ilvl="5" w:tplc="04090005" w:tentative="1">
+      <w:start w:val="1"/>
+      <w:numFmt w:val="bullet"/>
+      <w:lvlText w:val=""/>
+      <w:lvlJc w:val="left"/>
+      <w:pPr>
+        <w:ind w:left="5040" w:hanging="360"/>
+      </w:pPr>
+      <w:rPr>
+        <w:rFonts w:ascii="Wingdings" w:hAnsi="Wingdings" w:hint="default"/>
+      </w:rPr>
+    </w:lvl>
+    <w:lvl w:ilvl="6" w:tplc="04090001" w:tentative="1">
+      <w:start w:val="1"/>
+      <w:numFmt w:val="bullet"/>
+      <w:lvlText w:val=""/>
+      <w:lvlJc w:val="left"/>
+      <w:pPr>
+        <w:ind w:left="5760" w:hanging="360"/>
+      </w:pPr>
+      <w:rPr>
+        <w:rFonts w:ascii="Symbol" w:hAnsi="Symbol" w:hint="default"/>
+      </w:rPr>
+    </w:lvl>
+    <w:lvl w:ilvl="7" w:tplc="04090003" w:tentative="1">
+      <w:start w:val="1"/>
+      <w:numFmt w:val="bullet"/>
+      <w:lvlText w:val="o"/>
+      <w:lvlJc w:val="left"/>
+      <w:pPr>
+        <w:ind w:left="6480" w:hanging="360"/>
+      </w:pPr>
+      <w:rPr>
+        <w:rFonts w:ascii="Courier New" w:hAnsi="Courier New" w:cs="Courier New" w:hint="default"/>
+      </w:rPr>
+    </w:lvl>
+    <w:lvl w:ilvl="8" w:tplc="04090005" w:tentative="1">
+      <w:start w:val="1"/>
+      <w:numFmt w:val="bullet"/>
+      <w:lvlText w:val=""/>
+      <w:lvlJc w:val="left"/>
+      <w:pPr>
+        <w:ind w:left="7200" w:hanging="360"/>
+      </w:pPr>
+      <w:rPr>
+        <w:rFonts w:ascii="Wingdings" w:hAnsi="Wingdings" w:hint="default"/>
+      </w:rPr>
+    </w:lvl>
+  </w:abstractNum>
+  <w:abstractNum w:abstractNumId="29" w15:restartNumberingAfterBreak="0">
+    <w:nsid w:val="727707D2"/>
+    <w:multiLevelType w:val="hybridMultilevel"/>
+    <w:tmpl w:val="75548BCE"/>
+    <w:lvl w:ilvl="0" w:tplc="04090001">
+      <w:start w:val="1"/>
+      <w:numFmt w:val="bullet"/>
+      <w:lvlText w:val=""/>
+      <w:lvlJc w:val="left"/>
+      <w:pPr>
+        <w:ind w:left="1440" w:hanging="360"/>
+      </w:pPr>
+      <w:rPr>
+        <w:rFonts w:ascii="Symbol" w:hAnsi="Symbol" w:hint="default"/>
+      </w:rPr>
+    </w:lvl>
+    <w:lvl w:ilvl="1" w:tplc="04090003" w:tentative="1">
+      <w:start w:val="1"/>
+      <w:numFmt w:val="bullet"/>
+      <w:lvlText w:val="o"/>
+      <w:lvlJc w:val="left"/>
+      <w:pPr>
+        <w:ind w:left="2160" w:hanging="360"/>
+      </w:pPr>
+      <w:rPr>
+        <w:rFonts w:ascii="Courier New" w:hAnsi="Courier New" w:cs="Courier New" w:hint="default"/>
+      </w:rPr>
+    </w:lvl>
+    <w:lvl w:ilvl="2" w:tplc="04090005" w:tentative="1">
+      <w:start w:val="1"/>
+      <w:numFmt w:val="bullet"/>
+      <w:lvlText w:val=""/>
+      <w:lvlJc w:val="left"/>
+      <w:pPr>
+        <w:ind w:left="2880" w:hanging="360"/>
+      </w:pPr>
+      <w:rPr>
+        <w:rFonts w:ascii="Wingdings" w:hAnsi="Wingdings" w:hint="default"/>
+      </w:rPr>
+    </w:lvl>
+    <w:lvl w:ilvl="3" w:tplc="04090001" w:tentative="1">
+      <w:start w:val="1"/>
+      <w:numFmt w:val="bullet"/>
+      <w:lvlText w:val=""/>
+      <w:lvlJc w:val="left"/>
+      <w:pPr>
+        <w:ind w:left="3600" w:hanging="360"/>
+      </w:pPr>
+      <w:rPr>
+        <w:rFonts w:ascii="Symbol" w:hAnsi="Symbol" w:hint="default"/>
+      </w:rPr>
+    </w:lvl>
+    <w:lvl w:ilvl="4" w:tplc="04090003" w:tentative="1">
+      <w:start w:val="1"/>
+      <w:numFmt w:val="bullet"/>
+      <w:lvlText w:val="o"/>
+      <w:lvlJc w:val="left"/>
+      <w:pPr>
+        <w:ind w:left="4320" w:hanging="360"/>
+      </w:pPr>
+      <w:rPr>
+        <w:rFonts w:ascii="Courier New" w:hAnsi="Courier New" w:cs="Courier New" w:hint="default"/>
+      </w:rPr>
+    </w:lvl>
+    <w:lvl w:ilvl="5" w:tplc="04090005" w:tentative="1">
+      <w:start w:val="1"/>
+      <w:numFmt w:val="bullet"/>
+      <w:lvlText w:val=""/>
+      <w:lvlJc w:val="left"/>
+      <w:pPr>
+        <w:ind w:left="5040" w:hanging="360"/>
+      </w:pPr>
+      <w:rPr>
+        <w:rFonts w:ascii="Wingdings" w:hAnsi="Wingdings" w:hint="default"/>
+      </w:rPr>
+    </w:lvl>
+    <w:lvl w:ilvl="6" w:tplc="04090001" w:tentative="1">
+      <w:start w:val="1"/>
+      <w:numFmt w:val="bullet"/>
+      <w:lvlText w:val=""/>
+      <w:lvlJc w:val="left"/>
+      <w:pPr>
+        <w:ind w:left="5760" w:hanging="360"/>
+      </w:pPr>
+      <w:rPr>
+        <w:rFonts w:ascii="Symbol" w:hAnsi="Symbol" w:hint="default"/>
+      </w:rPr>
+    </w:lvl>
+    <w:lvl w:ilvl="7" w:tplc="04090003" w:tentative="1">
+      <w:start w:val="1"/>
+      <w:numFmt w:val="bullet"/>
+      <w:lvlText w:val="o"/>
+      <w:lvlJc w:val="left"/>
+      <w:pPr>
+        <w:ind w:left="6480" w:hanging="360"/>
+      </w:pPr>
+      <w:rPr>
+        <w:rFonts w:ascii="Courier New" w:hAnsi="Courier New" w:cs="Courier New" w:hint="default"/>
+      </w:rPr>
+    </w:lvl>
+    <w:lvl w:ilvl="8" w:tplc="04090005" w:tentative="1">
+      <w:start w:val="1"/>
+      <w:numFmt w:val="bullet"/>
+      <w:lvlText w:val=""/>
+      <w:lvlJc w:val="left"/>
+      <w:pPr>
+        <w:ind w:left="7200" w:hanging="360"/>
+      </w:pPr>
+      <w:rPr>
+        <w:rFonts w:ascii="Wingdings" w:hAnsi="Wingdings" w:hint="default"/>
+      </w:rPr>
+    </w:lvl>
+  </w:abstractNum>
+  <w:abstractNum w:abstractNumId="30" w15:restartNumberingAfterBreak="0">
+    <w:nsid w:val="73A844A0"/>
+    <w:multiLevelType w:val="hybridMultilevel"/>
+    <w:tmpl w:val="EC807FE2"/>
+    <w:lvl w:ilvl="0" w:tplc="04090001">
+      <w:start w:val="1"/>
+      <w:numFmt w:val="bullet"/>
+      <w:lvlText w:val=""/>
+      <w:lvlJc w:val="left"/>
+      <w:pPr>
+        <w:ind w:left="1440" w:hanging="360"/>
+      </w:pPr>
+      <w:rPr>
+        <w:rFonts w:ascii="Symbol" w:hAnsi="Symbol" w:hint="default"/>
+      </w:rPr>
+    </w:lvl>
+    <w:lvl w:ilvl="1" w:tplc="04090003" w:tentative="1">
+      <w:start w:val="1"/>
+      <w:numFmt w:val="bullet"/>
+      <w:lvlText w:val="o"/>
+      <w:lvlJc w:val="left"/>
+      <w:pPr>
+        <w:ind w:left="2160" w:hanging="360"/>
+      </w:pPr>
+      <w:rPr>
+        <w:rFonts w:ascii="Courier New" w:hAnsi="Courier New" w:cs="Courier New" w:hint="default"/>
+      </w:rPr>
+    </w:lvl>
+    <w:lvl w:ilvl="2" w:tplc="04090005" w:tentative="1">
+      <w:start w:val="1"/>
+      <w:numFmt w:val="bullet"/>
+      <w:lvlText w:val=""/>
+      <w:lvlJc w:val="left"/>
+      <w:pPr>
+        <w:ind w:left="2880" w:hanging="360"/>
+      </w:pPr>
+      <w:rPr>
+        <w:rFonts w:ascii="Wingdings" w:hAnsi="Wingdings" w:hint="default"/>
+      </w:rPr>
+    </w:lvl>
+    <w:lvl w:ilvl="3" w:tplc="04090001" w:tentative="1">
+      <w:start w:val="1"/>
+      <w:numFmt w:val="bullet"/>
+      <w:lvlText w:val=""/>
+      <w:lvlJc w:val="left"/>
+      <w:pPr>
+        <w:ind w:left="3600" w:hanging="360"/>
+      </w:pPr>
+      <w:rPr>
+        <w:rFonts w:ascii="Symbol" w:hAnsi="Symbol" w:hint="default"/>
+      </w:rPr>
+    </w:lvl>
+    <w:lvl w:ilvl="4" w:tplc="04090003" w:tentative="1">
+      <w:start w:val="1"/>
+      <w:numFmt w:val="bullet"/>
+      <w:lvlText w:val="o"/>
+      <w:lvlJc w:val="left"/>
+      <w:pPr>
+        <w:ind w:left="4320" w:hanging="360"/>
+      </w:pPr>
+      <w:rPr>
+        <w:rFonts w:ascii="Courier New" w:hAnsi="Courier New" w:cs="Courier New" w:hint="default"/>
+      </w:rPr>
+    </w:lvl>
+    <w:lvl w:ilvl="5" w:tplc="04090005" w:tentative="1">
+      <w:start w:val="1"/>
+      <w:numFmt w:val="bullet"/>
+      <w:lvlText w:val=""/>
+      <w:lvlJc w:val="left"/>
+      <w:pPr>
+        <w:ind w:left="5040" w:hanging="360"/>
+      </w:pPr>
+      <w:rPr>
+        <w:rFonts w:ascii="Wingdings" w:hAnsi="Wingdings" w:hint="default"/>
+      </w:rPr>
+    </w:lvl>
+    <w:lvl w:ilvl="6" w:tplc="04090001" w:tentative="1">
+      <w:start w:val="1"/>
+      <w:numFmt w:val="bullet"/>
+      <w:lvlText w:val=""/>
+      <w:lvlJc w:val="left"/>
+      <w:pPr>
+        <w:ind w:left="5760" w:hanging="360"/>
+      </w:pPr>
+      <w:rPr>
+        <w:rFonts w:ascii="Symbol" w:hAnsi="Symbol" w:hint="default"/>
+      </w:rPr>
+    </w:lvl>
+    <w:lvl w:ilvl="7" w:tplc="04090003" w:tentative="1">
+      <w:start w:val="1"/>
+      <w:numFmt w:val="bullet"/>
+      <w:lvlText w:val="o"/>
+      <w:lvlJc w:val="left"/>
+      <w:pPr>
+        <w:ind w:left="6480" w:hanging="360"/>
+      </w:pPr>
+      <w:rPr>
+        <w:rFonts w:ascii="Courier New" w:hAnsi="Courier New" w:cs="Courier New" w:hint="default"/>
+      </w:rPr>
+    </w:lvl>
+    <w:lvl w:ilvl="8" w:tplc="04090005" w:tentative="1">
+      <w:start w:val="1"/>
+      <w:numFmt w:val="bullet"/>
+      <w:lvlText w:val=""/>
+      <w:lvlJc w:val="left"/>
+      <w:pPr>
+        <w:ind w:left="7200" w:hanging="360"/>
+      </w:pPr>
+      <w:rPr>
+        <w:rFonts w:ascii="Wingdings" w:hAnsi="Wingdings" w:hint="default"/>
+      </w:rPr>
+    </w:lvl>
+  </w:abstractNum>
+  <w:abstractNum w:abstractNumId="31" w15:restartNumberingAfterBreak="0">
+    <w:nsid w:val="7A473602"/>
+    <w:multiLevelType w:val="hybridMultilevel"/>
+    <w:tmpl w:val="430A45EE"/>
+    <w:lvl w:ilvl="0" w:tplc="04090001">
+      <w:start w:val="1"/>
+      <w:numFmt w:val="bullet"/>
+      <w:lvlText w:val=""/>
+      <w:lvlJc w:val="left"/>
+      <w:pPr>
+        <w:ind w:left="1440" w:hanging="360"/>
+      </w:pPr>
+      <w:rPr>
+        <w:rFonts w:ascii="Symbol" w:hAnsi="Symbol" w:hint="default"/>
+      </w:rPr>
+    </w:lvl>
+    <w:lvl w:ilvl="1" w:tplc="04090003" w:tentative="1">
+      <w:start w:val="1"/>
+      <w:numFmt w:val="bullet"/>
+      <w:lvlText w:val="o"/>
+      <w:lvlJc w:val="left"/>
+      <w:pPr>
+        <w:ind w:left="2160" w:hanging="360"/>
+      </w:pPr>
+      <w:rPr>
+        <w:rFonts w:ascii="Courier New" w:hAnsi="Courier New" w:cs="Courier New" w:hint="default"/>
+      </w:rPr>
+    </w:lvl>
+    <w:lvl w:ilvl="2" w:tplc="04090005" w:tentative="1">
+      <w:start w:val="1"/>
+      <w:numFmt w:val="bullet"/>
+      <w:lvlText w:val=""/>
+      <w:lvlJc w:val="left"/>
+      <w:pPr>
+        <w:ind w:left="2880" w:hanging="360"/>
+      </w:pPr>
+      <w:rPr>
+        <w:rFonts w:ascii="Wingdings" w:hAnsi="Wingdings" w:hint="default"/>
+      </w:rPr>
+    </w:lvl>
+    <w:lvl w:ilvl="3" w:tplc="04090001" w:tentative="1">
+      <w:start w:val="1"/>
+      <w:numFmt w:val="bullet"/>
+      <w:lvlText w:val=""/>
+      <w:lvlJc w:val="left"/>
+      <w:pPr>
+        <w:ind w:left="3600" w:hanging="360"/>
+      </w:pPr>
+      <w:rPr>
+        <w:rFonts w:ascii="Symbol" w:hAnsi="Symbol" w:hint="default"/>
+      </w:rPr>
+    </w:lvl>
+    <w:lvl w:ilvl="4" w:tplc="04090003" w:tentative="1">
+      <w:start w:val="1"/>
+      <w:numFmt w:val="bullet"/>
+      <w:lvlText w:val="o"/>
+      <w:lvlJc w:val="left"/>
+      <w:pPr>
+        <w:ind w:left="4320" w:hanging="360"/>
+      </w:pPr>
+      <w:rPr>
+        <w:rFonts w:ascii="Courier New" w:hAnsi="Courier New" w:cs="Courier New" w:hint="default"/>
+      </w:rPr>
+    </w:lvl>
+    <w:lvl w:ilvl="5" w:tplc="04090005" w:tentative="1">
+      <w:start w:val="1"/>
+      <w:numFmt w:val="bullet"/>
+      <w:lvlText w:val=""/>
+      <w:lvlJc w:val="left"/>
+      <w:pPr>
+        <w:ind w:left="5040" w:hanging="360"/>
+      </w:pPr>
+      <w:rPr>
+        <w:rFonts w:ascii="Wingdings" w:hAnsi="Wingdings" w:hint="default"/>
+      </w:rPr>
+    </w:lvl>
+    <w:lvl w:ilvl="6" w:tplc="04090001" w:tentative="1">
+      <w:start w:val="1"/>
+      <w:numFmt w:val="bullet"/>
+      <w:lvlText w:val=""/>
+      <w:lvlJc w:val="left"/>
+      <w:pPr>
+        <w:ind w:left="5760" w:hanging="360"/>
+      </w:pPr>
+      <w:rPr>
+        <w:rFonts w:ascii="Symbol" w:hAnsi="Symbol" w:hint="default"/>
+      </w:rPr>
+    </w:lvl>
+    <w:lvl w:ilvl="7" w:tplc="04090003" w:tentative="1">
+      <w:start w:val="1"/>
+      <w:numFmt w:val="bullet"/>
+      <w:lvlText w:val="o"/>
+      <w:lvlJc w:val="left"/>
+      <w:pPr>
+        <w:ind w:left="6480" w:hanging="360"/>
+      </w:pPr>
+      <w:rPr>
+        <w:rFonts w:ascii="Courier New" w:hAnsi="Courier New" w:cs="Courier New" w:hint="default"/>
+      </w:rPr>
+    </w:lvl>
+    <w:lvl w:ilvl="8" w:tplc="04090005" w:tentative="1">
+      <w:start w:val="1"/>
+      <w:numFmt w:val="bullet"/>
+      <w:lvlText w:val=""/>
+      <w:lvlJc w:val="left"/>
+      <w:pPr>
+        <w:ind w:left="7200" w:hanging="360"/>
+      </w:pPr>
+      <w:rPr>
+        <w:rFonts w:ascii="Wingdings" w:hAnsi="Wingdings" w:hint="default"/>
+      </w:rPr>
+    </w:lvl>
+  </w:abstractNum>
+  <w:abstractNum w:abstractNumId="32" w15:restartNumberingAfterBreak="0">
+    <w:nsid w:val="7C563F1A"/>
+    <w:multiLevelType w:val="multilevel"/>
+    <w:tmpl w:val="3252EA8A"/>
+    <w:lvl w:ilvl="0">
+      <w:start w:val="1"/>
+      <w:numFmt w:val="bullet"/>
+      <w:lvlText w:val=""/>
+      <w:lvlJc w:val="left"/>
+      <w:pPr>
+        <w:tabs>
+          <w:tab w:val="num" w:pos="720"/>
+        </w:tabs>
+        <w:ind w:left="720" w:hanging="360"/>
+      </w:pPr>
+      <w:rPr>
+        <w:rFonts w:ascii="Symbol" w:hAnsi="Symbol" w:hint="default"/>
+        <w:sz w:val="20"/>
+      </w:rPr>
+    </w:lvl>
+    <w:lvl w:ilvl="1" w:tentative="1">
+      <w:start w:val="1"/>
+      <w:numFmt w:val="bullet"/>
+      <w:lvlText w:val="o"/>
+      <w:lvlJc w:val="left"/>
+      <w:pPr>
+        <w:tabs>
+          <w:tab w:val="num" w:pos="1440"/>
+        </w:tabs>
+        <w:ind w:left="1440" w:hanging="360"/>
+      </w:pPr>
+      <w:rPr>
+        <w:rFonts w:ascii="Courier New" w:hAnsi="Courier New" w:hint="default"/>
+        <w:sz w:val="20"/>
+      </w:rPr>
+    </w:lvl>
+    <w:lvl w:ilvl="2" w:tentative="1">
+      <w:start w:val="1"/>
+      <w:numFmt w:val="bullet"/>
+      <w:lvlText w:val=""/>
+      <w:lvlJc w:val="left"/>
+      <w:pPr>
+        <w:tabs>
+          <w:tab w:val="num" w:pos="2160"/>
+        </w:tabs>
+        <w:ind w:left="2160" w:hanging="360"/>
+      </w:pPr>
+      <w:rPr>
+        <w:rFonts w:ascii="Wingdings" w:hAnsi="Wingdings" w:hint="default"/>
+        <w:sz w:val="20"/>
+      </w:rPr>
+    </w:lvl>
+    <w:lvl w:ilvl="3" w:tentative="1">
+      <w:start w:val="1"/>
+      <w:numFmt w:val="bullet"/>
+      <w:lvlText w:val=""/>
+      <w:lvlJc w:val="left"/>
+      <w:pPr>
+        <w:tabs>
+          <w:tab w:val="num" w:pos="2880"/>
+        </w:tabs>
+        <w:ind w:left="2880" w:hanging="360"/>
+      </w:pPr>
+      <w:rPr>
+        <w:rFonts w:ascii="Wingdings" w:hAnsi="Wingdings" w:hint="default"/>
+        <w:sz w:val="20"/>
+      </w:rPr>
+    </w:lvl>
+    <w:lvl w:ilvl="4" w:tentative="1">
+      <w:start w:val="1"/>
+      <w:numFmt w:val="bullet"/>
+      <w:lvlText w:val=""/>
+      <w:lvlJc w:val="left"/>
+      <w:pPr>
+        <w:tabs>
+          <w:tab w:val="num" w:pos="3600"/>
+        </w:tabs>
+        <w:ind w:left="3600" w:hanging="360"/>
+      </w:pPr>
+      <w:rPr>
+        <w:rFonts w:ascii="Wingdings" w:hAnsi="Wingdings" w:hint="default"/>
+        <w:sz w:val="20"/>
+      </w:rPr>
+    </w:lvl>
+    <w:lvl w:ilvl="5" w:tentative="1">
+      <w:start w:val="1"/>
+      <w:numFmt w:val="bullet"/>
+      <w:lvlText w:val=""/>
+      <w:lvlJc w:val="left"/>
+      <w:pPr>
+        <w:tabs>
+          <w:tab w:val="num" w:pos="4320"/>
+        </w:tabs>
+        <w:ind w:left="4320" w:hanging="360"/>
+      </w:pPr>
+      <w:rPr>
+        <w:rFonts w:ascii="Wingdings" w:hAnsi="Wingdings" w:hint="default"/>
+        <w:sz w:val="20"/>
+      </w:rPr>
+    </w:lvl>
+    <w:lvl w:ilvl="6" w:tentative="1">
+      <w:start w:val="1"/>
+      <w:numFmt w:val="bullet"/>
+      <w:lvlText w:val=""/>
+      <w:lvlJc w:val="left"/>
+      <w:pPr>
+        <w:tabs>
+          <w:tab w:val="num" w:pos="5040"/>
+        </w:tabs>
+        <w:ind w:left="5040" w:hanging="360"/>
+      </w:pPr>
+      <w:rPr>
+        <w:rFonts w:ascii="Wingdings" w:hAnsi="Wingdings" w:hint="default"/>
+        <w:sz w:val="20"/>
+      </w:rPr>
+    </w:lvl>
+    <w:lvl w:ilvl="7" w:tentative="1">
+      <w:start w:val="1"/>
+      <w:numFmt w:val="bullet"/>
+      <w:lvlText w:val=""/>
+      <w:lvlJc w:val="left"/>
+      <w:pPr>
+        <w:tabs>
+          <w:tab w:val="num" w:pos="5760"/>
+        </w:tabs>
+        <w:ind w:left="5760" w:hanging="360"/>
+      </w:pPr>
+      <w:rPr>
+        <w:rFonts w:ascii="Wingdings" w:hAnsi="Wingdings" w:hint="default"/>
+        <w:sz w:val="20"/>
+      </w:rPr>
+    </w:lvl>
+    <w:lvl w:ilvl="8" w:tentative="1">
+      <w:start w:val="1"/>
+      <w:numFmt w:val="bullet"/>
+      <w:lvlText w:val=""/>
+      <w:lvlJc w:val="left"/>
+      <w:pPr>
+        <w:tabs>
+          <w:tab w:val="num" w:pos="6480"/>
+        </w:tabs>
+        <w:ind w:left="6480" w:hanging="360"/>
+      </w:pPr>
+      <w:rPr>
+        <w:rFonts w:ascii="Wingdings" w:hAnsi="Wingdings" w:hint="default"/>
+        <w:sz w:val="20"/>
+      </w:rPr>
+    </w:lvl>
+  </w:abstractNum>
+  <w:abstractNum w:abstractNumId="33" w15:restartNumberingAfterBreak="0">
+    <w:nsid w:val="7D324834"/>
+    <w:multiLevelType w:val="multilevel"/>
+    <w:tmpl w:val="75548C56"/>
+    <w:lvl w:ilvl="0">
+      <w:start w:val="1"/>
+      <w:numFmt w:val="bullet"/>
+      <w:lvlText w:val=""/>
+      <w:lvlJc w:val="left"/>
+      <w:pPr>
+        <w:tabs>
+          <w:tab w:val="num" w:pos="720"/>
+        </w:tabs>
+        <w:ind w:left="720" w:hanging="360"/>
+      </w:pPr>
+      <w:rPr>
+        <w:rFonts w:ascii="Symbol" w:hAnsi="Symbol" w:hint="default"/>
+        <w:sz w:val="20"/>
+      </w:rPr>
+    </w:lvl>
+    <w:lvl w:ilvl="1" w:tentative="1">
+      <w:start w:val="1"/>
+      <w:numFmt w:val="bullet"/>
+      <w:lvlText w:val="o"/>
+      <w:lvlJc w:val="left"/>
+      <w:pPr>
+        <w:tabs>
+          <w:tab w:val="num" w:pos="1440"/>
+        </w:tabs>
+        <w:ind w:left="1440" w:hanging="360"/>
+      </w:pPr>
+      <w:rPr>
+        <w:rFonts w:ascii="Courier New" w:hAnsi="Courier New" w:hint="default"/>
+        <w:sz w:val="20"/>
+      </w:rPr>
+    </w:lvl>
+    <w:lvl w:ilvl="2" w:tentative="1">
+      <w:start w:val="1"/>
+      <w:numFmt w:val="bullet"/>
+      <w:lvlText w:val=""/>
+      <w:lvlJc w:val="left"/>
+      <w:pPr>
+        <w:tabs>
+          <w:tab w:val="num" w:pos="2160"/>
+        </w:tabs>
+        <w:ind w:left="2160" w:hanging="360"/>
+      </w:pPr>
+      <w:rPr>
+        <w:rFonts w:ascii="Wingdings" w:hAnsi="Wingdings" w:hint="default"/>
+        <w:sz w:val="20"/>
+      </w:rPr>
+    </w:lvl>
+    <w:lvl w:ilvl="3" w:tentative="1">
+      <w:start w:val="1"/>
+      <w:numFmt w:val="bullet"/>
+      <w:lvlText w:val=""/>
+      <w:lvlJc w:val="left"/>
+      <w:pPr>
+        <w:tabs>
+          <w:tab w:val="num" w:pos="2880"/>
+        </w:tabs>
+        <w:ind w:left="2880" w:hanging="360"/>
+      </w:pPr>
+      <w:rPr>
+        <w:rFonts w:ascii="Wingdings" w:hAnsi="Wingdings" w:hint="default"/>
+        <w:sz w:val="20"/>
+      </w:rPr>
+    </w:lvl>
+    <w:lvl w:ilvl="4" w:tentative="1">
+      <w:start w:val="1"/>
+      <w:numFmt w:val="bullet"/>
+      <w:lvlText w:val=""/>
+      <w:lvlJc w:val="left"/>
+      <w:pPr>
+        <w:tabs>
+          <w:tab w:val="num" w:pos="3600"/>
+        </w:tabs>
+        <w:ind w:left="3600" w:hanging="360"/>
+      </w:pPr>
+      <w:rPr>
+        <w:rFonts w:ascii="Wingdings" w:hAnsi="Wingdings" w:hint="default"/>
+        <w:sz w:val="20"/>
+      </w:rPr>
+    </w:lvl>
+    <w:lvl w:ilvl="5" w:tentative="1">
+      <w:start w:val="1"/>
+      <w:numFmt w:val="bullet"/>
+      <w:lvlText w:val=""/>
+      <w:lvlJc w:val="left"/>
+      <w:pPr>
+        <w:tabs>
+          <w:tab w:val="num" w:pos="4320"/>
+        </w:tabs>
+        <w:ind w:left="4320" w:hanging="360"/>
+      </w:pPr>
+      <w:rPr>
+        <w:rFonts w:ascii="Wingdings" w:hAnsi="Wingdings" w:hint="default"/>
+        <w:sz w:val="20"/>
+      </w:rPr>
+    </w:lvl>
+    <w:lvl w:ilvl="6" w:tentative="1">
+      <w:start w:val="1"/>
+      <w:numFmt w:val="bullet"/>
+      <w:lvlText w:val=""/>
+      <w:lvlJc w:val="left"/>
+      <w:pPr>
+        <w:tabs>
+          <w:tab w:val="num" w:pos="5040"/>
+        </w:tabs>
+        <w:ind w:left="5040" w:hanging="360"/>
+      </w:pPr>
+      <w:rPr>
+        <w:rFonts w:ascii="Wingdings" w:hAnsi="Wingdings" w:hint="default"/>
+        <w:sz w:val="20"/>
+      </w:rPr>
+    </w:lvl>
+    <w:lvl w:ilvl="7" w:tentative="1">
+      <w:start w:val="1"/>
+      <w:numFmt w:val="bullet"/>
+      <w:lvlText w:val=""/>
+      <w:lvlJc w:val="left"/>
+      <w:pPr>
+        <w:tabs>
+          <w:tab w:val="num" w:pos="5760"/>
+        </w:tabs>
+        <w:ind w:left="5760" w:hanging="360"/>
+      </w:pPr>
+      <w:rPr>
+        <w:rFonts w:ascii="Wingdings" w:hAnsi="Wingdings" w:hint="default"/>
+        <w:sz w:val="20"/>
+      </w:rPr>
+    </w:lvl>
+    <w:lvl w:ilvl="8" w:tentative="1">
+      <w:start w:val="1"/>
+      <w:numFmt w:val="bullet"/>
+      <w:lvlText w:val=""/>
+      <w:lvlJc w:val="left"/>
+      <w:pPr>
+        <w:tabs>
+          <w:tab w:val="num" w:pos="6480"/>
+        </w:tabs>
+        <w:ind w:left="6480" w:hanging="360"/>
+      </w:pPr>
+      <w:rPr>
+        <w:rFonts w:ascii="Wingdings" w:hAnsi="Wingdings" w:hint="default"/>
+        <w:sz w:val="20"/>
+      </w:rPr>
+    </w:lvl>
+  </w:abstractNum>
+  <w:abstractNum w:abstractNumId="34" w15:restartNumberingAfterBreak="0">
+    <w:nsid w:val="7D3538C4"/>
+    <w:multiLevelType w:val="hybridMultilevel"/>
+    <w:tmpl w:val="034A7A60"/>
+    <w:lvl w:ilvl="0" w:tplc="04090001">
+      <w:start w:val="1"/>
+      <w:numFmt w:val="bullet"/>
+      <w:lvlText w:val=""/>
+      <w:lvlJc w:val="left"/>
+      <w:pPr>
+        <w:ind w:left="1440" w:hanging="360"/>
+      </w:pPr>
+      <w:rPr>
+        <w:rFonts w:ascii="Symbol" w:hAnsi="Symbol" w:hint="default"/>
+      </w:rPr>
+    </w:lvl>
+    <w:lvl w:ilvl="1" w:tplc="04090003" w:tentative="1">
+      <w:start w:val="1"/>
+      <w:numFmt w:val="bullet"/>
+      <w:lvlText w:val="o"/>
+      <w:lvlJc w:val="left"/>
+      <w:pPr>
+        <w:ind w:left="2160" w:hanging="360"/>
+      </w:pPr>
+      <w:rPr>
+        <w:rFonts w:ascii="Courier New" w:hAnsi="Courier New" w:cs="Courier New" w:hint="default"/>
+      </w:rPr>
+    </w:lvl>
+    <w:lvl w:ilvl="2" w:tplc="04090005" w:tentative="1">
+      <w:start w:val="1"/>
+      <w:numFmt w:val="bullet"/>
+      <w:lvlText w:val=""/>
+      <w:lvlJc w:val="left"/>
+      <w:pPr>
+        <w:ind w:left="2880" w:hanging="360"/>
+      </w:pPr>
+      <w:rPr>
+        <w:rFonts w:ascii="Wingdings" w:hAnsi="Wingdings" w:hint="default"/>
+      </w:rPr>
+    </w:lvl>
+    <w:lvl w:ilvl="3" w:tplc="04090001" w:tentative="1">
+      <w:start w:val="1"/>
+      <w:numFmt w:val="bullet"/>
+      <w:lvlText w:val=""/>
+      <w:lvlJc w:val="left"/>
+      <w:pPr>
+        <w:ind w:left="3600" w:hanging="360"/>
+      </w:pPr>
+      <w:rPr>
+        <w:rFonts w:ascii="Symbol" w:hAnsi="Symbol" w:hint="default"/>
+      </w:rPr>
+    </w:lvl>
+    <w:lvl w:ilvl="4" w:tplc="04090003" w:tentative="1">
+      <w:start w:val="1"/>
+      <w:numFmt w:val="bullet"/>
+      <w:lvlText w:val="o"/>
+      <w:lvlJc w:val="left"/>
+      <w:pPr>
+        <w:ind w:left="4320" w:hanging="360"/>
+      </w:pPr>
+      <w:rPr>
+        <w:rFonts w:ascii="Courier New" w:hAnsi="Courier New" w:cs="Courier New" w:hint="default"/>
+      </w:rPr>
+    </w:lvl>
+    <w:lvl w:ilvl="5" w:tplc="04090005" w:tentative="1">
+      <w:start w:val="1"/>
+      <w:numFmt w:val="bullet"/>
+      <w:lvlText w:val=""/>
+      <w:lvlJc w:val="left"/>
+      <w:pPr>
+        <w:ind w:left="5040" w:hanging="360"/>
+      </w:pPr>
+      <w:rPr>
+        <w:rFonts w:ascii="Wingdings" w:hAnsi="Wingdings" w:hint="default"/>
+      </w:rPr>
+    </w:lvl>
+    <w:lvl w:ilvl="6" w:tplc="04090001" w:tentative="1">
+      <w:start w:val="1"/>
+      <w:numFmt w:val="bullet"/>
+      <w:lvlText w:val=""/>
+      <w:lvlJc w:val="left"/>
+      <w:pPr>
+        <w:ind w:left="5760" w:hanging="360"/>
+      </w:pPr>
+      <w:rPr>
+        <w:rFonts w:ascii="Symbol" w:hAnsi="Symbol" w:hint="default"/>
+      </w:rPr>
+    </w:lvl>
+    <w:lvl w:ilvl="7" w:tplc="04090003" w:tentative="1">
+      <w:start w:val="1"/>
+      <w:numFmt w:val="bullet"/>
+      <w:lvlText w:val="o"/>
+      <w:lvlJc w:val="left"/>
+      <w:pPr>
+        <w:ind w:left="6480" w:hanging="360"/>
+      </w:pPr>
+      <w:rPr>
+        <w:rFonts w:ascii="Courier New" w:hAnsi="Courier New" w:cs="Courier New" w:hint="default"/>
+      </w:rPr>
+    </w:lvl>
+    <w:lvl w:ilvl="8" w:tplc="04090005" w:tentative="1">
+      <w:start w:val="1"/>
+      <w:numFmt w:val="bullet"/>
+      <w:lvlText w:val=""/>
+      <w:lvlJc w:val="left"/>
+      <w:pPr>
+        <w:ind w:left="7200" w:hanging="360"/>
+      </w:pPr>
+      <w:rPr>
+        <w:rFonts w:ascii="Wingdings" w:hAnsi="Wingdings" w:hint="default"/>
       </w:rPr>
     </w:lvl>
   </w:abstractNum>
@@ -4249,10 +9048,10 @@
     <w:abstractNumId w:val="0"/>
   </w:num>
   <w:num w:numId="11">
-    <w:abstractNumId w:val="12"/>
+    <w:abstractNumId w:val="25"/>
   </w:num>
   <w:num w:numId="12">
-    <w:abstractNumId w:val="12"/>
+    <w:abstractNumId w:val="25"/>
     <w:lvlOverride w:ilvl="0">
       <w:startOverride w:val="1"/>
     </w:lvlOverride>
@@ -4282,10 +9081,10 @@
     </w:lvlOverride>
   </w:num>
   <w:num w:numId="13">
-    <w:abstractNumId w:val="11"/>
+    <w:abstractNumId w:val="16"/>
   </w:num>
   <w:num w:numId="14">
-    <w:abstractNumId w:val="11"/>
+    <w:abstractNumId w:val="16"/>
     <w:lvlOverride w:ilvl="0">
       <w:startOverride w:val="1"/>
     </w:lvlOverride>
@@ -4315,7 +9114,73 @@
     </w:lvlOverride>
   </w:num>
   <w:num w:numId="15">
+    <w:abstractNumId w:val="14"/>
+  </w:num>
+  <w:num w:numId="16">
+    <w:abstractNumId w:val="21"/>
+  </w:num>
+  <w:num w:numId="17">
+    <w:abstractNumId w:val="32"/>
+  </w:num>
+  <w:num w:numId="18">
+    <w:abstractNumId w:val="13"/>
+  </w:num>
+  <w:num w:numId="19">
+    <w:abstractNumId w:val="23"/>
+  </w:num>
+  <w:num w:numId="20">
+    <w:abstractNumId w:val="30"/>
+  </w:num>
+  <w:num w:numId="21">
+    <w:abstractNumId w:val="11"/>
+  </w:num>
+  <w:num w:numId="22">
+    <w:abstractNumId w:val="17"/>
+  </w:num>
+  <w:num w:numId="23">
+    <w:abstractNumId w:val="15"/>
+  </w:num>
+  <w:num w:numId="24">
+    <w:abstractNumId w:val="20"/>
+  </w:num>
+  <w:num w:numId="25">
+    <w:abstractNumId w:val="22"/>
+  </w:num>
+  <w:num w:numId="26">
+    <w:abstractNumId w:val="24"/>
+  </w:num>
+  <w:num w:numId="27">
+    <w:abstractNumId w:val="31"/>
+  </w:num>
+  <w:num w:numId="28">
     <w:abstractNumId w:val="10"/>
+  </w:num>
+  <w:num w:numId="29">
+    <w:abstractNumId w:val="33"/>
+  </w:num>
+  <w:num w:numId="30">
+    <w:abstractNumId w:val="34"/>
+  </w:num>
+  <w:num w:numId="31">
+    <w:abstractNumId w:val="18"/>
+  </w:num>
+  <w:num w:numId="32">
+    <w:abstractNumId w:val="19"/>
+  </w:num>
+  <w:num w:numId="33">
+    <w:abstractNumId w:val="29"/>
+  </w:num>
+  <w:num w:numId="34">
+    <w:abstractNumId w:val="28"/>
+  </w:num>
+  <w:num w:numId="35">
+    <w:abstractNumId w:val="12"/>
+  </w:num>
+  <w:num w:numId="36">
+    <w:abstractNumId w:val="26"/>
+  </w:num>
+  <w:num w:numId="37">
+    <w:abstractNumId w:val="27"/>
   </w:num>
 </w:numbering>
 </file>
@@ -5170,6 +10035,24 @@
       <w:bCs/>
     </w:rPr>
   </w:style>
+  <w:style w:type="paragraph" w:styleId="Bibliography">
+    <w:name w:val="Bibliography"/>
+    <w:basedOn w:val="Normal"/>
+    <w:next w:val="Normal"/>
+    <w:uiPriority w:val="37"/>
+    <w:unhideWhenUsed/>
+    <w:rsid w:val="00F9342E"/>
+  </w:style>
+  <w:style w:type="character" w:styleId="PlaceholderText">
+    <w:name w:val="Placeholder Text"/>
+    <w:basedOn w:val="DefaultParagraphFont"/>
+    <w:uiPriority w:val="99"/>
+    <w:semiHidden/>
+    <w:rsid w:val="00AD7737"/>
+    <w:rPr>
+      <w:color w:val="808080"/>
+    </w:rPr>
+  </w:style>
 </w:styles>
 </file>
 
@@ -5469,11 +10352,224 @@
 </file>
 
 <file path=customXml/item1.xml><?xml version="1.0" encoding="utf-8"?>
-<b:Sources xmlns:b="http://schemas.openxmlformats.org/officeDocument/2006/bibliography" xmlns="http://schemas.openxmlformats.org/officeDocument/2006/bibliography" SelectedStyle="\IEEE2006OfficeOnline.xsl" StyleName="IEEE" Version="2006"/>
+<b:Sources xmlns:b="http://schemas.openxmlformats.org/officeDocument/2006/bibliography" xmlns="http://schemas.openxmlformats.org/officeDocument/2006/bibliography" SelectedStyle="\APASixthEditionOfficeOnline.xsl" StyleName="APA" Version="6">
+  <b:Source>
+    <b:Tag>Radford2021CLIP</b:Tag>
+    <b:SourceType>ConferenceProceedings</b:SourceType>
+    <b:Guid>{25B814E0-FCFC-4B5A-ADCF-2BEF0D1B25D2}</b:Guid>
+    <b:Author>
+      <b:Author>
+        <b:NameList>
+          <b:Person>
+            <b:Last>Radford</b:Last>
+            <b:First>Alec</b:First>
+          </b:Person>
+          <b:Person>
+            <b:Last>Kim</b:Last>
+            <b:First>Jong Wook</b:First>
+          </b:Person>
+          <b:Person>
+            <b:Last>Hallacy</b:Last>
+            <b:First>Chris</b:First>
+          </b:Person>
+          <b:Person>
+            <b:Last>Ramesh</b:Last>
+            <b:First>Aditya</b:First>
+          </b:Person>
+          <b:Person>
+            <b:Last>Goh</b:Last>
+            <b:First>Gabriel</b:First>
+          </b:Person>
+          <b:Person>
+            <b:Last>Agarwal</b:Last>
+            <b:First>Sandhini</b:First>
+          </b:Person>
+          <b:Person>
+            <b:Last>Sastry</b:Last>
+            <b:First>Girish</b:First>
+          </b:Person>
+          <b:Person>
+            <b:Last>Askell</b:Last>
+            <b:First>Amanda</b:First>
+          </b:Person>
+          <b:Person>
+            <b:Last>Mishkin</b:Last>
+            <b:First>Pamela</b:First>
+          </b:Person>
+          <b:Person>
+            <b:Last>Clark</b:Last>
+            <b:First>Jack</b:First>
+          </b:Person>
+          <b:Person>
+            <b:Last>Krueger</b:Last>
+            <b:First>Gretchen</b:First>
+          </b:Person>
+          <b:Person>
+            <b:Last>Sutskever</b:Last>
+            <b:First>Ilya</b:First>
+          </b:Person>
+        </b:NameList>
+      </b:Author>
+      <b:Editor>
+        <b:NameList>
+          <b:Person>
+            <b:Last>Meila</b:Last>
+            <b:First>Marina</b:First>
+          </b:Person>
+          <b:Person>
+            <b:Last>Zhang</b:Last>
+            <b:First>Tong</b:First>
+          </b:Person>
+        </b:NameList>
+      </b:Editor>
+    </b:Author>
+    <b:Title>Learning Transferable Visual Models From Natural Language Supervision</b:Title>
+    <b:Pages>8748–8763</b:Pages>
+    <b:Year>2021</b:Year>
+    <b:ConferenceName>Proceedings of the 38th International Conference on Machine Learning</b:ConferenceName>
+    <b:Publisher>PMLR</b:Publisher>
+    <b:Volume>139</b:Volume>
+    <b:URL>https://proceedings.mlr.press/v139/radford21a.html</b:URL>
+    <b:RefOrder>3</b:RefOrder>
+  </b:Source>
+  <b:Source>
+    <b:Tag>Chia2022FashionCLIP</b:Tag>
+    <b:SourceType>JournalArticle</b:SourceType>
+    <b:Guid>{A5DB471D-8752-46B7-8020-951CCD3445EC}</b:Guid>
+    <b:Title>Contrastive language and vision learning of general fashion concepts</b:Title>
+    <b:Year>2022</b:Year>
+    <b:Author>
+      <b:Author>
+        <b:NameList>
+          <b:Person>
+            <b:Last>Chia</b:Last>
+            <b:First>Patrick John</b:First>
+          </b:Person>
+          <b:Person>
+            <b:Last>Attanasio</b:Last>
+            <b:First>Giuseppe</b:First>
+          </b:Person>
+          <b:Person>
+            <b:Last>Terragni</b:Last>
+            <b:First>Silvia</b:First>
+          </b:Person>
+          <b:Person>
+            <b:Last>Magalhães</b:Last>
+            <b:First>Ana Rita</b:First>
+          </b:Person>
+          <b:Person>
+            <b:Last>Goncalves</b:Last>
+            <b:First>Diogo</b:First>
+          </b:Person>
+          <b:Person>
+            <b:Last>Greco</b:Last>
+            <b:First>Ciro</b:First>
+          </b:Person>
+          <b:Person>
+            <b:Last>Tagliabue</b:Last>
+            <b:First>Jacopo</b:First>
+          </b:Person>
+        </b:NameList>
+      </b:Author>
+    </b:Author>
+    <b:Volume>12</b:Volume>
+    <b:URL>https://doi.org/10.1038/s41598-022-23052-9</b:URL>
+    <b:DOI>10.1038/s41598-022-23052-9</b:DOI>
+    <b:JournalName>Scientific Reports</b:JournalName>
+    <b:RefOrder>4</b:RefOrder>
+  </b:Source>
+  <b:Source>
+    <b:Tag>Devlin2019BERT</b:Tag>
+    <b:SourceType>ConferenceProceedings</b:SourceType>
+    <b:Guid>{D246D8A5-E61B-421C-829A-41AA97762751}</b:Guid>
+    <b:Title>BERT: Pre-training of Deep Bidirectional Transformers for Language Understanding</b:Title>
+    <b:Year>2019</b:Year>
+    <b:Pages>4171–4186</b:Pages>
+    <b:ConferenceName>Proceedings of the 2019 Conference of the North American Chapter of the Association for Computational Linguistics: Human Language Technologies, Volume 1 (Long and Short Papers)</b:ConferenceName>
+    <b:City>Minneapolis, Minnesota</b:City>
+    <b:Publisher>Association for Computational Linguistics</b:Publisher>
+    <b:URL>https://aclanthology.org/N19-1423/</b:URL>
+    <b:DOI>10.18653/v1/N19-1423</b:DOI>
+    <b:Author>
+      <b:Editor>
+        <b:NameList>
+          <b:Person>
+            <b:Last>Burstein</b:Last>
+            <b:First>Jill</b:First>
+          </b:Person>
+          <b:Person>
+            <b:Last>Doran</b:Last>
+            <b:First>Christy</b:First>
+          </b:Person>
+          <b:Person>
+            <b:Last>Solorio</b:Last>
+            <b:First>Thamar</b:First>
+          </b:Person>
+        </b:NameList>
+      </b:Editor>
+      <b:Author>
+        <b:NameList>
+          <b:Person>
+            <b:Last>Devlin</b:Last>
+            <b:First>Jacob</b:First>
+          </b:Person>
+          <b:Person>
+            <b:Last>Chang</b:Last>
+            <b:First>Ming-Wei</b:First>
+          </b:Person>
+          <b:Person>
+            <b:Last>Lee</b:Last>
+            <b:First>Kenton</b:First>
+          </b:Person>
+          <b:Person>
+            <b:Last>Toutanova</b:Last>
+            <b:First>Kristina</b:First>
+          </b:Person>
+        </b:NameList>
+      </b:Author>
+    </b:Author>
+    <b:RefOrder>1</b:RefOrder>
+  </b:Source>
+  <b:Source>
+    <b:Tag>He2015ResNet</b:Tag>
+    <b:SourceType>Report</b:SourceType>
+    <b:Guid>{1974E0F3-4B31-4121-B3F8-E77D52A8B2EA}</b:Guid>
+    <b:Title>Deep Residual Learning for Image Recognition</b:Title>
+    <b:Year>2015</b:Year>
+    <b:Publisher>arXiv</b:Publisher>
+    <b:Institution>arXiv</b:Institution>
+    <b:ThesisType>Preprint</b:ThesisType>
+    <b:URL>https://arxiv.org/abs/1512.03385</b:URL>
+    <b:DOI>10.48550/arXiv.1512.03385</b:DOI>
+    <b:Author>
+      <b:Author>
+        <b:NameList>
+          <b:Person>
+            <b:Last>He</b:Last>
+            <b:First>Kaiming</b:First>
+          </b:Person>
+          <b:Person>
+            <b:Last>Zhang</b:Last>
+            <b:First>Xiangyu</b:First>
+          </b:Person>
+          <b:Person>
+            <b:Last>Ren</b:Last>
+            <b:First>Shaoqing</b:First>
+          </b:Person>
+          <b:Person>
+            <b:Last>Sun</b:Last>
+            <b:First>Jian</b:First>
+          </b:Person>
+        </b:NameList>
+      </b:Author>
+    </b:Author>
+    <b:RefOrder>2</b:RefOrder>
+  </b:Source>
+</b:Sources>
 </file>
 
 <file path=customXml/itemProps1.xml><?xml version="1.0" encoding="utf-8"?>
-<ds:datastoreItem xmlns:ds="http://schemas.openxmlformats.org/officeDocument/2006/customXml" ds:itemID="{6BE0FEDA-416B-4958-A9FB-B22AD3AEDD2D}">
+<ds:datastoreItem xmlns:ds="http://schemas.openxmlformats.org/officeDocument/2006/customXml" ds:itemID="{7F8A92F5-6AFA-4C93-BAC8-D4158BCA8FF5}">
   <ds:schemaRefs>
     <ds:schemaRef ds:uri="http://schemas.openxmlformats.org/officeDocument/2006/bibliography"/>
   </ds:schemaRefs>

--- a/docs/reports/Template_DACNTT.docx
+++ b/docs/reports/Template_DACNTT.docx
@@ -1,6 +1,6 @@
 
 <file path=word/document.xml><?xml version="1.0" encoding="utf-8"?>
-<w:document xmlns:wpc="http://schemas.microsoft.com/office/word/2010/wordprocessingCanvas" xmlns:cx="http://schemas.microsoft.com/office/drawing/2014/chartex" xmlns:cx1="http://schemas.microsoft.com/office/drawing/2015/9/8/chartex" xmlns:cx2="http://schemas.microsoft.com/office/drawing/2015/10/21/chartex" xmlns:cx3="http://schemas.microsoft.com/office/drawing/2016/5/9/chartex" xmlns:cx4="http://schemas.microsoft.com/office/drawing/2016/5/10/chartex" xmlns:cx5="http://schemas.microsoft.com/office/drawing/2016/5/11/chartex" xmlns:cx6="http://schemas.microsoft.com/office/drawing/2016/5/12/chartex" xmlns:cx7="http://schemas.microsoft.com/office/drawing/2016/5/13/chartex" xmlns:cx8="http://schemas.microsoft.com/office/drawing/2016/5/14/chartex" xmlns:mc="http://schemas.openxmlformats.org/markup-compatibility/2006" xmlns:aink="http://schemas.microsoft.com/office/drawing/2016/ink" xmlns:am3d="http://schemas.microsoft.com/office/drawing/2017/model3d" xmlns:o="urn:schemas-microsoft-com:office:office" xmlns:r="http://schemas.openxmlformats.org/officeDocument/2006/relationships" xmlns:m="http://schemas.openxmlformats.org/officeDocument/2006/math" xmlns:v="urn:schemas-microsoft-com:vml" xmlns:wp14="http://schemas.microsoft.com/office/word/2010/wordprocessingDrawing" xmlns:wp="http://schemas.openxmlformats.org/drawingml/2006/wordprocessingDrawing" xmlns:w10="urn:schemas-microsoft-com:office:word" xmlns:w="http://schemas.openxmlformats.org/wordprocessingml/2006/main" xmlns:w14="http://schemas.microsoft.com/office/word/2010/wordml" xmlns:w15="http://schemas.microsoft.com/office/word/2012/wordml" xmlns:w16cid="http://schemas.microsoft.com/office/word/2016/wordml/cid" xmlns:w16se="http://schemas.microsoft.com/office/word/2015/wordml/symex" xmlns:wpg="http://schemas.microsoft.com/office/word/2010/wordprocessingGroup" xmlns:wpi="http://schemas.microsoft.com/office/word/2010/wordprocessingInk" xmlns:wne="http://schemas.microsoft.com/office/word/2006/wordml" xmlns:wps="http://schemas.microsoft.com/office/word/2010/wordprocessingShape" mc:Ignorable="w14 w15 w16se w16cid wp14">
+<w:document xmlns:wpc="http://schemas.microsoft.com/office/word/2010/wordprocessingCanvas" xmlns:cx="http://schemas.microsoft.com/office/drawing/2014/chartex" xmlns:cx1="http://schemas.microsoft.com/office/drawing/2015/9/8/chartex" xmlns:cx2="http://schemas.microsoft.com/office/drawing/2015/10/21/chartex" xmlns:cx3="http://schemas.microsoft.com/office/drawing/2016/5/9/chartex" xmlns:cx4="http://schemas.microsoft.com/office/drawing/2016/5/10/chartex" xmlns:cx5="http://schemas.microsoft.com/office/drawing/2016/5/11/chartex" xmlns:cx6="http://schemas.microsoft.com/office/drawing/2016/5/12/chartex" xmlns:cx7="http://schemas.microsoft.com/office/drawing/2016/5/13/chartex" xmlns:cx8="http://schemas.microsoft.com/office/drawing/2016/5/14/chartex" xmlns:mc="http://schemas.openxmlformats.org/markup-compatibility/2006" xmlns:aink="http://schemas.microsoft.com/office/drawing/2016/ink" xmlns:am3d="http://schemas.microsoft.com/office/drawing/2017/model3d" xmlns:o="urn:schemas-microsoft-com:office:office" xmlns:r="http://schemas.openxmlformats.org/officeDocument/2006/relationships" xmlns:m="http://schemas.openxmlformats.org/officeDocument/2006/math" xmlns:v="urn:schemas-microsoft-com:vml" xmlns:wp14="http://schemas.microsoft.com/office/word/2010/wordprocessingDrawing" xmlns:wp="http://schemas.openxmlformats.org/drawingml/2006/wordprocessingDrawing" xmlns:w10="urn:schemas-microsoft-com:office:word" xmlns:w="http://schemas.openxmlformats.org/wordprocessingml/2006/main" xmlns:w14="http://schemas.microsoft.com/office/word/2010/wordml" xmlns:w15="http://schemas.microsoft.com/office/word/2012/wordml" xmlns:w16cid="http://schemas.microsoft.com/office/word/2016/wordml/cid" xmlns:w16se="http://schemas.microsoft.com/office/word/2015/wordml/symex" xmlns:wpg="http://schemas.microsoft.com/office/word/2010/wordprocessingGroup" xmlns:wpi="http://schemas.microsoft.com/office/word/2010/wordprocessingInk" xmlns:wne="http://schemas.microsoft.com/office/word/2006/wordml" xmlns:wps="http://schemas.microsoft.com/office/word/2010/wordprocessingShape" xmlns:a="http://schemas.openxmlformats.org/drawingml/2006/main" xmlns:pic="http://schemas.openxmlformats.org/drawingml/2006/picture" xmlns:a14="http://schemas.microsoft.com/office/drawing/2010/main" mc:Ignorable="w14 w15 w16se w16cid wp14">
   <w:body>
     <w:tbl>
       <w:tblPr>
@@ -8,12 +8,12 @@
         <w:tblW w:w="5000" w:type="pct"/>
         <w:jc w:val="center"/>
         <w:tblBorders>
-          <w:top w:val="none" w:sz="0" w:space="0" w:color="auto"/>
-          <w:left w:val="none" w:sz="0" w:space="0" w:color="auto"/>
-          <w:bottom w:val="none" w:sz="0" w:space="0" w:color="auto"/>
-          <w:right w:val="none" w:sz="0" w:space="0" w:color="auto"/>
-          <w:insideH w:val="none" w:sz="0" w:space="0" w:color="auto"/>
-          <w:insideV w:val="none" w:sz="0" w:space="0" w:color="auto"/>
+          <w:top w:val="none" w:color="auto" w:sz="0" w:space="0"/>
+          <w:left w:val="none" w:color="auto" w:sz="0" w:space="0"/>
+          <w:bottom w:val="none" w:color="auto" w:sz="0" w:space="0"/>
+          <w:right w:val="none" w:color="auto" w:sz="0" w:space="0"/>
+          <w:insideH w:val="none" w:color="auto" w:sz="0" w:space="0"/>
+          <w:insideV w:val="none" w:color="auto" w:sz="0" w:space="0"/>
         </w:tblBorders>
         <w:tblLook w:val="04A0" w:firstRow="1" w:lastRow="0" w:firstColumn="1" w:lastColumn="0" w:noHBand="0" w:noVBand="1"/>
       </w:tblPr>
@@ -22,7 +22,7 @@
       </w:tblGrid>
       <w:tr>
         <w:trPr>
-          <w:trHeight w:hRule="exact" w:val="1588"/>
+          <w:trHeight w:val="1588" w:hRule="exact"/>
           <w:jc w:val="center"/>
         </w:trPr>
         <w:tc>
@@ -94,7 +94,7 @@
       </w:tr>
       <w:tr>
         <w:trPr>
-          <w:trHeight w:hRule="exact" w:val="1701"/>
+          <w:trHeight w:val="1701" w:hRule="exact"/>
           <w:jc w:val="center"/>
         </w:trPr>
         <w:tc>
@@ -159,7 +159,7 @@
       </w:tr>
       <w:tr>
         <w:trPr>
-          <w:trHeight w:hRule="exact" w:val="1701"/>
+          <w:trHeight w:val="1701" w:hRule="exact"/>
           <w:jc w:val="center"/>
         </w:trPr>
         <w:tc>
@@ -211,7 +211,7 @@
       </w:tr>
       <w:tr>
         <w:trPr>
-          <w:trHeight w:hRule="exact" w:val="2552"/>
+          <w:trHeight w:val="2552" w:hRule="exact"/>
           <w:jc w:val="center"/>
         </w:trPr>
         <w:tc>
@@ -245,7 +245,7 @@
       </w:tr>
       <w:tr>
         <w:trPr>
-          <w:trHeight w:hRule="exact" w:val="2835"/>
+          <w:trHeight w:val="2835" w:hRule="exact"/>
           <w:jc w:val="center"/>
         </w:trPr>
         <w:tc>
@@ -333,7 +333,7 @@
       </w:tr>
       <w:tr>
         <w:trPr>
-          <w:trHeight w:hRule="exact" w:val="2381"/>
+          <w:trHeight w:val="2381" w:hRule="exact"/>
           <w:jc w:val="center"/>
         </w:trPr>
         <w:tc>
@@ -380,12 +380,12 @@
         <w:tblW w:w="5000" w:type="pct"/>
         <w:jc w:val="center"/>
         <w:tblBorders>
-          <w:top w:val="none" w:sz="0" w:space="0" w:color="auto"/>
-          <w:left w:val="none" w:sz="0" w:space="0" w:color="auto"/>
-          <w:bottom w:val="none" w:sz="0" w:space="0" w:color="auto"/>
-          <w:right w:val="none" w:sz="0" w:space="0" w:color="auto"/>
-          <w:insideH w:val="none" w:sz="0" w:space="0" w:color="auto"/>
-          <w:insideV w:val="none" w:sz="0" w:space="0" w:color="auto"/>
+          <w:top w:val="none" w:color="auto" w:sz="0" w:space="0"/>
+          <w:left w:val="none" w:color="auto" w:sz="0" w:space="0"/>
+          <w:bottom w:val="none" w:color="auto" w:sz="0" w:space="0"/>
+          <w:right w:val="none" w:color="auto" w:sz="0" w:space="0"/>
+          <w:insideH w:val="none" w:color="auto" w:sz="0" w:space="0"/>
+          <w:insideV w:val="none" w:color="auto" w:sz="0" w:space="0"/>
         </w:tblBorders>
         <w:tblLook w:val="04A0" w:firstRow="1" w:lastRow="0" w:firstColumn="1" w:lastColumn="0" w:noHBand="0" w:noVBand="1"/>
       </w:tblPr>
@@ -394,7 +394,7 @@
       </w:tblGrid>
       <w:tr>
         <w:trPr>
-          <w:trHeight w:hRule="exact" w:val="1588"/>
+          <w:trHeight w:val="1588" w:hRule="exact"/>
           <w:jc w:val="center"/>
         </w:trPr>
         <w:tc>
@@ -417,7 +417,6 @@
                 <w:sz w:val="28"/>
                 <w:szCs w:val="28"/>
               </w:rPr>
-              <w:lastRenderedPageBreak/>
               <w:t>VIETNAM GENERAL CONFEDERATION OF LABOUR</w:t>
             </w:r>
           </w:p>
@@ -460,7 +459,7 @@
       </w:tr>
       <w:tr>
         <w:trPr>
-          <w:trHeight w:hRule="exact" w:val="1701"/>
+          <w:trHeight w:val="1701" w:hRule="exact"/>
           <w:jc w:val="center"/>
         </w:trPr>
         <w:tc>
@@ -525,7 +524,7 @@
       </w:tr>
       <w:tr>
         <w:trPr>
-          <w:trHeight w:hRule="exact" w:val="1701"/>
+          <w:trHeight w:val="1701" w:hRule="exact"/>
           <w:jc w:val="center"/>
         </w:trPr>
         <w:tc>
@@ -617,7 +616,7 @@
       </w:tr>
       <w:tr>
         <w:trPr>
-          <w:trHeight w:hRule="exact" w:val="2268"/>
+          <w:trHeight w:val="2268" w:hRule="exact"/>
           <w:jc w:val="center"/>
         </w:trPr>
         <w:tc>
@@ -672,7 +671,7 @@
       </w:tr>
       <w:tr>
         <w:trPr>
-          <w:trHeight w:hRule="exact" w:val="2438"/>
+          <w:trHeight w:val="2438" w:hRule="exact"/>
           <w:jc w:val="center"/>
         </w:trPr>
         <w:tc>
@@ -760,7 +759,7 @@
       </w:tr>
       <w:tr>
         <w:trPr>
-          <w:trHeight w:hRule="exact" w:val="1474"/>
+          <w:trHeight w:val="1474" w:hRule="exact"/>
           <w:jc w:val="center"/>
         </w:trPr>
         <w:tc>
@@ -784,6 +783,8 @@
             </w:r>
             <w:r>
               <w:br/>
+            </w:r>
+            <w:r>
               <w:t xml:space="preserve">M.Sc. </w:t>
             </w:r>
             <w:r>
@@ -794,7 +795,7 @@
       </w:tr>
       <w:tr>
         <w:trPr>
-          <w:trHeight w:hRule="exact" w:val="1588"/>
+          <w:trHeight w:val="1588" w:hRule="exact"/>
           <w:jc w:val="center"/>
         </w:trPr>
         <w:tc>
@@ -829,7 +830,7 @@
       <w:pPr>
         <w:ind w:firstLine="0"/>
         <w:sectPr>
-          <w:pgSz w:w="11906" w:h="16838" w:code="9"/>
+          <w:pgSz w:w="11906" w:h="16838" w:orient="portrait" w:code="9"/>
           <w:pgMar w:top="1985" w:right="1134" w:bottom="1701" w:left="1985" w:header="720" w:footer="720" w:gutter="0"/>
           <w:cols w:space="720"/>
           <w:docGrid w:linePitch="360"/>
@@ -841,7 +842,6 @@
         <w:pStyle w:val="TDTU-LargeTitle"/>
       </w:pPr>
       <w:r>
-        <w:lastRenderedPageBreak/>
         <w:t>ACKNOWLEDGEMENT</w:t>
       </w:r>
     </w:p>
@@ -950,7 +950,6 @@
           <w:color w:val="000000"/>
           <w:szCs w:val="32"/>
         </w:rPr>
-        <w:lastRenderedPageBreak/>
         <w:t>DECLARATION OF AUTHORSHIP</w:t>
       </w:r>
     </w:p>
@@ -1038,12 +1037,12 @@
         <w:tblStyle w:val="TableGrid"/>
         <w:tblW w:w="0" w:type="auto"/>
         <w:tblBorders>
-          <w:top w:val="none" w:sz="0" w:space="0" w:color="auto"/>
-          <w:left w:val="none" w:sz="0" w:space="0" w:color="auto"/>
-          <w:bottom w:val="none" w:sz="0" w:space="0" w:color="auto"/>
-          <w:right w:val="none" w:sz="0" w:space="0" w:color="auto"/>
-          <w:insideH w:val="none" w:sz="0" w:space="0" w:color="auto"/>
-          <w:insideV w:val="none" w:sz="0" w:space="0" w:color="auto"/>
+          <w:top w:val="none" w:color="auto" w:sz="0" w:space="0"/>
+          <w:left w:val="none" w:color="auto" w:sz="0" w:space="0"/>
+          <w:bottom w:val="none" w:color="auto" w:sz="0" w:space="0"/>
+          <w:right w:val="none" w:color="auto" w:sz="0" w:space="0"/>
+          <w:insideH w:val="none" w:color="auto" w:sz="0" w:space="0"/>
+          <w:insideV w:val="none" w:color="auto" w:sz="0" w:space="0"/>
         </w:tblBorders>
         <w:tblLook w:val="04A0" w:firstRow="1" w:lastRow="0" w:firstColumn="1" w:lastColumn="0" w:noHBand="0" w:noVBand="1"/>
       </w:tblPr>
@@ -1189,7 +1188,7 @@
       </w:tr>
       <w:tr>
         <w:trPr>
-          <w:trHeight w:hRule="exact" w:val="1418"/>
+          <w:trHeight w:val="1418" w:hRule="exact"/>
         </w:trPr>
         <w:tc>
           <w:tcPr>
@@ -1274,7 +1273,6 @@
           <w:color w:val="000000"/>
           <w:szCs w:val="32"/>
         </w:rPr>
-        <w:lastRenderedPageBreak/>
         <w:t>TITLE</w:t>
       </w:r>
     </w:p>
@@ -1304,7 +1302,6 @@
         </w:rPr>
       </w:pPr>
       <w:r>
-        <w:lastRenderedPageBreak/>
         <w:t>CONTENTS</w:t>
       </w:r>
     </w:p>
@@ -1312,7 +1309,7 @@
       <w:pPr>
         <w:pStyle w:val="TOC1"/>
         <w:rPr>
-          <w:rFonts w:asciiTheme="minorHAnsi" w:eastAsiaTheme="minorEastAsia" w:hAnsiTheme="minorHAnsi" w:cstheme="minorBidi"/>
+          <w:rFonts w:asciiTheme="minorHAnsi" w:hAnsiTheme="minorHAnsi" w:eastAsiaTheme="minorEastAsia" w:cstheme="minorBidi"/>
           <w:b w:val="0"/>
           <w:sz w:val="22"/>
           <w:szCs w:val="22"/>
@@ -1327,7 +1324,7 @@
       <w:r>
         <w:fldChar w:fldCharType="separate"/>
       </w:r>
-      <w:hyperlink w:anchor="_Toc241523281" w:history="1">
+      <w:hyperlink w:history="1" w:anchor="_Toc241523281">
         <w:r>
           <w:rPr>
             <w:rStyle w:val="Hyperlink"/>
@@ -1381,13 +1378,13 @@
       <w:pPr>
         <w:pStyle w:val="TOC1"/>
         <w:rPr>
-          <w:rFonts w:asciiTheme="minorHAnsi" w:eastAsiaTheme="minorEastAsia" w:hAnsiTheme="minorHAnsi" w:cstheme="minorBidi"/>
+          <w:rFonts w:asciiTheme="minorHAnsi" w:hAnsiTheme="minorHAnsi" w:eastAsiaTheme="minorEastAsia" w:cstheme="minorBidi"/>
           <w:b w:val="0"/>
           <w:sz w:val="22"/>
           <w:szCs w:val="22"/>
         </w:rPr>
       </w:pPr>
-      <w:hyperlink w:anchor="_Toc241523282" w:history="1">
+      <w:hyperlink w:history="1" w:anchor="_Toc241523282">
         <w:r>
           <w:rPr>
             <w:rStyle w:val="Hyperlink"/>
@@ -1441,13 +1438,13 @@
       <w:pPr>
         <w:pStyle w:val="TOC1"/>
         <w:rPr>
-          <w:rFonts w:asciiTheme="minorHAnsi" w:eastAsiaTheme="minorEastAsia" w:hAnsiTheme="minorHAnsi" w:cstheme="minorBidi"/>
+          <w:rFonts w:asciiTheme="minorHAnsi" w:hAnsiTheme="minorHAnsi" w:eastAsiaTheme="minorEastAsia" w:cstheme="minorBidi"/>
           <w:b w:val="0"/>
           <w:sz w:val="22"/>
           <w:szCs w:val="22"/>
         </w:rPr>
       </w:pPr>
-      <w:hyperlink w:anchor="_Toc241523283" w:history="1">
+      <w:hyperlink w:history="1" w:anchor="_Toc241523283">
         <w:r>
           <w:rPr>
             <w:rStyle w:val="Hyperlink"/>
@@ -1501,13 +1498,13 @@
       <w:pPr>
         <w:pStyle w:val="TOC1"/>
         <w:rPr>
-          <w:rFonts w:asciiTheme="minorHAnsi" w:eastAsiaTheme="minorEastAsia" w:hAnsiTheme="minorHAnsi" w:cstheme="minorBidi"/>
+          <w:rFonts w:asciiTheme="minorHAnsi" w:hAnsiTheme="minorHAnsi" w:eastAsiaTheme="minorEastAsia" w:cstheme="minorBidi"/>
           <w:b w:val="0"/>
           <w:sz w:val="22"/>
           <w:szCs w:val="22"/>
         </w:rPr>
       </w:pPr>
-      <w:hyperlink w:anchor="_Toc241523284" w:history="1">
+      <w:hyperlink w:history="1" w:anchor="_Toc241523284">
         <w:r>
           <w:rPr>
             <w:rStyle w:val="Hyperlink"/>
@@ -1561,12 +1558,12 @@
       <w:pPr>
         <w:pStyle w:val="TOC2"/>
         <w:rPr>
-          <w:rFonts w:asciiTheme="minorHAnsi" w:eastAsiaTheme="minorEastAsia" w:hAnsiTheme="minorHAnsi" w:cstheme="minorBidi"/>
+          <w:rFonts w:asciiTheme="minorHAnsi" w:hAnsiTheme="minorHAnsi" w:eastAsiaTheme="minorEastAsia" w:cstheme="minorBidi"/>
           <w:sz w:val="22"/>
           <w:szCs w:val="22"/>
         </w:rPr>
       </w:pPr>
-      <w:hyperlink w:anchor="_Toc241523285" w:history="1">
+      <w:hyperlink w:history="1" w:anchor="_Toc241523285">
         <w:r>
           <w:rPr>
             <w:rStyle w:val="Hyperlink"/>
@@ -1620,12 +1617,12 @@
       <w:pPr>
         <w:pStyle w:val="TOC2"/>
         <w:rPr>
-          <w:rFonts w:asciiTheme="minorHAnsi" w:eastAsiaTheme="minorEastAsia" w:hAnsiTheme="minorHAnsi" w:cstheme="minorBidi"/>
+          <w:rFonts w:asciiTheme="minorHAnsi" w:hAnsiTheme="minorHAnsi" w:eastAsiaTheme="minorEastAsia" w:cstheme="minorBidi"/>
           <w:sz w:val="22"/>
           <w:szCs w:val="22"/>
         </w:rPr>
       </w:pPr>
-      <w:hyperlink w:anchor="_Toc241523286" w:history="1">
+      <w:hyperlink w:history="1" w:anchor="_Toc241523286">
         <w:r>
           <w:rPr>
             <w:rStyle w:val="Hyperlink"/>
@@ -1679,12 +1676,12 @@
       <w:pPr>
         <w:pStyle w:val="TOC2"/>
         <w:rPr>
-          <w:rFonts w:asciiTheme="minorHAnsi" w:eastAsiaTheme="minorEastAsia" w:hAnsiTheme="minorHAnsi" w:cstheme="minorBidi"/>
+          <w:rFonts w:asciiTheme="minorHAnsi" w:hAnsiTheme="minorHAnsi" w:eastAsiaTheme="minorEastAsia" w:cstheme="minorBidi"/>
           <w:sz w:val="22"/>
           <w:szCs w:val="22"/>
         </w:rPr>
       </w:pPr>
-      <w:hyperlink w:anchor="_Toc241523287" w:history="1">
+      <w:hyperlink w:history="1" w:anchor="_Toc241523287">
         <w:r>
           <w:rPr>
             <w:rStyle w:val="Hyperlink"/>
@@ -1738,13 +1735,13 @@
       <w:pPr>
         <w:pStyle w:val="TOC3"/>
         <w:rPr>
-          <w:rFonts w:asciiTheme="minorHAnsi" w:eastAsiaTheme="minorEastAsia" w:hAnsiTheme="minorHAnsi" w:cstheme="minorBidi"/>
+          <w:rFonts w:asciiTheme="minorHAnsi" w:hAnsiTheme="minorHAnsi" w:eastAsiaTheme="minorEastAsia" w:cstheme="minorBidi"/>
           <w:noProof/>
           <w:sz w:val="22"/>
           <w:szCs w:val="22"/>
         </w:rPr>
       </w:pPr>
-      <w:hyperlink w:anchor="_Toc241523288" w:history="1">
+      <w:hyperlink w:history="1" w:anchor="_Toc241523288">
         <w:r>
           <w:rPr>
             <w:rStyle w:val="Hyperlink"/>
@@ -1806,13 +1803,13 @@
       <w:pPr>
         <w:pStyle w:val="TOC3"/>
         <w:rPr>
-          <w:rFonts w:asciiTheme="minorHAnsi" w:eastAsiaTheme="minorEastAsia" w:hAnsiTheme="minorHAnsi" w:cstheme="minorBidi"/>
+          <w:rFonts w:asciiTheme="minorHAnsi" w:hAnsiTheme="minorHAnsi" w:eastAsiaTheme="minorEastAsia" w:cstheme="minorBidi"/>
           <w:noProof/>
           <w:sz w:val="22"/>
           <w:szCs w:val="22"/>
         </w:rPr>
       </w:pPr>
-      <w:hyperlink w:anchor="_Toc241523289" w:history="1">
+      <w:hyperlink w:history="1" w:anchor="_Toc241523289">
         <w:r>
           <w:rPr>
             <w:rStyle w:val="Hyperlink"/>
@@ -1874,12 +1871,12 @@
       <w:pPr>
         <w:pStyle w:val="TOC2"/>
         <w:rPr>
-          <w:rFonts w:asciiTheme="minorHAnsi" w:eastAsiaTheme="minorEastAsia" w:hAnsiTheme="minorHAnsi" w:cstheme="minorBidi"/>
+          <w:rFonts w:asciiTheme="minorHAnsi" w:hAnsiTheme="minorHAnsi" w:eastAsiaTheme="minorEastAsia" w:cstheme="minorBidi"/>
           <w:sz w:val="22"/>
           <w:szCs w:val="22"/>
         </w:rPr>
       </w:pPr>
-      <w:hyperlink w:anchor="_Toc241523290" w:history="1">
+      <w:hyperlink w:history="1" w:anchor="_Toc241523290">
         <w:r>
           <w:rPr>
             <w:rStyle w:val="Hyperlink"/>
@@ -1933,12 +1930,12 @@
       <w:pPr>
         <w:pStyle w:val="TOC2"/>
         <w:rPr>
-          <w:rFonts w:asciiTheme="minorHAnsi" w:eastAsiaTheme="minorEastAsia" w:hAnsiTheme="minorHAnsi" w:cstheme="minorBidi"/>
+          <w:rFonts w:asciiTheme="minorHAnsi" w:hAnsiTheme="minorHAnsi" w:eastAsiaTheme="minorEastAsia" w:cstheme="minorBidi"/>
           <w:sz w:val="22"/>
           <w:szCs w:val="22"/>
         </w:rPr>
       </w:pPr>
-      <w:hyperlink w:anchor="_Toc241523291" w:history="1">
+      <w:hyperlink w:history="1" w:anchor="_Toc241523291">
         <w:r>
           <w:rPr>
             <w:rStyle w:val="Hyperlink"/>
@@ -1992,13 +1989,13 @@
       <w:pPr>
         <w:pStyle w:val="TOC1"/>
         <w:rPr>
-          <w:rFonts w:asciiTheme="minorHAnsi" w:eastAsiaTheme="minorEastAsia" w:hAnsiTheme="minorHAnsi" w:cstheme="minorBidi"/>
+          <w:rFonts w:asciiTheme="minorHAnsi" w:hAnsiTheme="minorHAnsi" w:eastAsiaTheme="minorEastAsia" w:cstheme="minorBidi"/>
           <w:b w:val="0"/>
           <w:sz w:val="22"/>
           <w:szCs w:val="22"/>
         </w:rPr>
       </w:pPr>
-      <w:hyperlink w:anchor="_Toc241523292" w:history="1">
+      <w:hyperlink w:history="1" w:anchor="_Toc241523292">
         <w:r>
           <w:rPr>
             <w:rStyle w:val="Hyperlink"/>
@@ -2052,12 +2049,12 @@
       <w:pPr>
         <w:pStyle w:val="TOC2"/>
         <w:rPr>
-          <w:rFonts w:asciiTheme="minorHAnsi" w:eastAsiaTheme="minorEastAsia" w:hAnsiTheme="minorHAnsi" w:cstheme="minorBidi"/>
+          <w:rFonts w:asciiTheme="minorHAnsi" w:hAnsiTheme="minorHAnsi" w:eastAsiaTheme="minorEastAsia" w:cstheme="minorBidi"/>
           <w:sz w:val="22"/>
           <w:szCs w:val="22"/>
         </w:rPr>
       </w:pPr>
-      <w:hyperlink w:anchor="_Toc241523293" w:history="1">
+      <w:hyperlink w:history="1" w:anchor="_Toc241523293">
         <w:r>
           <w:rPr>
             <w:rStyle w:val="Hyperlink"/>
@@ -2111,13 +2108,13 @@
       <w:pPr>
         <w:pStyle w:val="TOC3"/>
         <w:rPr>
-          <w:rFonts w:asciiTheme="minorHAnsi" w:eastAsiaTheme="minorEastAsia" w:hAnsiTheme="minorHAnsi" w:cstheme="minorBidi"/>
+          <w:rFonts w:asciiTheme="minorHAnsi" w:hAnsiTheme="minorHAnsi" w:eastAsiaTheme="minorEastAsia" w:cstheme="minorBidi"/>
           <w:noProof/>
           <w:sz w:val="22"/>
           <w:szCs w:val="22"/>
         </w:rPr>
       </w:pPr>
-      <w:hyperlink w:anchor="_Toc241523294" w:history="1">
+      <w:hyperlink w:history="1" w:anchor="_Toc241523294">
         <w:r>
           <w:rPr>
             <w:rStyle w:val="Hyperlink"/>
@@ -2179,13 +2176,13 @@
       <w:pPr>
         <w:pStyle w:val="TOC3"/>
         <w:rPr>
-          <w:rFonts w:asciiTheme="minorHAnsi" w:eastAsiaTheme="minorEastAsia" w:hAnsiTheme="minorHAnsi" w:cstheme="minorBidi"/>
+          <w:rFonts w:asciiTheme="minorHAnsi" w:hAnsiTheme="minorHAnsi" w:eastAsiaTheme="minorEastAsia" w:cstheme="minorBidi"/>
           <w:noProof/>
           <w:sz w:val="22"/>
           <w:szCs w:val="22"/>
         </w:rPr>
       </w:pPr>
-      <w:hyperlink w:anchor="_Toc241523295" w:history="1">
+      <w:hyperlink w:history="1" w:anchor="_Toc241523295">
         <w:r>
           <w:rPr>
             <w:rStyle w:val="Hyperlink"/>
@@ -2247,13 +2244,13 @@
       <w:pPr>
         <w:pStyle w:val="TOC3"/>
         <w:rPr>
-          <w:rFonts w:asciiTheme="minorHAnsi" w:eastAsiaTheme="minorEastAsia" w:hAnsiTheme="minorHAnsi" w:cstheme="minorBidi"/>
+          <w:rFonts w:asciiTheme="minorHAnsi" w:hAnsiTheme="minorHAnsi" w:eastAsiaTheme="minorEastAsia" w:cstheme="minorBidi"/>
           <w:noProof/>
           <w:sz w:val="22"/>
           <w:szCs w:val="22"/>
         </w:rPr>
       </w:pPr>
-      <w:hyperlink w:anchor="_Toc241523296" w:history="1">
+      <w:hyperlink w:history="1" w:anchor="_Toc241523296">
         <w:r>
           <w:rPr>
             <w:rStyle w:val="Hyperlink"/>
@@ -2315,13 +2312,13 @@
       <w:pPr>
         <w:pStyle w:val="TOC4"/>
         <w:rPr>
-          <w:rFonts w:asciiTheme="minorHAnsi" w:eastAsiaTheme="minorEastAsia" w:hAnsiTheme="minorHAnsi" w:cstheme="minorBidi"/>
+          <w:rFonts w:asciiTheme="minorHAnsi" w:hAnsiTheme="minorHAnsi" w:eastAsiaTheme="minorEastAsia" w:cstheme="minorBidi"/>
           <w:noProof/>
           <w:sz w:val="22"/>
           <w:szCs w:val="22"/>
         </w:rPr>
       </w:pPr>
-      <w:hyperlink w:anchor="_Toc241523297" w:history="1">
+      <w:hyperlink w:history="1" w:anchor="_Toc241523297">
         <w:r>
           <w:rPr>
             <w:rStyle w:val="Hyperlink"/>
@@ -2383,12 +2380,12 @@
       <w:pPr>
         <w:pStyle w:val="TOC2"/>
         <w:rPr>
-          <w:rFonts w:asciiTheme="minorHAnsi" w:eastAsiaTheme="minorEastAsia" w:hAnsiTheme="minorHAnsi" w:cstheme="minorBidi"/>
+          <w:rFonts w:asciiTheme="minorHAnsi" w:hAnsiTheme="minorHAnsi" w:eastAsiaTheme="minorEastAsia" w:cstheme="minorBidi"/>
           <w:sz w:val="22"/>
           <w:szCs w:val="22"/>
         </w:rPr>
       </w:pPr>
-      <w:hyperlink w:anchor="_Toc241523298" w:history="1">
+      <w:hyperlink w:history="1" w:anchor="_Toc241523298">
         <w:r>
           <w:rPr>
             <w:rStyle w:val="Hyperlink"/>
@@ -2442,13 +2439,13 @@
       <w:pPr>
         <w:pStyle w:val="TOC1"/>
         <w:rPr>
-          <w:rFonts w:asciiTheme="minorHAnsi" w:eastAsiaTheme="minorEastAsia" w:hAnsiTheme="minorHAnsi" w:cstheme="minorBidi"/>
+          <w:rFonts w:asciiTheme="minorHAnsi" w:hAnsiTheme="minorHAnsi" w:eastAsiaTheme="minorEastAsia" w:cstheme="minorBidi"/>
           <w:b w:val="0"/>
           <w:sz w:val="22"/>
           <w:szCs w:val="22"/>
         </w:rPr>
       </w:pPr>
-      <w:hyperlink w:anchor="_Toc241523299" w:history="1">
+      <w:hyperlink w:history="1" w:anchor="_Toc241523299">
         <w:r>
           <w:rPr>
             <w:rStyle w:val="Hyperlink"/>
@@ -2502,13 +2499,13 @@
       <w:pPr>
         <w:pStyle w:val="TOC1"/>
         <w:rPr>
-          <w:rFonts w:asciiTheme="minorHAnsi" w:eastAsiaTheme="minorEastAsia" w:hAnsiTheme="minorHAnsi" w:cstheme="minorBidi"/>
+          <w:rFonts w:asciiTheme="minorHAnsi" w:hAnsiTheme="minorHAnsi" w:eastAsiaTheme="minorEastAsia" w:cstheme="minorBidi"/>
           <w:b w:val="0"/>
           <w:sz w:val="22"/>
           <w:szCs w:val="22"/>
         </w:rPr>
       </w:pPr>
-      <w:hyperlink w:anchor="_Toc241523300" w:history="1">
+      <w:hyperlink w:history="1" w:anchor="_Toc241523300">
         <w:r>
           <w:rPr>
             <w:rStyle w:val="Hyperlink"/>
@@ -2562,13 +2559,13 @@
       <w:pPr>
         <w:pStyle w:val="TOC1"/>
         <w:rPr>
-          <w:rFonts w:asciiTheme="minorHAnsi" w:eastAsiaTheme="minorEastAsia" w:hAnsiTheme="minorHAnsi" w:cstheme="minorBidi"/>
+          <w:rFonts w:asciiTheme="minorHAnsi" w:hAnsiTheme="minorHAnsi" w:eastAsiaTheme="minorEastAsia" w:cstheme="minorBidi"/>
           <w:b w:val="0"/>
           <w:sz w:val="22"/>
           <w:szCs w:val="22"/>
         </w:rPr>
       </w:pPr>
-      <w:hyperlink w:anchor="_Toc241523301" w:history="1">
+      <w:hyperlink w:history="1" w:anchor="_Toc241523301">
         <w:r>
           <w:rPr>
             <w:rStyle w:val="Hyperlink"/>
@@ -2622,13 +2619,13 @@
       <w:pPr>
         <w:pStyle w:val="TOC1"/>
         <w:rPr>
-          <w:rFonts w:asciiTheme="minorHAnsi" w:eastAsiaTheme="minorEastAsia" w:hAnsiTheme="minorHAnsi" w:cstheme="minorBidi"/>
+          <w:rFonts w:asciiTheme="minorHAnsi" w:hAnsiTheme="minorHAnsi" w:eastAsiaTheme="minorEastAsia" w:cstheme="minorBidi"/>
           <w:b w:val="0"/>
           <w:sz w:val="22"/>
           <w:szCs w:val="22"/>
         </w:rPr>
       </w:pPr>
-      <w:hyperlink w:anchor="_Toc241523302" w:history="1">
+      <w:hyperlink w:history="1" w:anchor="_Toc241523302">
         <w:r>
           <w:rPr>
             <w:rStyle w:val="Hyperlink"/>
@@ -2682,13 +2679,13 @@
       <w:pPr>
         <w:pStyle w:val="TOC1"/>
         <w:rPr>
-          <w:rFonts w:asciiTheme="minorHAnsi" w:eastAsiaTheme="minorEastAsia" w:hAnsiTheme="minorHAnsi" w:cstheme="minorBidi"/>
+          <w:rFonts w:asciiTheme="minorHAnsi" w:hAnsiTheme="minorHAnsi" w:eastAsiaTheme="minorEastAsia" w:cstheme="minorBidi"/>
           <w:b w:val="0"/>
           <w:sz w:val="22"/>
           <w:szCs w:val="22"/>
         </w:rPr>
       </w:pPr>
-      <w:hyperlink w:anchor="_Toc241523303" w:history="1">
+      <w:hyperlink w:history="1" w:anchor="_Toc241523303">
         <w:r>
           <w:rPr>
             <w:rStyle w:val="Hyperlink"/>
@@ -2765,7 +2762,7 @@
       <w:pPr>
         <w:pStyle w:val="TDTU-LargeTitle-VisibleinContents"/>
       </w:pPr>
-      <w:bookmarkStart w:id="0" w:name="_Toc241523281"/>
+      <w:bookmarkStart w:name="_Toc241523281" w:id="0"/>
       <w:r>
         <w:t>LIST OF FIGURES</w:t>
       </w:r>
@@ -2790,7 +2787,7 @@
       <w:r>
         <w:fldChar w:fldCharType="separate"/>
       </w:r>
-      <w:hyperlink w:anchor="_Toc236005871" w:history="1">
+      <w:hyperlink w:history="1" w:anchor="_Toc236005871">
         <w:r>
           <w:rPr>
             <w:rStyle w:val="Hyperlink"/>
@@ -2870,9 +2867,8 @@
       <w:pPr>
         <w:pStyle w:val="TDTU-LargeTitle-VisibleinContents"/>
       </w:pPr>
-      <w:bookmarkStart w:id="1" w:name="_Toc241523282"/>
-      <w:r>
-        <w:lastRenderedPageBreak/>
+      <w:bookmarkStart w:name="_Toc241523282" w:id="1"/>
+      <w:r>
         <w:t>LIST OF TABLES</w:t>
       </w:r>
       <w:bookmarkEnd w:id="1"/>
@@ -2884,7 +2880,7 @@
           <w:tab w:val="right" w:leader="dot" w:pos="8777"/>
         </w:tabs>
         <w:rPr>
-          <w:rFonts w:asciiTheme="minorHAnsi" w:eastAsiaTheme="minorEastAsia" w:hAnsiTheme="minorHAnsi" w:cstheme="minorBidi"/>
+          <w:rFonts w:asciiTheme="minorHAnsi" w:hAnsiTheme="minorHAnsi" w:eastAsiaTheme="minorEastAsia" w:cstheme="minorBidi"/>
           <w:noProof/>
           <w:sz w:val="22"/>
           <w:szCs w:val="22"/>
@@ -2899,7 +2895,7 @@
       <w:r>
         <w:fldChar w:fldCharType="separate"/>
       </w:r>
-      <w:hyperlink w:anchor="_Toc236006177" w:history="1">
+      <w:hyperlink w:history="1" w:anchor="_Toc236006177">
         <w:r>
           <w:rPr>
             <w:rStyle w:val="Hyperlink"/>
@@ -2974,9 +2970,8 @@
       <w:pPr>
         <w:pStyle w:val="TDTU-LargeTitle-VisibleinContents"/>
       </w:pPr>
-      <w:bookmarkStart w:id="2" w:name="_Toc241523283"/>
-      <w:r>
-        <w:lastRenderedPageBreak/>
+      <w:bookmarkStart w:name="_Toc241523283" w:id="2"/>
+      <w:r>
         <w:t>ABBREVIATION</w:t>
       </w:r>
       <w:bookmarkEnd w:id="2"/>
@@ -2986,12 +2981,12 @@
         <w:tblStyle w:val="TableGrid"/>
         <w:tblW w:w="0" w:type="auto"/>
         <w:tblBorders>
-          <w:top w:val="none" w:sz="0" w:space="0" w:color="auto"/>
-          <w:left w:val="none" w:sz="0" w:space="0" w:color="auto"/>
-          <w:bottom w:val="none" w:sz="0" w:space="0" w:color="auto"/>
-          <w:right w:val="none" w:sz="0" w:space="0" w:color="auto"/>
-          <w:insideH w:val="none" w:sz="0" w:space="0" w:color="auto"/>
-          <w:insideV w:val="none" w:sz="0" w:space="0" w:color="auto"/>
+          <w:top w:val="none" w:color="auto" w:sz="0" w:space="0"/>
+          <w:left w:val="none" w:color="auto" w:sz="0" w:space="0"/>
+          <w:bottom w:val="none" w:color="auto" w:sz="0" w:space="0"/>
+          <w:right w:val="none" w:color="auto" w:sz="0" w:space="0"/>
+          <w:insideH w:val="none" w:color="auto" w:sz="0" w:space="0"/>
+          <w:insideV w:val="none" w:color="auto" w:sz="0" w:space="0"/>
         </w:tblBorders>
         <w:tblCellMar>
           <w:top w:w="57" w:type="dxa"/>
@@ -3149,7 +3144,7 @@
       <w:pPr>
         <w:sectPr>
           <w:headerReference w:type="default" r:id="rId9"/>
-          <w:pgSz w:w="11906" w:h="16838" w:code="9"/>
+          <w:pgSz w:w="11906" w:h="16838" w:orient="portrait" w:code="9"/>
           <w:pgMar w:top="1985" w:right="1134" w:bottom="1701" w:left="1985" w:header="720" w:footer="720" w:gutter="0"/>
           <w:pgNumType w:fmt="lowerRoman" w:start="1"/>
           <w:cols w:space="720"/>
@@ -3162,9 +3157,8 @@
         <w:pStyle w:val="Heading1"/>
         <w:spacing w:after="100"/>
       </w:pPr>
-      <w:bookmarkStart w:id="3" w:name="_Toc241523284"/>
-      <w:r>
-        <w:lastRenderedPageBreak/>
+      <w:bookmarkStart w:name="_Toc241523284" w:id="3"/>
+      <w:r>
         <w:t>INTRODUCTION</w:t>
       </w:r>
       <w:bookmarkEnd w:id="3"/>
@@ -3176,7 +3170,7 @@
           <w:color w:val="000000"/>
         </w:rPr>
       </w:pPr>
-      <w:bookmarkStart w:id="4" w:name="_Toc241523285"/>
+      <w:bookmarkStart w:name="_Toc241523285" w:id="4"/>
       <w:r>
         <w:rPr>
           <w:color w:val="000000"/>
@@ -3301,7 +3295,6 @@
         <w:t xml:space="preserve">learns to represent images and text in a shared embedding space. An embedding is a numerical vector that represents information about an input. CLIP aligns the representations of corresponding images and text, providing a foundation </w:t>
       </w:r>
       <w:r>
-        <w:lastRenderedPageBreak/>
         <w:t>for comparing product content across the two modalities. This project adopts pretrained CLIP to generate the representations used for product retrieval.</w:t>
       </w:r>
     </w:p>
@@ -3355,7 +3348,7 @@
           <w:color w:val="000000"/>
         </w:rPr>
       </w:pPr>
-      <w:bookmarkStart w:id="5" w:name="_Toc241523286"/>
+      <w:bookmarkStart w:name="_Toc241523286" w:id="5"/>
       <w:r>
         <w:rPr>
           <w:color w:val="000000"/>
@@ -3413,7 +3406,6 @@
         </w:numPr>
       </w:pPr>
       <w:r>
-        <w:lastRenderedPageBreak/>
         <w:t>Fine-tune CLIP on fashion image–text pairs using contrastive learning, with separate training, validation, and test subsets.</w:t>
       </w:r>
     </w:p>
@@ -3474,7 +3466,7 @@
       <w:pPr>
         <w:pStyle w:val="Heading2"/>
       </w:pPr>
-      <w:bookmarkStart w:id="6" w:name="_Toc241523287"/>
+      <w:bookmarkStart w:name="_Toc241523287" w:id="6"/>
       <w:r>
         <w:t>Object and scope of the study</w:t>
       </w:r>
@@ -3484,7 +3476,7 @@
       <w:pPr>
         <w:pStyle w:val="Heading3"/>
       </w:pPr>
-      <w:bookmarkStart w:id="7" w:name="_Toc241523288"/>
+      <w:bookmarkStart w:name="_Toc241523288" w:id="7"/>
       <w:r>
         <w:t>Objects of the study</w:t>
       </w:r>
@@ -3506,7 +3498,6 @@
     </w:p>
     <w:p>
       <w:r>
-        <w:lastRenderedPageBreak/>
         <w:t>The project uses the Mini Fashion Product Images and Text Dataset available on Kaggle.</w:t>
       </w:r>
       <w:r>
@@ -3520,7 +3511,7 @@
       <w:pPr>
         <w:pStyle w:val="Heading3"/>
       </w:pPr>
-      <w:bookmarkStart w:id="8" w:name="_Toc241523289"/>
+      <w:bookmarkStart w:name="_Toc241523289" w:id="8"/>
       <w:r>
         <w:t>Scope of the study</w:t>
       </w:r>
@@ -3546,7 +3537,6 @@
         <w:t xml:space="preserve">The existing CLIP comparison covers text-to-image retrieval, image-to-text retrieval, and category-based image-to-image retrieval. Matching product identifiers define relevance for the first two tasks. For the third task, relevant results share the </w:t>
       </w:r>
       <w:r>
-        <w:lastRenderedPageBreak/>
         <w:t>query's category, with the query product excluded. Category agreement is used as a limited measure of relevance and does not establish whether products are suitable to wear together. The BERT and ResNet50 comparisons extend this evaluation plan; numerical results will be reported only for configurations actually evaluated.</w:t>
       </w:r>
     </w:p>
@@ -3557,7 +3547,7 @@
           <w:color w:val="000000"/>
         </w:rPr>
       </w:pPr>
-      <w:bookmarkStart w:id="9" w:name="_Toc241523290"/>
+      <w:bookmarkStart w:name="_Toc241523290" w:id="9"/>
       <w:r>
         <w:rPr>
           <w:color w:val="000000"/>
@@ -3592,7 +3582,6 @@
         <w:t xml:space="preserve">Third, pretrained CLIP provides the starting point for fine-tuning. The model is trained on image–text pairs from the training subset using contrastive learning, which encourages matching images and descriptions to have similar representations. </w:t>
       </w:r>
       <w:r>
-        <w:lastRenderedPageBreak/>
         <w:t>The selected training settings and implementation details are presented in the later chapters.</w:t>
       </w:r>
     </w:p>
@@ -3618,7 +3607,7 @@
           <w:color w:val="000000"/>
         </w:rPr>
       </w:pPr>
-      <w:bookmarkStart w:id="10" w:name="_Toc241523291"/>
+      <w:bookmarkStart w:name="_Toc241523291" w:id="10"/>
       <w:r>
         <w:rPr>
           <w:color w:val="000000"/>
@@ -3637,7 +3626,6 @@
         <w:t xml:space="preserve">From an engineering perspective, the project connects data preparation, model training, embedding generation, backend processing, and frontend interaction. Computing catalog embeddings in advance avoids repeatedly encoding every product </w:t>
       </w:r>
       <w:r>
-        <w:lastRenderedPageBreak/>
         <w:t>for each request. Saved experimental records and deployment instructions make the workflow easier to inspect and reproduce.</w:t>
       </w:r>
     </w:p>
@@ -3653,12 +3641,11 @@
       <w:pPr>
         <w:pStyle w:val="Heading1"/>
       </w:pPr>
-      <w:bookmarkStart w:id="11" w:name="_Toc241523292"/>
+      <w:bookmarkStart w:name="_Toc241523292" w:id="11"/>
       <w:r>
         <w:rPr>
           <w:caps w:val="0"/>
         </w:rPr>
-        <w:lastRenderedPageBreak/>
         <w:t>THEORETICAL BACKGROUND AND RELATED WORK</w:t>
       </w:r>
       <w:bookmarkEnd w:id="11"/>
@@ -3709,7 +3696,6 @@
     </w:p>
     <w:p>
       <w:r>
-        <w:lastRenderedPageBreak/>
         <w:t>Inputs containing related information should be located close to one another in the embedding space. Unrelated inputs should be located farther apart. For example, the embedding of an image showing a black backpack should be closer to the embedding of a description such as “a simple black backpack” than to the embedding of an unrelated product.</w:t>
       </w:r>
     </w:p>
@@ -3789,7 +3775,7 @@
                 <m:sSubPr>
                   <m:ctrlPr>
                     <w:rPr>
-                      <w:rFonts w:ascii="Cambria Math" w:eastAsiaTheme="minorEastAsia" w:hAnsi="Cambria Math"/>
+                      <w:rFonts w:ascii="Cambria Math" w:hAnsi="Cambria Math" w:eastAsiaTheme="minorEastAsia"/>
                       <w:i/>
                     </w:rPr>
                   </m:ctrlPr>
@@ -3801,7 +3787,7 @@
                       <m:endChr m:val="‖"/>
                       <m:ctrlPr>
                         <w:rPr>
-                          <w:rFonts w:ascii="Cambria Math" w:eastAsiaTheme="minorEastAsia" w:hAnsi="Cambria Math"/>
+                          <w:rFonts w:ascii="Cambria Math" w:hAnsi="Cambria Math" w:eastAsiaTheme="minorEastAsia"/>
                           <w:i/>
                         </w:rPr>
                       </m:ctrlPr>
@@ -3809,7 +3795,7 @@
                     <m:e>
                       <m:r>
                         <w:rPr>
-                          <w:rFonts w:ascii="Cambria Math" w:eastAsiaTheme="minorEastAsia" w:hAnsi="Cambria Math"/>
+                          <w:rFonts w:ascii="Cambria Math" w:hAnsi="Cambria Math" w:eastAsiaTheme="minorEastAsia"/>
                         </w:rPr>
                         <m:t>q</m:t>
                       </m:r>
@@ -3819,7 +3805,7 @@
                 <m:sub>
                   <m:r>
                     <w:rPr>
-                      <w:rFonts w:ascii="Cambria Math" w:eastAsiaTheme="minorEastAsia" w:hAnsi="Cambria Math"/>
+                      <w:rFonts w:ascii="Cambria Math" w:hAnsi="Cambria Math" w:eastAsiaTheme="minorEastAsia"/>
                     </w:rPr>
                     <m:t>2</m:t>
                   </m:r>
@@ -3829,7 +3815,7 @@
                 <m:sSubPr>
                   <m:ctrlPr>
                     <w:rPr>
-                      <w:rFonts w:ascii="Cambria Math" w:eastAsiaTheme="minorEastAsia" w:hAnsi="Cambria Math"/>
+                      <w:rFonts w:ascii="Cambria Math" w:hAnsi="Cambria Math" w:eastAsiaTheme="minorEastAsia"/>
                       <w:i/>
                     </w:rPr>
                   </m:ctrlPr>
@@ -3841,7 +3827,7 @@
                       <m:endChr m:val="‖"/>
                       <m:ctrlPr>
                         <w:rPr>
-                          <w:rFonts w:ascii="Cambria Math" w:eastAsiaTheme="minorEastAsia" w:hAnsi="Cambria Math"/>
+                          <w:rFonts w:ascii="Cambria Math" w:hAnsi="Cambria Math" w:eastAsiaTheme="minorEastAsia"/>
                           <w:i/>
                         </w:rPr>
                       </m:ctrlPr>
@@ -3849,7 +3835,7 @@
                     <m:e>
                       <m:r>
                         <w:rPr>
-                          <w:rFonts w:ascii="Cambria Math" w:eastAsiaTheme="minorEastAsia" w:hAnsi="Cambria Math"/>
+                          <w:rFonts w:ascii="Cambria Math" w:hAnsi="Cambria Math" w:eastAsiaTheme="minorEastAsia"/>
                         </w:rPr>
                         <m:t>p</m:t>
                       </m:r>
@@ -3859,7 +3845,7 @@
                 <m:sub>
                   <m:r>
                     <w:rPr>
-                      <w:rFonts w:ascii="Cambria Math" w:eastAsiaTheme="minorEastAsia" w:hAnsi="Cambria Math"/>
+                      <w:rFonts w:ascii="Cambria Math" w:hAnsi="Cambria Math" w:eastAsiaTheme="minorEastAsia"/>
                     </w:rPr>
                     <m:t>2</m:t>
                   </m:r>
@@ -3894,7 +3880,7 @@
       <w:r>
         <w:t>: the query embedding</w:t>
       </w:r>
-      <w:bookmarkStart w:id="12" w:name="_GoBack"/>
+      <w:bookmarkStart w:name="_GoBack" w:id="12"/>
       <w:bookmarkEnd w:id="12"/>
     </w:p>
     <w:p>
@@ -3950,7 +3936,7 @@
           <m:sSubPr>
             <m:ctrlPr>
               <w:rPr>
-                <w:rFonts w:ascii="Cambria Math" w:eastAsiaTheme="minorEastAsia" w:hAnsi="Cambria Math"/>
+                <w:rFonts w:ascii="Cambria Math" w:hAnsi="Cambria Math" w:eastAsiaTheme="minorEastAsia"/>
                 <w:i/>
               </w:rPr>
             </m:ctrlPr>
@@ -3962,7 +3948,7 @@
                 <m:endChr m:val="‖"/>
                 <m:ctrlPr>
                   <w:rPr>
-                    <w:rFonts w:ascii="Cambria Math" w:eastAsiaTheme="minorEastAsia" w:hAnsi="Cambria Math"/>
+                    <w:rFonts w:ascii="Cambria Math" w:hAnsi="Cambria Math" w:eastAsiaTheme="minorEastAsia"/>
                     <w:i/>
                   </w:rPr>
                 </m:ctrlPr>
@@ -3970,7 +3956,7 @@
               <m:e>
                 <m:r>
                   <w:rPr>
-                    <w:rFonts w:ascii="Cambria Math" w:eastAsiaTheme="minorEastAsia" w:hAnsi="Cambria Math"/>
+                    <w:rFonts w:ascii="Cambria Math" w:hAnsi="Cambria Math" w:eastAsiaTheme="minorEastAsia"/>
                   </w:rPr>
                   <m:t>q</m:t>
                 </m:r>
@@ -3980,7 +3966,7 @@
           <m:sub>
             <m:r>
               <w:rPr>
-                <w:rFonts w:ascii="Cambria Math" w:eastAsiaTheme="minorEastAsia" w:hAnsi="Cambria Math"/>
+                <w:rFonts w:ascii="Cambria Math" w:hAnsi="Cambria Math" w:eastAsiaTheme="minorEastAsia"/>
               </w:rPr>
               <m:t>2</m:t>
             </m:r>
@@ -4004,7 +3990,7 @@
           <m:sSubPr>
             <m:ctrlPr>
               <w:rPr>
-                <w:rFonts w:ascii="Cambria Math" w:eastAsiaTheme="minorEastAsia" w:hAnsi="Cambria Math"/>
+                <w:rFonts w:ascii="Cambria Math" w:hAnsi="Cambria Math" w:eastAsiaTheme="minorEastAsia"/>
                 <w:i/>
               </w:rPr>
             </m:ctrlPr>
@@ -4016,7 +4002,7 @@
                 <m:endChr m:val="‖"/>
                 <m:ctrlPr>
                   <w:rPr>
-                    <w:rFonts w:ascii="Cambria Math" w:eastAsiaTheme="minorEastAsia" w:hAnsi="Cambria Math"/>
+                    <w:rFonts w:ascii="Cambria Math" w:hAnsi="Cambria Math" w:eastAsiaTheme="minorEastAsia"/>
                     <w:i/>
                   </w:rPr>
                 </m:ctrlPr>
@@ -4024,7 +4010,7 @@
               <m:e>
                 <m:r>
                   <w:rPr>
-                    <w:rFonts w:ascii="Cambria Math" w:eastAsiaTheme="minorEastAsia" w:hAnsi="Cambria Math"/>
+                    <w:rFonts w:ascii="Cambria Math" w:hAnsi="Cambria Math" w:eastAsiaTheme="minorEastAsia"/>
                   </w:rPr>
                   <m:t>p</m:t>
                 </m:r>
@@ -4034,7 +4020,7 @@
           <m:sub>
             <m:r>
               <w:rPr>
-                <w:rFonts w:ascii="Cambria Math" w:eastAsiaTheme="minorEastAsia" w:hAnsi="Cambria Math"/>
+                <w:rFonts w:ascii="Cambria Math" w:hAnsi="Cambria Math" w:eastAsiaTheme="minorEastAsia"/>
               </w:rPr>
               <m:t>2</m:t>
             </m:r>
@@ -4122,7 +4108,6 @@
         <w:t xml:space="preserve">Convolutional Neural Networks are designed to learn visual patterns from images. They process image data through operations such as convolution, activation, and down-sampling. Earlier network layers commonly identify low-level patterns </w:t>
       </w:r>
       <w:r>
-        <w:lastRenderedPageBreak/>
         <w:t>such as edges, colors, and textures, while deeper layers represent more complex shapes and semantic structures.</w:t>
       </w:r>
     </w:p>
@@ -4195,7 +4180,6 @@
     </w:p>
     <w:p>
       <w:r>
-        <w:lastRenderedPageBreak/>
         <w:t>This allows a Transformer to identify relationships between words even when they are located far apart. Positional information is also added because self-attention alone does not represent the original order of tokens.</w:t>
       </w:r>
     </w:p>
@@ -4274,7 +4258,6 @@
         <w:pStyle w:val="Heading2"/>
       </w:pPr>
       <w:r>
-        <w:lastRenderedPageBreak/>
         <w:t xml:space="preserve"> </w:t>
       </w:r>
       <w:r>
@@ -4355,12 +4338,11 @@
         <w:pStyle w:val="Heading2"/>
       </w:pPr>
       <w:r>
-        <w:lastRenderedPageBreak/>
         <w:t>Contrastive Fine-Tuning for Fashion Data</w:t>
       </w:r>
     </w:p>
     <w:p>
-      <w:bookmarkStart w:id="13" w:name="_Toc241523297"/>
+      <w:bookmarkStart w:name="_Toc241523297" w:id="13"/>
       <w:r>
         <w:t>A pretrained model provides general visual and linguistic knowledge. However, the distribution of a fashion catalog may differ from the data originally used to train the model.</w:t>
       </w:r>
@@ -4655,7 +4637,7 @@
       <m:oMath>
         <m:r>
           <w:rPr>
-            <w:rFonts w:ascii="Cambria Math" w:eastAsiaTheme="minorEastAsia" w:hAnsi="Cambria Math"/>
+            <w:rFonts w:ascii="Cambria Math" w:hAnsi="Cambria Math" w:eastAsiaTheme="minorEastAsia"/>
           </w:rPr>
           <m:t>I</m:t>
         </m:r>
@@ -4681,7 +4663,7 @@
       <m:oMath>
         <m:r>
           <w:rPr>
-            <w:rFonts w:ascii="Cambria Math" w:eastAsiaTheme="minorEastAsia" w:hAnsi="Cambria Math"/>
+            <w:rFonts w:ascii="Cambria Math" w:hAnsi="Cambria Math" w:eastAsiaTheme="minorEastAsia"/>
           </w:rPr>
           <m:t>T</m:t>
         </m:r>
@@ -4711,7 +4693,6 @@
         <w:t xml:space="preserve">The detailed multi-positive loss equation is not included because the general symmetric loss sufficiently describes the fine-tuning objective of the project. Its </w:t>
       </w:r>
       <w:r>
-        <w:lastRenderedPageBreak/>
         <w:t>implementation is presented in the source code and can be discussed further in the implementation chapter if necessary.</w:t>
       </w:r>
     </w:p>
@@ -4764,7 +4745,6 @@
         <w:t xml:space="preserve">During catalog preparation, the system attempts to select a configurable minimum number of products from each category. This minimum can only be </w:t>
       </w:r>
       <w:r>
-        <w:lastRenderedPageBreak/>
         <w:t>reached when the source dataset contains enough products and the requested catalog size provides sufficient capacity.</w:t>
       </w:r>
     </w:p>
@@ -4827,7 +4807,6 @@
         <w:br w:type="page"/>
       </w:r>
       <w:r>
-        <w:lastRenderedPageBreak/>
         <w:t>Precision@K</w:t>
       </w:r>
     </w:p>
@@ -4846,7 +4825,7 @@
         <m:oMath>
           <m:r>
             <w:rPr>
-              <w:rFonts w:ascii="Cambria Math" w:eastAsiaTheme="minorEastAsia" w:hAnsi="Cambria Math"/>
+              <w:rFonts w:ascii="Cambria Math" w:hAnsi="Cambria Math" w:eastAsiaTheme="minorEastAsia"/>
             </w:rPr>
             <m:t>Precision@K=</m:t>
           </m:r>
@@ -4854,7 +4833,7 @@
             <m:fPr>
               <m:ctrlPr>
                 <w:rPr>
-                  <w:rFonts w:ascii="Cambria Math" w:eastAsiaTheme="minorEastAsia" w:hAnsi="Cambria Math"/>
+                  <w:rFonts w:ascii="Cambria Math" w:hAnsi="Cambria Math" w:eastAsiaTheme="minorEastAsia"/>
                   <w:i/>
                 </w:rPr>
               </m:ctrlPr>
@@ -4862,7 +4841,7 @@
             <m:num>
               <m:r>
                 <w:rPr>
-                  <w:rFonts w:ascii="Cambria Math" w:eastAsiaTheme="minorEastAsia" w:hAnsi="Cambria Math"/>
+                  <w:rFonts w:ascii="Cambria Math" w:hAnsi="Cambria Math" w:eastAsiaTheme="minorEastAsia"/>
                 </w:rPr>
                 <m:t>Number of relevant products in the first K results</m:t>
               </m:r>
@@ -4870,7 +4849,7 @@
             <m:den>
               <m:r>
                 <w:rPr>
-                  <w:rFonts w:ascii="Cambria Math" w:eastAsiaTheme="minorEastAsia" w:hAnsi="Cambria Math"/>
+                  <w:rFonts w:ascii="Cambria Math" w:hAnsi="Cambria Math" w:eastAsiaTheme="minorEastAsia"/>
                 </w:rPr>
                 <m:t>Number of products returned in the first K results</m:t>
               </m:r>
@@ -4982,13 +4961,13 @@
         <m:oMath>
           <m:r>
             <w:rPr>
-              <w:rFonts w:ascii="Cambria Math" w:eastAsiaTheme="minorEastAsia" w:hAnsi="Cambria Math"/>
+              <w:rFonts w:ascii="Cambria Math" w:hAnsi="Cambria Math" w:eastAsiaTheme="minorEastAsia"/>
             </w:rPr>
             <m:t>Recall</m:t>
           </m:r>
           <m:r>
             <w:rPr>
-              <w:rFonts w:ascii="Cambria Math" w:eastAsiaTheme="minorEastAsia" w:hAnsi="Cambria Math"/>
+              <w:rFonts w:ascii="Cambria Math" w:hAnsi="Cambria Math" w:eastAsiaTheme="minorEastAsia"/>
             </w:rPr>
             <m:t>@K=</m:t>
           </m:r>
@@ -4996,7 +4975,7 @@
             <m:fPr>
               <m:ctrlPr>
                 <w:rPr>
-                  <w:rFonts w:ascii="Cambria Math" w:eastAsiaTheme="minorEastAsia" w:hAnsi="Cambria Math"/>
+                  <w:rFonts w:ascii="Cambria Math" w:hAnsi="Cambria Math" w:eastAsiaTheme="minorEastAsia"/>
                   <w:i/>
                 </w:rPr>
               </m:ctrlPr>
@@ -5004,7 +4983,7 @@
             <m:num>
               <m:r>
                 <w:rPr>
-                  <w:rFonts w:ascii="Cambria Math" w:eastAsiaTheme="minorEastAsia" w:hAnsi="Cambria Math"/>
+                  <w:rFonts w:ascii="Cambria Math" w:hAnsi="Cambria Math" w:eastAsiaTheme="minorEastAsia"/>
                 </w:rPr>
                 <m:t>Number of relevant products in the first K results</m:t>
               </m:r>
@@ -5012,7 +4991,7 @@
             <m:den>
               <m:r>
                 <w:rPr>
-                  <w:rFonts w:ascii="Cambria Math" w:eastAsiaTheme="minorEastAsia" w:hAnsi="Cambria Math"/>
+                  <w:rFonts w:ascii="Cambria Math" w:hAnsi="Cambria Math" w:eastAsiaTheme="minorEastAsia"/>
                 </w:rPr>
                 <m:t>Total number of relevant products in the gallery</m:t>
               </m:r>
@@ -5095,7 +5074,6 @@
         <w:pStyle w:val="Heading3"/>
       </w:pPr>
       <w:r>
-        <w:lastRenderedPageBreak/>
         <w:t>F1@K</w:t>
       </w:r>
     </w:p>
@@ -5242,23 +5220,2261 @@
         <w:t xml:space="preserve">A query may have no relevant candidate in the current gallery. Such a query is reported as skipped instead of being silently assigned a score of zero. The </w:t>
       </w:r>
       <w:r>
-        <w:lastRenderedPageBreak/>
         <w:t>evaluation output therefore includes both the number of evaluated queries and the number of skipped queries.</w:t>
       </w:r>
     </w:p>
     <w:p>
       <w:pPr>
         <w:pStyle w:val="Heading1"/>
-      </w:pPr>
-      <w:bookmarkStart w:id="14" w:name="_Toc241523299"/>
-      <w:r>
         <w:rPr>
           <w:caps w:val="0"/>
-        </w:rPr>
-        <w:lastRenderedPageBreak/>
+          <w:smallCaps w:val="0"/>
+        </w:rPr>
+      </w:pPr>
+      <w:bookmarkStart w:name="_Toc241523299" w:id="14"/>
+      <w:r>
+        <w:rPr>
+          <w:caps w:val="0"/>
+          <w:smallCaps w:val="0"/>
+        </w:rPr>
         <w:t>SYSTEM ANALYSIS AND DESIGN</w:t>
       </w:r>
       <w:bookmarkEnd w:id="14"/>
+    </w:p>
+    <w:p>
+      <w:pPr>
+        <w:pStyle w:val="Heading2"/>
+        <w:rPr/>
+      </w:pPr>
+      <w:r>
+        <w:rPr/>
+        <w:t>Problem Analysis</w:t>
+      </w:r>
+    </w:p>
+    <w:p>
+      <w:pPr>
+        <w:pStyle w:val="Normal"/>
+        <w:spacing w:before="240" w:beforeAutospacing="off" w:after="240" w:afterAutospacing="off"/>
+        <w:ind w:firstLine="720"/>
+      </w:pPr>
+      <w:r>
+        <w:rPr/>
+        <w:t xml:space="preserve">The main idea of this project is to build a fashion product search and </w:t>
+      </w:r>
+      <w:r>
+        <w:rPr>
+          <w:rFonts w:ascii="Times New Roman" w:hAnsi="Times New Roman" w:eastAsia="Times New Roman" w:cs="Times New Roman"/>
+          <w:noProof w:val="0"/>
+          <w:sz w:val="26"/>
+          <w:szCs w:val="26"/>
+          <w:lang w:val="en-US"/>
+        </w:rPr>
+        <w:t xml:space="preserve">recommendation </w:t>
+      </w:r>
+      <w:r>
+        <w:rPr/>
+        <w:t xml:space="preserve">system that can </w:t>
+      </w:r>
+      <w:r>
+        <w:rPr/>
+        <w:t xml:space="preserve">help customers or users </w:t>
+      </w:r>
+      <w:r>
+        <w:rPr/>
+        <w:t xml:space="preserve">find </w:t>
+      </w:r>
+      <w:r>
+        <w:rPr/>
+        <w:t xml:space="preserve">suitable products more easily. The system needs to process user </w:t>
+      </w:r>
+      <w:r>
+        <w:rPr>
+          <w:rFonts w:ascii="Times New Roman" w:hAnsi="Times New Roman" w:eastAsia="Times New Roman" w:cs="Times New Roman"/>
+          <w:noProof w:val="0"/>
+          <w:sz w:val="26"/>
+          <w:szCs w:val="26"/>
+          <w:lang w:val="en-US"/>
+        </w:rPr>
+        <w:t>queries</w:t>
+      </w:r>
+      <w:r>
+        <w:rPr>
+          <w:rFonts w:ascii="Times New Roman" w:hAnsi="Times New Roman" w:eastAsia="Times New Roman" w:cs="Times New Roman"/>
+          <w:noProof w:val="0"/>
+          <w:sz w:val="26"/>
+          <w:szCs w:val="26"/>
+          <w:lang w:val="en-US"/>
+        </w:rPr>
+        <w:t xml:space="preserve"> and return products that are </w:t>
+      </w:r>
+      <w:r>
+        <w:rPr>
+          <w:rFonts w:ascii="Times New Roman" w:hAnsi="Times New Roman" w:eastAsia="Times New Roman" w:cs="Times New Roman"/>
+          <w:noProof w:val="0"/>
+          <w:sz w:val="26"/>
+          <w:szCs w:val="26"/>
+          <w:lang w:val="en-US"/>
+        </w:rPr>
+        <w:t>relevant</w:t>
+      </w:r>
+      <w:r>
+        <w:rPr>
+          <w:rFonts w:ascii="Times New Roman" w:hAnsi="Times New Roman" w:eastAsia="Times New Roman" w:cs="Times New Roman"/>
+          <w:noProof w:val="0"/>
+          <w:sz w:val="26"/>
+          <w:szCs w:val="26"/>
+          <w:lang w:val="en-US"/>
+        </w:rPr>
+        <w:t xml:space="preserve"> to their needs.</w:t>
+      </w:r>
+    </w:p>
+    <w:p>
+      <w:pPr>
+        <w:pStyle w:val="Normal"/>
+        <w:suppressLineNumbers w:val="0"/>
+        <w:bidi w:val="0"/>
+        <w:spacing w:before="240" w:beforeAutospacing="off" w:after="240" w:afterAutospacing="off" w:line="360" w:lineRule="auto"/>
+        <w:ind w:left="0" w:right="0" w:firstLine="720"/>
+        <w:jc w:val="left"/>
+      </w:pPr>
+      <w:r>
+        <w:rPr>
+          <w:rFonts w:ascii="Times New Roman" w:hAnsi="Times New Roman" w:eastAsia="Times New Roman" w:cs="Times New Roman"/>
+          <w:noProof w:val="0"/>
+          <w:sz w:val="26"/>
+          <w:szCs w:val="26"/>
+          <w:lang w:val="en-US"/>
+        </w:rPr>
+        <w:t>The system will support two main types of input</w:t>
+      </w:r>
+      <w:r>
+        <w:rPr>
+          <w:rFonts w:ascii="Times New Roman" w:hAnsi="Times New Roman" w:eastAsia="Times New Roman" w:cs="Times New Roman"/>
+          <w:noProof w:val="0"/>
+          <w:sz w:val="26"/>
+          <w:szCs w:val="26"/>
+          <w:lang w:val="en-US"/>
+        </w:rPr>
+        <w:t>: text and images.</w:t>
+      </w:r>
+      <w:r>
+        <w:rPr>
+          <w:rFonts w:ascii="Times New Roman" w:hAnsi="Times New Roman" w:eastAsia="Times New Roman" w:cs="Times New Roman"/>
+          <w:noProof w:val="0"/>
+          <w:sz w:val="26"/>
+          <w:szCs w:val="26"/>
+          <w:lang w:val="en-US"/>
+        </w:rPr>
+        <w:t xml:space="preserve"> </w:t>
+      </w:r>
+      <w:r>
+        <w:rPr>
+          <w:rFonts w:ascii="Times New Roman" w:hAnsi="Times New Roman" w:eastAsia="Times New Roman" w:cs="Times New Roman"/>
+          <w:noProof w:val="0"/>
+          <w:sz w:val="26"/>
+          <w:szCs w:val="26"/>
+          <w:lang w:val="en-US"/>
+        </w:rPr>
+        <w:t xml:space="preserve">Users can enter </w:t>
+      </w:r>
+      <w:r>
+        <w:rPr>
+          <w:rFonts w:ascii="Times New Roman" w:hAnsi="Times New Roman" w:eastAsia="Times New Roman" w:cs="Times New Roman"/>
+          <w:noProof w:val="0"/>
+          <w:sz w:val="26"/>
+          <w:szCs w:val="26"/>
+          <w:lang w:val="en-US"/>
+        </w:rPr>
+        <w:t>a short description</w:t>
+      </w:r>
+      <w:r>
+        <w:rPr>
+          <w:rFonts w:ascii="Times New Roman" w:hAnsi="Times New Roman" w:eastAsia="Times New Roman" w:cs="Times New Roman"/>
+          <w:noProof w:val="0"/>
+          <w:sz w:val="26"/>
+          <w:szCs w:val="26"/>
+          <w:lang w:val="en-US"/>
+        </w:rPr>
+        <w:t xml:space="preserve"> of the product they need to find, such as a product name,</w:t>
+      </w:r>
+      <w:r>
+        <w:rPr>
+          <w:rFonts w:ascii="Times New Roman" w:hAnsi="Times New Roman" w:eastAsia="Times New Roman" w:cs="Times New Roman"/>
+          <w:noProof w:val="0"/>
+          <w:sz w:val="26"/>
+          <w:szCs w:val="26"/>
+          <w:lang w:val="en-US"/>
+        </w:rPr>
+        <w:t xml:space="preserve"> product type,</w:t>
+      </w:r>
+      <w:r>
+        <w:rPr>
+          <w:rFonts w:ascii="Times New Roman" w:hAnsi="Times New Roman" w:eastAsia="Times New Roman" w:cs="Times New Roman"/>
+          <w:noProof w:val="0"/>
+          <w:sz w:val="26"/>
+          <w:szCs w:val="26"/>
+          <w:lang w:val="en-US"/>
+        </w:rPr>
+        <w:t xml:space="preserve"> brand, or style. They can also upload an image of a fashion item to search for </w:t>
+      </w:r>
+      <w:r>
+        <w:rPr>
+          <w:rFonts w:ascii="Times New Roman" w:hAnsi="Times New Roman" w:eastAsia="Times New Roman" w:cs="Times New Roman"/>
+          <w:noProof w:val="0"/>
+          <w:sz w:val="26"/>
+          <w:szCs w:val="26"/>
+          <w:lang w:val="en-US"/>
+        </w:rPr>
+        <w:t>similar products.</w:t>
+      </w:r>
+    </w:p>
+    <w:p>
+      <w:pPr>
+        <w:pStyle w:val="Normal"/>
+        <w:suppressLineNumbers w:val="0"/>
+        <w:bidi w:val="0"/>
+        <w:spacing w:before="240" w:beforeAutospacing="off" w:after="240" w:afterAutospacing="off" w:line="360" w:lineRule="auto"/>
+        <w:ind w:left="0" w:right="0" w:firstLine="720"/>
+        <w:jc w:val="left"/>
+      </w:pPr>
+      <w:r>
+        <w:rPr>
+          <w:rFonts w:ascii="Times New Roman" w:hAnsi="Times New Roman" w:eastAsia="Times New Roman" w:cs="Times New Roman"/>
+          <w:noProof w:val="0"/>
+          <w:sz w:val="26"/>
+          <w:szCs w:val="26"/>
+          <w:lang w:val="en-US"/>
+        </w:rPr>
+        <w:t>Output is a ranked list of recommended products. Products that are more similar or relevant to the user's query should appear at higher positions in the result list. This helps users quickly find products that match their interests.</w:t>
+      </w:r>
+    </w:p>
+    <w:p>
+      <w:pPr>
+        <w:pStyle w:val="Normal"/>
+        <w:suppressLineNumbers w:val="0"/>
+        <w:bidi w:val="0"/>
+        <w:spacing w:before="240" w:beforeAutospacing="off" w:after="240" w:afterAutospacing="off" w:line="360" w:lineRule="auto"/>
+        <w:ind w:left="0" w:right="0" w:firstLine="720"/>
+        <w:jc w:val="left"/>
+      </w:pPr>
+      <w:r>
+        <w:rPr>
+          <w:rFonts w:ascii="Times New Roman" w:hAnsi="Times New Roman" w:eastAsia="Times New Roman" w:cs="Times New Roman"/>
+          <w:noProof w:val="0"/>
+          <w:sz w:val="26"/>
+          <w:szCs w:val="26"/>
+          <w:lang w:val="en-US"/>
+        </w:rPr>
+        <w:t xml:space="preserve">However, there are several challenges </w:t>
+      </w:r>
+      <w:r>
+        <w:rPr>
+          <w:rFonts w:ascii="Times New Roman" w:hAnsi="Times New Roman" w:eastAsia="Times New Roman" w:cs="Times New Roman"/>
+          <w:noProof w:val="0"/>
+          <w:sz w:val="26"/>
+          <w:szCs w:val="26"/>
+          <w:lang w:val="en-US"/>
+        </w:rPr>
+        <w:t xml:space="preserve">for </w:t>
+      </w:r>
+      <w:r>
+        <w:rPr>
+          <w:rFonts w:ascii="Times New Roman" w:hAnsi="Times New Roman" w:eastAsia="Times New Roman" w:cs="Times New Roman"/>
+          <w:noProof w:val="0"/>
+          <w:sz w:val="26"/>
+          <w:szCs w:val="26"/>
+          <w:lang w:val="en-US"/>
+        </w:rPr>
+        <w:t xml:space="preserve">this problem. The fashion dataset may </w:t>
+      </w:r>
+      <w:r>
+        <w:rPr>
+          <w:rFonts w:ascii="Times New Roman" w:hAnsi="Times New Roman" w:eastAsia="Times New Roman" w:cs="Times New Roman"/>
+          <w:noProof w:val="0"/>
+          <w:sz w:val="26"/>
+          <w:szCs w:val="26"/>
+          <w:lang w:val="en-US"/>
+        </w:rPr>
+        <w:t>contain</w:t>
+      </w:r>
+      <w:r>
+        <w:rPr>
+          <w:rFonts w:ascii="Times New Roman" w:hAnsi="Times New Roman" w:eastAsia="Times New Roman" w:cs="Times New Roman"/>
+          <w:noProof w:val="0"/>
+          <w:sz w:val="26"/>
+          <w:szCs w:val="26"/>
+          <w:lang w:val="en-US"/>
+        </w:rPr>
+        <w:t xml:space="preserve"> an unequal number of products between </w:t>
+      </w:r>
+      <w:r>
+        <w:rPr>
+          <w:rFonts w:ascii="Times New Roman" w:hAnsi="Times New Roman" w:eastAsia="Times New Roman" w:cs="Times New Roman"/>
+          <w:noProof w:val="0"/>
+          <w:sz w:val="26"/>
+          <w:szCs w:val="26"/>
+          <w:lang w:val="en-US"/>
+        </w:rPr>
+        <w:t>different categories</w:t>
+      </w:r>
+      <w:r>
+        <w:rPr>
+          <w:rFonts w:ascii="Times New Roman" w:hAnsi="Times New Roman" w:eastAsia="Times New Roman" w:cs="Times New Roman"/>
+          <w:noProof w:val="0"/>
+          <w:sz w:val="26"/>
+          <w:szCs w:val="26"/>
+          <w:lang w:val="en-US"/>
+        </w:rPr>
+        <w:t xml:space="preserve">, which can affect the learning process of the models. Product descriptions are also often short and </w:t>
+      </w:r>
+      <w:r>
+        <w:rPr>
+          <w:rFonts w:ascii="Times New Roman" w:hAnsi="Times New Roman" w:eastAsia="Times New Roman" w:cs="Times New Roman"/>
+          <w:noProof w:val="0"/>
+          <w:sz w:val="26"/>
+          <w:szCs w:val="26"/>
+          <w:lang w:val="en-US"/>
+        </w:rPr>
+        <w:t>contain</w:t>
+      </w:r>
+      <w:r>
+        <w:rPr>
+          <w:rFonts w:ascii="Times New Roman" w:hAnsi="Times New Roman" w:eastAsia="Times New Roman" w:cs="Times New Roman"/>
+          <w:noProof w:val="0"/>
+          <w:sz w:val="26"/>
+          <w:szCs w:val="26"/>
+          <w:lang w:val="en-US"/>
+        </w:rPr>
+        <w:t xml:space="preserve"> limited information. In addition, fashion images can be </w:t>
+      </w:r>
+      <w:r>
+        <w:rPr>
+          <w:rFonts w:ascii="Times New Roman" w:hAnsi="Times New Roman" w:eastAsia="Times New Roman" w:cs="Times New Roman"/>
+          <w:noProof w:val="0"/>
+          <w:sz w:val="26"/>
+          <w:szCs w:val="26"/>
+          <w:lang w:val="en-US"/>
+        </w:rPr>
+        <w:t>very diverse</w:t>
+      </w:r>
+      <w:r>
+        <w:rPr>
+          <w:rFonts w:ascii="Times New Roman" w:hAnsi="Times New Roman" w:eastAsia="Times New Roman" w:cs="Times New Roman"/>
+          <w:noProof w:val="0"/>
+          <w:sz w:val="26"/>
+          <w:szCs w:val="26"/>
+          <w:lang w:val="en-US"/>
+        </w:rPr>
+        <w:t xml:space="preserve"> in terms of color, style, shape, background, and viewing angle. These factors make it more difficult for the system to accurately </w:t>
+      </w:r>
+      <w:r>
+        <w:rPr>
+          <w:rFonts w:ascii="Times New Roman" w:hAnsi="Times New Roman" w:eastAsia="Times New Roman" w:cs="Times New Roman"/>
+          <w:noProof w:val="0"/>
+          <w:sz w:val="26"/>
+          <w:szCs w:val="26"/>
+          <w:lang w:val="en-US"/>
+        </w:rPr>
+        <w:t>identify</w:t>
+      </w:r>
+      <w:r>
+        <w:rPr>
+          <w:rFonts w:ascii="Times New Roman" w:hAnsi="Times New Roman" w:eastAsia="Times New Roman" w:cs="Times New Roman"/>
+          <w:noProof w:val="0"/>
+          <w:sz w:val="26"/>
+          <w:szCs w:val="26"/>
+          <w:lang w:val="en-US"/>
+        </w:rPr>
+        <w:t xml:space="preserve"> and recommend relevant products.</w:t>
+      </w:r>
+    </w:p>
+    <w:p>
+      <w:pPr>
+        <w:pStyle w:val="Heading2"/>
+        <w:suppressLineNumbers w:val="0"/>
+        <w:bidi w:val="0"/>
+        <w:spacing w:before="240" w:beforeAutospacing="off" w:after="120" w:afterAutospacing="off" w:line="360" w:lineRule="auto"/>
+        <w:ind w:left="720" w:right="0" w:hanging="720"/>
+        <w:jc w:val="left"/>
+        <w:rPr>
+          <w:noProof w:val="0"/>
+          <w:lang w:val="en-US"/>
+        </w:rPr>
+      </w:pPr>
+      <w:r>
+        <w:rPr>
+          <w:noProof w:val="0"/>
+          <w:lang w:val="en-US"/>
+        </w:rPr>
+        <w:t>System Requirements</w:t>
+      </w:r>
+    </w:p>
+    <w:p>
+      <w:pPr>
+        <w:pStyle w:val="Normal"/>
+        <w:bidi w:val="0"/>
+        <w:spacing w:before="240" w:beforeAutospacing="off" w:after="240" w:afterAutospacing="off"/>
+      </w:pPr>
+      <w:r>
+        <w:rPr>
+          <w:noProof w:val="0"/>
+          <w:lang w:val="en-US"/>
+        </w:rPr>
+        <w:t>The system is designed to support fashion online</w:t>
+      </w:r>
+      <w:r>
+        <w:rPr>
+          <w:noProof w:val="0"/>
+          <w:lang w:val="en-US"/>
+        </w:rPr>
+        <w:t xml:space="preserve"> stores</w:t>
+      </w:r>
+      <w:r>
+        <w:rPr>
+          <w:noProof w:val="0"/>
+          <w:lang w:val="en-US"/>
+        </w:rPr>
+        <w:t xml:space="preserve"> </w:t>
+      </w:r>
+      <w:r>
+        <w:rPr>
+          <w:noProof w:val="0"/>
+          <w:lang w:val="en-US"/>
+        </w:rPr>
+        <w:t>can</w:t>
+      </w:r>
+      <w:r>
+        <w:rPr>
+          <w:noProof w:val="0"/>
+          <w:lang w:val="en-US"/>
+        </w:rPr>
+        <w:t xml:space="preserve"> retrieval and </w:t>
+      </w:r>
+      <w:r>
+        <w:rPr>
+          <w:rFonts w:ascii="Times New Roman" w:hAnsi="Times New Roman" w:eastAsia="Times New Roman" w:cs="Times New Roman"/>
+          <w:noProof w:val="0"/>
+          <w:sz w:val="26"/>
+          <w:szCs w:val="26"/>
+          <w:lang w:val="en-US"/>
+        </w:rPr>
+        <w:t>recommend</w:t>
+      </w:r>
+      <w:r>
+        <w:rPr>
+          <w:noProof w:val="0"/>
+          <w:lang w:val="en-US"/>
+        </w:rPr>
+        <w:t xml:space="preserve"> </w:t>
+      </w:r>
+      <w:r>
+        <w:rPr>
+          <w:noProof w:val="0"/>
+          <w:lang w:val="en-US"/>
+        </w:rPr>
+        <w:t>us</w:t>
+      </w:r>
+      <w:r>
+        <w:rPr>
+          <w:noProof w:val="0"/>
+          <w:lang w:val="en-US"/>
+        </w:rPr>
+        <w:t>ing either images or textual descriptions.</w:t>
+      </w:r>
+      <w:r>
+        <w:rPr>
+          <w:rFonts w:ascii="Times New Roman" w:hAnsi="Times New Roman" w:eastAsia="Times New Roman" w:cs="Times New Roman"/>
+          <w:noProof w:val="0"/>
+          <w:sz w:val="26"/>
+          <w:szCs w:val="26"/>
+          <w:lang w:val="en-US"/>
+        </w:rPr>
+        <w:t xml:space="preserve"> Instead of relying only on traditional keyword matching, the system uses CLIP to </w:t>
+      </w:r>
+      <w:r>
+        <w:rPr>
+          <w:rFonts w:ascii="Times New Roman" w:hAnsi="Times New Roman" w:eastAsia="Times New Roman" w:cs="Times New Roman"/>
+          <w:noProof w:val="0"/>
+          <w:sz w:val="26"/>
+          <w:szCs w:val="26"/>
+          <w:lang w:val="en-US"/>
+        </w:rPr>
+        <w:t>represent</w:t>
+      </w:r>
+      <w:r>
+        <w:rPr>
+          <w:rFonts w:ascii="Times New Roman" w:hAnsi="Times New Roman" w:eastAsia="Times New Roman" w:cs="Times New Roman"/>
+          <w:noProof w:val="0"/>
+          <w:sz w:val="26"/>
+          <w:szCs w:val="26"/>
+          <w:lang w:val="en-US"/>
+        </w:rPr>
+        <w:t xml:space="preserve"> images and text in a shared embedding space, allowing products to be ranked according to their semantic and visual similarity to a </w:t>
+      </w:r>
+      <w:r>
+        <w:rPr>
+          <w:rFonts w:ascii="Times New Roman" w:hAnsi="Times New Roman" w:eastAsia="Times New Roman" w:cs="Times New Roman"/>
+          <w:noProof w:val="0"/>
+          <w:sz w:val="26"/>
+          <w:szCs w:val="26"/>
+          <w:lang w:val="en-US"/>
+        </w:rPr>
+        <w:t>user</w:t>
+      </w:r>
+      <w:r>
+        <w:rPr>
+          <w:rFonts w:ascii="Times New Roman" w:hAnsi="Times New Roman" w:eastAsia="Times New Roman" w:cs="Times New Roman"/>
+          <w:noProof w:val="0"/>
+          <w:sz w:val="26"/>
+          <w:szCs w:val="26"/>
+          <w:lang w:val="en-US"/>
+        </w:rPr>
+        <w:t xml:space="preserve"> query.</w:t>
+      </w:r>
+    </w:p>
+    <w:p>
+      <w:pPr>
+        <w:pStyle w:val="Heading3"/>
+        <w:bidi w:val="0"/>
+        <w:rPr>
+          <w:noProof w:val="0"/>
+          <w:lang w:val="en-US"/>
+        </w:rPr>
+      </w:pPr>
+      <w:r>
+        <w:rPr>
+          <w:noProof w:val="0"/>
+          <w:lang w:val="en-US"/>
+        </w:rPr>
+        <w:t>Functional Requirements</w:t>
+      </w:r>
+    </w:p>
+    <w:p>
+      <w:pPr>
+        <w:bidi w:val="0"/>
+        <w:spacing w:before="240" w:beforeAutospacing="off" w:after="240" w:afterAutospacing="off"/>
+      </w:pPr>
+      <w:r>
+        <w:rPr>
+          <w:rFonts w:ascii="Times New Roman" w:hAnsi="Times New Roman" w:eastAsia="Times New Roman" w:cs="Times New Roman"/>
+          <w:noProof w:val="0"/>
+          <w:sz w:val="26"/>
+          <w:szCs w:val="26"/>
+          <w:lang w:val="en-US"/>
+        </w:rPr>
+        <w:t>The system provides two primary product retrieval methods are image-based search and text-based search. For image-based search, users can upload an image of a fashion item and retrieve products with similar visual characteristics. For text-based search, users can enter a textual description of the desired product.</w:t>
+      </w:r>
+    </w:p>
+    <w:p>
+      <w:pPr>
+        <w:bidi w:val="0"/>
+        <w:spacing w:before="240" w:beforeAutospacing="off" w:after="240" w:afterAutospacing="off"/>
+      </w:pPr>
+      <w:r>
+        <w:rPr>
+          <w:rFonts w:ascii="Times New Roman" w:hAnsi="Times New Roman" w:eastAsia="Times New Roman" w:cs="Times New Roman"/>
+          <w:noProof w:val="0"/>
+          <w:sz w:val="26"/>
+          <w:szCs w:val="26"/>
+          <w:lang w:val="en-US"/>
+        </w:rPr>
+        <w:t>In addition, users can select a product category to narrow the search space and specify the number of results to be returned. After processing the query, the system displays the recommended products together with their similarity information.</w:t>
+      </w:r>
+    </w:p>
+    <w:tbl>
+      <w:tblPr>
+        <w:tblStyle w:val="TableGrid"/>
+        <w:bidiVisual w:val="0"/>
+        <w:tblW w:w="0" w:type="auto"/>
+        <w:jc w:val="left"/>
+        <w:tblLook w:val="06A0" w:firstRow="1" w:lastRow="0" w:firstColumn="1" w:lastColumn="0" w:noHBand="1" w:noVBand="1"/>
+      </w:tblPr>
+      <w:tblGrid>
+        <w:gridCol w:w="1905"/>
+        <w:gridCol w:w="6984"/>
+      </w:tblGrid>
+      <w:tr>
+        <w:trPr>
+          <w:trHeight w:val="300"/>
+        </w:trPr>
+        <w:tc>
+          <w:tcPr>
+            <w:tcW w:w="1905" w:type="dxa"/>
+            <w:tcMar/>
+          </w:tcPr>
+          <w:p>
+            <w:pPr>
+              <w:bidi w:val="0"/>
+              <w:spacing w:before="0" w:beforeAutospacing="off" w:after="0" w:afterAutospacing="off"/>
+              <w:ind w:firstLine="0"/>
+              <w:jc w:val="center"/>
+            </w:pPr>
+            <w:r>
+              <w:rPr>
+                <w:b w:val="1"/>
+                <w:bCs w:val="1"/>
+              </w:rPr>
+              <w:t>Requirement</w:t>
+            </w:r>
+          </w:p>
+        </w:tc>
+        <w:tc>
+          <w:tcPr>
+            <w:tcW w:w="6984" w:type="dxa"/>
+            <w:tcMar/>
+          </w:tcPr>
+          <w:p>
+            <w:pPr>
+              <w:bidi w:val="0"/>
+              <w:spacing w:before="0" w:beforeAutospacing="off" w:after="0" w:afterAutospacing="off"/>
+              <w:ind w:firstLine="0"/>
+              <w:jc w:val="center"/>
+            </w:pPr>
+            <w:r>
+              <w:rPr>
+                <w:b w:val="1"/>
+                <w:bCs w:val="1"/>
+              </w:rPr>
+              <w:t>Description</w:t>
+            </w:r>
+          </w:p>
+        </w:tc>
+      </w:tr>
+      <w:tr>
+        <w:trPr>
+          <w:trHeight w:val="300"/>
+        </w:trPr>
+        <w:tc>
+          <w:tcPr>
+            <w:tcW w:w="1905" w:type="dxa"/>
+            <w:tcMar/>
+          </w:tcPr>
+          <w:p>
+            <w:pPr>
+              <w:bidi w:val="0"/>
+              <w:spacing w:before="0" w:beforeAutospacing="off" w:after="0" w:afterAutospacing="off"/>
+              <w:ind w:firstLine="0"/>
+            </w:pPr>
+            <w:r>
+              <w:rPr/>
+              <w:t>Upload image</w:t>
+            </w:r>
+          </w:p>
+        </w:tc>
+        <w:tc>
+          <w:tcPr>
+            <w:tcW w:w="6984" w:type="dxa"/>
+            <w:tcMar/>
+          </w:tcPr>
+          <w:p>
+            <w:pPr>
+              <w:bidi w:val="0"/>
+              <w:spacing w:before="0" w:beforeAutospacing="off" w:after="0" w:afterAutospacing="off"/>
+              <w:ind w:firstLine="0"/>
+            </w:pPr>
+            <w:r>
+              <w:rPr/>
+              <w:t>The user can upload a fashion product image as a search query.</w:t>
+            </w:r>
+          </w:p>
+        </w:tc>
+      </w:tr>
+      <w:tr>
+        <w:trPr>
+          <w:trHeight w:val="300"/>
+        </w:trPr>
+        <w:tc>
+          <w:tcPr>
+            <w:tcW w:w="1905" w:type="dxa"/>
+            <w:tcMar/>
+          </w:tcPr>
+          <w:p>
+            <w:pPr>
+              <w:bidi w:val="0"/>
+              <w:spacing w:before="0" w:beforeAutospacing="off" w:after="0" w:afterAutospacing="off"/>
+              <w:ind w:firstLine="0"/>
+            </w:pPr>
+            <w:r>
+              <w:rPr/>
+              <w:t>Enter description</w:t>
+            </w:r>
+          </w:p>
+        </w:tc>
+        <w:tc>
+          <w:tcPr>
+            <w:tcW w:w="6984" w:type="dxa"/>
+            <w:tcMar/>
+          </w:tcPr>
+          <w:p>
+            <w:pPr>
+              <w:bidi w:val="0"/>
+              <w:spacing w:before="0" w:beforeAutospacing="off" w:after="0" w:afterAutospacing="off"/>
+              <w:ind w:firstLine="0"/>
+            </w:pPr>
+            <w:r>
+              <w:rPr/>
+              <w:t>The user can enter a textual description of the desired fashion product.</w:t>
+            </w:r>
+          </w:p>
+        </w:tc>
+      </w:tr>
+      <w:tr>
+        <w:trPr>
+          <w:trHeight w:val="300"/>
+        </w:trPr>
+        <w:tc>
+          <w:tcPr>
+            <w:tcW w:w="1905" w:type="dxa"/>
+            <w:tcMar/>
+          </w:tcPr>
+          <w:p>
+            <w:pPr>
+              <w:bidi w:val="0"/>
+              <w:spacing w:before="0" w:beforeAutospacing="off" w:after="0" w:afterAutospacing="off"/>
+              <w:ind w:firstLine="0"/>
+            </w:pPr>
+            <w:r>
+              <w:rPr/>
+              <w:t>Select category</w:t>
+            </w:r>
+          </w:p>
+        </w:tc>
+        <w:tc>
+          <w:tcPr>
+            <w:tcW w:w="6984" w:type="dxa"/>
+            <w:tcMar/>
+          </w:tcPr>
+          <w:p>
+            <w:pPr>
+              <w:bidi w:val="0"/>
+              <w:spacing w:before="0" w:beforeAutospacing="off" w:after="0" w:afterAutospacing="off"/>
+              <w:ind w:firstLine="0"/>
+            </w:pPr>
+            <w:r>
+              <w:rPr/>
+              <w:t>The user can select a product category to filter the search results.</w:t>
+            </w:r>
+          </w:p>
+        </w:tc>
+      </w:tr>
+      <w:tr>
+        <w:trPr>
+          <w:trHeight w:val="300"/>
+        </w:trPr>
+        <w:tc>
+          <w:tcPr>
+            <w:tcW w:w="1905" w:type="dxa"/>
+            <w:tcMar/>
+          </w:tcPr>
+          <w:p>
+            <w:pPr>
+              <w:bidi w:val="0"/>
+              <w:spacing w:before="0" w:beforeAutospacing="off" w:after="0" w:afterAutospacing="off"/>
+              <w:ind w:firstLine="0"/>
+            </w:pPr>
+            <w:r>
+              <w:rPr/>
+              <w:t>View results</w:t>
+            </w:r>
+          </w:p>
+        </w:tc>
+        <w:tc>
+          <w:tcPr>
+            <w:tcW w:w="6984" w:type="dxa"/>
+            <w:tcMar/>
+          </w:tcPr>
+          <w:p>
+            <w:pPr>
+              <w:bidi w:val="0"/>
+              <w:spacing w:before="0" w:beforeAutospacing="off" w:after="0" w:afterAutospacing="off"/>
+              <w:ind w:firstLine="0"/>
+            </w:pPr>
+            <w:r>
+              <w:rPr/>
+              <w:t>The system displays products that are most relevant to the input query.</w:t>
+            </w:r>
+          </w:p>
+        </w:tc>
+      </w:tr>
+      <w:tr>
+        <w:trPr>
+          <w:trHeight w:val="300"/>
+        </w:trPr>
+        <w:tc>
+          <w:tcPr>
+            <w:tcW w:w="1905" w:type="dxa"/>
+            <w:tcMar/>
+          </w:tcPr>
+          <w:p>
+            <w:pPr>
+              <w:bidi w:val="0"/>
+              <w:spacing w:before="0" w:beforeAutospacing="off" w:after="0" w:afterAutospacing="off"/>
+              <w:ind w:firstLine="0"/>
+            </w:pPr>
+            <w:r>
+              <w:rPr/>
+              <w:t>Adjust number of results</w:t>
+            </w:r>
+          </w:p>
+        </w:tc>
+        <w:tc>
+          <w:tcPr>
+            <w:tcW w:w="6984" w:type="dxa"/>
+            <w:tcMar/>
+          </w:tcPr>
+          <w:p>
+            <w:pPr>
+              <w:pStyle w:val="TableofFigures"/>
+              <w:bidi w:val="0"/>
+            </w:pPr>
+            <w:r>
+              <w:rPr/>
+              <w:t>The user can specify the number of recommended products to be displayed.</w:t>
+            </w:r>
+          </w:p>
+        </w:tc>
+      </w:tr>
+    </w:tbl>
+    <w:p>
+      <w:pPr>
+        <w:pStyle w:val="TableofFigures"/>
+        <w:suppressLineNumbers w:val="0"/>
+        <w:bidi w:val="0"/>
+        <w:spacing w:before="0" w:beforeAutospacing="off" w:after="0" w:afterAutospacing="off" w:line="360" w:lineRule="auto"/>
+        <w:ind w:left="0" w:right="0"/>
+        <w:jc w:val="center"/>
+      </w:pPr>
+      <w:r>
+        <w:rPr>
+          <w:noProof w:val="0"/>
+          <w:lang w:val="en-US"/>
+        </w:rPr>
+        <w:t xml:space="preserve">Table </w:t>
+      </w:r>
+      <w:r>
+        <w:rPr>
+          <w:noProof w:val="0"/>
+          <w:lang w:val="en-US"/>
+        </w:rPr>
+        <w:t>3.1 Table Functional Requirements</w:t>
+      </w:r>
+    </w:p>
+    <w:p>
+      <w:pPr>
+        <w:pStyle w:val="Heading3"/>
+        <w:bidi w:val="0"/>
+        <w:rPr>
+          <w:noProof w:val="0"/>
+          <w:lang w:val="en-US"/>
+        </w:rPr>
+      </w:pPr>
+      <w:r>
+        <w:rPr>
+          <w:noProof w:val="0"/>
+          <w:lang w:val="en-US"/>
+        </w:rPr>
+        <w:t>Non-Functional Requirements</w:t>
+      </w:r>
+    </w:p>
+    <w:p>
+      <w:pPr>
+        <w:bidi w:val="0"/>
+        <w:spacing w:before="240" w:beforeAutospacing="off" w:after="240" w:afterAutospacing="off"/>
+      </w:pPr>
+      <w:r>
+        <w:rPr>
+          <w:rFonts w:ascii="Times New Roman" w:hAnsi="Times New Roman" w:eastAsia="Times New Roman" w:cs="Times New Roman"/>
+          <w:noProof w:val="0"/>
+          <w:sz w:val="26"/>
+          <w:szCs w:val="26"/>
+          <w:lang w:val="en-US"/>
+        </w:rPr>
+        <w:t>In addition to providing the required search functions, the system should satisfy several quality requirements to ensure practical usability. Since product retrieval is performed interactively through a web interface, the response time should be sufficiently short to provide a smooth user experience.</w:t>
+      </w:r>
+    </w:p>
+    <w:p>
+      <w:pPr>
+        <w:bidi w:val="0"/>
+        <w:spacing w:before="240" w:beforeAutospacing="off" w:after="240" w:afterAutospacing="off"/>
+      </w:pPr>
+      <w:r>
+        <w:rPr>
+          <w:rFonts w:ascii="Times New Roman" w:hAnsi="Times New Roman" w:eastAsia="Times New Roman" w:cs="Times New Roman"/>
+          <w:noProof w:val="0"/>
+          <w:sz w:val="26"/>
+          <w:szCs w:val="26"/>
+          <w:lang w:val="en-US"/>
+        </w:rPr>
+        <w:t>The retrieval model should also provide relevant results for both image and text queries. The architecture should support an increasing number of products without requiring major changes to the overall system. Furthermore, individual system components should operate reliably and should be deployable consistently across different environments.</w:t>
+      </w:r>
+    </w:p>
+    <w:tbl>
+      <w:tblPr>
+        <w:tblStyle w:val="TableGrid"/>
+        <w:bidiVisual w:val="0"/>
+        <w:tblW w:w="0" w:type="auto"/>
+        <w:tblLook w:val="06A0" w:firstRow="1" w:lastRow="0" w:firstColumn="1" w:lastColumn="0" w:noHBand="1" w:noVBand="1"/>
+      </w:tblPr>
+      <w:tblGrid>
+        <w:gridCol w:w="1860"/>
+        <w:gridCol w:w="7032"/>
+      </w:tblGrid>
+      <w:tr>
+        <w:trPr>
+          <w:trHeight w:val="300"/>
+        </w:trPr>
+        <w:tc>
+          <w:tcPr>
+            <w:tcW w:w="1860" w:type="dxa"/>
+            <w:tcMar/>
+          </w:tcPr>
+          <w:p>
+            <w:pPr>
+              <w:bidi w:val="0"/>
+              <w:spacing w:before="0" w:beforeAutospacing="off" w:after="0" w:afterAutospacing="off"/>
+              <w:ind w:firstLine="0"/>
+              <w:jc w:val="center"/>
+            </w:pPr>
+            <w:r>
+              <w:rPr>
+                <w:b w:val="1"/>
+                <w:bCs w:val="1"/>
+              </w:rPr>
+              <w:t>Requirement</w:t>
+            </w:r>
+          </w:p>
+        </w:tc>
+        <w:tc>
+          <w:tcPr>
+            <w:tcW w:w="7032" w:type="dxa"/>
+            <w:tcMar/>
+          </w:tcPr>
+          <w:p>
+            <w:pPr>
+              <w:bidi w:val="0"/>
+              <w:spacing w:before="0" w:beforeAutospacing="off" w:after="0" w:afterAutospacing="off"/>
+              <w:ind w:firstLine="0"/>
+              <w:jc w:val="center"/>
+            </w:pPr>
+            <w:r>
+              <w:rPr>
+                <w:b w:val="1"/>
+                <w:bCs w:val="1"/>
+              </w:rPr>
+              <w:t>Description</w:t>
+            </w:r>
+          </w:p>
+        </w:tc>
+      </w:tr>
+      <w:tr>
+        <w:trPr>
+          <w:trHeight w:val="300"/>
+        </w:trPr>
+        <w:tc>
+          <w:tcPr>
+            <w:tcW w:w="1860" w:type="dxa"/>
+            <w:tcMar/>
+          </w:tcPr>
+          <w:p>
+            <w:pPr>
+              <w:bidi w:val="0"/>
+              <w:spacing w:before="0" w:beforeAutospacing="off" w:after="0" w:afterAutospacing="off"/>
+              <w:ind w:firstLine="0"/>
+            </w:pPr>
+            <w:r>
+              <w:rPr/>
+              <w:t>Response time</w:t>
+            </w:r>
+          </w:p>
+        </w:tc>
+        <w:tc>
+          <w:tcPr>
+            <w:tcW w:w="7032" w:type="dxa"/>
+            <w:tcMar/>
+          </w:tcPr>
+          <w:p>
+            <w:pPr>
+              <w:bidi w:val="0"/>
+              <w:spacing w:before="0" w:beforeAutospacing="off" w:after="0" w:afterAutospacing="off"/>
+              <w:ind w:firstLine="0"/>
+            </w:pPr>
+            <w:r>
+              <w:rPr/>
+              <w:t>The system should process a search request and return results within an acceptable time for an interactive web application.</w:t>
+            </w:r>
+          </w:p>
+        </w:tc>
+      </w:tr>
+      <w:tr>
+        <w:trPr>
+          <w:trHeight w:val="300"/>
+        </w:trPr>
+        <w:tc>
+          <w:tcPr>
+            <w:tcW w:w="1860" w:type="dxa"/>
+            <w:tcMar/>
+          </w:tcPr>
+          <w:p>
+            <w:pPr>
+              <w:bidi w:val="0"/>
+              <w:spacing w:before="0" w:beforeAutospacing="off" w:after="0" w:afterAutospacing="off"/>
+              <w:ind w:firstLine="0"/>
+            </w:pPr>
+            <w:r>
+              <w:rPr/>
+              <w:t>Retrieval accuracy</w:t>
+            </w:r>
+          </w:p>
+        </w:tc>
+        <w:tc>
+          <w:tcPr>
+            <w:tcW w:w="7032" w:type="dxa"/>
+            <w:tcMar/>
+          </w:tcPr>
+          <w:p>
+            <w:pPr>
+              <w:bidi w:val="0"/>
+              <w:spacing w:before="0" w:beforeAutospacing="off" w:after="0" w:afterAutospacing="off"/>
+              <w:ind w:firstLine="0"/>
+            </w:pPr>
+            <w:r>
+              <w:rPr/>
+              <w:t>The system should prioritize products that are visually or semantically relevant to the user query.</w:t>
+            </w:r>
+          </w:p>
+        </w:tc>
+      </w:tr>
+      <w:tr>
+        <w:trPr>
+          <w:trHeight w:val="300"/>
+        </w:trPr>
+        <w:tc>
+          <w:tcPr>
+            <w:tcW w:w="1860" w:type="dxa"/>
+            <w:tcMar/>
+          </w:tcPr>
+          <w:p>
+            <w:pPr>
+              <w:bidi w:val="0"/>
+              <w:spacing w:before="0" w:beforeAutospacing="off" w:after="0" w:afterAutospacing="off"/>
+              <w:ind w:firstLine="0"/>
+            </w:pPr>
+            <w:r>
+              <w:rPr/>
+              <w:t>Scalability</w:t>
+            </w:r>
+          </w:p>
+        </w:tc>
+        <w:tc>
+          <w:tcPr>
+            <w:tcW w:w="7032" w:type="dxa"/>
+            <w:tcMar/>
+          </w:tcPr>
+          <w:p>
+            <w:pPr>
+              <w:bidi w:val="0"/>
+              <w:spacing w:before="0" w:beforeAutospacing="off" w:after="0" w:afterAutospacing="off"/>
+              <w:ind w:firstLine="0"/>
+            </w:pPr>
+            <w:r>
+              <w:rPr/>
+              <w:t>The system should support the addition of new products and the expansion of the product catalog.</w:t>
+            </w:r>
+          </w:p>
+        </w:tc>
+      </w:tr>
+      <w:tr>
+        <w:trPr>
+          <w:trHeight w:val="300"/>
+        </w:trPr>
+        <w:tc>
+          <w:tcPr>
+            <w:tcW w:w="1860" w:type="dxa"/>
+            <w:tcMar/>
+          </w:tcPr>
+          <w:p>
+            <w:pPr>
+              <w:bidi w:val="0"/>
+              <w:spacing w:before="0" w:beforeAutospacing="off" w:after="0" w:afterAutospacing="off"/>
+              <w:ind w:firstLine="0"/>
+            </w:pPr>
+            <w:r>
+              <w:rPr/>
+              <w:t>Reliability</w:t>
+            </w:r>
+          </w:p>
+        </w:tc>
+        <w:tc>
+          <w:tcPr>
+            <w:tcW w:w="7032" w:type="dxa"/>
+            <w:tcMar/>
+          </w:tcPr>
+          <w:p>
+            <w:pPr>
+              <w:bidi w:val="0"/>
+              <w:spacing w:before="0" w:beforeAutospacing="off" w:after="0" w:afterAutospacing="off"/>
+              <w:ind w:firstLine="0"/>
+            </w:pPr>
+            <w:r>
+              <w:rPr/>
+              <w:t>The system should remain stable during normal operation and handle invalid requests or component failures appropriately.</w:t>
+            </w:r>
+          </w:p>
+        </w:tc>
+      </w:tr>
+      <w:tr>
+        <w:trPr>
+          <w:trHeight w:val="300"/>
+        </w:trPr>
+        <w:tc>
+          <w:tcPr>
+            <w:tcW w:w="1860" w:type="dxa"/>
+            <w:tcMar/>
+          </w:tcPr>
+          <w:p>
+            <w:pPr>
+              <w:bidi w:val="0"/>
+              <w:spacing w:before="0" w:beforeAutospacing="off" w:after="0" w:afterAutospacing="off"/>
+              <w:ind w:firstLine="0"/>
+            </w:pPr>
+            <w:r>
+              <w:rPr/>
+              <w:t>Deployability</w:t>
+            </w:r>
+          </w:p>
+        </w:tc>
+        <w:tc>
+          <w:tcPr>
+            <w:tcW w:w="7032" w:type="dxa"/>
+            <w:tcMar/>
+          </w:tcPr>
+          <w:p>
+            <w:pPr>
+              <w:bidi w:val="0"/>
+              <w:spacing w:before="0" w:beforeAutospacing="off" w:after="0" w:afterAutospacing="off"/>
+              <w:ind w:firstLine="0"/>
+            </w:pPr>
+            <w:r>
+              <w:rPr/>
+              <w:t>The system should be easy to configure and deploy using containerized components such as Docker.</w:t>
+            </w:r>
+          </w:p>
+        </w:tc>
+      </w:tr>
+    </w:tbl>
+    <w:p>
+      <w:pPr>
+        <w:pStyle w:val="TableofFigures"/>
+        <w:suppressLineNumbers w:val="0"/>
+        <w:bidi w:val="0"/>
+        <w:spacing w:before="0" w:beforeAutospacing="off" w:after="0" w:afterAutospacing="off" w:line="360" w:lineRule="auto"/>
+        <w:ind w:left="0" w:right="0"/>
+        <w:jc w:val="center"/>
+      </w:pPr>
+      <w:r>
+        <w:rPr>
+          <w:noProof w:val="0"/>
+          <w:lang w:val="en-US"/>
+        </w:rPr>
+        <w:t xml:space="preserve">Table </w:t>
+      </w:r>
+      <w:r>
+        <w:rPr>
+          <w:noProof w:val="0"/>
+          <w:lang w:val="en-US"/>
+        </w:rPr>
+        <w:t>3.2 Table Non-Functional Requirements</w:t>
+      </w:r>
+    </w:p>
+    <w:p>
+      <w:pPr>
+        <w:pStyle w:val="Normal"/>
+        <w:spacing w:before="240" w:beforeAutospacing="off" w:after="240" w:afterAutospacing="off"/>
+        <w:rPr>
+          <w:rFonts w:ascii="Times New Roman" w:hAnsi="Times New Roman" w:eastAsia="Times New Roman" w:cs="Times New Roman"/>
+          <w:noProof w:val="0"/>
+          <w:sz w:val="26"/>
+          <w:szCs w:val="26"/>
+          <w:lang w:val="en-US"/>
+        </w:rPr>
+      </w:pPr>
+    </w:p>
+    <w:p>
+      <w:pPr>
+        <w:pStyle w:val="Heading2"/>
+        <w:rPr>
+          <w:noProof w:val="0"/>
+          <w:lang w:val="en-US"/>
+        </w:rPr>
+      </w:pPr>
+      <w:r>
+        <w:rPr>
+          <w:noProof w:val="0"/>
+          <w:lang w:val="en-US"/>
+        </w:rPr>
+        <w:t>Overall System Architecture</w:t>
+      </w:r>
+    </w:p>
+    <w:p>
+      <w:pPr>
+        <w:spacing w:before="240" w:beforeAutospacing="off" w:after="240" w:afterAutospacing="off"/>
+      </w:pPr>
+      <w:r>
+        <w:rPr>
+          <w:rFonts w:ascii="Times New Roman" w:hAnsi="Times New Roman" w:eastAsia="Times New Roman" w:cs="Times New Roman"/>
+          <w:noProof w:val="0"/>
+          <w:sz w:val="26"/>
+          <w:szCs w:val="26"/>
+          <w:lang w:val="en-US"/>
+        </w:rPr>
+        <w:t xml:space="preserve">The proposed system follows a modular architecture consisting of five main components: a </w:t>
+      </w:r>
+      <w:r>
+        <w:rPr>
+          <w:rFonts w:ascii="Times New Roman" w:hAnsi="Times New Roman" w:eastAsia="Times New Roman" w:cs="Times New Roman"/>
+          <w:b w:val="1"/>
+          <w:bCs w:val="1"/>
+          <w:noProof w:val="0"/>
+          <w:sz w:val="26"/>
+          <w:szCs w:val="26"/>
+          <w:lang w:val="en-US"/>
+        </w:rPr>
+        <w:t>React frontend</w:t>
+      </w:r>
+      <w:r>
+        <w:rPr>
+          <w:rFonts w:ascii="Times New Roman" w:hAnsi="Times New Roman" w:eastAsia="Times New Roman" w:cs="Times New Roman"/>
+          <w:noProof w:val="0"/>
+          <w:sz w:val="26"/>
+          <w:szCs w:val="26"/>
+          <w:lang w:val="en-US"/>
+        </w:rPr>
+        <w:t xml:space="preserve">, an </w:t>
+      </w:r>
+      <w:r>
+        <w:rPr>
+          <w:rFonts w:ascii="Times New Roman" w:hAnsi="Times New Roman" w:eastAsia="Times New Roman" w:cs="Times New Roman"/>
+          <w:b w:val="1"/>
+          <w:bCs w:val="1"/>
+          <w:noProof w:val="0"/>
+          <w:sz w:val="26"/>
+          <w:szCs w:val="26"/>
+          <w:lang w:val="en-US"/>
+        </w:rPr>
+        <w:t>Nginx API Gateway</w:t>
+      </w:r>
+      <w:r>
+        <w:rPr>
+          <w:rFonts w:ascii="Times New Roman" w:hAnsi="Times New Roman" w:eastAsia="Times New Roman" w:cs="Times New Roman"/>
+          <w:noProof w:val="0"/>
+          <w:sz w:val="26"/>
+          <w:szCs w:val="26"/>
+          <w:lang w:val="en-US"/>
+        </w:rPr>
+        <w:t xml:space="preserve">, </w:t>
+      </w:r>
+      <w:r>
+        <w:rPr>
+          <w:rFonts w:ascii="Times New Roman" w:hAnsi="Times New Roman" w:eastAsia="Times New Roman" w:cs="Times New Roman"/>
+          <w:b w:val="1"/>
+          <w:bCs w:val="1"/>
+          <w:noProof w:val="0"/>
+          <w:sz w:val="26"/>
+          <w:szCs w:val="26"/>
+          <w:lang w:val="en-US"/>
+        </w:rPr>
+        <w:t>FastAPI backend instances</w:t>
+      </w:r>
+      <w:r>
+        <w:rPr>
+          <w:rFonts w:ascii="Times New Roman" w:hAnsi="Times New Roman" w:eastAsia="Times New Roman" w:cs="Times New Roman"/>
+          <w:noProof w:val="0"/>
+          <w:sz w:val="26"/>
+          <w:szCs w:val="26"/>
+          <w:lang w:val="en-US"/>
+        </w:rPr>
+        <w:t xml:space="preserve">, a </w:t>
+      </w:r>
+      <w:r>
+        <w:rPr>
+          <w:rFonts w:ascii="Times New Roman" w:hAnsi="Times New Roman" w:eastAsia="Times New Roman" w:cs="Times New Roman"/>
+          <w:b w:val="1"/>
+          <w:bCs w:val="1"/>
+          <w:noProof w:val="0"/>
+          <w:sz w:val="26"/>
+          <w:szCs w:val="26"/>
+          <w:lang w:val="en-US"/>
+        </w:rPr>
+        <w:t>fine-tuned CLIP model</w:t>
+      </w:r>
+      <w:r>
+        <w:rPr>
+          <w:rFonts w:ascii="Times New Roman" w:hAnsi="Times New Roman" w:eastAsia="Times New Roman" w:cs="Times New Roman"/>
+          <w:noProof w:val="0"/>
+          <w:sz w:val="26"/>
+          <w:szCs w:val="26"/>
+          <w:lang w:val="en-US"/>
+        </w:rPr>
+        <w:t xml:space="preserve">, and </w:t>
+      </w:r>
+      <w:r>
+        <w:rPr>
+          <w:rFonts w:ascii="Times New Roman" w:hAnsi="Times New Roman" w:eastAsia="Times New Roman" w:cs="Times New Roman"/>
+          <w:b w:val="1"/>
+          <w:bCs w:val="1"/>
+          <w:noProof w:val="0"/>
+          <w:sz w:val="26"/>
+          <w:szCs w:val="26"/>
+          <w:lang w:val="en-US"/>
+        </w:rPr>
+        <w:t>product catalog and embedding storage</w:t>
+      </w:r>
+      <w:r>
+        <w:rPr>
+          <w:rFonts w:ascii="Times New Roman" w:hAnsi="Times New Roman" w:eastAsia="Times New Roman" w:cs="Times New Roman"/>
+          <w:noProof w:val="0"/>
+          <w:sz w:val="26"/>
+          <w:szCs w:val="26"/>
+          <w:lang w:val="en-US"/>
+        </w:rPr>
+        <w:t>. The frontend provides the user interface for image and text queries, while Nginx receives and routes requests to the backend services.</w:t>
+      </w:r>
+    </w:p>
+    <w:p>
+      <w:pPr>
+        <w:spacing w:before="240" w:beforeAutospacing="off" w:after="240" w:afterAutospacing="off"/>
+      </w:pPr>
+      <w:r>
+        <w:rPr>
+          <w:rFonts w:ascii="Times New Roman" w:hAnsi="Times New Roman" w:eastAsia="Times New Roman" w:cs="Times New Roman"/>
+          <w:noProof w:val="0"/>
+          <w:sz w:val="26"/>
+          <w:szCs w:val="26"/>
+          <w:lang w:val="en-US"/>
+        </w:rPr>
+        <w:t>The FastAPI backend processes incoming queries and uses the fine-tuned CLIP model to generate query embeddings. These embeddings are compared with precomputed product embeddings using cosine similarity. The most similar products are ranked and returned as Top-K recommendations. This architecture separates the user interface, request processing, machine learning, and data storage components, making the system easier to maintain and scale.</w:t>
+      </w:r>
+    </w:p>
+    <w:p>
+      <w:pPr>
+        <w:pStyle w:val="Heading3"/>
+        <w:rPr>
+          <w:noProof w:val="0"/>
+          <w:lang w:val="en-US"/>
+        </w:rPr>
+      </w:pPr>
+      <w:r>
+        <w:rPr>
+          <w:noProof w:val="0"/>
+          <w:lang w:val="en-US"/>
+        </w:rPr>
+        <w:t>Main System Components</w:t>
+      </w:r>
+    </w:p>
+    <w:tbl>
+      <w:tblPr>
+        <w:tblStyle w:val="TableGrid"/>
+        <w:bidiVisual w:val="0"/>
+        <w:tblW w:w="0" w:type="auto"/>
+        <w:jc w:val="center"/>
+        <w:tblLook w:val="06A0" w:firstRow="1" w:lastRow="0" w:firstColumn="1" w:lastColumn="0" w:noHBand="1" w:noVBand="1"/>
+      </w:tblPr>
+      <w:tblGrid>
+        <w:gridCol w:w="1800"/>
+        <w:gridCol w:w="2355"/>
+        <w:gridCol w:w="4530"/>
+      </w:tblGrid>
+      <w:tr>
+        <w:trPr>
+          <w:trHeight w:val="300"/>
+        </w:trPr>
+        <w:tc>
+          <w:tcPr>
+            <w:tcW w:w="1800" w:type="dxa"/>
+            <w:tcMar/>
+          </w:tcPr>
+          <w:p>
+            <w:pPr>
+              <w:spacing w:before="0" w:beforeAutospacing="off" w:after="0" w:afterAutospacing="off"/>
+              <w:ind w:firstLine="0"/>
+              <w:jc w:val="center"/>
+            </w:pPr>
+            <w:r>
+              <w:rPr>
+                <w:b w:val="1"/>
+                <w:bCs w:val="1"/>
+              </w:rPr>
+              <w:t>Component</w:t>
+            </w:r>
+          </w:p>
+        </w:tc>
+        <w:tc>
+          <w:tcPr>
+            <w:tcW w:w="2355" w:type="dxa"/>
+            <w:tcMar/>
+          </w:tcPr>
+          <w:p>
+            <w:pPr>
+              <w:spacing w:before="0" w:beforeAutospacing="off" w:after="0" w:afterAutospacing="off"/>
+              <w:ind w:firstLine="0"/>
+              <w:jc w:val="center"/>
+            </w:pPr>
+            <w:r>
+              <w:rPr>
+                <w:b w:val="1"/>
+                <w:bCs w:val="1"/>
+              </w:rPr>
+              <w:t>Technology</w:t>
+            </w:r>
+          </w:p>
+        </w:tc>
+        <w:tc>
+          <w:tcPr>
+            <w:tcW w:w="4530" w:type="dxa"/>
+            <w:tcMar/>
+          </w:tcPr>
+          <w:p>
+            <w:pPr>
+              <w:spacing w:before="0" w:beforeAutospacing="off" w:after="0" w:afterAutospacing="off"/>
+              <w:ind w:firstLine="0"/>
+              <w:jc w:val="center"/>
+            </w:pPr>
+            <w:r>
+              <w:rPr>
+                <w:b w:val="1"/>
+                <w:bCs w:val="1"/>
+              </w:rPr>
+              <w:t>Main Responsibility</w:t>
+            </w:r>
+          </w:p>
+        </w:tc>
+      </w:tr>
+      <w:tr>
+        <w:trPr>
+          <w:trHeight w:val="300"/>
+        </w:trPr>
+        <w:tc>
+          <w:tcPr>
+            <w:tcW w:w="1800" w:type="dxa"/>
+            <w:tcMar/>
+          </w:tcPr>
+          <w:p>
+            <w:pPr>
+              <w:spacing w:before="0" w:beforeAutospacing="off" w:after="0" w:afterAutospacing="off"/>
+              <w:ind w:firstLine="0"/>
+            </w:pPr>
+            <w:r>
+              <w:rPr/>
+              <w:t>Frontend</w:t>
+            </w:r>
+          </w:p>
+        </w:tc>
+        <w:tc>
+          <w:tcPr>
+            <w:tcW w:w="2355" w:type="dxa"/>
+            <w:tcMar/>
+          </w:tcPr>
+          <w:p>
+            <w:pPr>
+              <w:spacing w:before="0" w:beforeAutospacing="off" w:after="0" w:afterAutospacing="off"/>
+              <w:ind w:firstLine="0"/>
+              <w:jc w:val="center"/>
+            </w:pPr>
+            <w:r>
+              <w:rPr/>
+              <w:t>React</w:t>
+            </w:r>
+          </w:p>
+        </w:tc>
+        <w:tc>
+          <w:tcPr>
+            <w:tcW w:w="4530" w:type="dxa"/>
+            <w:tcMar/>
+          </w:tcPr>
+          <w:p>
+            <w:pPr>
+              <w:spacing w:before="0" w:beforeAutospacing="off" w:after="0" w:afterAutospacing="off"/>
+              <w:ind w:firstLine="0"/>
+            </w:pPr>
+            <w:r>
+              <w:rPr/>
+              <w:t>Provides the user interface and sends search requests</w:t>
+            </w:r>
+          </w:p>
+        </w:tc>
+      </w:tr>
+      <w:tr>
+        <w:trPr>
+          <w:trHeight w:val="300"/>
+        </w:trPr>
+        <w:tc>
+          <w:tcPr>
+            <w:tcW w:w="1800" w:type="dxa"/>
+            <w:tcMar/>
+          </w:tcPr>
+          <w:p>
+            <w:pPr>
+              <w:spacing w:before="0" w:beforeAutospacing="off" w:after="0" w:afterAutospacing="off"/>
+              <w:ind w:firstLine="0"/>
+            </w:pPr>
+            <w:r>
+              <w:rPr/>
+              <w:t>API Gateway</w:t>
+            </w:r>
+          </w:p>
+        </w:tc>
+        <w:tc>
+          <w:tcPr>
+            <w:tcW w:w="2355" w:type="dxa"/>
+            <w:tcMar/>
+          </w:tcPr>
+          <w:p>
+            <w:pPr>
+              <w:spacing w:before="0" w:beforeAutospacing="off" w:after="0" w:afterAutospacing="off"/>
+              <w:ind w:firstLine="0"/>
+              <w:jc w:val="center"/>
+            </w:pPr>
+            <w:r>
+              <w:rPr/>
+              <w:t>Nginx</w:t>
+            </w:r>
+          </w:p>
+        </w:tc>
+        <w:tc>
+          <w:tcPr>
+            <w:tcW w:w="4530" w:type="dxa"/>
+            <w:tcMar/>
+          </w:tcPr>
+          <w:p>
+            <w:pPr>
+              <w:spacing w:before="0" w:beforeAutospacing="off" w:after="0" w:afterAutospacing="off"/>
+              <w:ind w:firstLine="0"/>
+            </w:pPr>
+            <w:r>
+              <w:rPr/>
+              <w:t>Receives and routes requests to backend services</w:t>
+            </w:r>
+          </w:p>
+        </w:tc>
+      </w:tr>
+      <w:tr>
+        <w:trPr>
+          <w:trHeight w:val="300"/>
+        </w:trPr>
+        <w:tc>
+          <w:tcPr>
+            <w:tcW w:w="1800" w:type="dxa"/>
+            <w:tcMar/>
+          </w:tcPr>
+          <w:p>
+            <w:pPr>
+              <w:spacing w:before="0" w:beforeAutospacing="off" w:after="0" w:afterAutospacing="off"/>
+              <w:ind w:firstLine="0"/>
+            </w:pPr>
+            <w:r>
+              <w:rPr/>
+              <w:t>Backend</w:t>
+            </w:r>
+          </w:p>
+        </w:tc>
+        <w:tc>
+          <w:tcPr>
+            <w:tcW w:w="2355" w:type="dxa"/>
+            <w:tcMar/>
+          </w:tcPr>
+          <w:p>
+            <w:pPr>
+              <w:spacing w:before="0" w:beforeAutospacing="off" w:after="0" w:afterAutospacing="off"/>
+              <w:ind w:firstLine="0"/>
+              <w:jc w:val="center"/>
+            </w:pPr>
+            <w:r>
+              <w:rPr/>
+              <w:t>FastAPI</w:t>
+            </w:r>
+          </w:p>
+        </w:tc>
+        <w:tc>
+          <w:tcPr>
+            <w:tcW w:w="4530" w:type="dxa"/>
+            <w:tcMar/>
+          </w:tcPr>
+          <w:p>
+            <w:pPr>
+              <w:spacing w:before="0" w:beforeAutospacing="off" w:after="0" w:afterAutospacing="off"/>
+              <w:ind w:firstLine="0"/>
+            </w:pPr>
+            <w:r>
+              <w:rPr/>
+              <w:t>Processes queries and performs recommendation logic</w:t>
+            </w:r>
+          </w:p>
+        </w:tc>
+      </w:tr>
+      <w:tr>
+        <w:trPr>
+          <w:trHeight w:val="300"/>
+        </w:trPr>
+        <w:tc>
+          <w:tcPr>
+            <w:tcW w:w="1800" w:type="dxa"/>
+            <w:tcMar/>
+          </w:tcPr>
+          <w:p>
+            <w:pPr>
+              <w:spacing w:before="0" w:beforeAutospacing="off" w:after="0" w:afterAutospacing="off"/>
+              <w:ind w:firstLine="0"/>
+            </w:pPr>
+            <w:r>
+              <w:rPr/>
+              <w:t>ML Model</w:t>
+            </w:r>
+          </w:p>
+        </w:tc>
+        <w:tc>
+          <w:tcPr>
+            <w:tcW w:w="2355" w:type="dxa"/>
+            <w:tcMar/>
+          </w:tcPr>
+          <w:p>
+            <w:pPr>
+              <w:spacing w:before="0" w:beforeAutospacing="off" w:after="0" w:afterAutospacing="off"/>
+              <w:ind w:firstLine="0"/>
+              <w:jc w:val="center"/>
+            </w:pPr>
+            <w:r>
+              <w:rPr/>
+              <w:t>Fine-tuned CLIP</w:t>
+            </w:r>
+          </w:p>
+        </w:tc>
+        <w:tc>
+          <w:tcPr>
+            <w:tcW w:w="4530" w:type="dxa"/>
+            <w:tcMar/>
+          </w:tcPr>
+          <w:p>
+            <w:pPr>
+              <w:spacing w:before="0" w:beforeAutospacing="off" w:after="0" w:afterAutospacing="off"/>
+              <w:ind w:firstLine="0"/>
+            </w:pPr>
+            <w:r>
+              <w:rPr/>
+              <w:t>Encodes images and text into embedding vectors</w:t>
+            </w:r>
+          </w:p>
+        </w:tc>
+      </w:tr>
+      <w:tr>
+        <w:trPr>
+          <w:trHeight w:val="300"/>
+        </w:trPr>
+        <w:tc>
+          <w:tcPr>
+            <w:tcW w:w="1800" w:type="dxa"/>
+            <w:tcMar/>
+          </w:tcPr>
+          <w:p>
+            <w:pPr>
+              <w:spacing w:before="0" w:beforeAutospacing="off" w:after="0" w:afterAutospacing="off"/>
+              <w:ind w:firstLine="0"/>
+            </w:pPr>
+            <w:r>
+              <w:rPr/>
+              <w:t>Data Layer</w:t>
+            </w:r>
+          </w:p>
+        </w:tc>
+        <w:tc>
+          <w:tcPr>
+            <w:tcW w:w="2355" w:type="dxa"/>
+            <w:tcMar/>
+          </w:tcPr>
+          <w:p>
+            <w:pPr>
+              <w:spacing w:before="0" w:beforeAutospacing="off" w:after="0" w:afterAutospacing="off"/>
+              <w:ind w:firstLine="0"/>
+              <w:jc w:val="center"/>
+            </w:pPr>
+            <w:r>
+              <w:rPr/>
+              <w:t>Product Catalog and Embedding Storage</w:t>
+            </w:r>
+          </w:p>
+        </w:tc>
+        <w:tc>
+          <w:tcPr>
+            <w:tcW w:w="4530" w:type="dxa"/>
+            <w:tcMar/>
+          </w:tcPr>
+          <w:p>
+            <w:pPr>
+              <w:pStyle w:val="TableofFigures"/>
+            </w:pPr>
+            <w:r>
+              <w:rPr/>
+              <w:t>Stores product information and precomputed embeddings</w:t>
+            </w:r>
+          </w:p>
+        </w:tc>
+      </w:tr>
+    </w:tbl>
+    <w:p>
+      <w:pPr>
+        <w:pStyle w:val="TableofFigures"/>
+        <w:suppressLineNumbers w:val="0"/>
+        <w:bidi w:val="0"/>
+        <w:spacing w:before="240" w:beforeAutospacing="off" w:after="240" w:afterAutospacing="off" w:line="360" w:lineRule="auto"/>
+        <w:ind w:left="0" w:right="0"/>
+        <w:jc w:val="center"/>
+      </w:pPr>
+      <w:r>
+        <w:rPr>
+          <w:noProof w:val="0"/>
+          <w:lang w:val="en-US"/>
+        </w:rPr>
+        <w:t xml:space="preserve">Table </w:t>
+      </w:r>
+      <w:r>
+        <w:rPr>
+          <w:noProof w:val="0"/>
+          <w:lang w:val="en-US"/>
+        </w:rPr>
+        <w:t xml:space="preserve">3.3 </w:t>
+      </w:r>
+      <w:r>
+        <w:rPr>
+          <w:b w:val="0"/>
+          <w:bCs w:val="0"/>
+          <w:noProof w:val="0"/>
+          <w:lang w:val="en-US"/>
+        </w:rPr>
+        <w:t>Main Components of the System Architecture</w:t>
+      </w:r>
+    </w:p>
+    <w:p>
+      <w:pPr>
+        <w:pStyle w:val="Heading3"/>
+        <w:bidi w:val="0"/>
+        <w:rPr>
+          <w:noProof w:val="0"/>
+          <w:lang w:val="en-US"/>
+        </w:rPr>
+      </w:pPr>
+      <w:r>
+        <w:rPr>
+          <w:noProof w:val="0"/>
+          <w:lang w:val="en-US"/>
+        </w:rPr>
+        <w:t>Overall Architecture</w:t>
+      </w:r>
+    </w:p>
+    <w:p>
+      <w:pPr>
+        <w:pStyle w:val="Normal"/>
+        <w:bidi w:val="0"/>
+        <w:jc w:val="center"/>
+      </w:pPr>
+      <w:r>
+        <w:drawing>
+          <wp:inline wp14:editId="4DA0E9D9" wp14:anchorId="753617E3">
+            <wp:extent cx="2059441" cy="5048954"/>
+            <wp:effectExtent l="0" t="0" r="0" b="0"/>
+            <wp:docPr id="1849605507" name="drawing"/>
+            <wp:cNvGraphicFramePr>
+              <a:graphicFrameLocks noChangeAspect="1"/>
+            </wp:cNvGraphicFramePr>
+            <a:graphic>
+              <a:graphicData xmlns:a="http://schemas.openxmlformats.org/drawingml/2006/main" uri="http://schemas.openxmlformats.org/drawingml/2006/picture">
+                <pic:pic xmlns:pic="http://schemas.openxmlformats.org/drawingml/2006/picture">
+                  <pic:nvPicPr>
+                    <pic:cNvPr id="1849605507" name="Picture 1849605507"/>
+                    <pic:cNvPicPr/>
+                  </pic:nvPicPr>
+                  <pic:blipFill>
+                    <a:blip xmlns:r="http://schemas.openxmlformats.org/officeDocument/2006/relationships" r:embed="rId166914697">
+                      <a:extLst>
+                        <a:ext uri="{28A0092B-C50C-407E-A947-70E740481C1C}">
+                          <a14:useLocalDpi xmlns:a14="http://schemas.microsoft.com/office/drawing/2010/main"/>
+                        </a:ext>
+                      </a:extLst>
+                    </a:blip>
+                    <a:stretch>
+                      <a:fillRect/>
+                    </a:stretch>
+                  </pic:blipFill>
+                  <pic:spPr>
+                    <a:xfrm rot="0">
+                      <a:off x="0" y="0"/>
+                      <a:ext cx="2059441" cy="5048954"/>
+                    </a:xfrm>
+                    <a:prstGeom prst="rect">
+                      <a:avLst/>
+                    </a:prstGeom>
+                  </pic:spPr>
+                </pic:pic>
+              </a:graphicData>
+            </a:graphic>
+          </wp:inline>
+        </w:drawing>
+      </w:r>
+    </w:p>
+    <w:p>
+      <w:pPr>
+        <w:pStyle w:val="TableofFigures"/>
+        <w:bidi w:val="0"/>
+        <w:spacing w:before="240" w:beforeAutospacing="off" w:after="240" w:afterAutospacing="off"/>
+        <w:jc w:val="center"/>
+      </w:pPr>
+      <w:r>
+        <w:rPr/>
+        <w:t xml:space="preserve">Figure 3.1 </w:t>
+      </w:r>
+      <w:r>
+        <w:rPr>
+          <w:b w:val="1"/>
+          <w:bCs w:val="1"/>
+          <w:noProof w:val="0"/>
+          <w:lang w:val="en-US"/>
+        </w:rPr>
+        <w:t>Overall Architecture of the Proposed System</w:t>
+      </w:r>
+    </w:p>
+    <w:p>
+      <w:pPr>
+        <w:pStyle w:val="Heading2"/>
+        <w:rPr>
+          <w:noProof w:val="0"/>
+          <w:lang w:val="en-US"/>
+        </w:rPr>
+      </w:pPr>
+      <w:r>
+        <w:rPr>
+          <w:noProof w:val="0"/>
+          <w:lang w:val="en-US"/>
+        </w:rPr>
+        <w:t>Data and Artifact Design</w:t>
+      </w:r>
+    </w:p>
+    <w:p>
+      <w:pPr>
+        <w:spacing w:before="240" w:beforeAutospacing="off" w:after="240" w:afterAutospacing="off"/>
+      </w:pPr>
+      <w:r>
+        <w:rPr>
+          <w:rFonts w:ascii="Times New Roman" w:hAnsi="Times New Roman" w:eastAsia="Times New Roman" w:cs="Times New Roman"/>
+          <w:noProof w:val="0"/>
+          <w:sz w:val="26"/>
+          <w:szCs w:val="26"/>
+          <w:lang w:val="en-US"/>
+        </w:rPr>
+        <w:t>The system uses several types of data and artifacts throughout the training and retrieval processes. The original dataset contains product images, textual descriptions, and category labels. After preprocessing, valid products are organized into a processed catalog used for model training and retrieval.</w:t>
+      </w:r>
+    </w:p>
+    <w:p>
+      <w:pPr>
+        <w:spacing w:before="240" w:beforeAutospacing="off" w:after="240" w:afterAutospacing="off"/>
+      </w:pPr>
+      <w:r>
+        <w:rPr>
+          <w:rFonts w:ascii="Times New Roman" w:hAnsi="Times New Roman" w:eastAsia="Times New Roman" w:cs="Times New Roman"/>
+          <w:noProof w:val="0"/>
+          <w:sz w:val="26"/>
+          <w:szCs w:val="26"/>
+          <w:lang w:val="en-US"/>
+        </w:rPr>
+        <w:t>Training artifacts include model checkpoints and metadata such as model configuration, epoch, and evaluation results. After training, the selected CLIP model is used to generate image and text embeddings. Product embeddings are stored in advance to reduce computation during online recommendation.</w:t>
+      </w:r>
+    </w:p>
+    <w:p>
+      <w:pPr>
+        <w:pStyle w:val="Normal"/>
+      </w:pPr>
+    </w:p>
+    <w:tbl>
+      <w:tblPr>
+        <w:tblStyle w:val="TableGrid"/>
+        <w:bidiVisual w:val="0"/>
+        <w:tblW w:w="0" w:type="auto"/>
+        <w:tblLook w:val="06A0" w:firstRow="1" w:lastRow="0" w:firstColumn="1" w:lastColumn="0" w:noHBand="1" w:noVBand="1"/>
+      </w:tblPr>
+      <w:tblGrid>
+        <w:gridCol w:w="2007"/>
+        <w:gridCol w:w="4266"/>
+        <w:gridCol w:w="2992"/>
+      </w:tblGrid>
+      <w:tr>
+        <w:trPr>
+          <w:trHeight w:val="300"/>
+        </w:trPr>
+        <w:tc>
+          <w:tcPr>
+            <w:tcW w:w="2007" w:type="dxa"/>
+            <w:tcMar/>
+          </w:tcPr>
+          <w:p>
+            <w:pPr>
+              <w:spacing w:before="0" w:beforeAutospacing="off" w:after="0" w:afterAutospacing="off"/>
+              <w:ind w:firstLine="0"/>
+              <w:jc w:val="center"/>
+            </w:pPr>
+            <w:r>
+              <w:rPr>
+                <w:b w:val="1"/>
+                <w:bCs w:val="1"/>
+              </w:rPr>
+              <w:t>Artifact</w:t>
+            </w:r>
+          </w:p>
+        </w:tc>
+        <w:tc>
+          <w:tcPr>
+            <w:tcW w:w="4266" w:type="dxa"/>
+            <w:tcMar/>
+          </w:tcPr>
+          <w:p>
+            <w:pPr>
+              <w:spacing w:before="0" w:beforeAutospacing="off" w:after="0" w:afterAutospacing="off"/>
+              <w:ind w:firstLine="0"/>
+              <w:jc w:val="center"/>
+            </w:pPr>
+            <w:r>
+              <w:rPr>
+                <w:b w:val="1"/>
+                <w:bCs w:val="1"/>
+              </w:rPr>
+              <w:t>Description</w:t>
+            </w:r>
+          </w:p>
+        </w:tc>
+        <w:tc>
+          <w:tcPr>
+            <w:tcW w:w="2992" w:type="dxa"/>
+            <w:tcMar/>
+          </w:tcPr>
+          <w:p>
+            <w:pPr>
+              <w:spacing w:before="0" w:beforeAutospacing="off" w:after="0" w:afterAutospacing="off"/>
+              <w:ind w:firstLine="0"/>
+              <w:jc w:val="center"/>
+            </w:pPr>
+            <w:r>
+              <w:rPr>
+                <w:b w:val="1"/>
+                <w:bCs w:val="1"/>
+              </w:rPr>
+              <w:t>Purpose</w:t>
+            </w:r>
+          </w:p>
+        </w:tc>
+      </w:tr>
+      <w:tr>
+        <w:trPr>
+          <w:trHeight w:val="300"/>
+        </w:trPr>
+        <w:tc>
+          <w:tcPr>
+            <w:tcW w:w="2007" w:type="dxa"/>
+            <w:tcMar/>
+          </w:tcPr>
+          <w:p>
+            <w:pPr>
+              <w:spacing w:before="0" w:beforeAutospacing="off" w:after="0" w:afterAutospacing="off"/>
+              <w:ind w:firstLine="0"/>
+            </w:pPr>
+            <w:r>
+              <w:rPr/>
+              <w:t>Original Dataset</w:t>
+            </w:r>
+          </w:p>
+        </w:tc>
+        <w:tc>
+          <w:tcPr>
+            <w:tcW w:w="4266" w:type="dxa"/>
+            <w:tcMar/>
+          </w:tcPr>
+          <w:p>
+            <w:pPr>
+              <w:spacing w:before="0" w:beforeAutospacing="off" w:after="0" w:afterAutospacing="off"/>
+              <w:ind w:firstLine="0"/>
+            </w:pPr>
+            <w:r>
+              <w:rPr/>
+              <w:t>Product images, descriptions, and categories</w:t>
+            </w:r>
+          </w:p>
+        </w:tc>
+        <w:tc>
+          <w:tcPr>
+            <w:tcW w:w="2992" w:type="dxa"/>
+            <w:tcMar/>
+          </w:tcPr>
+          <w:p>
+            <w:pPr>
+              <w:spacing w:before="0" w:beforeAutospacing="off" w:after="0" w:afterAutospacing="off"/>
+              <w:ind w:firstLine="0"/>
+            </w:pPr>
+            <w:r>
+              <w:rPr/>
+              <w:t>Source data</w:t>
+            </w:r>
+          </w:p>
+        </w:tc>
+      </w:tr>
+      <w:tr>
+        <w:trPr>
+          <w:trHeight w:val="300"/>
+        </w:trPr>
+        <w:tc>
+          <w:tcPr>
+            <w:tcW w:w="2007" w:type="dxa"/>
+            <w:tcMar/>
+          </w:tcPr>
+          <w:p>
+            <w:pPr>
+              <w:spacing w:before="0" w:beforeAutospacing="off" w:after="0" w:afterAutospacing="off"/>
+              <w:ind w:firstLine="0"/>
+            </w:pPr>
+            <w:r>
+              <w:rPr/>
+              <w:t>Processed Catalog</w:t>
+            </w:r>
+          </w:p>
+        </w:tc>
+        <w:tc>
+          <w:tcPr>
+            <w:tcW w:w="4266" w:type="dxa"/>
+            <w:tcMar/>
+          </w:tcPr>
+          <w:p>
+            <w:pPr>
+              <w:spacing w:before="0" w:beforeAutospacing="off" w:after="0" w:afterAutospacing="off"/>
+              <w:ind w:firstLine="0"/>
+            </w:pPr>
+            <w:r>
+              <w:rPr/>
+              <w:t>Cleaned and validated product information</w:t>
+            </w:r>
+          </w:p>
+        </w:tc>
+        <w:tc>
+          <w:tcPr>
+            <w:tcW w:w="2992" w:type="dxa"/>
+            <w:tcMar/>
+          </w:tcPr>
+          <w:p>
+            <w:pPr>
+              <w:spacing w:before="0" w:beforeAutospacing="off" w:after="0" w:afterAutospacing="off"/>
+              <w:ind w:firstLine="0"/>
+            </w:pPr>
+            <w:r>
+              <w:rPr/>
+              <w:t>Training and retrieval</w:t>
+            </w:r>
+          </w:p>
+        </w:tc>
+      </w:tr>
+      <w:tr>
+        <w:trPr>
+          <w:trHeight w:val="300"/>
+        </w:trPr>
+        <w:tc>
+          <w:tcPr>
+            <w:tcW w:w="2007" w:type="dxa"/>
+            <w:tcMar/>
+          </w:tcPr>
+          <w:p>
+            <w:pPr>
+              <w:spacing w:before="0" w:beforeAutospacing="off" w:after="0" w:afterAutospacing="off"/>
+              <w:ind w:firstLine="0"/>
+            </w:pPr>
+            <w:r>
+              <w:rPr/>
+              <w:t>Checkpoint</w:t>
+            </w:r>
+          </w:p>
+        </w:tc>
+        <w:tc>
+          <w:tcPr>
+            <w:tcW w:w="4266" w:type="dxa"/>
+            <w:tcMar/>
+          </w:tcPr>
+          <w:p>
+            <w:pPr>
+              <w:spacing w:before="0" w:beforeAutospacing="off" w:after="0" w:afterAutospacing="off"/>
+              <w:ind w:firstLine="0"/>
+            </w:pPr>
+            <w:r>
+              <w:rPr/>
+              <w:t>Saved CLIP model weights</w:t>
+            </w:r>
+          </w:p>
+        </w:tc>
+        <w:tc>
+          <w:tcPr>
+            <w:tcW w:w="2992" w:type="dxa"/>
+            <w:tcMar/>
+          </w:tcPr>
+          <w:p>
+            <w:pPr>
+              <w:spacing w:before="0" w:beforeAutospacing="off" w:after="0" w:afterAutospacing="off"/>
+              <w:ind w:firstLine="0"/>
+            </w:pPr>
+            <w:r>
+              <w:rPr/>
+              <w:t>Model recovery and evaluation</w:t>
+            </w:r>
+          </w:p>
+        </w:tc>
+      </w:tr>
+      <w:tr>
+        <w:trPr>
+          <w:trHeight w:val="300"/>
+        </w:trPr>
+        <w:tc>
+          <w:tcPr>
+            <w:tcW w:w="2007" w:type="dxa"/>
+            <w:tcMar/>
+          </w:tcPr>
+          <w:p>
+            <w:pPr>
+              <w:spacing w:before="0" w:beforeAutospacing="off" w:after="0" w:afterAutospacing="off"/>
+              <w:ind w:firstLine="0"/>
+            </w:pPr>
+            <w:r>
+              <w:rPr/>
+              <w:t>Training Metadata</w:t>
+            </w:r>
+          </w:p>
+        </w:tc>
+        <w:tc>
+          <w:tcPr>
+            <w:tcW w:w="4266" w:type="dxa"/>
+            <w:tcMar/>
+          </w:tcPr>
+          <w:p>
+            <w:pPr>
+              <w:spacing w:before="0" w:beforeAutospacing="off" w:after="0" w:afterAutospacing="off"/>
+              <w:ind w:firstLine="0"/>
+            </w:pPr>
+            <w:r>
+              <w:rPr/>
+              <w:t>Training configuration and results</w:t>
+            </w:r>
+          </w:p>
+        </w:tc>
+        <w:tc>
+          <w:tcPr>
+            <w:tcW w:w="2992" w:type="dxa"/>
+            <w:tcMar/>
+          </w:tcPr>
+          <w:p>
+            <w:pPr>
+              <w:spacing w:before="0" w:beforeAutospacing="off" w:after="0" w:afterAutospacing="off"/>
+              <w:ind w:firstLine="0"/>
+            </w:pPr>
+            <w:r>
+              <w:rPr/>
+              <w:t>Reproducibility</w:t>
+            </w:r>
+          </w:p>
+        </w:tc>
+      </w:tr>
+      <w:tr>
+        <w:trPr>
+          <w:trHeight w:val="300"/>
+        </w:trPr>
+        <w:tc>
+          <w:tcPr>
+            <w:tcW w:w="2007" w:type="dxa"/>
+            <w:tcMar/>
+          </w:tcPr>
+          <w:p>
+            <w:pPr>
+              <w:spacing w:before="0" w:beforeAutospacing="off" w:after="0" w:afterAutospacing="off"/>
+              <w:ind w:firstLine="0"/>
+            </w:pPr>
+            <w:r>
+              <w:rPr/>
+              <w:t>Product Embeddings</w:t>
+            </w:r>
+          </w:p>
+        </w:tc>
+        <w:tc>
+          <w:tcPr>
+            <w:tcW w:w="4266" w:type="dxa"/>
+            <w:tcMar/>
+          </w:tcPr>
+          <w:p>
+            <w:pPr>
+              <w:spacing w:before="0" w:beforeAutospacing="off" w:after="0" w:afterAutospacing="off"/>
+              <w:ind w:firstLine="0"/>
+            </w:pPr>
+            <w:r>
+              <w:rPr/>
+              <w:t>Precomputed CLIP feature vectors</w:t>
+            </w:r>
+          </w:p>
+        </w:tc>
+        <w:tc>
+          <w:tcPr>
+            <w:tcW w:w="2992" w:type="dxa"/>
+            <w:tcMar/>
+          </w:tcPr>
+          <w:p>
+            <w:pPr>
+              <w:spacing w:before="0" w:beforeAutospacing="off" w:after="0" w:afterAutospacing="off"/>
+              <w:ind w:firstLine="0"/>
+            </w:pPr>
+            <w:r>
+              <w:rPr/>
+              <w:t>Similarity search</w:t>
+            </w:r>
+          </w:p>
+        </w:tc>
+      </w:tr>
+    </w:tbl>
+    <w:p>
+      <w:pPr>
+        <w:pStyle w:val="TableofFigures"/>
+        <w:suppressLineNumbers w:val="0"/>
+        <w:bidi w:val="0"/>
+        <w:spacing w:before="0" w:beforeAutospacing="off" w:after="0" w:afterAutospacing="off" w:line="360" w:lineRule="auto"/>
+        <w:ind w:left="0" w:right="0"/>
+        <w:jc w:val="center"/>
+      </w:pPr>
+      <w:r>
+        <w:rPr>
+          <w:noProof w:val="0"/>
+          <w:lang w:val="en-US"/>
+        </w:rPr>
+        <w:t>Table 3.4</w:t>
+      </w:r>
+      <w:r>
+        <w:rPr>
+          <w:noProof w:val="0"/>
+          <w:lang w:val="en-US"/>
+        </w:rPr>
+        <w:t xml:space="preserve"> Data and Artifact </w:t>
+      </w:r>
+      <w:r>
+        <w:rPr>
+          <w:noProof w:val="0"/>
+          <w:lang w:val="en-US"/>
+        </w:rPr>
+        <w:t>Description</w:t>
+      </w:r>
+    </w:p>
+    <w:p>
+      <w:pPr>
+        <w:pStyle w:val="Normal"/>
+        <w:bidi w:val="0"/>
+        <w:ind w:firstLine="0"/>
+        <w:rPr>
+          <w:noProof w:val="0"/>
+          <w:lang w:val="en-US"/>
+        </w:rPr>
+      </w:pPr>
     </w:p>
     <w:p>
       <w:pPr>
@@ -5281,12 +7497,11 @@
       <w:pPr>
         <w:pStyle w:val="Heading1"/>
       </w:pPr>
-      <w:bookmarkStart w:id="15" w:name="_Toc241523300"/>
+      <w:bookmarkStart w:name="_Toc241523300" w:id="15"/>
       <w:r>
         <w:rPr>
           <w:caps w:val="0"/>
         </w:rPr>
-        <w:lastRenderedPageBreak/>
         <w:t>SYSTEM IMPLEMENTATION</w:t>
       </w:r>
       <w:bookmarkEnd w:id="15"/>
@@ -5312,12 +7527,11 @@
       <w:pPr>
         <w:pStyle w:val="Heading1"/>
       </w:pPr>
-      <w:bookmarkStart w:id="16" w:name="_Toc241523301"/>
+      <w:bookmarkStart w:name="_Toc241523301" w:id="16"/>
       <w:r>
         <w:rPr>
           <w:caps w:val="0"/>
         </w:rPr>
-        <w:lastRenderedPageBreak/>
         <w:t>EXPERIMENTS AND EVALUATION</w:t>
       </w:r>
       <w:bookmarkEnd w:id="16"/>
@@ -5343,12 +7557,11 @@
       <w:pPr>
         <w:pStyle w:val="Heading1"/>
       </w:pPr>
-      <w:bookmarkStart w:id="17" w:name="_Toc241523302"/>
+      <w:bookmarkStart w:name="_Toc241523302" w:id="17"/>
       <w:r>
         <w:rPr>
           <w:caps w:val="0"/>
         </w:rPr>
-        <w:lastRenderedPageBreak/>
         <w:t>CONCLUSION AND FUTURE WORK</w:t>
       </w:r>
       <w:bookmarkEnd w:id="17"/>
@@ -5374,9 +7587,8 @@
       <w:pPr>
         <w:pStyle w:val="TDTU-LargeTitle-VisibleinContents"/>
       </w:pPr>
-      <w:bookmarkStart w:id="18" w:name="_Toc241523303"/>
-      <w:r>
-        <w:lastRenderedPageBreak/>
+      <w:bookmarkStart w:name="_Toc241523303" w:id="18"/>
+      <w:r>
         <w:t>REFERENCES</w:t>
       </w:r>
       <w:bookmarkEnd w:id="18"/>
@@ -5529,7 +7741,7 @@
     </w:p>
     <w:sectPr>
       <w:headerReference w:type="default" r:id="rId10"/>
-      <w:pgSz w:w="11906" w:h="16838" w:code="9"/>
+      <w:pgSz w:w="11906" w:h="16838" w:orient="portrait" w:code="9"/>
       <w:pgMar w:top="1985" w:right="1134" w:bottom="1701" w:left="1985" w:header="720" w:footer="720" w:gutter="0"/>
       <w:pgNumType w:start="1"/>
       <w:cols w:space="720"/>
@@ -5781,7 +7993,7 @@
         <w:ind w:left="1800" w:hanging="360"/>
       </w:pPr>
       <w:rPr>
-        <w:rFonts w:ascii="Symbol" w:hAnsi="Symbol" w:hint="default"/>
+        <w:rFonts w:hint="default" w:ascii="Symbol" w:hAnsi="Symbol"/>
       </w:rPr>
     </w:lvl>
   </w:abstractNum>
@@ -5801,7 +8013,7 @@
         <w:ind w:left="1440" w:hanging="360"/>
       </w:pPr>
       <w:rPr>
-        <w:rFonts w:ascii="Symbol" w:hAnsi="Symbol" w:hint="default"/>
+        <w:rFonts w:hint="default" w:ascii="Symbol" w:hAnsi="Symbol"/>
       </w:rPr>
     </w:lvl>
   </w:abstractNum>
@@ -5821,7 +8033,7 @@
         <w:ind w:left="1080" w:hanging="360"/>
       </w:pPr>
       <w:rPr>
-        <w:rFonts w:ascii="Symbol" w:hAnsi="Symbol" w:hint="default"/>
+        <w:rFonts w:hint="default" w:ascii="Symbol" w:hAnsi="Symbol"/>
       </w:rPr>
     </w:lvl>
   </w:abstractNum>
@@ -5841,7 +8053,7 @@
         <w:ind w:left="720" w:hanging="360"/>
       </w:pPr>
       <w:rPr>
-        <w:rFonts w:ascii="Symbol" w:hAnsi="Symbol" w:hint="default"/>
+        <w:rFonts w:hint="default" w:ascii="Symbol" w:hAnsi="Symbol"/>
       </w:rPr>
     </w:lvl>
   </w:abstractNum>
@@ -5878,7 +8090,7 @@
         <w:ind w:left="360" w:hanging="360"/>
       </w:pPr>
       <w:rPr>
-        <w:rFonts w:ascii="Symbol" w:hAnsi="Symbol" w:hint="default"/>
+        <w:rFonts w:hint="default" w:ascii="Symbol" w:hAnsi="Symbol"/>
       </w:rPr>
     </w:lvl>
   </w:abstractNum>
@@ -5895,7 +8107,7 @@
         <w:ind w:left="1440" w:hanging="360"/>
       </w:pPr>
       <w:rPr>
-        <w:rFonts w:ascii="Symbol" w:hAnsi="Symbol" w:hint="default"/>
+        <w:rFonts w:hint="default" w:ascii="Symbol" w:hAnsi="Symbol"/>
       </w:rPr>
     </w:lvl>
     <w:lvl w:ilvl="1" w:tplc="04090003" w:tentative="1">
@@ -5907,7 +8119,7 @@
         <w:ind w:left="2160" w:hanging="360"/>
       </w:pPr>
       <w:rPr>
-        <w:rFonts w:ascii="Courier New" w:hAnsi="Courier New" w:cs="Courier New" w:hint="default"/>
+        <w:rFonts w:hint="default" w:ascii="Courier New" w:hAnsi="Courier New" w:cs="Courier New"/>
       </w:rPr>
     </w:lvl>
     <w:lvl w:ilvl="2" w:tplc="04090005" w:tentative="1">
@@ -5919,7 +8131,7 @@
         <w:ind w:left="2880" w:hanging="360"/>
       </w:pPr>
       <w:rPr>
-        <w:rFonts w:ascii="Wingdings" w:hAnsi="Wingdings" w:hint="default"/>
+        <w:rFonts w:hint="default" w:ascii="Wingdings" w:hAnsi="Wingdings"/>
       </w:rPr>
     </w:lvl>
     <w:lvl w:ilvl="3" w:tplc="04090001" w:tentative="1">
@@ -5931,7 +8143,7 @@
         <w:ind w:left="3600" w:hanging="360"/>
       </w:pPr>
       <w:rPr>
-        <w:rFonts w:ascii="Symbol" w:hAnsi="Symbol" w:hint="default"/>
+        <w:rFonts w:hint="default" w:ascii="Symbol" w:hAnsi="Symbol"/>
       </w:rPr>
     </w:lvl>
     <w:lvl w:ilvl="4" w:tplc="04090003" w:tentative="1">
@@ -5943,7 +8155,7 @@
         <w:ind w:left="4320" w:hanging="360"/>
       </w:pPr>
       <w:rPr>
-        <w:rFonts w:ascii="Courier New" w:hAnsi="Courier New" w:cs="Courier New" w:hint="default"/>
+        <w:rFonts w:hint="default" w:ascii="Courier New" w:hAnsi="Courier New" w:cs="Courier New"/>
       </w:rPr>
     </w:lvl>
     <w:lvl w:ilvl="5" w:tplc="04090005" w:tentative="1">
@@ -5955,7 +8167,7 @@
         <w:ind w:left="5040" w:hanging="360"/>
       </w:pPr>
       <w:rPr>
-        <w:rFonts w:ascii="Wingdings" w:hAnsi="Wingdings" w:hint="default"/>
+        <w:rFonts w:hint="default" w:ascii="Wingdings" w:hAnsi="Wingdings"/>
       </w:rPr>
     </w:lvl>
     <w:lvl w:ilvl="6" w:tplc="04090001" w:tentative="1">
@@ -5967,7 +8179,7 @@
         <w:ind w:left="5760" w:hanging="360"/>
       </w:pPr>
       <w:rPr>
-        <w:rFonts w:ascii="Symbol" w:hAnsi="Symbol" w:hint="default"/>
+        <w:rFonts w:hint="default" w:ascii="Symbol" w:hAnsi="Symbol"/>
       </w:rPr>
     </w:lvl>
     <w:lvl w:ilvl="7" w:tplc="04090003" w:tentative="1">
@@ -5979,7 +8191,7 @@
         <w:ind w:left="6480" w:hanging="360"/>
       </w:pPr>
       <w:rPr>
-        <w:rFonts w:ascii="Courier New" w:hAnsi="Courier New" w:cs="Courier New" w:hint="default"/>
+        <w:rFonts w:hint="default" w:ascii="Courier New" w:hAnsi="Courier New" w:cs="Courier New"/>
       </w:rPr>
     </w:lvl>
     <w:lvl w:ilvl="8" w:tplc="04090005" w:tentative="1">
@@ -5991,7 +8203,7 @@
         <w:ind w:left="7200" w:hanging="360"/>
       </w:pPr>
       <w:rPr>
-        <w:rFonts w:ascii="Wingdings" w:hAnsi="Wingdings" w:hint="default"/>
+        <w:rFonts w:hint="default" w:ascii="Wingdings" w:hAnsi="Wingdings"/>
       </w:rPr>
     </w:lvl>
   </w:abstractNum>
@@ -6008,7 +8220,7 @@
         <w:ind w:left="1440" w:hanging="360"/>
       </w:pPr>
       <w:rPr>
-        <w:rFonts w:ascii="Symbol" w:hAnsi="Symbol" w:hint="default"/>
+        <w:rFonts w:hint="default" w:ascii="Symbol" w:hAnsi="Symbol"/>
       </w:rPr>
     </w:lvl>
     <w:lvl w:ilvl="1" w:tplc="04090003" w:tentative="1">
@@ -6020,7 +8232,7 @@
         <w:ind w:left="2160" w:hanging="360"/>
       </w:pPr>
       <w:rPr>
-        <w:rFonts w:ascii="Courier New" w:hAnsi="Courier New" w:cs="Courier New" w:hint="default"/>
+        <w:rFonts w:hint="default" w:ascii="Courier New" w:hAnsi="Courier New" w:cs="Courier New"/>
       </w:rPr>
     </w:lvl>
     <w:lvl w:ilvl="2" w:tplc="04090005" w:tentative="1">
@@ -6032,7 +8244,7 @@
         <w:ind w:left="2880" w:hanging="360"/>
       </w:pPr>
       <w:rPr>
-        <w:rFonts w:ascii="Wingdings" w:hAnsi="Wingdings" w:hint="default"/>
+        <w:rFonts w:hint="default" w:ascii="Wingdings" w:hAnsi="Wingdings"/>
       </w:rPr>
     </w:lvl>
     <w:lvl w:ilvl="3" w:tplc="04090001" w:tentative="1">
@@ -6044,7 +8256,7 @@
         <w:ind w:left="3600" w:hanging="360"/>
       </w:pPr>
       <w:rPr>
-        <w:rFonts w:ascii="Symbol" w:hAnsi="Symbol" w:hint="default"/>
+        <w:rFonts w:hint="default" w:ascii="Symbol" w:hAnsi="Symbol"/>
       </w:rPr>
     </w:lvl>
     <w:lvl w:ilvl="4" w:tplc="04090003" w:tentative="1">
@@ -6056,7 +8268,7 @@
         <w:ind w:left="4320" w:hanging="360"/>
       </w:pPr>
       <w:rPr>
-        <w:rFonts w:ascii="Courier New" w:hAnsi="Courier New" w:cs="Courier New" w:hint="default"/>
+        <w:rFonts w:hint="default" w:ascii="Courier New" w:hAnsi="Courier New" w:cs="Courier New"/>
       </w:rPr>
     </w:lvl>
     <w:lvl w:ilvl="5" w:tplc="04090005" w:tentative="1">
@@ -6068,7 +8280,7 @@
         <w:ind w:left="5040" w:hanging="360"/>
       </w:pPr>
       <w:rPr>
-        <w:rFonts w:ascii="Wingdings" w:hAnsi="Wingdings" w:hint="default"/>
+        <w:rFonts w:hint="default" w:ascii="Wingdings" w:hAnsi="Wingdings"/>
       </w:rPr>
     </w:lvl>
     <w:lvl w:ilvl="6" w:tplc="04090001" w:tentative="1">
@@ -6080,7 +8292,7 @@
         <w:ind w:left="5760" w:hanging="360"/>
       </w:pPr>
       <w:rPr>
-        <w:rFonts w:ascii="Symbol" w:hAnsi="Symbol" w:hint="default"/>
+        <w:rFonts w:hint="default" w:ascii="Symbol" w:hAnsi="Symbol"/>
       </w:rPr>
     </w:lvl>
     <w:lvl w:ilvl="7" w:tplc="04090003" w:tentative="1">
@@ -6092,7 +8304,7 @@
         <w:ind w:left="6480" w:hanging="360"/>
       </w:pPr>
       <w:rPr>
-        <w:rFonts w:ascii="Courier New" w:hAnsi="Courier New" w:cs="Courier New" w:hint="default"/>
+        <w:rFonts w:hint="default" w:ascii="Courier New" w:hAnsi="Courier New" w:cs="Courier New"/>
       </w:rPr>
     </w:lvl>
     <w:lvl w:ilvl="8" w:tplc="04090005" w:tentative="1">
@@ -6104,7 +8316,7 @@
         <w:ind w:left="7200" w:hanging="360"/>
       </w:pPr>
       <w:rPr>
-        <w:rFonts w:ascii="Wingdings" w:hAnsi="Wingdings" w:hint="default"/>
+        <w:rFonts w:hint="default" w:ascii="Wingdings" w:hAnsi="Wingdings"/>
       </w:rPr>
     </w:lvl>
   </w:abstractNum>
@@ -6121,7 +8333,7 @@
         <w:ind w:left="1440" w:hanging="360"/>
       </w:pPr>
       <w:rPr>
-        <w:rFonts w:ascii="Symbol" w:hAnsi="Symbol" w:hint="default"/>
+        <w:rFonts w:hint="default" w:ascii="Symbol" w:hAnsi="Symbol"/>
       </w:rPr>
     </w:lvl>
     <w:lvl w:ilvl="1" w:tplc="04090003" w:tentative="1">
@@ -6133,7 +8345,7 @@
         <w:ind w:left="2160" w:hanging="360"/>
       </w:pPr>
       <w:rPr>
-        <w:rFonts w:ascii="Courier New" w:hAnsi="Courier New" w:cs="Courier New" w:hint="default"/>
+        <w:rFonts w:hint="default" w:ascii="Courier New" w:hAnsi="Courier New" w:cs="Courier New"/>
       </w:rPr>
     </w:lvl>
     <w:lvl w:ilvl="2" w:tplc="04090005" w:tentative="1">
@@ -6145,7 +8357,7 @@
         <w:ind w:left="2880" w:hanging="360"/>
       </w:pPr>
       <w:rPr>
-        <w:rFonts w:ascii="Wingdings" w:hAnsi="Wingdings" w:hint="default"/>
+        <w:rFonts w:hint="default" w:ascii="Wingdings" w:hAnsi="Wingdings"/>
       </w:rPr>
     </w:lvl>
     <w:lvl w:ilvl="3" w:tplc="04090001" w:tentative="1">
@@ -6157,7 +8369,7 @@
         <w:ind w:left="3600" w:hanging="360"/>
       </w:pPr>
       <w:rPr>
-        <w:rFonts w:ascii="Symbol" w:hAnsi="Symbol" w:hint="default"/>
+        <w:rFonts w:hint="default" w:ascii="Symbol" w:hAnsi="Symbol"/>
       </w:rPr>
     </w:lvl>
     <w:lvl w:ilvl="4" w:tplc="04090003" w:tentative="1">
@@ -6169,7 +8381,7 @@
         <w:ind w:left="4320" w:hanging="360"/>
       </w:pPr>
       <w:rPr>
-        <w:rFonts w:ascii="Courier New" w:hAnsi="Courier New" w:cs="Courier New" w:hint="default"/>
+        <w:rFonts w:hint="default" w:ascii="Courier New" w:hAnsi="Courier New" w:cs="Courier New"/>
       </w:rPr>
     </w:lvl>
     <w:lvl w:ilvl="5" w:tplc="04090005" w:tentative="1">
@@ -6181,7 +8393,7 @@
         <w:ind w:left="5040" w:hanging="360"/>
       </w:pPr>
       <w:rPr>
-        <w:rFonts w:ascii="Wingdings" w:hAnsi="Wingdings" w:hint="default"/>
+        <w:rFonts w:hint="default" w:ascii="Wingdings" w:hAnsi="Wingdings"/>
       </w:rPr>
     </w:lvl>
     <w:lvl w:ilvl="6" w:tplc="04090001" w:tentative="1">
@@ -6193,7 +8405,7 @@
         <w:ind w:left="5760" w:hanging="360"/>
       </w:pPr>
       <w:rPr>
-        <w:rFonts w:ascii="Symbol" w:hAnsi="Symbol" w:hint="default"/>
+        <w:rFonts w:hint="default" w:ascii="Symbol" w:hAnsi="Symbol"/>
       </w:rPr>
     </w:lvl>
     <w:lvl w:ilvl="7" w:tplc="04090003" w:tentative="1">
@@ -6205,7 +8417,7 @@
         <w:ind w:left="6480" w:hanging="360"/>
       </w:pPr>
       <w:rPr>
-        <w:rFonts w:ascii="Courier New" w:hAnsi="Courier New" w:cs="Courier New" w:hint="default"/>
+        <w:rFonts w:hint="default" w:ascii="Courier New" w:hAnsi="Courier New" w:cs="Courier New"/>
       </w:rPr>
     </w:lvl>
     <w:lvl w:ilvl="8" w:tplc="04090005" w:tentative="1">
@@ -6217,7 +8429,7 @@
         <w:ind w:left="7200" w:hanging="360"/>
       </w:pPr>
       <w:rPr>
-        <w:rFonts w:ascii="Wingdings" w:hAnsi="Wingdings" w:hint="default"/>
+        <w:rFonts w:hint="default" w:ascii="Wingdings" w:hAnsi="Wingdings"/>
       </w:rPr>
     </w:lvl>
   </w:abstractNum>
@@ -6237,7 +8449,7 @@
         <w:ind w:left="720" w:hanging="360"/>
       </w:pPr>
       <w:rPr>
-        <w:rFonts w:ascii="Symbol" w:hAnsi="Symbol" w:hint="default"/>
+        <w:rFonts w:hint="default" w:ascii="Symbol" w:hAnsi="Symbol"/>
         <w:sz w:val="20"/>
       </w:rPr>
     </w:lvl>
@@ -6253,7 +8465,7 @@
         <w:ind w:left="1440" w:hanging="360"/>
       </w:pPr>
       <w:rPr>
-        <w:rFonts w:ascii="Courier New" w:hAnsi="Courier New" w:hint="default"/>
+        <w:rFonts w:hint="default" w:ascii="Courier New" w:hAnsi="Courier New"/>
         <w:sz w:val="20"/>
       </w:rPr>
     </w:lvl>
@@ -6269,7 +8481,7 @@
         <w:ind w:left="2160" w:hanging="360"/>
       </w:pPr>
       <w:rPr>
-        <w:rFonts w:ascii="Wingdings" w:hAnsi="Wingdings" w:hint="default"/>
+        <w:rFonts w:hint="default" w:ascii="Wingdings" w:hAnsi="Wingdings"/>
         <w:sz w:val="20"/>
       </w:rPr>
     </w:lvl>
@@ -6285,7 +8497,7 @@
         <w:ind w:left="2880" w:hanging="360"/>
       </w:pPr>
       <w:rPr>
-        <w:rFonts w:ascii="Wingdings" w:hAnsi="Wingdings" w:hint="default"/>
+        <w:rFonts w:hint="default" w:ascii="Wingdings" w:hAnsi="Wingdings"/>
         <w:sz w:val="20"/>
       </w:rPr>
     </w:lvl>
@@ -6301,7 +8513,7 @@
         <w:ind w:left="3600" w:hanging="360"/>
       </w:pPr>
       <w:rPr>
-        <w:rFonts w:ascii="Wingdings" w:hAnsi="Wingdings" w:hint="default"/>
+        <w:rFonts w:hint="default" w:ascii="Wingdings" w:hAnsi="Wingdings"/>
         <w:sz w:val="20"/>
       </w:rPr>
     </w:lvl>
@@ -6317,7 +8529,7 @@
         <w:ind w:left="4320" w:hanging="360"/>
       </w:pPr>
       <w:rPr>
-        <w:rFonts w:ascii="Wingdings" w:hAnsi="Wingdings" w:hint="default"/>
+        <w:rFonts w:hint="default" w:ascii="Wingdings" w:hAnsi="Wingdings"/>
         <w:sz w:val="20"/>
       </w:rPr>
     </w:lvl>
@@ -6333,7 +8545,7 @@
         <w:ind w:left="5040" w:hanging="360"/>
       </w:pPr>
       <w:rPr>
-        <w:rFonts w:ascii="Wingdings" w:hAnsi="Wingdings" w:hint="default"/>
+        <w:rFonts w:hint="default" w:ascii="Wingdings" w:hAnsi="Wingdings"/>
         <w:sz w:val="20"/>
       </w:rPr>
     </w:lvl>
@@ -6349,7 +8561,7 @@
         <w:ind w:left="5760" w:hanging="360"/>
       </w:pPr>
       <w:rPr>
-        <w:rFonts w:ascii="Wingdings" w:hAnsi="Wingdings" w:hint="default"/>
+        <w:rFonts w:hint="default" w:ascii="Wingdings" w:hAnsi="Wingdings"/>
         <w:sz w:val="20"/>
       </w:rPr>
     </w:lvl>
@@ -6365,7 +8577,7 @@
         <w:ind w:left="6480" w:hanging="360"/>
       </w:pPr>
       <w:rPr>
-        <w:rFonts w:ascii="Wingdings" w:hAnsi="Wingdings" w:hint="default"/>
+        <w:rFonts w:hint="default" w:ascii="Wingdings" w:hAnsi="Wingdings"/>
         <w:sz w:val="20"/>
       </w:rPr>
     </w:lvl>
@@ -6507,7 +8719,7 @@
         <w:ind w:left="720" w:hanging="360"/>
       </w:pPr>
       <w:rPr>
-        <w:rFonts w:ascii="Symbol" w:hAnsi="Symbol" w:hint="default"/>
+        <w:rFonts w:hint="default" w:ascii="Symbol" w:hAnsi="Symbol"/>
         <w:sz w:val="20"/>
       </w:rPr>
     </w:lvl>
@@ -6523,7 +8735,7 @@
         <w:ind w:left="1440" w:hanging="360"/>
       </w:pPr>
       <w:rPr>
-        <w:rFonts w:ascii="Courier New" w:hAnsi="Courier New" w:hint="default"/>
+        <w:rFonts w:hint="default" w:ascii="Courier New" w:hAnsi="Courier New"/>
         <w:sz w:val="20"/>
       </w:rPr>
     </w:lvl>
@@ -6539,7 +8751,7 @@
         <w:ind w:left="2160" w:hanging="360"/>
       </w:pPr>
       <w:rPr>
-        <w:rFonts w:ascii="Wingdings" w:hAnsi="Wingdings" w:hint="default"/>
+        <w:rFonts w:hint="default" w:ascii="Wingdings" w:hAnsi="Wingdings"/>
         <w:sz w:val="20"/>
       </w:rPr>
     </w:lvl>
@@ -6555,7 +8767,7 @@
         <w:ind w:left="2880" w:hanging="360"/>
       </w:pPr>
       <w:rPr>
-        <w:rFonts w:ascii="Wingdings" w:hAnsi="Wingdings" w:hint="default"/>
+        <w:rFonts w:hint="default" w:ascii="Wingdings" w:hAnsi="Wingdings"/>
         <w:sz w:val="20"/>
       </w:rPr>
     </w:lvl>
@@ -6571,7 +8783,7 @@
         <w:ind w:left="3600" w:hanging="360"/>
       </w:pPr>
       <w:rPr>
-        <w:rFonts w:ascii="Wingdings" w:hAnsi="Wingdings" w:hint="default"/>
+        <w:rFonts w:hint="default" w:ascii="Wingdings" w:hAnsi="Wingdings"/>
         <w:sz w:val="20"/>
       </w:rPr>
     </w:lvl>
@@ -6587,7 +8799,7 @@
         <w:ind w:left="4320" w:hanging="360"/>
       </w:pPr>
       <w:rPr>
-        <w:rFonts w:ascii="Wingdings" w:hAnsi="Wingdings" w:hint="default"/>
+        <w:rFonts w:hint="default" w:ascii="Wingdings" w:hAnsi="Wingdings"/>
         <w:sz w:val="20"/>
       </w:rPr>
     </w:lvl>
@@ -6603,7 +8815,7 @@
         <w:ind w:left="5040" w:hanging="360"/>
       </w:pPr>
       <w:rPr>
-        <w:rFonts w:ascii="Wingdings" w:hAnsi="Wingdings" w:hint="default"/>
+        <w:rFonts w:hint="default" w:ascii="Wingdings" w:hAnsi="Wingdings"/>
         <w:sz w:val="20"/>
       </w:rPr>
     </w:lvl>
@@ -6619,7 +8831,7 @@
         <w:ind w:left="5760" w:hanging="360"/>
       </w:pPr>
       <w:rPr>
-        <w:rFonts w:ascii="Wingdings" w:hAnsi="Wingdings" w:hint="default"/>
+        <w:rFonts w:hint="default" w:ascii="Wingdings" w:hAnsi="Wingdings"/>
         <w:sz w:val="20"/>
       </w:rPr>
     </w:lvl>
@@ -6635,7 +8847,7 @@
         <w:ind w:left="6480" w:hanging="360"/>
       </w:pPr>
       <w:rPr>
-        <w:rFonts w:ascii="Wingdings" w:hAnsi="Wingdings" w:hint="default"/>
+        <w:rFonts w:hint="default" w:ascii="Wingdings" w:hAnsi="Wingdings"/>
         <w:sz w:val="20"/>
       </w:rPr>
     </w:lvl>
@@ -6770,7 +8982,7 @@
         <w:ind w:left="1440" w:hanging="360"/>
       </w:pPr>
       <w:rPr>
-        <w:rFonts w:ascii="Symbol" w:hAnsi="Symbol" w:hint="default"/>
+        <w:rFonts w:hint="default" w:ascii="Symbol" w:hAnsi="Symbol"/>
       </w:rPr>
     </w:lvl>
     <w:lvl w:ilvl="1" w:tplc="04090003" w:tentative="1">
@@ -6782,7 +8994,7 @@
         <w:ind w:left="2160" w:hanging="360"/>
       </w:pPr>
       <w:rPr>
-        <w:rFonts w:ascii="Courier New" w:hAnsi="Courier New" w:cs="Courier New" w:hint="default"/>
+        <w:rFonts w:hint="default" w:ascii="Courier New" w:hAnsi="Courier New" w:cs="Courier New"/>
       </w:rPr>
     </w:lvl>
     <w:lvl w:ilvl="2" w:tplc="04090005" w:tentative="1">
@@ -6794,7 +9006,7 @@
         <w:ind w:left="2880" w:hanging="360"/>
       </w:pPr>
       <w:rPr>
-        <w:rFonts w:ascii="Wingdings" w:hAnsi="Wingdings" w:hint="default"/>
+        <w:rFonts w:hint="default" w:ascii="Wingdings" w:hAnsi="Wingdings"/>
       </w:rPr>
     </w:lvl>
     <w:lvl w:ilvl="3" w:tplc="04090001" w:tentative="1">
@@ -6806,7 +9018,7 @@
         <w:ind w:left="3600" w:hanging="360"/>
       </w:pPr>
       <w:rPr>
-        <w:rFonts w:ascii="Symbol" w:hAnsi="Symbol" w:hint="default"/>
+        <w:rFonts w:hint="default" w:ascii="Symbol" w:hAnsi="Symbol"/>
       </w:rPr>
     </w:lvl>
     <w:lvl w:ilvl="4" w:tplc="04090003" w:tentative="1">
@@ -6818,7 +9030,7 @@
         <w:ind w:left="4320" w:hanging="360"/>
       </w:pPr>
       <w:rPr>
-        <w:rFonts w:ascii="Courier New" w:hAnsi="Courier New" w:cs="Courier New" w:hint="default"/>
+        <w:rFonts w:hint="default" w:ascii="Courier New" w:hAnsi="Courier New" w:cs="Courier New"/>
       </w:rPr>
     </w:lvl>
     <w:lvl w:ilvl="5" w:tplc="04090005" w:tentative="1">
@@ -6830,7 +9042,7 @@
         <w:ind w:left="5040" w:hanging="360"/>
       </w:pPr>
       <w:rPr>
-        <w:rFonts w:ascii="Wingdings" w:hAnsi="Wingdings" w:hint="default"/>
+        <w:rFonts w:hint="default" w:ascii="Wingdings" w:hAnsi="Wingdings"/>
       </w:rPr>
     </w:lvl>
     <w:lvl w:ilvl="6" w:tplc="04090001" w:tentative="1">
@@ -6842,7 +9054,7 @@
         <w:ind w:left="5760" w:hanging="360"/>
       </w:pPr>
       <w:rPr>
-        <w:rFonts w:ascii="Symbol" w:hAnsi="Symbol" w:hint="default"/>
+        <w:rFonts w:hint="default" w:ascii="Symbol" w:hAnsi="Symbol"/>
       </w:rPr>
     </w:lvl>
     <w:lvl w:ilvl="7" w:tplc="04090003" w:tentative="1">
@@ -6854,7 +9066,7 @@
         <w:ind w:left="6480" w:hanging="360"/>
       </w:pPr>
       <w:rPr>
-        <w:rFonts w:ascii="Courier New" w:hAnsi="Courier New" w:cs="Courier New" w:hint="default"/>
+        <w:rFonts w:hint="default" w:ascii="Courier New" w:hAnsi="Courier New" w:cs="Courier New"/>
       </w:rPr>
     </w:lvl>
     <w:lvl w:ilvl="8" w:tplc="04090005" w:tentative="1">
@@ -6866,7 +9078,7 @@
         <w:ind w:left="7200" w:hanging="360"/>
       </w:pPr>
       <w:rPr>
-        <w:rFonts w:ascii="Wingdings" w:hAnsi="Wingdings" w:hint="default"/>
+        <w:rFonts w:hint="default" w:ascii="Wingdings" w:hAnsi="Wingdings"/>
       </w:rPr>
     </w:lvl>
   </w:abstractNum>
@@ -6886,7 +9098,7 @@
         <w:ind w:left="720" w:hanging="360"/>
       </w:pPr>
       <w:rPr>
-        <w:rFonts w:ascii="Symbol" w:hAnsi="Symbol" w:hint="default"/>
+        <w:rFonts w:hint="default" w:ascii="Symbol" w:hAnsi="Symbol"/>
         <w:sz w:val="20"/>
       </w:rPr>
     </w:lvl>
@@ -6902,7 +9114,7 @@
         <w:ind w:left="1440" w:hanging="360"/>
       </w:pPr>
       <w:rPr>
-        <w:rFonts w:ascii="Courier New" w:hAnsi="Courier New" w:hint="default"/>
+        <w:rFonts w:hint="default" w:ascii="Courier New" w:hAnsi="Courier New"/>
         <w:sz w:val="20"/>
       </w:rPr>
     </w:lvl>
@@ -6918,7 +9130,7 @@
         <w:ind w:left="2160" w:hanging="360"/>
       </w:pPr>
       <w:rPr>
-        <w:rFonts w:ascii="Wingdings" w:hAnsi="Wingdings" w:hint="default"/>
+        <w:rFonts w:hint="default" w:ascii="Wingdings" w:hAnsi="Wingdings"/>
         <w:sz w:val="20"/>
       </w:rPr>
     </w:lvl>
@@ -6934,7 +9146,7 @@
         <w:ind w:left="2880" w:hanging="360"/>
       </w:pPr>
       <w:rPr>
-        <w:rFonts w:ascii="Wingdings" w:hAnsi="Wingdings" w:hint="default"/>
+        <w:rFonts w:hint="default" w:ascii="Wingdings" w:hAnsi="Wingdings"/>
         <w:sz w:val="20"/>
       </w:rPr>
     </w:lvl>
@@ -6950,7 +9162,7 @@
         <w:ind w:left="3600" w:hanging="360"/>
       </w:pPr>
       <w:rPr>
-        <w:rFonts w:ascii="Wingdings" w:hAnsi="Wingdings" w:hint="default"/>
+        <w:rFonts w:hint="default" w:ascii="Wingdings" w:hAnsi="Wingdings"/>
         <w:sz w:val="20"/>
       </w:rPr>
     </w:lvl>
@@ -6966,7 +9178,7 @@
         <w:ind w:left="4320" w:hanging="360"/>
       </w:pPr>
       <w:rPr>
-        <w:rFonts w:ascii="Wingdings" w:hAnsi="Wingdings" w:hint="default"/>
+        <w:rFonts w:hint="default" w:ascii="Wingdings" w:hAnsi="Wingdings"/>
         <w:sz w:val="20"/>
       </w:rPr>
     </w:lvl>
@@ -6982,7 +9194,7 @@
         <w:ind w:left="5040" w:hanging="360"/>
       </w:pPr>
       <w:rPr>
-        <w:rFonts w:ascii="Wingdings" w:hAnsi="Wingdings" w:hint="default"/>
+        <w:rFonts w:hint="default" w:ascii="Wingdings" w:hAnsi="Wingdings"/>
         <w:sz w:val="20"/>
       </w:rPr>
     </w:lvl>
@@ -6998,7 +9210,7 @@
         <w:ind w:left="5760" w:hanging="360"/>
       </w:pPr>
       <w:rPr>
-        <w:rFonts w:ascii="Wingdings" w:hAnsi="Wingdings" w:hint="default"/>
+        <w:rFonts w:hint="default" w:ascii="Wingdings" w:hAnsi="Wingdings"/>
         <w:sz w:val="20"/>
       </w:rPr>
     </w:lvl>
@@ -7014,7 +9226,7 @@
         <w:ind w:left="6480" w:hanging="360"/>
       </w:pPr>
       <w:rPr>
-        <w:rFonts w:ascii="Wingdings" w:hAnsi="Wingdings" w:hint="default"/>
+        <w:rFonts w:hint="default" w:ascii="Wingdings" w:hAnsi="Wingdings"/>
         <w:sz w:val="20"/>
       </w:rPr>
     </w:lvl>
@@ -7032,7 +9244,7 @@
         <w:ind w:left="1440" w:hanging="360"/>
       </w:pPr>
       <w:rPr>
-        <w:rFonts w:ascii="Symbol" w:hAnsi="Symbol" w:hint="default"/>
+        <w:rFonts w:hint="default" w:ascii="Symbol" w:hAnsi="Symbol"/>
       </w:rPr>
     </w:lvl>
     <w:lvl w:ilvl="1" w:tplc="04090003" w:tentative="1">
@@ -7044,7 +9256,7 @@
         <w:ind w:left="2160" w:hanging="360"/>
       </w:pPr>
       <w:rPr>
-        <w:rFonts w:ascii="Courier New" w:hAnsi="Courier New" w:cs="Courier New" w:hint="default"/>
+        <w:rFonts w:hint="default" w:ascii="Courier New" w:hAnsi="Courier New" w:cs="Courier New"/>
       </w:rPr>
     </w:lvl>
     <w:lvl w:ilvl="2" w:tplc="04090005" w:tentative="1">
@@ -7056,7 +9268,7 @@
         <w:ind w:left="2880" w:hanging="360"/>
       </w:pPr>
       <w:rPr>
-        <w:rFonts w:ascii="Wingdings" w:hAnsi="Wingdings" w:hint="default"/>
+        <w:rFonts w:hint="default" w:ascii="Wingdings" w:hAnsi="Wingdings"/>
       </w:rPr>
     </w:lvl>
     <w:lvl w:ilvl="3" w:tplc="04090001" w:tentative="1">
@@ -7068,7 +9280,7 @@
         <w:ind w:left="3600" w:hanging="360"/>
       </w:pPr>
       <w:rPr>
-        <w:rFonts w:ascii="Symbol" w:hAnsi="Symbol" w:hint="default"/>
+        <w:rFonts w:hint="default" w:ascii="Symbol" w:hAnsi="Symbol"/>
       </w:rPr>
     </w:lvl>
     <w:lvl w:ilvl="4" w:tplc="04090003" w:tentative="1">
@@ -7080,7 +9292,7 @@
         <w:ind w:left="4320" w:hanging="360"/>
       </w:pPr>
       <w:rPr>
-        <w:rFonts w:ascii="Courier New" w:hAnsi="Courier New" w:cs="Courier New" w:hint="default"/>
+        <w:rFonts w:hint="default" w:ascii="Courier New" w:hAnsi="Courier New" w:cs="Courier New"/>
       </w:rPr>
     </w:lvl>
     <w:lvl w:ilvl="5" w:tplc="04090005" w:tentative="1">
@@ -7092,7 +9304,7 @@
         <w:ind w:left="5040" w:hanging="360"/>
       </w:pPr>
       <w:rPr>
-        <w:rFonts w:ascii="Wingdings" w:hAnsi="Wingdings" w:hint="default"/>
+        <w:rFonts w:hint="default" w:ascii="Wingdings" w:hAnsi="Wingdings"/>
       </w:rPr>
     </w:lvl>
     <w:lvl w:ilvl="6" w:tplc="04090001" w:tentative="1">
@@ -7104,7 +9316,7 @@
         <w:ind w:left="5760" w:hanging="360"/>
       </w:pPr>
       <w:rPr>
-        <w:rFonts w:ascii="Symbol" w:hAnsi="Symbol" w:hint="default"/>
+        <w:rFonts w:hint="default" w:ascii="Symbol" w:hAnsi="Symbol"/>
       </w:rPr>
     </w:lvl>
     <w:lvl w:ilvl="7" w:tplc="04090003" w:tentative="1">
@@ -7116,7 +9328,7 @@
         <w:ind w:left="6480" w:hanging="360"/>
       </w:pPr>
       <w:rPr>
-        <w:rFonts w:ascii="Courier New" w:hAnsi="Courier New" w:cs="Courier New" w:hint="default"/>
+        <w:rFonts w:hint="default" w:ascii="Courier New" w:hAnsi="Courier New" w:cs="Courier New"/>
       </w:rPr>
     </w:lvl>
     <w:lvl w:ilvl="8" w:tplc="04090005" w:tentative="1">
@@ -7128,7 +9340,7 @@
         <w:ind w:left="7200" w:hanging="360"/>
       </w:pPr>
       <w:rPr>
-        <w:rFonts w:ascii="Wingdings" w:hAnsi="Wingdings" w:hint="default"/>
+        <w:rFonts w:hint="default" w:ascii="Wingdings" w:hAnsi="Wingdings"/>
       </w:rPr>
     </w:lvl>
   </w:abstractNum>
@@ -7148,7 +9360,7 @@
         <w:ind w:left="720" w:hanging="360"/>
       </w:pPr>
       <w:rPr>
-        <w:rFonts w:ascii="Symbol" w:hAnsi="Symbol" w:hint="default"/>
+        <w:rFonts w:hint="default" w:ascii="Symbol" w:hAnsi="Symbol"/>
         <w:sz w:val="20"/>
       </w:rPr>
     </w:lvl>
@@ -7164,7 +9376,7 @@
         <w:ind w:left="1440" w:hanging="360"/>
       </w:pPr>
       <w:rPr>
-        <w:rFonts w:ascii="Courier New" w:hAnsi="Courier New" w:hint="default"/>
+        <w:rFonts w:hint="default" w:ascii="Courier New" w:hAnsi="Courier New"/>
         <w:sz w:val="20"/>
       </w:rPr>
     </w:lvl>
@@ -7180,7 +9392,7 @@
         <w:ind w:left="2160" w:hanging="360"/>
       </w:pPr>
       <w:rPr>
-        <w:rFonts w:ascii="Wingdings" w:hAnsi="Wingdings" w:hint="default"/>
+        <w:rFonts w:hint="default" w:ascii="Wingdings" w:hAnsi="Wingdings"/>
         <w:sz w:val="20"/>
       </w:rPr>
     </w:lvl>
@@ -7196,7 +9408,7 @@
         <w:ind w:left="2880" w:hanging="360"/>
       </w:pPr>
       <w:rPr>
-        <w:rFonts w:ascii="Wingdings" w:hAnsi="Wingdings" w:hint="default"/>
+        <w:rFonts w:hint="default" w:ascii="Wingdings" w:hAnsi="Wingdings"/>
         <w:sz w:val="20"/>
       </w:rPr>
     </w:lvl>
@@ -7212,7 +9424,7 @@
         <w:ind w:left="3600" w:hanging="360"/>
       </w:pPr>
       <w:rPr>
-        <w:rFonts w:ascii="Wingdings" w:hAnsi="Wingdings" w:hint="default"/>
+        <w:rFonts w:hint="default" w:ascii="Wingdings" w:hAnsi="Wingdings"/>
         <w:sz w:val="20"/>
       </w:rPr>
     </w:lvl>
@@ -7228,7 +9440,7 @@
         <w:ind w:left="4320" w:hanging="360"/>
       </w:pPr>
       <w:rPr>
-        <w:rFonts w:ascii="Wingdings" w:hAnsi="Wingdings" w:hint="default"/>
+        <w:rFonts w:hint="default" w:ascii="Wingdings" w:hAnsi="Wingdings"/>
         <w:sz w:val="20"/>
       </w:rPr>
     </w:lvl>
@@ -7244,7 +9456,7 @@
         <w:ind w:left="5040" w:hanging="360"/>
       </w:pPr>
       <w:rPr>
-        <w:rFonts w:ascii="Wingdings" w:hAnsi="Wingdings" w:hint="default"/>
+        <w:rFonts w:hint="default" w:ascii="Wingdings" w:hAnsi="Wingdings"/>
         <w:sz w:val="20"/>
       </w:rPr>
     </w:lvl>
@@ -7260,7 +9472,7 @@
         <w:ind w:left="5760" w:hanging="360"/>
       </w:pPr>
       <w:rPr>
-        <w:rFonts w:ascii="Wingdings" w:hAnsi="Wingdings" w:hint="default"/>
+        <w:rFonts w:hint="default" w:ascii="Wingdings" w:hAnsi="Wingdings"/>
         <w:sz w:val="20"/>
       </w:rPr>
     </w:lvl>
@@ -7276,7 +9488,7 @@
         <w:ind w:left="6480" w:hanging="360"/>
       </w:pPr>
       <w:rPr>
-        <w:rFonts w:ascii="Wingdings" w:hAnsi="Wingdings" w:hint="default"/>
+        <w:rFonts w:hint="default" w:ascii="Wingdings" w:hAnsi="Wingdings"/>
         <w:sz w:val="20"/>
       </w:rPr>
     </w:lvl>
@@ -7383,7 +9595,7 @@
         <w:ind w:left="720" w:hanging="360"/>
       </w:pPr>
       <w:rPr>
-        <w:rFonts w:ascii="Symbol" w:hAnsi="Symbol" w:hint="default"/>
+        <w:rFonts w:hint="default" w:ascii="Symbol" w:hAnsi="Symbol"/>
         <w:sz w:val="20"/>
       </w:rPr>
     </w:lvl>
@@ -7399,7 +9611,7 @@
         <w:ind w:left="1440" w:hanging="360"/>
       </w:pPr>
       <w:rPr>
-        <w:rFonts w:ascii="Courier New" w:hAnsi="Courier New" w:hint="default"/>
+        <w:rFonts w:hint="default" w:ascii="Courier New" w:hAnsi="Courier New"/>
         <w:sz w:val="20"/>
       </w:rPr>
     </w:lvl>
@@ -7415,7 +9627,7 @@
         <w:ind w:left="2160" w:hanging="360"/>
       </w:pPr>
       <w:rPr>
-        <w:rFonts w:ascii="Wingdings" w:hAnsi="Wingdings" w:hint="default"/>
+        <w:rFonts w:hint="default" w:ascii="Wingdings" w:hAnsi="Wingdings"/>
         <w:sz w:val="20"/>
       </w:rPr>
     </w:lvl>
@@ -7431,7 +9643,7 @@
         <w:ind w:left="2880" w:hanging="360"/>
       </w:pPr>
       <w:rPr>
-        <w:rFonts w:ascii="Wingdings" w:hAnsi="Wingdings" w:hint="default"/>
+        <w:rFonts w:hint="default" w:ascii="Wingdings" w:hAnsi="Wingdings"/>
         <w:sz w:val="20"/>
       </w:rPr>
     </w:lvl>
@@ -7447,7 +9659,7 @@
         <w:ind w:left="3600" w:hanging="360"/>
       </w:pPr>
       <w:rPr>
-        <w:rFonts w:ascii="Wingdings" w:hAnsi="Wingdings" w:hint="default"/>
+        <w:rFonts w:hint="default" w:ascii="Wingdings" w:hAnsi="Wingdings"/>
         <w:sz w:val="20"/>
       </w:rPr>
     </w:lvl>
@@ -7463,7 +9675,7 @@
         <w:ind w:left="4320" w:hanging="360"/>
       </w:pPr>
       <w:rPr>
-        <w:rFonts w:ascii="Wingdings" w:hAnsi="Wingdings" w:hint="default"/>
+        <w:rFonts w:hint="default" w:ascii="Wingdings" w:hAnsi="Wingdings"/>
         <w:sz w:val="20"/>
       </w:rPr>
     </w:lvl>
@@ -7479,7 +9691,7 @@
         <w:ind w:left="5040" w:hanging="360"/>
       </w:pPr>
       <w:rPr>
-        <w:rFonts w:ascii="Wingdings" w:hAnsi="Wingdings" w:hint="default"/>
+        <w:rFonts w:hint="default" w:ascii="Wingdings" w:hAnsi="Wingdings"/>
         <w:sz w:val="20"/>
       </w:rPr>
     </w:lvl>
@@ -7495,7 +9707,7 @@
         <w:ind w:left="5760" w:hanging="360"/>
       </w:pPr>
       <w:rPr>
-        <w:rFonts w:ascii="Wingdings" w:hAnsi="Wingdings" w:hint="default"/>
+        <w:rFonts w:hint="default" w:ascii="Wingdings" w:hAnsi="Wingdings"/>
         <w:sz w:val="20"/>
       </w:rPr>
     </w:lvl>
@@ -7511,7 +9723,7 @@
         <w:ind w:left="6480" w:hanging="360"/>
       </w:pPr>
       <w:rPr>
-        <w:rFonts w:ascii="Wingdings" w:hAnsi="Wingdings" w:hint="default"/>
+        <w:rFonts w:hint="default" w:ascii="Wingdings" w:hAnsi="Wingdings"/>
         <w:sz w:val="20"/>
       </w:rPr>
     </w:lvl>
@@ -7532,7 +9744,7 @@
         <w:ind w:left="720" w:hanging="360"/>
       </w:pPr>
       <w:rPr>
-        <w:rFonts w:ascii="Symbol" w:hAnsi="Symbol" w:hint="default"/>
+        <w:rFonts w:hint="default" w:ascii="Symbol" w:hAnsi="Symbol"/>
         <w:sz w:val="20"/>
       </w:rPr>
     </w:lvl>
@@ -7548,7 +9760,7 @@
         <w:ind w:left="1440" w:hanging="360"/>
       </w:pPr>
       <w:rPr>
-        <w:rFonts w:ascii="Courier New" w:hAnsi="Courier New" w:hint="default"/>
+        <w:rFonts w:hint="default" w:ascii="Courier New" w:hAnsi="Courier New"/>
         <w:sz w:val="20"/>
       </w:rPr>
     </w:lvl>
@@ -7564,7 +9776,7 @@
         <w:ind w:left="2160" w:hanging="360"/>
       </w:pPr>
       <w:rPr>
-        <w:rFonts w:ascii="Wingdings" w:hAnsi="Wingdings" w:hint="default"/>
+        <w:rFonts w:hint="default" w:ascii="Wingdings" w:hAnsi="Wingdings"/>
         <w:sz w:val="20"/>
       </w:rPr>
     </w:lvl>
@@ -7580,7 +9792,7 @@
         <w:ind w:left="2880" w:hanging="360"/>
       </w:pPr>
       <w:rPr>
-        <w:rFonts w:ascii="Wingdings" w:hAnsi="Wingdings" w:hint="default"/>
+        <w:rFonts w:hint="default" w:ascii="Wingdings" w:hAnsi="Wingdings"/>
         <w:sz w:val="20"/>
       </w:rPr>
     </w:lvl>
@@ -7596,7 +9808,7 @@
         <w:ind w:left="3600" w:hanging="360"/>
       </w:pPr>
       <w:rPr>
-        <w:rFonts w:ascii="Wingdings" w:hAnsi="Wingdings" w:hint="default"/>
+        <w:rFonts w:hint="default" w:ascii="Wingdings" w:hAnsi="Wingdings"/>
         <w:sz w:val="20"/>
       </w:rPr>
     </w:lvl>
@@ -7612,7 +9824,7 @@
         <w:ind w:left="4320" w:hanging="360"/>
       </w:pPr>
       <w:rPr>
-        <w:rFonts w:ascii="Wingdings" w:hAnsi="Wingdings" w:hint="default"/>
+        <w:rFonts w:hint="default" w:ascii="Wingdings" w:hAnsi="Wingdings"/>
         <w:sz w:val="20"/>
       </w:rPr>
     </w:lvl>
@@ -7628,7 +9840,7 @@
         <w:ind w:left="5040" w:hanging="360"/>
       </w:pPr>
       <w:rPr>
-        <w:rFonts w:ascii="Wingdings" w:hAnsi="Wingdings" w:hint="default"/>
+        <w:rFonts w:hint="default" w:ascii="Wingdings" w:hAnsi="Wingdings"/>
         <w:sz w:val="20"/>
       </w:rPr>
     </w:lvl>
@@ -7644,7 +9856,7 @@
         <w:ind w:left="5760" w:hanging="360"/>
       </w:pPr>
       <w:rPr>
-        <w:rFonts w:ascii="Wingdings" w:hAnsi="Wingdings" w:hint="default"/>
+        <w:rFonts w:hint="default" w:ascii="Wingdings" w:hAnsi="Wingdings"/>
         <w:sz w:val="20"/>
       </w:rPr>
     </w:lvl>
@@ -7660,7 +9872,7 @@
         <w:ind w:left="6480" w:hanging="360"/>
       </w:pPr>
       <w:rPr>
-        <w:rFonts w:ascii="Wingdings" w:hAnsi="Wingdings" w:hint="default"/>
+        <w:rFonts w:hint="default" w:ascii="Wingdings" w:hAnsi="Wingdings"/>
         <w:sz w:val="20"/>
       </w:rPr>
     </w:lvl>
@@ -7678,7 +9890,7 @@
         <w:ind w:left="1440" w:hanging="360"/>
       </w:pPr>
       <w:rPr>
-        <w:rFonts w:ascii="Symbol" w:hAnsi="Symbol" w:hint="default"/>
+        <w:rFonts w:hint="default" w:ascii="Symbol" w:hAnsi="Symbol"/>
       </w:rPr>
     </w:lvl>
     <w:lvl w:ilvl="1" w:tplc="04090003" w:tentative="1">
@@ -7690,7 +9902,7 @@
         <w:ind w:left="2160" w:hanging="360"/>
       </w:pPr>
       <w:rPr>
-        <w:rFonts w:ascii="Courier New" w:hAnsi="Courier New" w:cs="Courier New" w:hint="default"/>
+        <w:rFonts w:hint="default" w:ascii="Courier New" w:hAnsi="Courier New" w:cs="Courier New"/>
       </w:rPr>
     </w:lvl>
     <w:lvl w:ilvl="2" w:tplc="04090005" w:tentative="1">
@@ -7702,7 +9914,7 @@
         <w:ind w:left="2880" w:hanging="360"/>
       </w:pPr>
       <w:rPr>
-        <w:rFonts w:ascii="Wingdings" w:hAnsi="Wingdings" w:hint="default"/>
+        <w:rFonts w:hint="default" w:ascii="Wingdings" w:hAnsi="Wingdings"/>
       </w:rPr>
     </w:lvl>
     <w:lvl w:ilvl="3" w:tplc="04090001" w:tentative="1">
@@ -7714,7 +9926,7 @@
         <w:ind w:left="3600" w:hanging="360"/>
       </w:pPr>
       <w:rPr>
-        <w:rFonts w:ascii="Symbol" w:hAnsi="Symbol" w:hint="default"/>
+        <w:rFonts w:hint="default" w:ascii="Symbol" w:hAnsi="Symbol"/>
       </w:rPr>
     </w:lvl>
     <w:lvl w:ilvl="4" w:tplc="04090003" w:tentative="1">
@@ -7726,7 +9938,7 @@
         <w:ind w:left="4320" w:hanging="360"/>
       </w:pPr>
       <w:rPr>
-        <w:rFonts w:ascii="Courier New" w:hAnsi="Courier New" w:cs="Courier New" w:hint="default"/>
+        <w:rFonts w:hint="default" w:ascii="Courier New" w:hAnsi="Courier New" w:cs="Courier New"/>
       </w:rPr>
     </w:lvl>
     <w:lvl w:ilvl="5" w:tplc="04090005" w:tentative="1">
@@ -7738,7 +9950,7 @@
         <w:ind w:left="5040" w:hanging="360"/>
       </w:pPr>
       <w:rPr>
-        <w:rFonts w:ascii="Wingdings" w:hAnsi="Wingdings" w:hint="default"/>
+        <w:rFonts w:hint="default" w:ascii="Wingdings" w:hAnsi="Wingdings"/>
       </w:rPr>
     </w:lvl>
     <w:lvl w:ilvl="6" w:tplc="04090001" w:tentative="1">
@@ -7750,7 +9962,7 @@
         <w:ind w:left="5760" w:hanging="360"/>
       </w:pPr>
       <w:rPr>
-        <w:rFonts w:ascii="Symbol" w:hAnsi="Symbol" w:hint="default"/>
+        <w:rFonts w:hint="default" w:ascii="Symbol" w:hAnsi="Symbol"/>
       </w:rPr>
     </w:lvl>
     <w:lvl w:ilvl="7" w:tplc="04090003" w:tentative="1">
@@ -7762,7 +9974,7 @@
         <w:ind w:left="6480" w:hanging="360"/>
       </w:pPr>
       <w:rPr>
-        <w:rFonts w:ascii="Courier New" w:hAnsi="Courier New" w:cs="Courier New" w:hint="default"/>
+        <w:rFonts w:hint="default" w:ascii="Courier New" w:hAnsi="Courier New" w:cs="Courier New"/>
       </w:rPr>
     </w:lvl>
     <w:lvl w:ilvl="8" w:tplc="04090005" w:tentative="1">
@@ -7774,7 +9986,7 @@
         <w:ind w:left="7200" w:hanging="360"/>
       </w:pPr>
       <w:rPr>
-        <w:rFonts w:ascii="Wingdings" w:hAnsi="Wingdings" w:hint="default"/>
+        <w:rFonts w:hint="default" w:ascii="Wingdings" w:hAnsi="Wingdings"/>
       </w:rPr>
     </w:lvl>
   </w:abstractNum>
@@ -7908,7 +10120,7 @@
         <w:ind w:left="720" w:hanging="360"/>
       </w:pPr>
       <w:rPr>
-        <w:rFonts w:ascii="Symbol" w:hAnsi="Symbol" w:hint="default"/>
+        <w:rFonts w:hint="default" w:ascii="Symbol" w:hAnsi="Symbol"/>
         <w:sz w:val="20"/>
       </w:rPr>
     </w:lvl>
@@ -7924,7 +10136,7 @@
         <w:ind w:left="1440" w:hanging="360"/>
       </w:pPr>
       <w:rPr>
-        <w:rFonts w:ascii="Courier New" w:hAnsi="Courier New" w:hint="default"/>
+        <w:rFonts w:hint="default" w:ascii="Courier New" w:hAnsi="Courier New"/>
         <w:sz w:val="20"/>
       </w:rPr>
     </w:lvl>
@@ -7940,7 +10152,7 @@
         <w:ind w:left="2160" w:hanging="360"/>
       </w:pPr>
       <w:rPr>
-        <w:rFonts w:ascii="Wingdings" w:hAnsi="Wingdings" w:hint="default"/>
+        <w:rFonts w:hint="default" w:ascii="Wingdings" w:hAnsi="Wingdings"/>
         <w:sz w:val="20"/>
       </w:rPr>
     </w:lvl>
@@ -7956,7 +10168,7 @@
         <w:ind w:left="2880" w:hanging="360"/>
       </w:pPr>
       <w:rPr>
-        <w:rFonts w:ascii="Wingdings" w:hAnsi="Wingdings" w:hint="default"/>
+        <w:rFonts w:hint="default" w:ascii="Wingdings" w:hAnsi="Wingdings"/>
         <w:sz w:val="20"/>
       </w:rPr>
     </w:lvl>
@@ -7972,7 +10184,7 @@
         <w:ind w:left="3600" w:hanging="360"/>
       </w:pPr>
       <w:rPr>
-        <w:rFonts w:ascii="Wingdings" w:hAnsi="Wingdings" w:hint="default"/>
+        <w:rFonts w:hint="default" w:ascii="Wingdings" w:hAnsi="Wingdings"/>
         <w:sz w:val="20"/>
       </w:rPr>
     </w:lvl>
@@ -7988,7 +10200,7 @@
         <w:ind w:left="4320" w:hanging="360"/>
       </w:pPr>
       <w:rPr>
-        <w:rFonts w:ascii="Wingdings" w:hAnsi="Wingdings" w:hint="default"/>
+        <w:rFonts w:hint="default" w:ascii="Wingdings" w:hAnsi="Wingdings"/>
         <w:sz w:val="20"/>
       </w:rPr>
     </w:lvl>
@@ -8004,7 +10216,7 @@
         <w:ind w:left="5040" w:hanging="360"/>
       </w:pPr>
       <w:rPr>
-        <w:rFonts w:ascii="Wingdings" w:hAnsi="Wingdings" w:hint="default"/>
+        <w:rFonts w:hint="default" w:ascii="Wingdings" w:hAnsi="Wingdings"/>
         <w:sz w:val="20"/>
       </w:rPr>
     </w:lvl>
@@ -8020,7 +10232,7 @@
         <w:ind w:left="5760" w:hanging="360"/>
       </w:pPr>
       <w:rPr>
-        <w:rFonts w:ascii="Wingdings" w:hAnsi="Wingdings" w:hint="default"/>
+        <w:rFonts w:hint="default" w:ascii="Wingdings" w:hAnsi="Wingdings"/>
         <w:sz w:val="20"/>
       </w:rPr>
     </w:lvl>
@@ -8036,7 +10248,7 @@
         <w:ind w:left="6480" w:hanging="360"/>
       </w:pPr>
       <w:rPr>
-        <w:rFonts w:ascii="Wingdings" w:hAnsi="Wingdings" w:hint="default"/>
+        <w:rFonts w:hint="default" w:ascii="Wingdings" w:hAnsi="Wingdings"/>
         <w:sz w:val="20"/>
       </w:rPr>
     </w:lvl>
@@ -8054,7 +10266,7 @@
         <w:ind w:left="1440" w:hanging="360"/>
       </w:pPr>
       <w:rPr>
-        <w:rFonts w:ascii="Symbol" w:hAnsi="Symbol" w:hint="default"/>
+        <w:rFonts w:hint="default" w:ascii="Symbol" w:hAnsi="Symbol"/>
       </w:rPr>
     </w:lvl>
     <w:lvl w:ilvl="1" w:tplc="04090003" w:tentative="1">
@@ -8066,7 +10278,7 @@
         <w:ind w:left="2160" w:hanging="360"/>
       </w:pPr>
       <w:rPr>
-        <w:rFonts w:ascii="Courier New" w:hAnsi="Courier New" w:cs="Courier New" w:hint="default"/>
+        <w:rFonts w:hint="default" w:ascii="Courier New" w:hAnsi="Courier New" w:cs="Courier New"/>
       </w:rPr>
     </w:lvl>
     <w:lvl w:ilvl="2" w:tplc="04090005" w:tentative="1">
@@ -8078,7 +10290,7 @@
         <w:ind w:left="2880" w:hanging="360"/>
       </w:pPr>
       <w:rPr>
-        <w:rFonts w:ascii="Wingdings" w:hAnsi="Wingdings" w:hint="default"/>
+        <w:rFonts w:hint="default" w:ascii="Wingdings" w:hAnsi="Wingdings"/>
       </w:rPr>
     </w:lvl>
     <w:lvl w:ilvl="3" w:tplc="04090001" w:tentative="1">
@@ -8090,7 +10302,7 @@
         <w:ind w:left="3600" w:hanging="360"/>
       </w:pPr>
       <w:rPr>
-        <w:rFonts w:ascii="Symbol" w:hAnsi="Symbol" w:hint="default"/>
+        <w:rFonts w:hint="default" w:ascii="Symbol" w:hAnsi="Symbol"/>
       </w:rPr>
     </w:lvl>
     <w:lvl w:ilvl="4" w:tplc="04090003" w:tentative="1">
@@ -8102,7 +10314,7 @@
         <w:ind w:left="4320" w:hanging="360"/>
       </w:pPr>
       <w:rPr>
-        <w:rFonts w:ascii="Courier New" w:hAnsi="Courier New" w:cs="Courier New" w:hint="default"/>
+        <w:rFonts w:hint="default" w:ascii="Courier New" w:hAnsi="Courier New" w:cs="Courier New"/>
       </w:rPr>
     </w:lvl>
     <w:lvl w:ilvl="5" w:tplc="04090005" w:tentative="1">
@@ -8114,7 +10326,7 @@
         <w:ind w:left="5040" w:hanging="360"/>
       </w:pPr>
       <w:rPr>
-        <w:rFonts w:ascii="Wingdings" w:hAnsi="Wingdings" w:hint="default"/>
+        <w:rFonts w:hint="default" w:ascii="Wingdings" w:hAnsi="Wingdings"/>
       </w:rPr>
     </w:lvl>
     <w:lvl w:ilvl="6" w:tplc="04090001" w:tentative="1">
@@ -8126,7 +10338,7 @@
         <w:ind w:left="5760" w:hanging="360"/>
       </w:pPr>
       <w:rPr>
-        <w:rFonts w:ascii="Symbol" w:hAnsi="Symbol" w:hint="default"/>
+        <w:rFonts w:hint="default" w:ascii="Symbol" w:hAnsi="Symbol"/>
       </w:rPr>
     </w:lvl>
     <w:lvl w:ilvl="7" w:tplc="04090003" w:tentative="1">
@@ -8138,7 +10350,7 @@
         <w:ind w:left="6480" w:hanging="360"/>
       </w:pPr>
       <w:rPr>
-        <w:rFonts w:ascii="Courier New" w:hAnsi="Courier New" w:cs="Courier New" w:hint="default"/>
+        <w:rFonts w:hint="default" w:ascii="Courier New" w:hAnsi="Courier New" w:cs="Courier New"/>
       </w:rPr>
     </w:lvl>
     <w:lvl w:ilvl="8" w:tplc="04090005" w:tentative="1">
@@ -8150,7 +10362,7 @@
         <w:ind w:left="7200" w:hanging="360"/>
       </w:pPr>
       <w:rPr>
-        <w:rFonts w:ascii="Wingdings" w:hAnsi="Wingdings" w:hint="default"/>
+        <w:rFonts w:hint="default" w:ascii="Wingdings" w:hAnsi="Wingdings"/>
       </w:rPr>
     </w:lvl>
   </w:abstractNum>
@@ -8167,7 +10379,7 @@
         <w:ind w:left="1440" w:hanging="360"/>
       </w:pPr>
       <w:rPr>
-        <w:rFonts w:ascii="Symbol" w:hAnsi="Symbol" w:hint="default"/>
+        <w:rFonts w:hint="default" w:ascii="Symbol" w:hAnsi="Symbol"/>
       </w:rPr>
     </w:lvl>
     <w:lvl w:ilvl="1" w:tplc="04090003" w:tentative="1">
@@ -8179,7 +10391,7 @@
         <w:ind w:left="2160" w:hanging="360"/>
       </w:pPr>
       <w:rPr>
-        <w:rFonts w:ascii="Courier New" w:hAnsi="Courier New" w:cs="Courier New" w:hint="default"/>
+        <w:rFonts w:hint="default" w:ascii="Courier New" w:hAnsi="Courier New" w:cs="Courier New"/>
       </w:rPr>
     </w:lvl>
     <w:lvl w:ilvl="2" w:tplc="04090005" w:tentative="1">
@@ -8191,7 +10403,7 @@
         <w:ind w:left="2880" w:hanging="360"/>
       </w:pPr>
       <w:rPr>
-        <w:rFonts w:ascii="Wingdings" w:hAnsi="Wingdings" w:hint="default"/>
+        <w:rFonts w:hint="default" w:ascii="Wingdings" w:hAnsi="Wingdings"/>
       </w:rPr>
     </w:lvl>
     <w:lvl w:ilvl="3" w:tplc="04090001" w:tentative="1">
@@ -8203,7 +10415,7 @@
         <w:ind w:left="3600" w:hanging="360"/>
       </w:pPr>
       <w:rPr>
-        <w:rFonts w:ascii="Symbol" w:hAnsi="Symbol" w:hint="default"/>
+        <w:rFonts w:hint="default" w:ascii="Symbol" w:hAnsi="Symbol"/>
       </w:rPr>
     </w:lvl>
     <w:lvl w:ilvl="4" w:tplc="04090003" w:tentative="1">
@@ -8215,7 +10427,7 @@
         <w:ind w:left="4320" w:hanging="360"/>
       </w:pPr>
       <w:rPr>
-        <w:rFonts w:ascii="Courier New" w:hAnsi="Courier New" w:cs="Courier New" w:hint="default"/>
+        <w:rFonts w:hint="default" w:ascii="Courier New" w:hAnsi="Courier New" w:cs="Courier New"/>
       </w:rPr>
     </w:lvl>
     <w:lvl w:ilvl="5" w:tplc="04090005" w:tentative="1">
@@ -8227,7 +10439,7 @@
         <w:ind w:left="5040" w:hanging="360"/>
       </w:pPr>
       <w:rPr>
-        <w:rFonts w:ascii="Wingdings" w:hAnsi="Wingdings" w:hint="default"/>
+        <w:rFonts w:hint="default" w:ascii="Wingdings" w:hAnsi="Wingdings"/>
       </w:rPr>
     </w:lvl>
     <w:lvl w:ilvl="6" w:tplc="04090001" w:tentative="1">
@@ -8239,7 +10451,7 @@
         <w:ind w:left="5760" w:hanging="360"/>
       </w:pPr>
       <w:rPr>
-        <w:rFonts w:ascii="Symbol" w:hAnsi="Symbol" w:hint="default"/>
+        <w:rFonts w:hint="default" w:ascii="Symbol" w:hAnsi="Symbol"/>
       </w:rPr>
     </w:lvl>
     <w:lvl w:ilvl="7" w:tplc="04090003" w:tentative="1">
@@ -8251,7 +10463,7 @@
         <w:ind w:left="6480" w:hanging="360"/>
       </w:pPr>
       <w:rPr>
-        <w:rFonts w:ascii="Courier New" w:hAnsi="Courier New" w:cs="Courier New" w:hint="default"/>
+        <w:rFonts w:hint="default" w:ascii="Courier New" w:hAnsi="Courier New" w:cs="Courier New"/>
       </w:rPr>
     </w:lvl>
     <w:lvl w:ilvl="8" w:tplc="04090005" w:tentative="1">
@@ -8263,7 +10475,7 @@
         <w:ind w:left="7200" w:hanging="360"/>
       </w:pPr>
       <w:rPr>
-        <w:rFonts w:ascii="Wingdings" w:hAnsi="Wingdings" w:hint="default"/>
+        <w:rFonts w:hint="default" w:ascii="Wingdings" w:hAnsi="Wingdings"/>
       </w:rPr>
     </w:lvl>
   </w:abstractNum>
@@ -8280,7 +10492,7 @@
         <w:ind w:left="1440" w:hanging="360"/>
       </w:pPr>
       <w:rPr>
-        <w:rFonts w:ascii="Symbol" w:hAnsi="Symbol" w:hint="default"/>
+        <w:rFonts w:hint="default" w:ascii="Symbol" w:hAnsi="Symbol"/>
       </w:rPr>
     </w:lvl>
     <w:lvl w:ilvl="1" w:tplc="04090003" w:tentative="1">
@@ -8292,7 +10504,7 @@
         <w:ind w:left="2160" w:hanging="360"/>
       </w:pPr>
       <w:rPr>
-        <w:rFonts w:ascii="Courier New" w:hAnsi="Courier New" w:cs="Courier New" w:hint="default"/>
+        <w:rFonts w:hint="default" w:ascii="Courier New" w:hAnsi="Courier New" w:cs="Courier New"/>
       </w:rPr>
     </w:lvl>
     <w:lvl w:ilvl="2" w:tplc="04090005" w:tentative="1">
@@ -8304,7 +10516,7 @@
         <w:ind w:left="2880" w:hanging="360"/>
       </w:pPr>
       <w:rPr>
-        <w:rFonts w:ascii="Wingdings" w:hAnsi="Wingdings" w:hint="default"/>
+        <w:rFonts w:hint="default" w:ascii="Wingdings" w:hAnsi="Wingdings"/>
       </w:rPr>
     </w:lvl>
     <w:lvl w:ilvl="3" w:tplc="04090001" w:tentative="1">
@@ -8316,7 +10528,7 @@
         <w:ind w:left="3600" w:hanging="360"/>
       </w:pPr>
       <w:rPr>
-        <w:rFonts w:ascii="Symbol" w:hAnsi="Symbol" w:hint="default"/>
+        <w:rFonts w:hint="default" w:ascii="Symbol" w:hAnsi="Symbol"/>
       </w:rPr>
     </w:lvl>
     <w:lvl w:ilvl="4" w:tplc="04090003" w:tentative="1">
@@ -8328,7 +10540,7 @@
         <w:ind w:left="4320" w:hanging="360"/>
       </w:pPr>
       <w:rPr>
-        <w:rFonts w:ascii="Courier New" w:hAnsi="Courier New" w:cs="Courier New" w:hint="default"/>
+        <w:rFonts w:hint="default" w:ascii="Courier New" w:hAnsi="Courier New" w:cs="Courier New"/>
       </w:rPr>
     </w:lvl>
     <w:lvl w:ilvl="5" w:tplc="04090005" w:tentative="1">
@@ -8340,7 +10552,7 @@
         <w:ind w:left="5040" w:hanging="360"/>
       </w:pPr>
       <w:rPr>
-        <w:rFonts w:ascii="Wingdings" w:hAnsi="Wingdings" w:hint="default"/>
+        <w:rFonts w:hint="default" w:ascii="Wingdings" w:hAnsi="Wingdings"/>
       </w:rPr>
     </w:lvl>
     <w:lvl w:ilvl="6" w:tplc="04090001" w:tentative="1">
@@ -8352,7 +10564,7 @@
         <w:ind w:left="5760" w:hanging="360"/>
       </w:pPr>
       <w:rPr>
-        <w:rFonts w:ascii="Symbol" w:hAnsi="Symbol" w:hint="default"/>
+        <w:rFonts w:hint="default" w:ascii="Symbol" w:hAnsi="Symbol"/>
       </w:rPr>
     </w:lvl>
     <w:lvl w:ilvl="7" w:tplc="04090003" w:tentative="1">
@@ -8364,7 +10576,7 @@
         <w:ind w:left="6480" w:hanging="360"/>
       </w:pPr>
       <w:rPr>
-        <w:rFonts w:ascii="Courier New" w:hAnsi="Courier New" w:cs="Courier New" w:hint="default"/>
+        <w:rFonts w:hint="default" w:ascii="Courier New" w:hAnsi="Courier New" w:cs="Courier New"/>
       </w:rPr>
     </w:lvl>
     <w:lvl w:ilvl="8" w:tplc="04090005" w:tentative="1">
@@ -8376,7 +10588,7 @@
         <w:ind w:left="7200" w:hanging="360"/>
       </w:pPr>
       <w:rPr>
-        <w:rFonts w:ascii="Wingdings" w:hAnsi="Wingdings" w:hint="default"/>
+        <w:rFonts w:hint="default" w:ascii="Wingdings" w:hAnsi="Wingdings"/>
       </w:rPr>
     </w:lvl>
   </w:abstractNum>
@@ -8393,7 +10605,7 @@
         <w:ind w:left="1440" w:hanging="360"/>
       </w:pPr>
       <w:rPr>
-        <w:rFonts w:ascii="Symbol" w:hAnsi="Symbol" w:hint="default"/>
+        <w:rFonts w:hint="default" w:ascii="Symbol" w:hAnsi="Symbol"/>
       </w:rPr>
     </w:lvl>
     <w:lvl w:ilvl="1" w:tplc="04090003" w:tentative="1">
@@ -8405,7 +10617,7 @@
         <w:ind w:left="2160" w:hanging="360"/>
       </w:pPr>
       <w:rPr>
-        <w:rFonts w:ascii="Courier New" w:hAnsi="Courier New" w:cs="Courier New" w:hint="default"/>
+        <w:rFonts w:hint="default" w:ascii="Courier New" w:hAnsi="Courier New" w:cs="Courier New"/>
       </w:rPr>
     </w:lvl>
     <w:lvl w:ilvl="2" w:tplc="04090005" w:tentative="1">
@@ -8417,7 +10629,7 @@
         <w:ind w:left="2880" w:hanging="360"/>
       </w:pPr>
       <w:rPr>
-        <w:rFonts w:ascii="Wingdings" w:hAnsi="Wingdings" w:hint="default"/>
+        <w:rFonts w:hint="default" w:ascii="Wingdings" w:hAnsi="Wingdings"/>
       </w:rPr>
     </w:lvl>
     <w:lvl w:ilvl="3" w:tplc="04090001" w:tentative="1">
@@ -8429,7 +10641,7 @@
         <w:ind w:left="3600" w:hanging="360"/>
       </w:pPr>
       <w:rPr>
-        <w:rFonts w:ascii="Symbol" w:hAnsi="Symbol" w:hint="default"/>
+        <w:rFonts w:hint="default" w:ascii="Symbol" w:hAnsi="Symbol"/>
       </w:rPr>
     </w:lvl>
     <w:lvl w:ilvl="4" w:tplc="04090003" w:tentative="1">
@@ -8441,7 +10653,7 @@
         <w:ind w:left="4320" w:hanging="360"/>
       </w:pPr>
       <w:rPr>
-        <w:rFonts w:ascii="Courier New" w:hAnsi="Courier New" w:cs="Courier New" w:hint="default"/>
+        <w:rFonts w:hint="default" w:ascii="Courier New" w:hAnsi="Courier New" w:cs="Courier New"/>
       </w:rPr>
     </w:lvl>
     <w:lvl w:ilvl="5" w:tplc="04090005" w:tentative="1">
@@ -8453,7 +10665,7 @@
         <w:ind w:left="5040" w:hanging="360"/>
       </w:pPr>
       <w:rPr>
-        <w:rFonts w:ascii="Wingdings" w:hAnsi="Wingdings" w:hint="default"/>
+        <w:rFonts w:hint="default" w:ascii="Wingdings" w:hAnsi="Wingdings"/>
       </w:rPr>
     </w:lvl>
     <w:lvl w:ilvl="6" w:tplc="04090001" w:tentative="1">
@@ -8465,7 +10677,7 @@
         <w:ind w:left="5760" w:hanging="360"/>
       </w:pPr>
       <w:rPr>
-        <w:rFonts w:ascii="Symbol" w:hAnsi="Symbol" w:hint="default"/>
+        <w:rFonts w:hint="default" w:ascii="Symbol" w:hAnsi="Symbol"/>
       </w:rPr>
     </w:lvl>
     <w:lvl w:ilvl="7" w:tplc="04090003" w:tentative="1">
@@ -8477,7 +10689,7 @@
         <w:ind w:left="6480" w:hanging="360"/>
       </w:pPr>
       <w:rPr>
-        <w:rFonts w:ascii="Courier New" w:hAnsi="Courier New" w:cs="Courier New" w:hint="default"/>
+        <w:rFonts w:hint="default" w:ascii="Courier New" w:hAnsi="Courier New" w:cs="Courier New"/>
       </w:rPr>
     </w:lvl>
     <w:lvl w:ilvl="8" w:tplc="04090005" w:tentative="1">
@@ -8489,7 +10701,7 @@
         <w:ind w:left="7200" w:hanging="360"/>
       </w:pPr>
       <w:rPr>
-        <w:rFonts w:ascii="Wingdings" w:hAnsi="Wingdings" w:hint="default"/>
+        <w:rFonts w:hint="default" w:ascii="Wingdings" w:hAnsi="Wingdings"/>
       </w:rPr>
     </w:lvl>
   </w:abstractNum>
@@ -8506,7 +10718,7 @@
         <w:ind w:left="1440" w:hanging="360"/>
       </w:pPr>
       <w:rPr>
-        <w:rFonts w:ascii="Symbol" w:hAnsi="Symbol" w:hint="default"/>
+        <w:rFonts w:hint="default" w:ascii="Symbol" w:hAnsi="Symbol"/>
       </w:rPr>
     </w:lvl>
     <w:lvl w:ilvl="1" w:tplc="04090003" w:tentative="1">
@@ -8518,7 +10730,7 @@
         <w:ind w:left="2160" w:hanging="360"/>
       </w:pPr>
       <w:rPr>
-        <w:rFonts w:ascii="Courier New" w:hAnsi="Courier New" w:cs="Courier New" w:hint="default"/>
+        <w:rFonts w:hint="default" w:ascii="Courier New" w:hAnsi="Courier New" w:cs="Courier New"/>
       </w:rPr>
     </w:lvl>
     <w:lvl w:ilvl="2" w:tplc="04090005" w:tentative="1">
@@ -8530,7 +10742,7 @@
         <w:ind w:left="2880" w:hanging="360"/>
       </w:pPr>
       <w:rPr>
-        <w:rFonts w:ascii="Wingdings" w:hAnsi="Wingdings" w:hint="default"/>
+        <w:rFonts w:hint="default" w:ascii="Wingdings" w:hAnsi="Wingdings"/>
       </w:rPr>
     </w:lvl>
     <w:lvl w:ilvl="3" w:tplc="04090001" w:tentative="1">
@@ -8542,7 +10754,7 @@
         <w:ind w:left="3600" w:hanging="360"/>
       </w:pPr>
       <w:rPr>
-        <w:rFonts w:ascii="Symbol" w:hAnsi="Symbol" w:hint="default"/>
+        <w:rFonts w:hint="default" w:ascii="Symbol" w:hAnsi="Symbol"/>
       </w:rPr>
     </w:lvl>
     <w:lvl w:ilvl="4" w:tplc="04090003" w:tentative="1">
@@ -8554,7 +10766,7 @@
         <w:ind w:left="4320" w:hanging="360"/>
       </w:pPr>
       <w:rPr>
-        <w:rFonts w:ascii="Courier New" w:hAnsi="Courier New" w:cs="Courier New" w:hint="default"/>
+        <w:rFonts w:hint="default" w:ascii="Courier New" w:hAnsi="Courier New" w:cs="Courier New"/>
       </w:rPr>
     </w:lvl>
     <w:lvl w:ilvl="5" w:tplc="04090005" w:tentative="1">
@@ -8566,7 +10778,7 @@
         <w:ind w:left="5040" w:hanging="360"/>
       </w:pPr>
       <w:rPr>
-        <w:rFonts w:ascii="Wingdings" w:hAnsi="Wingdings" w:hint="default"/>
+        <w:rFonts w:hint="default" w:ascii="Wingdings" w:hAnsi="Wingdings"/>
       </w:rPr>
     </w:lvl>
     <w:lvl w:ilvl="6" w:tplc="04090001" w:tentative="1">
@@ -8578,7 +10790,7 @@
         <w:ind w:left="5760" w:hanging="360"/>
       </w:pPr>
       <w:rPr>
-        <w:rFonts w:ascii="Symbol" w:hAnsi="Symbol" w:hint="default"/>
+        <w:rFonts w:hint="default" w:ascii="Symbol" w:hAnsi="Symbol"/>
       </w:rPr>
     </w:lvl>
     <w:lvl w:ilvl="7" w:tplc="04090003" w:tentative="1">
@@ -8590,7 +10802,7 @@
         <w:ind w:left="6480" w:hanging="360"/>
       </w:pPr>
       <w:rPr>
-        <w:rFonts w:ascii="Courier New" w:hAnsi="Courier New" w:cs="Courier New" w:hint="default"/>
+        <w:rFonts w:hint="default" w:ascii="Courier New" w:hAnsi="Courier New" w:cs="Courier New"/>
       </w:rPr>
     </w:lvl>
     <w:lvl w:ilvl="8" w:tplc="04090005" w:tentative="1">
@@ -8602,7 +10814,7 @@
         <w:ind w:left="7200" w:hanging="360"/>
       </w:pPr>
       <w:rPr>
-        <w:rFonts w:ascii="Wingdings" w:hAnsi="Wingdings" w:hint="default"/>
+        <w:rFonts w:hint="default" w:ascii="Wingdings" w:hAnsi="Wingdings"/>
       </w:rPr>
     </w:lvl>
   </w:abstractNum>
@@ -8622,7 +10834,7 @@
         <w:ind w:left="720" w:hanging="360"/>
       </w:pPr>
       <w:rPr>
-        <w:rFonts w:ascii="Symbol" w:hAnsi="Symbol" w:hint="default"/>
+        <w:rFonts w:hint="default" w:ascii="Symbol" w:hAnsi="Symbol"/>
         <w:sz w:val="20"/>
       </w:rPr>
     </w:lvl>
@@ -8638,7 +10850,7 @@
         <w:ind w:left="1440" w:hanging="360"/>
       </w:pPr>
       <w:rPr>
-        <w:rFonts w:ascii="Courier New" w:hAnsi="Courier New" w:hint="default"/>
+        <w:rFonts w:hint="default" w:ascii="Courier New" w:hAnsi="Courier New"/>
         <w:sz w:val="20"/>
       </w:rPr>
     </w:lvl>
@@ -8654,7 +10866,7 @@
         <w:ind w:left="2160" w:hanging="360"/>
       </w:pPr>
       <w:rPr>
-        <w:rFonts w:ascii="Wingdings" w:hAnsi="Wingdings" w:hint="default"/>
+        <w:rFonts w:hint="default" w:ascii="Wingdings" w:hAnsi="Wingdings"/>
         <w:sz w:val="20"/>
       </w:rPr>
     </w:lvl>
@@ -8670,7 +10882,7 @@
         <w:ind w:left="2880" w:hanging="360"/>
       </w:pPr>
       <w:rPr>
-        <w:rFonts w:ascii="Wingdings" w:hAnsi="Wingdings" w:hint="default"/>
+        <w:rFonts w:hint="default" w:ascii="Wingdings" w:hAnsi="Wingdings"/>
         <w:sz w:val="20"/>
       </w:rPr>
     </w:lvl>
@@ -8686,7 +10898,7 @@
         <w:ind w:left="3600" w:hanging="360"/>
       </w:pPr>
       <w:rPr>
-        <w:rFonts w:ascii="Wingdings" w:hAnsi="Wingdings" w:hint="default"/>
+        <w:rFonts w:hint="default" w:ascii="Wingdings" w:hAnsi="Wingdings"/>
         <w:sz w:val="20"/>
       </w:rPr>
     </w:lvl>
@@ -8702,7 +10914,7 @@
         <w:ind w:left="4320" w:hanging="360"/>
       </w:pPr>
       <w:rPr>
-        <w:rFonts w:ascii="Wingdings" w:hAnsi="Wingdings" w:hint="default"/>
+        <w:rFonts w:hint="default" w:ascii="Wingdings" w:hAnsi="Wingdings"/>
         <w:sz w:val="20"/>
       </w:rPr>
     </w:lvl>
@@ -8718,7 +10930,7 @@
         <w:ind w:left="5040" w:hanging="360"/>
       </w:pPr>
       <w:rPr>
-        <w:rFonts w:ascii="Wingdings" w:hAnsi="Wingdings" w:hint="default"/>
+        <w:rFonts w:hint="default" w:ascii="Wingdings" w:hAnsi="Wingdings"/>
         <w:sz w:val="20"/>
       </w:rPr>
     </w:lvl>
@@ -8734,7 +10946,7 @@
         <w:ind w:left="5760" w:hanging="360"/>
       </w:pPr>
       <w:rPr>
-        <w:rFonts w:ascii="Wingdings" w:hAnsi="Wingdings" w:hint="default"/>
+        <w:rFonts w:hint="default" w:ascii="Wingdings" w:hAnsi="Wingdings"/>
         <w:sz w:val="20"/>
       </w:rPr>
     </w:lvl>
@@ -8750,7 +10962,7 @@
         <w:ind w:left="6480" w:hanging="360"/>
       </w:pPr>
       <w:rPr>
-        <w:rFonts w:ascii="Wingdings" w:hAnsi="Wingdings" w:hint="default"/>
+        <w:rFonts w:hint="default" w:ascii="Wingdings" w:hAnsi="Wingdings"/>
         <w:sz w:val="20"/>
       </w:rPr>
     </w:lvl>
@@ -8771,7 +10983,7 @@
         <w:ind w:left="720" w:hanging="360"/>
       </w:pPr>
       <w:rPr>
-        <w:rFonts w:ascii="Symbol" w:hAnsi="Symbol" w:hint="default"/>
+        <w:rFonts w:hint="default" w:ascii="Symbol" w:hAnsi="Symbol"/>
         <w:sz w:val="20"/>
       </w:rPr>
     </w:lvl>
@@ -8787,7 +10999,7 @@
         <w:ind w:left="1440" w:hanging="360"/>
       </w:pPr>
       <w:rPr>
-        <w:rFonts w:ascii="Courier New" w:hAnsi="Courier New" w:hint="default"/>
+        <w:rFonts w:hint="default" w:ascii="Courier New" w:hAnsi="Courier New"/>
         <w:sz w:val="20"/>
       </w:rPr>
     </w:lvl>
@@ -8803,7 +11015,7 @@
         <w:ind w:left="2160" w:hanging="360"/>
       </w:pPr>
       <w:rPr>
-        <w:rFonts w:ascii="Wingdings" w:hAnsi="Wingdings" w:hint="default"/>
+        <w:rFonts w:hint="default" w:ascii="Wingdings" w:hAnsi="Wingdings"/>
         <w:sz w:val="20"/>
       </w:rPr>
     </w:lvl>
@@ -8819,7 +11031,7 @@
         <w:ind w:left="2880" w:hanging="360"/>
       </w:pPr>
       <w:rPr>
-        <w:rFonts w:ascii="Wingdings" w:hAnsi="Wingdings" w:hint="default"/>
+        <w:rFonts w:hint="default" w:ascii="Wingdings" w:hAnsi="Wingdings"/>
         <w:sz w:val="20"/>
       </w:rPr>
     </w:lvl>
@@ -8835,7 +11047,7 @@
         <w:ind w:left="3600" w:hanging="360"/>
       </w:pPr>
       <w:rPr>
-        <w:rFonts w:ascii="Wingdings" w:hAnsi="Wingdings" w:hint="default"/>
+        <w:rFonts w:hint="default" w:ascii="Wingdings" w:hAnsi="Wingdings"/>
         <w:sz w:val="20"/>
       </w:rPr>
     </w:lvl>
@@ -8851,7 +11063,7 @@
         <w:ind w:left="4320" w:hanging="360"/>
       </w:pPr>
       <w:rPr>
-        <w:rFonts w:ascii="Wingdings" w:hAnsi="Wingdings" w:hint="default"/>
+        <w:rFonts w:hint="default" w:ascii="Wingdings" w:hAnsi="Wingdings"/>
         <w:sz w:val="20"/>
       </w:rPr>
     </w:lvl>
@@ -8867,7 +11079,7 @@
         <w:ind w:left="5040" w:hanging="360"/>
       </w:pPr>
       <w:rPr>
-        <w:rFonts w:ascii="Wingdings" w:hAnsi="Wingdings" w:hint="default"/>
+        <w:rFonts w:hint="default" w:ascii="Wingdings" w:hAnsi="Wingdings"/>
         <w:sz w:val="20"/>
       </w:rPr>
     </w:lvl>
@@ -8883,7 +11095,7 @@
         <w:ind w:left="5760" w:hanging="360"/>
       </w:pPr>
       <w:rPr>
-        <w:rFonts w:ascii="Wingdings" w:hAnsi="Wingdings" w:hint="default"/>
+        <w:rFonts w:hint="default" w:ascii="Wingdings" w:hAnsi="Wingdings"/>
         <w:sz w:val="20"/>
       </w:rPr>
     </w:lvl>
@@ -8899,7 +11111,7 @@
         <w:ind w:left="6480" w:hanging="360"/>
       </w:pPr>
       <w:rPr>
-        <w:rFonts w:ascii="Wingdings" w:hAnsi="Wingdings" w:hint="default"/>
+        <w:rFonts w:hint="default" w:ascii="Wingdings" w:hAnsi="Wingdings"/>
         <w:sz w:val="20"/>
       </w:rPr>
     </w:lvl>
@@ -8917,7 +11129,7 @@
         <w:ind w:left="1440" w:hanging="360"/>
       </w:pPr>
       <w:rPr>
-        <w:rFonts w:ascii="Symbol" w:hAnsi="Symbol" w:hint="default"/>
+        <w:rFonts w:hint="default" w:ascii="Symbol" w:hAnsi="Symbol"/>
       </w:rPr>
     </w:lvl>
     <w:lvl w:ilvl="1" w:tplc="04090003" w:tentative="1">
@@ -8929,7 +11141,7 @@
         <w:ind w:left="2160" w:hanging="360"/>
       </w:pPr>
       <w:rPr>
-        <w:rFonts w:ascii="Courier New" w:hAnsi="Courier New" w:cs="Courier New" w:hint="default"/>
+        <w:rFonts w:hint="default" w:ascii="Courier New" w:hAnsi="Courier New" w:cs="Courier New"/>
       </w:rPr>
     </w:lvl>
     <w:lvl w:ilvl="2" w:tplc="04090005" w:tentative="1">
@@ -8941,7 +11153,7 @@
         <w:ind w:left="2880" w:hanging="360"/>
       </w:pPr>
       <w:rPr>
-        <w:rFonts w:ascii="Wingdings" w:hAnsi="Wingdings" w:hint="default"/>
+        <w:rFonts w:hint="default" w:ascii="Wingdings" w:hAnsi="Wingdings"/>
       </w:rPr>
     </w:lvl>
     <w:lvl w:ilvl="3" w:tplc="04090001" w:tentative="1">
@@ -8953,7 +11165,7 @@
         <w:ind w:left="3600" w:hanging="360"/>
       </w:pPr>
       <w:rPr>
-        <w:rFonts w:ascii="Symbol" w:hAnsi="Symbol" w:hint="default"/>
+        <w:rFonts w:hint="default" w:ascii="Symbol" w:hAnsi="Symbol"/>
       </w:rPr>
     </w:lvl>
     <w:lvl w:ilvl="4" w:tplc="04090003" w:tentative="1">
@@ -8965,7 +11177,7 @@
         <w:ind w:left="4320" w:hanging="360"/>
       </w:pPr>
       <w:rPr>
-        <w:rFonts w:ascii="Courier New" w:hAnsi="Courier New" w:cs="Courier New" w:hint="default"/>
+        <w:rFonts w:hint="default" w:ascii="Courier New" w:hAnsi="Courier New" w:cs="Courier New"/>
       </w:rPr>
     </w:lvl>
     <w:lvl w:ilvl="5" w:tplc="04090005" w:tentative="1">
@@ -8977,7 +11189,7 @@
         <w:ind w:left="5040" w:hanging="360"/>
       </w:pPr>
       <w:rPr>
-        <w:rFonts w:ascii="Wingdings" w:hAnsi="Wingdings" w:hint="default"/>
+        <w:rFonts w:hint="default" w:ascii="Wingdings" w:hAnsi="Wingdings"/>
       </w:rPr>
     </w:lvl>
     <w:lvl w:ilvl="6" w:tplc="04090001" w:tentative="1">
@@ -8989,7 +11201,7 @@
         <w:ind w:left="5760" w:hanging="360"/>
       </w:pPr>
       <w:rPr>
-        <w:rFonts w:ascii="Symbol" w:hAnsi="Symbol" w:hint="default"/>
+        <w:rFonts w:hint="default" w:ascii="Symbol" w:hAnsi="Symbol"/>
       </w:rPr>
     </w:lvl>
     <w:lvl w:ilvl="7" w:tplc="04090003" w:tentative="1">
@@ -9001,7 +11213,7 @@
         <w:ind w:left="6480" w:hanging="360"/>
       </w:pPr>
       <w:rPr>
-        <w:rFonts w:ascii="Courier New" w:hAnsi="Courier New" w:cs="Courier New" w:hint="default"/>
+        <w:rFonts w:hint="default" w:ascii="Courier New" w:hAnsi="Courier New" w:cs="Courier New"/>
       </w:rPr>
     </w:lvl>
     <w:lvl w:ilvl="8" w:tplc="04090005" w:tentative="1">
@@ -9013,7 +11225,7 @@
         <w:ind w:left="7200" w:hanging="360"/>
       </w:pPr>
       <w:rPr>
-        <w:rFonts w:ascii="Wingdings" w:hAnsi="Wingdings" w:hint="default"/>
+        <w:rFonts w:hint="default" w:ascii="Wingdings" w:hAnsi="Wingdings"/>
       </w:rPr>
     </w:lvl>
   </w:abstractNum>
@@ -9186,11 +11398,11 @@
 </file>
 
 <file path=word/styles.xml><?xml version="1.0" encoding="utf-8"?>
-<w:styles xmlns:mc="http://schemas.openxmlformats.org/markup-compatibility/2006" xmlns:r="http://schemas.openxmlformats.org/officeDocument/2006/relationships" xmlns:w="http://schemas.openxmlformats.org/wordprocessingml/2006/main" xmlns:w14="http://schemas.microsoft.com/office/word/2010/wordml" xmlns:w15="http://schemas.microsoft.com/office/word/2012/wordml" xmlns:w16cid="http://schemas.microsoft.com/office/word/2016/wordml/cid" xmlns:w16se="http://schemas.microsoft.com/office/word/2015/wordml/symex" mc:Ignorable="w14 w15 w16se w16cid">
+<w:styles xmlns:wp14="http://schemas.microsoft.com/office/word/2010/wordprocessingDrawing" xmlns:mc="http://schemas.openxmlformats.org/markup-compatibility/2006" xmlns:r="http://schemas.openxmlformats.org/officeDocument/2006/relationships" xmlns:w="http://schemas.openxmlformats.org/wordprocessingml/2006/main" xmlns:w14="http://schemas.microsoft.com/office/word/2010/wordml" xmlns:w15="http://schemas.microsoft.com/office/word/2012/wordml" xmlns:w16cid="http://schemas.microsoft.com/office/word/2016/wordml/cid" xmlns:w16se="http://schemas.microsoft.com/office/word/2015/wordml/symex" mc:Ignorable="w14 w15 w16se w16cid wp14">
   <w:docDefaults>
     <w:rPrDefault>
       <w:rPr>
-        <w:rFonts w:ascii="Times New Roman" w:eastAsiaTheme="minorHAnsi" w:hAnsi="Times New Roman" w:cs="Arial"/>
+        <w:rFonts w:ascii="Times New Roman" w:hAnsi="Times New Roman" w:cs="Arial" w:eastAsiaTheme="minorHAnsi"/>
         <w:sz w:val="26"/>
         <w:szCs w:val="26"/>
         <w:lang w:val="en-US" w:eastAsia="en-US" w:bidi="ar-SA"/>
@@ -9205,14 +11417,14 @@
   <w:latentStyles w:defLockedState="0" w:defUIPriority="99" w:defSemiHidden="0" w:defUnhideWhenUsed="0" w:defQFormat="0" w:count="375">
     <w:lsdException w:name="Normal" w:uiPriority="0" w:qFormat="1"/>
     <w:lsdException w:name="heading 1" w:uiPriority="9" w:qFormat="1"/>
-    <w:lsdException w:name="heading 2" w:semiHidden="1" w:uiPriority="9" w:unhideWhenUsed="1" w:qFormat="1"/>
-    <w:lsdException w:name="heading 3" w:semiHidden="1" w:uiPriority="9" w:unhideWhenUsed="1" w:qFormat="1"/>
-    <w:lsdException w:name="heading 4" w:semiHidden="1" w:uiPriority="9" w:unhideWhenUsed="1" w:qFormat="1"/>
-    <w:lsdException w:name="heading 5" w:semiHidden="1" w:uiPriority="9" w:unhideWhenUsed="1" w:qFormat="1"/>
-    <w:lsdException w:name="heading 6" w:semiHidden="1" w:uiPriority="9" w:unhideWhenUsed="1" w:qFormat="1"/>
-    <w:lsdException w:name="heading 7" w:semiHidden="1" w:uiPriority="9" w:unhideWhenUsed="1" w:qFormat="1"/>
-    <w:lsdException w:name="heading 8" w:semiHidden="1" w:uiPriority="9" w:unhideWhenUsed="1" w:qFormat="1"/>
-    <w:lsdException w:name="heading 9" w:semiHidden="1" w:uiPriority="9" w:unhideWhenUsed="1" w:qFormat="1"/>
+    <w:lsdException w:name="heading 2" w:uiPriority="9" w:semiHidden="1" w:unhideWhenUsed="1" w:qFormat="1"/>
+    <w:lsdException w:name="heading 3" w:uiPriority="9" w:semiHidden="1" w:unhideWhenUsed="1" w:qFormat="1"/>
+    <w:lsdException w:name="heading 4" w:uiPriority="9" w:semiHidden="1" w:unhideWhenUsed="1" w:qFormat="1"/>
+    <w:lsdException w:name="heading 5" w:uiPriority="9" w:semiHidden="1" w:unhideWhenUsed="1" w:qFormat="1"/>
+    <w:lsdException w:name="heading 6" w:uiPriority="9" w:semiHidden="1" w:unhideWhenUsed="1" w:qFormat="1"/>
+    <w:lsdException w:name="heading 7" w:uiPriority="9" w:semiHidden="1" w:unhideWhenUsed="1" w:qFormat="1"/>
+    <w:lsdException w:name="heading 8" w:uiPriority="9" w:semiHidden="1" w:unhideWhenUsed="1" w:qFormat="1"/>
+    <w:lsdException w:name="heading 9" w:uiPriority="9" w:semiHidden="1" w:unhideWhenUsed="1" w:qFormat="1"/>
     <w:lsdException w:name="index 1" w:semiHidden="1" w:unhideWhenUsed="1"/>
     <w:lsdException w:name="index 2" w:semiHidden="1" w:unhideWhenUsed="1"/>
     <w:lsdException w:name="index 3" w:semiHidden="1" w:unhideWhenUsed="1"/>
@@ -9222,22 +11434,22 @@
     <w:lsdException w:name="index 7" w:semiHidden="1" w:unhideWhenUsed="1"/>
     <w:lsdException w:name="index 8" w:semiHidden="1" w:unhideWhenUsed="1"/>
     <w:lsdException w:name="index 9" w:semiHidden="1" w:unhideWhenUsed="1"/>
-    <w:lsdException w:name="toc 1" w:semiHidden="1" w:uiPriority="39" w:unhideWhenUsed="1"/>
-    <w:lsdException w:name="toc 2" w:semiHidden="1" w:uiPriority="39" w:unhideWhenUsed="1"/>
-    <w:lsdException w:name="toc 3" w:semiHidden="1" w:uiPriority="39" w:unhideWhenUsed="1"/>
-    <w:lsdException w:name="toc 4" w:semiHidden="1" w:uiPriority="39" w:unhideWhenUsed="1"/>
-    <w:lsdException w:name="toc 5" w:semiHidden="1" w:uiPriority="39" w:unhideWhenUsed="1"/>
-    <w:lsdException w:name="toc 6" w:semiHidden="1" w:uiPriority="39" w:unhideWhenUsed="1"/>
-    <w:lsdException w:name="toc 7" w:semiHidden="1" w:uiPriority="39" w:unhideWhenUsed="1"/>
-    <w:lsdException w:name="toc 8" w:semiHidden="1" w:uiPriority="39" w:unhideWhenUsed="1"/>
-    <w:lsdException w:name="toc 9" w:semiHidden="1" w:uiPriority="39" w:unhideWhenUsed="1"/>
+    <w:lsdException w:name="toc 1" w:uiPriority="39" w:semiHidden="1" w:unhideWhenUsed="1"/>
+    <w:lsdException w:name="toc 2" w:uiPriority="39" w:semiHidden="1" w:unhideWhenUsed="1"/>
+    <w:lsdException w:name="toc 3" w:uiPriority="39" w:semiHidden="1" w:unhideWhenUsed="1"/>
+    <w:lsdException w:name="toc 4" w:uiPriority="39" w:semiHidden="1" w:unhideWhenUsed="1"/>
+    <w:lsdException w:name="toc 5" w:uiPriority="39" w:semiHidden="1" w:unhideWhenUsed="1"/>
+    <w:lsdException w:name="toc 6" w:uiPriority="39" w:semiHidden="1" w:unhideWhenUsed="1"/>
+    <w:lsdException w:name="toc 7" w:uiPriority="39" w:semiHidden="1" w:unhideWhenUsed="1"/>
+    <w:lsdException w:name="toc 8" w:uiPriority="39" w:semiHidden="1" w:unhideWhenUsed="1"/>
+    <w:lsdException w:name="toc 9" w:uiPriority="39" w:semiHidden="1" w:unhideWhenUsed="1"/>
     <w:lsdException w:name="Normal Indent" w:semiHidden="1" w:unhideWhenUsed="1"/>
     <w:lsdException w:name="footnote text" w:semiHidden="1" w:unhideWhenUsed="1"/>
     <w:lsdException w:name="annotation text" w:semiHidden="1" w:unhideWhenUsed="1"/>
     <w:lsdException w:name="header" w:semiHidden="1" w:unhideWhenUsed="1"/>
     <w:lsdException w:name="footer" w:semiHidden="1" w:unhideWhenUsed="1"/>
     <w:lsdException w:name="index heading" w:semiHidden="1" w:unhideWhenUsed="1"/>
-    <w:lsdException w:name="caption" w:semiHidden="1" w:uiPriority="35" w:unhideWhenUsed="1" w:qFormat="1"/>
+    <w:lsdException w:name="caption" w:uiPriority="35" w:semiHidden="1" w:unhideWhenUsed="1" w:qFormat="1"/>
     <w:lsdException w:name="table of figures" w:semiHidden="1" w:unhideWhenUsed="1"/>
     <w:lsdException w:name="envelope address" w:semiHidden="1" w:unhideWhenUsed="1"/>
     <w:lsdException w:name="envelope return" w:semiHidden="1" w:unhideWhenUsed="1"/>
@@ -9268,7 +11480,7 @@
     <w:lsdException w:name="Title" w:uiPriority="10" w:qFormat="1"/>
     <w:lsdException w:name="Closing" w:semiHidden="1" w:unhideWhenUsed="1"/>
     <w:lsdException w:name="Signature" w:semiHidden="1" w:unhideWhenUsed="1"/>
-    <w:lsdException w:name="Default Paragraph Font" w:semiHidden="1" w:uiPriority="1" w:unhideWhenUsed="1"/>
+    <w:lsdException w:name="Default Paragraph Font" w:uiPriority="1" w:semiHidden="1" w:unhideWhenUsed="1"/>
     <w:lsdException w:name="Body Text" w:semiHidden="1" w:unhideWhenUsed="1"/>
     <w:lsdException w:name="Body Text Indent" w:semiHidden="1" w:unhideWhenUsed="1"/>
     <w:lsdException w:name="List Continue" w:semiHidden="1" w:unhideWhenUsed="1"/>
@@ -9468,8 +11680,8 @@
     <w:lsdException w:name="Subtle Reference" w:uiPriority="31" w:qFormat="1"/>
     <w:lsdException w:name="Intense Reference" w:uiPriority="32" w:qFormat="1"/>
     <w:lsdException w:name="Book Title" w:uiPriority="33" w:qFormat="1"/>
-    <w:lsdException w:name="Bibliography" w:semiHidden="1" w:uiPriority="37" w:unhideWhenUsed="1"/>
-    <w:lsdException w:name="TOC Heading" w:semiHidden="1" w:uiPriority="39" w:unhideWhenUsed="1" w:qFormat="1"/>
+    <w:lsdException w:name="Bibliography" w:uiPriority="37" w:semiHidden="1" w:unhideWhenUsed="1"/>
+    <w:lsdException w:name="TOC Heading" w:uiPriority="39" w:semiHidden="1" w:unhideWhenUsed="1" w:qFormat="1"/>
     <w:lsdException w:name="Plain Table 1" w:uiPriority="41"/>
     <w:lsdException w:name="Plain Table 2" w:uiPriority="42"/>
     <w:lsdException w:name="Plain Table 3" w:uiPriority="43"/>
@@ -9579,7 +11791,7 @@
     <w:lsdException w:name="Hashtag" w:semiHidden="1" w:unhideWhenUsed="1"/>
     <w:lsdException w:name="Unresolved Mention" w:semiHidden="1" w:unhideWhenUsed="1"/>
   </w:latentStyles>
-  <w:style w:type="paragraph" w:default="1" w:styleId="Normal">
+  <w:style w:type="paragraph" w:styleId="Normal" w:default="1">
     <w:name w:val="Normal"/>
     <w:qFormat/>
     <w:rsid w:val="00A4250E"/>
@@ -9692,13 +11904,13 @@
       <w:iCs/>
     </w:rPr>
   </w:style>
-  <w:style w:type="character" w:default="1" w:styleId="DefaultParagraphFont">
+  <w:style w:type="character" w:styleId="DefaultParagraphFont" w:default="1">
     <w:name w:val="Default Paragraph Font"/>
     <w:uiPriority w:val="1"/>
     <w:semiHidden/>
     <w:unhideWhenUsed/>
   </w:style>
-  <w:style w:type="table" w:default="1" w:styleId="TableNormal">
+  <w:style w:type="table" w:styleId="TableNormal" w:default="1">
     <w:name w:val="Normal Table"/>
     <w:uiPriority w:val="99"/>
     <w:semiHidden/>
@@ -9713,13 +11925,13 @@
       </w:tblCellMar>
     </w:tblPr>
   </w:style>
-  <w:style w:type="numbering" w:default="1" w:styleId="NoList">
+  <w:style w:type="numbering" w:styleId="NoList" w:default="1">
     <w:name w:val="No List"/>
     <w:uiPriority w:val="99"/>
     <w:semiHidden/>
     <w:unhideWhenUsed/>
   </w:style>
-  <w:style w:type="character" w:customStyle="1" w:styleId="Heading1Char">
+  <w:style w:type="character" w:styleId="Heading1Char" w:customStyle="1">
     <w:name w:val="Heading 1 Char"/>
     <w:basedOn w:val="DefaultParagraphFont"/>
     <w:link w:val="Heading1"/>
@@ -9733,7 +11945,7 @@
       <w:szCs w:val="32"/>
     </w:rPr>
   </w:style>
-  <w:style w:type="character" w:customStyle="1" w:styleId="Heading2Char">
+  <w:style w:type="character" w:styleId="Heading2Char" w:customStyle="1">
     <w:name w:val="Heading 2 Char"/>
     <w:basedOn w:val="DefaultParagraphFont"/>
     <w:link w:val="Heading2"/>
@@ -9745,7 +11957,7 @@
       <w:szCs w:val="26"/>
     </w:rPr>
   </w:style>
-  <w:style w:type="character" w:customStyle="1" w:styleId="Heading3Char">
+  <w:style w:type="character" w:styleId="Heading3Char" w:customStyle="1">
     <w:name w:val="Heading 3 Char"/>
     <w:basedOn w:val="DefaultParagraphFont"/>
     <w:link w:val="Heading3"/>
@@ -9757,7 +11969,7 @@
       <w:szCs w:val="24"/>
     </w:rPr>
   </w:style>
-  <w:style w:type="character" w:customStyle="1" w:styleId="Heading4Char">
+  <w:style w:type="character" w:styleId="Heading4Char" w:customStyle="1">
     <w:name w:val="Heading 4 Char"/>
     <w:basedOn w:val="DefaultParagraphFont"/>
     <w:link w:val="Heading4"/>
@@ -9796,7 +12008,7 @@
       <w:spacing w:line="240" w:lineRule="auto"/>
     </w:pPr>
   </w:style>
-  <w:style w:type="character" w:customStyle="1" w:styleId="HeaderChar">
+  <w:style w:type="character" w:styleId="HeaderChar" w:customStyle="1">
     <w:name w:val="Header Char"/>
     <w:basedOn w:val="DefaultParagraphFont"/>
     <w:link w:val="Header"/>
@@ -9818,14 +12030,14 @@
       <w:spacing w:line="240" w:lineRule="auto"/>
     </w:pPr>
   </w:style>
-  <w:style w:type="character" w:customStyle="1" w:styleId="FooterChar">
+  <w:style w:type="character" w:styleId="FooterChar" w:customStyle="1">
     <w:name w:val="Footer Char"/>
     <w:basedOn w:val="DefaultParagraphFont"/>
     <w:link w:val="Footer"/>
     <w:uiPriority w:val="99"/>
     <w:rsid w:val="00D91A5B"/>
   </w:style>
-  <w:style w:type="paragraph" w:customStyle="1" w:styleId="TDTU-LargeTitle">
+  <w:style w:type="paragraph" w:styleId="TDTU-LargeTitle" w:customStyle="1">
     <w:name w:val="TDTU - Large Title"/>
     <w:basedOn w:val="Normal"/>
     <w:next w:val="Normal"/>
@@ -9843,7 +12055,7 @@
       <w:sz w:val="32"/>
     </w:rPr>
   </w:style>
-  <w:style w:type="paragraph" w:customStyle="1" w:styleId="TDTU-LargeTitle-VisibleinContents">
+  <w:style w:type="paragraph" w:styleId="TDTU-LargeTitle-VisibleinContents" w:customStyle="1">
     <w:name w:val="TDTU - Large Title - Visible in Contents"/>
     <w:basedOn w:val="TDTU-LargeTitle"/>
     <w:next w:val="Normal"/>
@@ -9972,16 +12184,16 @@
     </w:pPr>
     <w:tblPr>
       <w:tblBorders>
-        <w:top w:val="single" w:sz="4" w:space="0" w:color="auto"/>
-        <w:left w:val="single" w:sz="4" w:space="0" w:color="auto"/>
-        <w:bottom w:val="single" w:sz="4" w:space="0" w:color="auto"/>
-        <w:right w:val="single" w:sz="4" w:space="0" w:color="auto"/>
-        <w:insideH w:val="single" w:sz="4" w:space="0" w:color="auto"/>
-        <w:insideV w:val="single" w:sz="4" w:space="0" w:color="auto"/>
+        <w:top w:val="single" w:color="auto" w:sz="4" w:space="0"/>
+        <w:left w:val="single" w:color="auto" w:sz="4" w:space="0"/>
+        <w:bottom w:val="single" w:color="auto" w:sz="4" w:space="0"/>
+        <w:right w:val="single" w:color="auto" w:sz="4" w:space="0"/>
+        <w:insideH w:val="single" w:color="auto" w:sz="4" w:space="0"/>
+        <w:insideV w:val="single" w:color="auto" w:sz="4" w:space="0"/>
       </w:tblBorders>
     </w:tblPr>
   </w:style>
-  <w:style w:type="paragraph" w:customStyle="1" w:styleId="TDTU-Reference">
+  <w:style w:type="paragraph" w:styleId="TDTU-Reference" w:customStyle="1">
     <w:name w:val="TDTU - Reference"/>
     <w:basedOn w:val="Normal"/>
     <w:qFormat/>
@@ -10009,7 +12221,7 @@
       <w:szCs w:val="24"/>
     </w:rPr>
   </w:style>
-  <w:style w:type="paragraph" w:customStyle="1" w:styleId="pdq2pgselectionanchorcontainer">
+  <w:style w:type="paragraph" w:styleId="pdq2pgselectionanchorcontainer" w:customStyle="1">
     <w:name w:val="pdq2pg_selectionanchorcontainer"/>
     <w:basedOn w:val="Normal"/>
     <w:rsid w:val="00CF6051"/>
@@ -10057,7 +12269,7 @@
 </file>
 
 <file path=word/theme/theme1.xml><?xml version="1.0" encoding="utf-8"?>
-<a:theme xmlns:a="http://schemas.openxmlformats.org/drawingml/2006/main" name="Office Theme">
+<a:theme xmlns:a="http://schemas.openxmlformats.org/drawingml/2006/main" xmlns:thm15="http://schemas.microsoft.com/office/thememl/2012/main" name="Office Theme">
   <a:themeElements>
     <a:clrScheme name="Office">
       <a:dk1>

--- a/docs/reports/Template_DACNTT.docx
+++ b/docs/reports/Template_DACNTT.docx
@@ -7467,24 +7467,1438 @@
     </w:p>
     <w:p>
       <w:pPr>
+        <w:pStyle w:val="Heading2"/>
+        <w:rPr>
+          <w:noProof w:val="0"/>
+          <w:lang w:val="en-US"/>
+        </w:rPr>
+      </w:pPr>
+      <w:r>
+        <w:rPr>
+          <w:noProof w:val="0"/>
+          <w:lang w:val="en-US"/>
+        </w:rPr>
+        <w:t>Offline Machine-Learning Pipeline</w:t>
+      </w:r>
+    </w:p>
+    <w:p>
+      <w:pPr>
+        <w:spacing w:before="240" w:beforeAutospacing="off" w:after="240" w:afterAutospacing="off"/>
+      </w:pPr>
+      <w:r>
+        <w:rPr>
+          <w:rFonts w:ascii="Times New Roman" w:hAnsi="Times New Roman" w:eastAsia="Times New Roman" w:cs="Times New Roman"/>
+          <w:noProof w:val="0"/>
+          <w:sz w:val="26"/>
+          <w:szCs w:val="26"/>
+          <w:lang w:val="en-US"/>
+        </w:rPr>
+        <w:t>The offline pipeline prepares the data, fine-tunes CLIP, evaluates the model, and generates product embeddings.</w:t>
+      </w:r>
+      <w:r>
+        <w:rPr>
+          <w:rFonts w:ascii="Times New Roman" w:hAnsi="Times New Roman" w:eastAsia="Times New Roman" w:cs="Times New Roman"/>
+          <w:noProof w:val="0"/>
+          <w:sz w:val="26"/>
+          <w:szCs w:val="26"/>
+          <w:lang w:val="en-US"/>
+        </w:rPr>
+        <w:t xml:space="preserve"> </w:t>
+      </w:r>
+      <w:r>
+        <w:rPr>
+          <w:rFonts w:ascii="Times New Roman" w:hAnsi="Times New Roman" w:eastAsia="Times New Roman" w:cs="Times New Roman"/>
+          <w:noProof w:val="0"/>
+          <w:sz w:val="26"/>
+          <w:szCs w:val="26"/>
+          <w:lang w:val="en-US"/>
+        </w:rPr>
+        <w:t xml:space="preserve">First, the dataset is </w:t>
+      </w:r>
+      <w:r>
+        <w:rPr>
+          <w:rFonts w:ascii="Times New Roman" w:hAnsi="Times New Roman" w:eastAsia="Times New Roman" w:cs="Times New Roman"/>
+          <w:noProof w:val="0"/>
+          <w:sz w:val="26"/>
+          <w:szCs w:val="26"/>
+          <w:lang w:val="en-US"/>
+        </w:rPr>
+        <w:t>validated</w:t>
+      </w:r>
+      <w:r>
+        <w:rPr>
+          <w:rFonts w:ascii="Times New Roman" w:hAnsi="Times New Roman" w:eastAsia="Times New Roman" w:cs="Times New Roman"/>
+          <w:noProof w:val="0"/>
+          <w:sz w:val="26"/>
+          <w:szCs w:val="26"/>
+          <w:lang w:val="en-US"/>
+        </w:rPr>
+        <w:t xml:space="preserve"> to remove missing, corrupted, or invalid samples. The processed data is then divided into training, validation, and test sets. A pretrained CLIP model is used as the baseline and </w:t>
+      </w:r>
+      <w:r>
+        <w:rPr>
+          <w:rFonts w:ascii="Times New Roman" w:hAnsi="Times New Roman" w:eastAsia="Times New Roman" w:cs="Times New Roman"/>
+          <w:noProof w:val="0"/>
+          <w:sz w:val="26"/>
+          <w:szCs w:val="26"/>
+          <w:lang w:val="en-US"/>
+        </w:rPr>
+        <w:t>subsequently</w:t>
+      </w:r>
+      <w:r>
+        <w:rPr>
+          <w:rFonts w:ascii="Times New Roman" w:hAnsi="Times New Roman" w:eastAsia="Times New Roman" w:cs="Times New Roman"/>
+          <w:noProof w:val="0"/>
+          <w:sz w:val="26"/>
+          <w:szCs w:val="26"/>
+          <w:lang w:val="en-US"/>
+        </w:rPr>
+        <w:t xml:space="preserve"> fine-tuned on the fashion dataset.</w:t>
+      </w:r>
+      <w:r>
+        <w:rPr>
+          <w:rFonts w:ascii="Times New Roman" w:hAnsi="Times New Roman" w:eastAsia="Times New Roman" w:cs="Times New Roman"/>
+          <w:noProof w:val="0"/>
+          <w:sz w:val="26"/>
+          <w:szCs w:val="26"/>
+          <w:lang w:val="en-US"/>
+        </w:rPr>
+        <w:t xml:space="preserve"> </w:t>
+      </w:r>
+      <w:r>
+        <w:rPr>
+          <w:rFonts w:ascii="Times New Roman" w:hAnsi="Times New Roman" w:eastAsia="Times New Roman" w:cs="Times New Roman"/>
+          <w:noProof w:val="0"/>
+          <w:sz w:val="26"/>
+          <w:szCs w:val="26"/>
+          <w:lang w:val="en-US"/>
+        </w:rPr>
+        <w:t>Both models are evaluated under the same conditions. The selected model is then used to encode the product catalog and generate embeddings for online retrieval.</w:t>
+      </w:r>
+    </w:p>
+    <w:p>
+      <w:pPr>
+        <w:spacing w:before="240" w:beforeAutospacing="off" w:after="240" w:afterAutospacing="off"/>
+      </w:pPr>
+      <w:r>
+        <w:rPr>
+          <w:rFonts w:ascii="Times New Roman" w:hAnsi="Times New Roman" w:eastAsia="Times New Roman" w:cs="Times New Roman"/>
+          <w:noProof w:val="0"/>
+          <w:sz w:val="26"/>
+          <w:szCs w:val="26"/>
+          <w:lang w:val="en-US"/>
+        </w:rPr>
+        <w:t>The offline machine-learning pipeline consists of data preparation, model fine-tuning, evaluation, and catalog embedding generation.</w:t>
+      </w:r>
+    </w:p>
+    <w:p>
+      <w:pPr>
+        <w:pStyle w:val="Normal"/>
+      </w:pPr>
+    </w:p>
+    <w:tbl>
+      <w:tblPr>
+        <w:tblStyle w:val="TableGrid"/>
+        <w:bidiVisual w:val="0"/>
+        <w:tblW w:w="0" w:type="auto"/>
+        <w:tblLook w:val="06A0" w:firstRow="1" w:lastRow="0" w:firstColumn="1" w:lastColumn="0" w:noHBand="1" w:noVBand="1"/>
+      </w:tblPr>
+      <w:tblGrid>
+        <w:gridCol w:w="2233"/>
+        <w:gridCol w:w="6540"/>
+      </w:tblGrid>
+      <w:tr>
+        <w:trPr>
+          <w:trHeight w:val="300"/>
+        </w:trPr>
+        <w:tc>
+          <w:tcPr>
+            <w:tcW w:w="2233" w:type="dxa"/>
+            <w:tcMar/>
+          </w:tcPr>
+          <w:p>
+            <w:pPr>
+              <w:spacing w:before="0" w:beforeAutospacing="off" w:after="0" w:afterAutospacing="off"/>
+              <w:ind w:firstLine="0"/>
+              <w:jc w:val="center"/>
+            </w:pPr>
+            <w:r>
+              <w:rPr>
+                <w:b w:val="1"/>
+                <w:bCs w:val="1"/>
+              </w:rPr>
+              <w:t>Stage</w:t>
+            </w:r>
+          </w:p>
+        </w:tc>
+        <w:tc>
+          <w:tcPr>
+            <w:tcW w:w="6540" w:type="dxa"/>
+            <w:tcMar/>
+          </w:tcPr>
+          <w:p>
+            <w:pPr>
+              <w:spacing w:before="0" w:beforeAutospacing="off" w:after="0" w:afterAutospacing="off"/>
+              <w:ind w:firstLine="0"/>
+              <w:jc w:val="center"/>
+            </w:pPr>
+            <w:r>
+              <w:rPr>
+                <w:b w:val="1"/>
+                <w:bCs w:val="1"/>
+              </w:rPr>
+              <w:t>Description</w:t>
+            </w:r>
+          </w:p>
+        </w:tc>
+      </w:tr>
+      <w:tr>
+        <w:trPr>
+          <w:trHeight w:val="300"/>
+        </w:trPr>
+        <w:tc>
+          <w:tcPr>
+            <w:tcW w:w="2233" w:type="dxa"/>
+            <w:tcMar/>
+          </w:tcPr>
+          <w:p>
+            <w:pPr>
+              <w:spacing w:before="0" w:beforeAutospacing="off" w:after="0" w:afterAutospacing="off"/>
+              <w:ind w:firstLine="0"/>
+            </w:pPr>
+            <w:r>
+              <w:rPr/>
+              <w:t>Data Preparation</w:t>
+            </w:r>
+          </w:p>
+        </w:tc>
+        <w:tc>
+          <w:tcPr>
+            <w:tcW w:w="6540" w:type="dxa"/>
+            <w:tcMar/>
+          </w:tcPr>
+          <w:p>
+            <w:pPr>
+              <w:spacing w:before="0" w:beforeAutospacing="off" w:after="0" w:afterAutospacing="off"/>
+              <w:ind w:firstLine="0"/>
+            </w:pPr>
+            <w:r>
+              <w:rPr/>
+              <w:t>Validate and preprocess product images and descriptions.</w:t>
+            </w:r>
+          </w:p>
+        </w:tc>
+      </w:tr>
+      <w:tr>
+        <w:trPr>
+          <w:trHeight w:val="300"/>
+        </w:trPr>
+        <w:tc>
+          <w:tcPr>
+            <w:tcW w:w="2233" w:type="dxa"/>
+            <w:tcMar/>
+          </w:tcPr>
+          <w:p>
+            <w:pPr>
+              <w:spacing w:before="0" w:beforeAutospacing="off" w:after="0" w:afterAutospacing="off"/>
+              <w:ind w:firstLine="0"/>
+            </w:pPr>
+            <w:r>
+              <w:rPr/>
+              <w:t>Data Splitting</w:t>
+            </w:r>
+          </w:p>
+        </w:tc>
+        <w:tc>
+          <w:tcPr>
+            <w:tcW w:w="6540" w:type="dxa"/>
+            <w:tcMar/>
+          </w:tcPr>
+          <w:p>
+            <w:pPr>
+              <w:spacing w:before="0" w:beforeAutospacing="off" w:after="0" w:afterAutospacing="off"/>
+              <w:ind w:firstLine="0"/>
+            </w:pPr>
+            <w:r>
+              <w:rPr/>
+              <w:t>Divide the dataset into training, validation, and test sets.</w:t>
+            </w:r>
+          </w:p>
+        </w:tc>
+      </w:tr>
+      <w:tr>
+        <w:trPr>
+          <w:trHeight w:val="300"/>
+        </w:trPr>
+        <w:tc>
+          <w:tcPr>
+            <w:tcW w:w="2233" w:type="dxa"/>
+            <w:tcMar/>
+          </w:tcPr>
+          <w:p>
+            <w:pPr>
+              <w:spacing w:before="0" w:beforeAutospacing="off" w:after="0" w:afterAutospacing="off"/>
+              <w:ind w:firstLine="0"/>
+            </w:pPr>
+            <w:r>
+              <w:rPr/>
+              <w:t>Model Fine-Tuning</w:t>
+            </w:r>
+          </w:p>
+        </w:tc>
+        <w:tc>
+          <w:tcPr>
+            <w:tcW w:w="6540" w:type="dxa"/>
+            <w:tcMar/>
+          </w:tcPr>
+          <w:p>
+            <w:pPr>
+              <w:spacing w:before="0" w:beforeAutospacing="off" w:after="0" w:afterAutospacing="off"/>
+              <w:ind w:firstLine="0"/>
+            </w:pPr>
+            <w:r>
+              <w:rPr/>
+              <w:t>Fine-tune pretrained CLIP on the fashion dataset.</w:t>
+            </w:r>
+          </w:p>
+        </w:tc>
+      </w:tr>
+      <w:tr>
+        <w:trPr>
+          <w:trHeight w:val="300"/>
+        </w:trPr>
+        <w:tc>
+          <w:tcPr>
+            <w:tcW w:w="2233" w:type="dxa"/>
+            <w:tcMar/>
+          </w:tcPr>
+          <w:p>
+            <w:pPr>
+              <w:spacing w:before="0" w:beforeAutospacing="off" w:after="0" w:afterAutospacing="off"/>
+              <w:ind w:firstLine="0"/>
+            </w:pPr>
+            <w:r>
+              <w:rPr/>
+              <w:t>Model Evaluation</w:t>
+            </w:r>
+          </w:p>
+        </w:tc>
+        <w:tc>
+          <w:tcPr>
+            <w:tcW w:w="6540" w:type="dxa"/>
+            <w:tcMar/>
+          </w:tcPr>
+          <w:p>
+            <w:pPr>
+              <w:spacing w:before="0" w:beforeAutospacing="off" w:after="0" w:afterAutospacing="off"/>
+              <w:ind w:firstLine="0"/>
+            </w:pPr>
+            <w:r>
+              <w:rPr/>
+              <w:t>Compare pretrained and fine-tuned CLIP under the same evaluation conditions.</w:t>
+            </w:r>
+          </w:p>
+        </w:tc>
+      </w:tr>
+      <w:tr>
+        <w:trPr>
+          <w:trHeight w:val="300"/>
+        </w:trPr>
+        <w:tc>
+          <w:tcPr>
+            <w:tcW w:w="2233" w:type="dxa"/>
+            <w:tcMar/>
+          </w:tcPr>
+          <w:p>
+            <w:pPr>
+              <w:spacing w:before="0" w:beforeAutospacing="off" w:after="0" w:afterAutospacing="off"/>
+              <w:ind w:firstLine="0"/>
+            </w:pPr>
+            <w:r>
+              <w:rPr/>
+              <w:t>Embedding Generation</w:t>
+            </w:r>
+          </w:p>
+        </w:tc>
+        <w:tc>
+          <w:tcPr>
+            <w:tcW w:w="6540" w:type="dxa"/>
+            <w:tcMar/>
+          </w:tcPr>
+          <w:p>
+            <w:pPr>
+              <w:spacing w:before="0" w:beforeAutospacing="off" w:after="0" w:afterAutospacing="off"/>
+              <w:ind w:firstLine="0"/>
+            </w:pPr>
+            <w:r>
+              <w:rPr/>
+              <w:t>Generate and store product embeddings using the selected model.</w:t>
+            </w:r>
+          </w:p>
+        </w:tc>
+      </w:tr>
+    </w:tbl>
+    <w:p>
+      <w:pPr>
+        <w:spacing w:before="240" w:beforeAutospacing="off" w:after="240" w:afterAutospacing="off"/>
+      </w:pPr>
+      <w:r>
+        <w:rPr>
+          <w:rFonts w:ascii="Times New Roman" w:hAnsi="Times New Roman" w:eastAsia="Times New Roman" w:cs="Times New Roman"/>
+          <w:noProof w:val="0"/>
+          <w:sz w:val="26"/>
+          <w:szCs w:val="26"/>
+          <w:lang w:val="en-US"/>
+        </w:rPr>
+        <w:t>The main training parameters include learning rate, batch size, number of epochs, optimizer, image resolution, and random seed. Their experimental values are presented in the implementation chapter.</w:t>
+      </w:r>
+    </w:p>
+    <w:p>
+      <w:pPr>
+        <w:spacing w:before="240" w:beforeAutospacing="off" w:after="240" w:afterAutospacing="off"/>
+      </w:pPr>
+      <w:r>
+        <w:rPr>
+          <w:rFonts w:ascii="Times New Roman" w:hAnsi="Times New Roman" w:eastAsia="Times New Roman" w:cs="Times New Roman"/>
+          <w:noProof w:val="0"/>
+          <w:sz w:val="26"/>
+          <w:szCs w:val="26"/>
+          <w:lang w:val="en-US"/>
+        </w:rPr>
+        <w:t>The resulting product embeddings are stored for reuse during online recommendation, reducing the need to encode the entire catalog for each search request.</w:t>
+      </w:r>
+    </w:p>
+    <w:p>
+      <w:pPr>
+        <w:pStyle w:val="Heading2"/>
+        <w:rPr>
+          <w:noProof w:val="0"/>
+          <w:lang w:val="en-US"/>
+        </w:rPr>
+      </w:pPr>
+      <w:r>
+        <w:rPr>
+          <w:noProof w:val="0"/>
+          <w:lang w:val="en-US"/>
+        </w:rPr>
+        <w:t>Online Recommendation</w:t>
+      </w:r>
+      <w:r>
+        <w:rPr>
+          <w:noProof w:val="0"/>
+          <w:lang w:val="en-US"/>
+        </w:rPr>
+        <w:t xml:space="preserve"> Design</w:t>
+      </w:r>
+    </w:p>
+    <w:p>
+      <w:pPr>
+        <w:pStyle w:val="Normal"/>
+        <w:spacing w:before="240" w:beforeAutospacing="off" w:after="240" w:afterAutospacing="off"/>
+      </w:pPr>
+      <w:r>
+        <w:rPr>
+          <w:rFonts w:ascii="Times New Roman" w:hAnsi="Times New Roman" w:eastAsia="Times New Roman" w:cs="Times New Roman"/>
+          <w:noProof w:val="0"/>
+          <w:sz w:val="26"/>
+          <w:szCs w:val="26"/>
+          <w:lang w:val="en-US"/>
+        </w:rPr>
+        <w:t>The system supports both image-based and text-based recommendations</w:t>
+      </w:r>
+      <w:r>
+        <w:rPr>
+          <w:rFonts w:ascii="Times New Roman" w:hAnsi="Times New Roman" w:eastAsia="Times New Roman" w:cs="Times New Roman"/>
+          <w:noProof w:val="0"/>
+          <w:sz w:val="26"/>
+          <w:szCs w:val="26"/>
+          <w:lang w:val="en-US"/>
+        </w:rPr>
+        <w:t xml:space="preserve"> using the fine-tuned CLIP model.</w:t>
+      </w:r>
+      <w:r>
+        <w:rPr>
+          <w:rFonts w:ascii="Times New Roman" w:hAnsi="Times New Roman" w:eastAsia="Times New Roman" w:cs="Times New Roman"/>
+          <w:noProof w:val="0"/>
+          <w:sz w:val="26"/>
+          <w:szCs w:val="26"/>
+          <w:lang w:val="en-US"/>
+        </w:rPr>
+        <w:t xml:space="preserve"> </w:t>
+      </w:r>
+      <w:r>
+        <w:rPr>
+          <w:rFonts w:ascii="Times New Roman" w:hAnsi="Times New Roman" w:eastAsia="Times New Roman" w:cs="Times New Roman"/>
+          <w:noProof w:val="0"/>
+          <w:sz w:val="26"/>
+          <w:szCs w:val="26"/>
+          <w:lang w:val="en-US"/>
+        </w:rPr>
+        <w:t xml:space="preserve">For image queries, the CLIP image encoder extracts visual features, while text queries are normalized and processed by the CLIP text encoder. Both methods generate embeddings in a shared representation space. </w:t>
+      </w:r>
+      <w:r>
+        <w:rPr>
+          <w:rFonts w:ascii="Times New Roman" w:hAnsi="Times New Roman" w:eastAsia="Times New Roman" w:cs="Times New Roman"/>
+          <w:noProof w:val="0"/>
+          <w:sz w:val="26"/>
+          <w:szCs w:val="26"/>
+          <w:lang w:val="en-US"/>
+        </w:rPr>
+        <w:t xml:space="preserve">Although the input modalities are different, both methods follow the same retrieval principle: query encoding, optional category filtering, similarity calculation, ranking, and </w:t>
+      </w:r>
+      <w:r>
+        <w:rPr>
+          <w:rFonts w:ascii="Times New Roman" w:hAnsi="Times New Roman" w:eastAsia="Times New Roman" w:cs="Times New Roman"/>
+          <w:noProof w:val="0"/>
+          <w:sz w:val="26"/>
+          <w:szCs w:val="26"/>
+          <w:lang w:val="en-US"/>
+        </w:rPr>
+        <w:t>Top-K</w:t>
+      </w:r>
+      <w:r>
+        <w:rPr>
+          <w:rFonts w:ascii="Times New Roman" w:hAnsi="Times New Roman" w:eastAsia="Times New Roman" w:cs="Times New Roman"/>
+          <w:noProof w:val="0"/>
+          <w:sz w:val="26"/>
+          <w:szCs w:val="26"/>
+          <w:lang w:val="en-US"/>
+        </w:rPr>
+        <w:t xml:space="preserve"> </w:t>
+      </w:r>
+      <w:r>
+        <w:rPr>
+          <w:rFonts w:ascii="Times New Roman" w:hAnsi="Times New Roman" w:eastAsia="Times New Roman" w:cs="Times New Roman"/>
+          <w:noProof w:val="0"/>
+          <w:sz w:val="26"/>
+          <w:szCs w:val="26"/>
+          <w:lang w:val="en-US"/>
+        </w:rPr>
+        <w:t>selection</w:t>
+      </w:r>
+      <w:r>
+        <w:rPr>
+          <w:rFonts w:ascii="Times New Roman" w:hAnsi="Times New Roman" w:eastAsia="Times New Roman" w:cs="Times New Roman"/>
+          <w:noProof w:val="0"/>
+          <w:sz w:val="26"/>
+          <w:szCs w:val="26"/>
+          <w:lang w:val="en-US"/>
+        </w:rPr>
+        <w:t>.</w:t>
+      </w:r>
+    </w:p>
+    <w:p>
+      <w:r>
+        <w:br w:type="page"/>
+      </w:r>
+    </w:p>
+    <w:tbl>
+      <w:tblPr>
+        <w:tblStyle w:val="TableGrid"/>
+        <w:tblW w:w="0" w:type="auto"/>
+        <w:tblLook w:val="06A0" w:firstRow="1" w:lastRow="0" w:firstColumn="1" w:lastColumn="0" w:noHBand="1" w:noVBand="1"/>
+      </w:tblPr>
+      <w:tblGrid>
+        <w:gridCol w:w="1635"/>
+        <w:gridCol w:w="3495"/>
+        <w:gridCol w:w="3645"/>
+      </w:tblGrid>
+      <w:tr>
+        <w:trPr>
+          <w:trHeight w:val="300"/>
+        </w:trPr>
+        <w:tc>
+          <w:tcPr>
+            <w:tcW w:w="1635" w:type="dxa"/>
+            <w:tcMar/>
+          </w:tcPr>
+          <w:p>
+            <w:pPr>
+              <w:pStyle w:val="Normal"/>
+              <w:ind w:firstLine="0"/>
+              <w:jc w:val="center"/>
+            </w:pPr>
+            <w:r>
+              <w:rPr>
+                <w:rFonts w:ascii="Times New Roman" w:hAnsi="Times New Roman" w:eastAsia="Times New Roman" w:cs="Times New Roman"/>
+                <w:noProof w:val="0"/>
+                <w:sz w:val="26"/>
+                <w:szCs w:val="26"/>
+                <w:lang w:val="en-US"/>
+              </w:rPr>
+              <w:t>Stage</w:t>
+            </w:r>
+          </w:p>
+        </w:tc>
+        <w:tc>
+          <w:tcPr>
+            <w:tcW w:w="3495" w:type="dxa"/>
+            <w:tcMar/>
+          </w:tcPr>
+          <w:p>
+            <w:pPr>
+              <w:pStyle w:val="Normal"/>
+              <w:ind w:firstLine="0"/>
+              <w:jc w:val="center"/>
+            </w:pPr>
+            <w:r>
+              <w:rPr>
+                <w:rFonts w:ascii="Times New Roman" w:hAnsi="Times New Roman" w:eastAsia="Times New Roman" w:cs="Times New Roman"/>
+                <w:noProof w:val="0"/>
+                <w:sz w:val="26"/>
+                <w:szCs w:val="26"/>
+                <w:lang w:val="en-US"/>
+              </w:rPr>
+              <w:t>Image-Based</w:t>
+            </w:r>
+          </w:p>
+        </w:tc>
+        <w:tc>
+          <w:tcPr>
+            <w:tcW w:w="3645" w:type="dxa"/>
+            <w:tcMar/>
+          </w:tcPr>
+          <w:p>
+            <w:pPr>
+              <w:pStyle w:val="Normal"/>
+              <w:ind w:firstLine="0"/>
+              <w:jc w:val="center"/>
+            </w:pPr>
+            <w:r>
+              <w:rPr>
+                <w:rFonts w:ascii="Times New Roman" w:hAnsi="Times New Roman" w:eastAsia="Times New Roman" w:cs="Times New Roman"/>
+                <w:noProof w:val="0"/>
+                <w:sz w:val="26"/>
+                <w:szCs w:val="26"/>
+                <w:lang w:val="en-US"/>
+              </w:rPr>
+              <w:t>Text-Based</w:t>
+            </w:r>
+          </w:p>
+        </w:tc>
+      </w:tr>
+      <w:tr>
+        <w:trPr>
+          <w:trHeight w:val="300"/>
+        </w:trPr>
+        <w:tc>
+          <w:tcPr>
+            <w:tcW w:w="1635" w:type="dxa"/>
+            <w:tcMar/>
+          </w:tcPr>
+          <w:p>
+            <w:pPr>
+              <w:pStyle w:val="Normal"/>
+              <w:ind w:firstLine="0"/>
+            </w:pPr>
+            <w:r>
+              <w:rPr>
+                <w:rFonts w:ascii="Times New Roman" w:hAnsi="Times New Roman" w:eastAsia="Times New Roman" w:cs="Times New Roman"/>
+                <w:noProof w:val="0"/>
+                <w:sz w:val="26"/>
+                <w:szCs w:val="26"/>
+                <w:lang w:val="en-US"/>
+              </w:rPr>
+              <w:t>Input</w:t>
+            </w:r>
+          </w:p>
+        </w:tc>
+        <w:tc>
+          <w:tcPr>
+            <w:tcW w:w="3495" w:type="dxa"/>
+            <w:tcMar/>
+          </w:tcPr>
+          <w:p>
+            <w:pPr>
+              <w:pStyle w:val="Normal"/>
+              <w:ind w:firstLine="0"/>
+            </w:pPr>
+            <w:r>
+              <w:rPr>
+                <w:rFonts w:ascii="Times New Roman" w:hAnsi="Times New Roman" w:eastAsia="Times New Roman" w:cs="Times New Roman"/>
+                <w:noProof w:val="0"/>
+                <w:sz w:val="26"/>
+                <w:szCs w:val="26"/>
+                <w:lang w:val="en-US"/>
+              </w:rPr>
+              <w:t>Product image</w:t>
+            </w:r>
+          </w:p>
+        </w:tc>
+        <w:tc>
+          <w:tcPr>
+            <w:tcW w:w="3645" w:type="dxa"/>
+            <w:tcMar/>
+          </w:tcPr>
+          <w:p>
+            <w:pPr>
+              <w:pStyle w:val="Normal"/>
+              <w:ind w:firstLine="0"/>
+            </w:pPr>
+            <w:r>
+              <w:rPr>
+                <w:rFonts w:ascii="Times New Roman" w:hAnsi="Times New Roman" w:eastAsia="Times New Roman" w:cs="Times New Roman"/>
+                <w:noProof w:val="0"/>
+                <w:sz w:val="26"/>
+                <w:szCs w:val="26"/>
+                <w:lang w:val="en-US"/>
+              </w:rPr>
+              <w:t>Text description</w:t>
+            </w:r>
+          </w:p>
+        </w:tc>
+      </w:tr>
+      <w:tr>
+        <w:trPr>
+          <w:trHeight w:val="300"/>
+        </w:trPr>
+        <w:tc>
+          <w:tcPr>
+            <w:tcW w:w="1635" w:type="dxa"/>
+            <w:tcMar/>
+          </w:tcPr>
+          <w:p>
+            <w:pPr>
+              <w:pStyle w:val="Normal"/>
+              <w:ind w:firstLine="0"/>
+            </w:pPr>
+            <w:r>
+              <w:rPr>
+                <w:rFonts w:ascii="Times New Roman" w:hAnsi="Times New Roman" w:eastAsia="Times New Roman" w:cs="Times New Roman"/>
+                <w:noProof w:val="0"/>
+                <w:sz w:val="26"/>
+                <w:szCs w:val="26"/>
+                <w:lang w:val="en-US"/>
+              </w:rPr>
+              <w:t>Encoding</w:t>
+            </w:r>
+          </w:p>
+        </w:tc>
+        <w:tc>
+          <w:tcPr>
+            <w:tcW w:w="3495" w:type="dxa"/>
+            <w:tcMar/>
+          </w:tcPr>
+          <w:p>
+            <w:pPr>
+              <w:pStyle w:val="Normal"/>
+              <w:ind w:firstLine="0"/>
+            </w:pPr>
+            <w:r>
+              <w:rPr>
+                <w:rFonts w:ascii="Times New Roman" w:hAnsi="Times New Roman" w:eastAsia="Times New Roman" w:cs="Times New Roman"/>
+                <w:noProof w:val="0"/>
+                <w:sz w:val="26"/>
+                <w:szCs w:val="26"/>
+                <w:lang w:val="en-US"/>
+              </w:rPr>
+              <w:t>CLIP image encoder</w:t>
+            </w:r>
+          </w:p>
+        </w:tc>
+        <w:tc>
+          <w:tcPr>
+            <w:tcW w:w="3645" w:type="dxa"/>
+            <w:tcMar/>
+          </w:tcPr>
+          <w:p>
+            <w:pPr>
+              <w:pStyle w:val="Normal"/>
+              <w:ind w:firstLine="0"/>
+            </w:pPr>
+            <w:r>
+              <w:rPr>
+                <w:rFonts w:ascii="Times New Roman" w:hAnsi="Times New Roman" w:eastAsia="Times New Roman" w:cs="Times New Roman"/>
+                <w:noProof w:val="0"/>
+                <w:sz w:val="26"/>
+                <w:szCs w:val="26"/>
+                <w:lang w:val="en-US"/>
+              </w:rPr>
+              <w:t>CLIP text encoder</w:t>
+            </w:r>
+          </w:p>
+        </w:tc>
+      </w:tr>
+      <w:tr>
+        <w:trPr>
+          <w:trHeight w:val="300"/>
+        </w:trPr>
+        <w:tc>
+          <w:tcPr>
+            <w:tcW w:w="1635" w:type="dxa"/>
+            <w:tcMar/>
+          </w:tcPr>
+          <w:p>
+            <w:pPr>
+              <w:pStyle w:val="Normal"/>
+              <w:ind w:firstLine="0"/>
+            </w:pPr>
+            <w:r>
+              <w:rPr>
+                <w:rFonts w:ascii="Times New Roman" w:hAnsi="Times New Roman" w:eastAsia="Times New Roman" w:cs="Times New Roman"/>
+                <w:noProof w:val="0"/>
+                <w:sz w:val="26"/>
+                <w:szCs w:val="26"/>
+                <w:lang w:val="en-US"/>
+              </w:rPr>
+              <w:t>Retrieval</w:t>
+            </w:r>
+          </w:p>
+        </w:tc>
+        <w:tc>
+          <w:tcPr>
+            <w:tcW w:w="3495" w:type="dxa"/>
+            <w:tcMar/>
+          </w:tcPr>
+          <w:p>
+            <w:pPr>
+              <w:pStyle w:val="Normal"/>
+              <w:ind w:firstLine="0"/>
+            </w:pPr>
+            <w:r>
+              <w:rPr>
+                <w:rFonts w:ascii="Times New Roman" w:hAnsi="Times New Roman" w:eastAsia="Times New Roman" w:cs="Times New Roman"/>
+                <w:noProof w:val="0"/>
+                <w:sz w:val="26"/>
+                <w:szCs w:val="26"/>
+                <w:lang w:val="en-US"/>
+              </w:rPr>
+              <w:t>Category filtering and cosine similarity</w:t>
+            </w:r>
+          </w:p>
+        </w:tc>
+        <w:tc>
+          <w:tcPr>
+            <w:tcW w:w="3645" w:type="dxa"/>
+            <w:tcMar/>
+          </w:tcPr>
+          <w:p>
+            <w:pPr>
+              <w:pStyle w:val="Normal"/>
+              <w:ind w:firstLine="0"/>
+            </w:pPr>
+            <w:r>
+              <w:rPr>
+                <w:rFonts w:ascii="Times New Roman" w:hAnsi="Times New Roman" w:eastAsia="Times New Roman" w:cs="Times New Roman"/>
+                <w:noProof w:val="0"/>
+                <w:sz w:val="26"/>
+                <w:szCs w:val="26"/>
+                <w:lang w:val="en-US"/>
+              </w:rPr>
+              <w:t>Category filtering and cosine similarity</w:t>
+            </w:r>
+          </w:p>
+        </w:tc>
+      </w:tr>
+      <w:tr>
+        <w:trPr>
+          <w:trHeight w:val="300"/>
+        </w:trPr>
+        <w:tc>
+          <w:tcPr>
+            <w:tcW w:w="1635" w:type="dxa"/>
+            <w:tcMar/>
+          </w:tcPr>
+          <w:p>
+            <w:pPr>
+              <w:pStyle w:val="Normal"/>
+              <w:ind w:firstLine="0"/>
+            </w:pPr>
+            <w:r>
+              <w:rPr>
+                <w:rFonts w:ascii="Times New Roman" w:hAnsi="Times New Roman" w:eastAsia="Times New Roman" w:cs="Times New Roman"/>
+                <w:noProof w:val="0"/>
+                <w:sz w:val="26"/>
+                <w:szCs w:val="26"/>
+                <w:lang w:val="en-US"/>
+              </w:rPr>
+              <w:t>Output</w:t>
+            </w:r>
+          </w:p>
+        </w:tc>
+        <w:tc>
+          <w:tcPr>
+            <w:tcW w:w="3495" w:type="dxa"/>
+            <w:tcMar/>
+          </w:tcPr>
+          <w:p>
+            <w:pPr>
+              <w:pStyle w:val="Normal"/>
+              <w:ind w:firstLine="0"/>
+            </w:pPr>
+            <w:r>
+              <w:rPr>
+                <w:rFonts w:ascii="Times New Roman" w:hAnsi="Times New Roman" w:eastAsia="Times New Roman" w:cs="Times New Roman"/>
+                <w:noProof w:val="0"/>
+                <w:sz w:val="26"/>
+                <w:szCs w:val="26"/>
+                <w:lang w:val="en-US"/>
+              </w:rPr>
+              <w:t>Top-K similar products</w:t>
+            </w:r>
+          </w:p>
+        </w:tc>
+        <w:tc>
+          <w:tcPr>
+            <w:tcW w:w="3645" w:type="dxa"/>
+            <w:tcMar/>
+          </w:tcPr>
+          <w:p>
+            <w:pPr>
+              <w:pStyle w:val="Normal"/>
+              <w:ind w:firstLine="0"/>
+            </w:pPr>
+            <w:r>
+              <w:rPr>
+                <w:rFonts w:ascii="Times New Roman" w:hAnsi="Times New Roman" w:eastAsia="Times New Roman" w:cs="Times New Roman"/>
+                <w:noProof w:val="0"/>
+                <w:sz w:val="26"/>
+                <w:szCs w:val="26"/>
+                <w:lang w:val="en-US"/>
+              </w:rPr>
+              <w:t>Top-K relevant products</w:t>
+            </w:r>
+          </w:p>
+        </w:tc>
+      </w:tr>
+    </w:tbl>
+    <w:p>
+      <w:pPr>
         <w:pStyle w:val="Normal"/>
         <w:bidi w:val="0"/>
-        <w:ind w:firstLine="0"/>
+        <w:spacing w:before="240" w:beforeAutospacing="off" w:after="240" w:afterAutospacing="off" w:line="360" w:lineRule="auto"/>
+        <w:ind w:left="0" w:right="0" w:firstLine="0"/>
+        <w:jc w:val="left"/>
+      </w:pPr>
+      <w:r>
+        <w:rPr>
+          <w:rFonts w:ascii="Times New Roman" w:hAnsi="Times New Roman" w:eastAsia="Times New Roman" w:cs="Times New Roman"/>
+          <w:noProof w:val="0"/>
+          <w:sz w:val="26"/>
+          <w:szCs w:val="26"/>
+          <w:lang w:val="en-US"/>
+        </w:rPr>
+        <w:t>Online Recommendation Process</w:t>
+      </w:r>
+    </w:p>
+    <w:p>
+      <w:pPr>
+        <w:pStyle w:val="Heading2"/>
+        <w:bidi w:val="0"/>
         <w:rPr>
           <w:noProof w:val="0"/>
           <w:lang w:val="en-US"/>
         </w:rPr>
       </w:pPr>
-    </w:p>
-    <w:p>
-      <w:pPr>
-        <w:spacing w:after="-1"/>
-        <w:ind w:firstLine="0"/>
+      <w:r>
+        <w:rPr>
+          <w:noProof w:val="0"/>
+          <w:lang w:val="en-US"/>
+        </w:rPr>
+        <w:t>API and User Interface Design</w:t>
+      </w:r>
+    </w:p>
+    <w:p>
+      <w:pPr>
+        <w:bidi w:val="0"/>
+        <w:spacing w:before="240" w:beforeAutospacing="off" w:after="240" w:afterAutospacing="off"/>
+      </w:pPr>
+      <w:r>
+        <w:rPr>
+          <w:rFonts w:ascii="Times New Roman" w:hAnsi="Times New Roman" w:eastAsia="Times New Roman" w:cs="Times New Roman"/>
+          <w:noProof w:val="0"/>
+          <w:sz w:val="26"/>
+          <w:szCs w:val="26"/>
+          <w:lang w:val="en-US"/>
+        </w:rPr>
+        <w:t>The system uses RESTful APIs to communicate between the React frontend and FastAPI backend through the Nginx API Gateway. Two main endpoints support image-based and text-based product recommendations.</w:t>
+      </w:r>
+    </w:p>
+    <w:tbl>
+      <w:tblPr>
+        <w:tblStyle w:val="TableGrid"/>
+        <w:bidiVisual w:val="0"/>
+        <w:tblW w:w="0" w:type="auto"/>
+        <w:tblLook w:val="06A0" w:firstRow="1" w:lastRow="0" w:firstColumn="1" w:lastColumn="0" w:noHBand="1" w:noVBand="1"/>
+      </w:tblPr>
+      <w:tblGrid>
+        <w:gridCol w:w="1260"/>
+        <w:gridCol w:w="2730"/>
+        <w:gridCol w:w="4710"/>
+      </w:tblGrid>
+      <w:tr>
+        <w:trPr>
+          <w:trHeight w:val="300"/>
+        </w:trPr>
+        <w:tc>
+          <w:tcPr>
+            <w:tcW w:w="1260" w:type="dxa"/>
+            <w:tcMar/>
+          </w:tcPr>
+          <w:p>
+            <w:pPr>
+              <w:bidi w:val="0"/>
+              <w:spacing w:before="0" w:beforeAutospacing="off" w:after="0" w:afterAutospacing="off"/>
+              <w:ind w:firstLine="0"/>
+              <w:jc w:val="center"/>
+            </w:pPr>
+            <w:r>
+              <w:rPr>
+                <w:b w:val="1"/>
+                <w:bCs w:val="1"/>
+              </w:rPr>
+              <w:t>M</w:t>
+            </w:r>
+            <w:r>
+              <w:rPr>
+                <w:b w:val="1"/>
+                <w:bCs w:val="1"/>
+              </w:rPr>
+              <w:t>ethod</w:t>
+            </w:r>
+          </w:p>
+        </w:tc>
+        <w:tc>
+          <w:tcPr>
+            <w:tcW w:w="2730" w:type="dxa"/>
+            <w:tcMar/>
+          </w:tcPr>
+          <w:p>
+            <w:pPr>
+              <w:bidi w:val="0"/>
+              <w:spacing w:before="0" w:beforeAutospacing="off" w:after="0" w:afterAutospacing="off"/>
+              <w:ind w:firstLine="0"/>
+              <w:jc w:val="center"/>
+            </w:pPr>
+            <w:r>
+              <w:rPr>
+                <w:b w:val="1"/>
+                <w:bCs w:val="1"/>
+              </w:rPr>
+              <w:t>Endpoint</w:t>
+            </w:r>
+          </w:p>
+        </w:tc>
+        <w:tc>
+          <w:tcPr>
+            <w:tcW w:w="4710" w:type="dxa"/>
+            <w:tcMar/>
+          </w:tcPr>
+          <w:p>
+            <w:pPr>
+              <w:bidi w:val="0"/>
+              <w:spacing w:before="0" w:beforeAutospacing="off" w:after="0" w:afterAutospacing="off"/>
+              <w:ind w:firstLine="0"/>
+              <w:jc w:val="center"/>
+            </w:pPr>
+            <w:r>
+              <w:rPr>
+                <w:b w:val="1"/>
+                <w:bCs w:val="1"/>
+              </w:rPr>
+              <w:t>Description</w:t>
+            </w:r>
+          </w:p>
+        </w:tc>
+      </w:tr>
+      <w:tr>
+        <w:trPr>
+          <w:trHeight w:val="300"/>
+        </w:trPr>
+        <w:tc>
+          <w:tcPr>
+            <w:tcW w:w="1260" w:type="dxa"/>
+            <w:tcMar/>
+          </w:tcPr>
+          <w:p>
+            <w:pPr>
+              <w:bidi w:val="0"/>
+              <w:spacing w:before="0" w:beforeAutospacing="off" w:after="0" w:afterAutospacing="off"/>
+              <w:ind w:firstLine="0"/>
+            </w:pPr>
+            <w:r>
+              <w:rPr/>
+              <w:t>POST</w:t>
+            </w:r>
+          </w:p>
+        </w:tc>
+        <w:tc>
+          <w:tcPr>
+            <w:tcW w:w="2730" w:type="dxa"/>
+            <w:tcMar/>
+          </w:tcPr>
+          <w:p>
+            <w:pPr>
+              <w:bidi w:val="0"/>
+              <w:spacing w:before="0" w:beforeAutospacing="off" w:after="0" w:afterAutospacing="off"/>
+              <w:ind w:firstLine="0"/>
+            </w:pPr>
+            <w:r>
+              <w:rPr>
+                <w:rFonts w:ascii="Consolas" w:hAnsi="Consolas" w:eastAsia="Consolas" w:cs="Consolas"/>
+              </w:rPr>
+              <w:t>/api/search/image</w:t>
+            </w:r>
+          </w:p>
+        </w:tc>
+        <w:tc>
+          <w:tcPr>
+            <w:tcW w:w="4710" w:type="dxa"/>
+            <w:tcMar/>
+          </w:tcPr>
+          <w:p>
+            <w:pPr>
+              <w:bidi w:val="0"/>
+              <w:spacing w:before="0" w:beforeAutospacing="off" w:after="0" w:afterAutospacing="off"/>
+              <w:ind w:firstLine="0"/>
+            </w:pPr>
+            <w:r>
+              <w:rPr/>
+              <w:t>Receives an image and returns visually similar products.</w:t>
+            </w:r>
+          </w:p>
+        </w:tc>
+      </w:tr>
+      <w:tr>
+        <w:trPr>
+          <w:trHeight w:val="300"/>
+        </w:trPr>
+        <w:tc>
+          <w:tcPr>
+            <w:tcW w:w="1260" w:type="dxa"/>
+            <w:tcMar/>
+          </w:tcPr>
+          <w:p>
+            <w:pPr>
+              <w:bidi w:val="0"/>
+              <w:spacing w:before="0" w:beforeAutospacing="off" w:after="0" w:afterAutospacing="off"/>
+              <w:ind w:firstLine="0"/>
+            </w:pPr>
+            <w:r>
+              <w:rPr/>
+              <w:t>POST</w:t>
+            </w:r>
+          </w:p>
+        </w:tc>
+        <w:tc>
+          <w:tcPr>
+            <w:tcW w:w="2730" w:type="dxa"/>
+            <w:tcMar/>
+          </w:tcPr>
+          <w:p>
+            <w:pPr>
+              <w:bidi w:val="0"/>
+              <w:spacing w:before="0" w:beforeAutospacing="off" w:after="0" w:afterAutospacing="off"/>
+              <w:ind w:firstLine="0"/>
+            </w:pPr>
+            <w:r>
+              <w:rPr>
+                <w:rFonts w:ascii="Consolas" w:hAnsi="Consolas" w:eastAsia="Consolas" w:cs="Consolas"/>
+              </w:rPr>
+              <w:t>/api/search/text</w:t>
+            </w:r>
+          </w:p>
+        </w:tc>
+        <w:tc>
+          <w:tcPr>
+            <w:tcW w:w="4710" w:type="dxa"/>
+            <w:tcMar/>
+          </w:tcPr>
+          <w:p>
+            <w:pPr>
+              <w:bidi w:val="0"/>
+              <w:spacing w:before="0" w:beforeAutospacing="off" w:after="0" w:afterAutospacing="off"/>
+              <w:ind w:firstLine="0"/>
+            </w:pPr>
+            <w:r>
+              <w:rPr/>
+              <w:t>Receives a text description and returns relevant products.</w:t>
+            </w:r>
+          </w:p>
+        </w:tc>
+      </w:tr>
+    </w:tbl>
+    <w:p>
+      <w:pPr>
+        <w:pStyle w:val="TableofFigures"/>
+        <w:bidi w:val="0"/>
+        <w:jc w:val="center"/>
+      </w:pPr>
+      <w:r>
+        <w:rPr>
+          <w:noProof w:val="0"/>
+          <w:lang w:val="en-US"/>
+        </w:rPr>
+        <w:t xml:space="preserve">Table 3.7 </w:t>
+      </w:r>
+      <w:r>
+        <w:rPr>
+          <w:noProof w:val="0"/>
+          <w:lang w:val="en-US"/>
+        </w:rPr>
+        <w:t>Main API Endpoints</w:t>
+      </w:r>
+    </w:p>
+    <w:p>
+      <w:pPr>
+        <w:bidi w:val="0"/>
+        <w:spacing w:before="240" w:beforeAutospacing="off" w:after="240" w:afterAutospacing="off"/>
+      </w:pPr>
+      <w:r>
+        <w:rPr>
+          <w:rFonts w:ascii="Times New Roman" w:hAnsi="Times New Roman" w:eastAsia="Times New Roman" w:cs="Times New Roman"/>
+          <w:noProof w:val="0"/>
+          <w:sz w:val="26"/>
+          <w:szCs w:val="26"/>
+          <w:lang w:val="en-US"/>
+        </w:rPr>
+        <w:t>Both endpoints support optional category filtering and Top-K selection. The response contains recommended product information, including product identifiers, images, descriptions, and similarity scores.</w:t>
+      </w:r>
+    </w:p>
+    <w:p>
+      <w:pPr>
+        <w:bidi w:val="0"/>
+        <w:spacing w:before="240" w:beforeAutospacing="off" w:after="240" w:afterAutospacing="off"/>
+      </w:pPr>
+      <w:r>
+        <w:rPr>
+          <w:rFonts w:ascii="Times New Roman" w:hAnsi="Times New Roman" w:eastAsia="Times New Roman" w:cs="Times New Roman"/>
+          <w:noProof w:val="0"/>
+          <w:sz w:val="26"/>
+          <w:szCs w:val="26"/>
+          <w:lang w:val="en-US"/>
+        </w:rPr>
+        <w:t>The user interface is developed using React and provides image upload, text input, category selection, and result display components. The interface is designed to be simple and responsive, allowing users to search for fashion products and view recommendations conveniently.</w:t>
+      </w:r>
+    </w:p>
+    <w:p>
+      <w:pPr>
+        <w:pStyle w:val="Heading2"/>
+        <w:bidi w:val="0"/>
+        <w:rPr>
+          <w:noProof w:val="0"/>
+          <w:lang w:val="en-US"/>
+        </w:rPr>
+      </w:pPr>
+      <w:r>
+        <w:rPr>
+          <w:noProof w:val="0"/>
+          <w:lang w:val="en-US"/>
+        </w:rPr>
+        <w:t>Deployment and Reliability Design</w:t>
+      </w:r>
+    </w:p>
+    <w:p>
+      <w:pPr>
+        <w:bidi w:val="0"/>
+        <w:spacing w:before="240" w:beforeAutospacing="off" w:after="240" w:afterAutospacing="off"/>
+      </w:pPr>
+      <w:r>
+        <w:rPr>
+          <w:rFonts w:ascii="Times New Roman" w:hAnsi="Times New Roman" w:eastAsia="Times New Roman" w:cs="Times New Roman"/>
+          <w:noProof w:val="0"/>
+          <w:sz w:val="26"/>
+          <w:szCs w:val="26"/>
+          <w:lang w:val="en-US"/>
+        </w:rPr>
+        <w:t>The system is designed for containerized deployment using Docker Compose, which manages the React frontend, Nginx API Gateway, and multiple FastAPI backend instances. This approach simplifies deployment, ensures environment consistency, and allows services to operate independently.</w:t>
+      </w:r>
+    </w:p>
+    <w:p>
+      <w:pPr>
+        <w:bidi w:val="0"/>
+        <w:spacing w:before="240" w:beforeAutospacing="off" w:after="240" w:afterAutospacing="off"/>
+      </w:pPr>
+      <w:r>
+        <w:rPr>
+          <w:rFonts w:ascii="Times New Roman" w:hAnsi="Times New Roman" w:eastAsia="Times New Roman" w:cs="Times New Roman"/>
+          <w:noProof w:val="0"/>
+          <w:sz w:val="26"/>
+          <w:szCs w:val="26"/>
+          <w:lang w:val="en-US"/>
+        </w:rPr>
+        <w:t>Nginx distributes incoming requests across backend instances to balance workloads and improve availability. Health checks are used to monitor service status, while error handling manages invalid requests and service failures. Docker restart policies support automatic service recovery, improving overall system reliability.</w:t>
+      </w:r>
+    </w:p>
+    <w:p>
+      <w:pPr>
+        <w:bidi w:val="0"/>
+        <w:spacing w:before="240" w:beforeAutospacing="off" w:after="240" w:afterAutospacing="off"/>
+      </w:pPr>
+      <w:r>
+        <w:rPr>
+          <w:rFonts w:ascii="Times New Roman" w:hAnsi="Times New Roman" w:eastAsia="Times New Roman" w:cs="Times New Roman"/>
+          <w:noProof w:val="0"/>
+          <w:sz w:val="26"/>
+          <w:szCs w:val="26"/>
+          <w:lang w:val="en-US"/>
+        </w:rPr>
+        <w:t>The deployment architecture is illustrated in Figure 3.8.</w:t>
+      </w:r>
+    </w:p>
+    <w:p>
+      <w:pPr>
+        <w:pStyle w:val="Heading2"/>
+        <w:bidi w:val="0"/>
+        <w:rPr>
+          <w:noProof w:val="0"/>
+          <w:lang w:val="en-US"/>
+        </w:rPr>
+      </w:pPr>
+      <w:r>
+        <w:rPr>
+          <w:noProof w:val="0"/>
+          <w:lang w:val="en-US"/>
+        </w:rPr>
+        <w:t>Experimental Validity and Reproducibility</w:t>
+      </w:r>
+    </w:p>
+    <w:p>
+      <w:pPr>
+        <w:bidi w:val="0"/>
+        <w:spacing w:before="240" w:beforeAutospacing="off" w:after="240" w:afterAutospacing="off"/>
+      </w:pPr>
+      <w:r>
+        <w:rPr>
+          <w:rFonts w:ascii="Times New Roman" w:hAnsi="Times New Roman" w:eastAsia="Times New Roman" w:cs="Times New Roman"/>
+          <w:noProof w:val="0"/>
+          <w:sz w:val="26"/>
+          <w:szCs w:val="26"/>
+          <w:lang w:val="en-US"/>
+        </w:rPr>
+        <w:t>To ensure reliable experimental results, the pretrained and fine-tuned CLIP models are evaluated under consistent conditions. Both models use the same training, validation, and test splits, evaluation queries, and retrieval settings to ensure a fair comparison. The test dataset is kept separate from the training process to prevent data leakage and maintain evaluation validity.</w:t>
+      </w:r>
+    </w:p>
+    <w:p>
+      <w:pPr>
+        <w:bidi w:val="0"/>
+        <w:spacing w:before="240" w:beforeAutospacing="off" w:after="240" w:afterAutospacing="off"/>
+      </w:pPr>
+      <w:r>
+        <w:rPr>
+          <w:rFonts w:ascii="Times New Roman" w:hAnsi="Times New Roman" w:eastAsia="Times New Roman" w:cs="Times New Roman"/>
+          <w:noProof w:val="0"/>
+          <w:sz w:val="26"/>
+          <w:szCs w:val="26"/>
+          <w:lang w:val="en-US"/>
+        </w:rPr>
+        <w:t>Retrieval performance is assessed using metrics such as Recall@K, Precision@K, Hit Rate@K, and Mean Reciprocal Rank (MRR). These metrics measure the ability of the system to retrieve relevant products and rank them appropriately. The evaluation considers both image-based and text-based recommendation methods to assess retrieval performance across different query types.</w:t>
+      </w:r>
+    </w:p>
+    <w:p>
+      <w:pPr>
+        <w:bidi w:val="0"/>
+        <w:spacing w:before="240" w:beforeAutospacing="off" w:after="240" w:afterAutospacing="off"/>
+      </w:pPr>
+      <w:r>
+        <w:rPr>
+          <w:rFonts w:ascii="Times New Roman" w:hAnsi="Times New Roman" w:eastAsia="Times New Roman" w:cs="Times New Roman"/>
+          <w:noProof w:val="0"/>
+          <w:sz w:val="26"/>
+          <w:szCs w:val="26"/>
+          <w:lang w:val="en-US"/>
+        </w:rPr>
+        <w:t>To support reproducibility, random seeds, training hyperparameters, model checkpoints, dataset configurations, and experiment metadata are recorded. These records allow experiments to be repeated under similar conditions and help verify the reliability of the results.</w:t>
+      </w:r>
+    </w:p>
+    <w:p>
+      <w:pPr>
+        <w:pStyle w:val="Heading2"/>
+        <w:bidi w:val="0"/>
+        <w:rPr>
+          <w:noProof w:val="0"/>
+          <w:lang w:val="en-US"/>
+        </w:rPr>
+      </w:pPr>
+      <w:r>
+        <w:rPr>
+          <w:noProof w:val="0"/>
+          <w:lang w:val="en-US"/>
+        </w:rPr>
+        <w:t>Chapter Summary</w:t>
+      </w:r>
+    </w:p>
+    <w:p>
+      <w:pPr>
+        <w:bidi w:val="0"/>
+        <w:spacing w:before="240" w:beforeAutospacing="off" w:after="240" w:afterAutospacing="off"/>
+      </w:pPr>
+      <w:r>
+        <w:rPr>
+          <w:rFonts w:ascii="Times New Roman" w:hAnsi="Times New Roman" w:eastAsia="Times New Roman" w:cs="Times New Roman"/>
+          <w:noProof w:val="0"/>
+          <w:sz w:val="26"/>
+          <w:szCs w:val="26"/>
+          <w:lang w:val="en-US"/>
+        </w:rPr>
+        <w:t>This chapter presented the overall architecture and design of the proposed fashion product recommendation system. It defined the system requirements, described the organization of product data and machine-learning artifacts, and introduced the offline CLIP fine-tuning pipeline.</w:t>
+      </w:r>
+    </w:p>
+    <w:p>
+      <w:pPr>
+        <w:bidi w:val="0"/>
+        <w:spacing w:before="240" w:beforeAutospacing="off" w:after="240" w:afterAutospacing="off"/>
+      </w:pPr>
+      <w:r>
+        <w:rPr>
+          <w:rFonts w:ascii="Times New Roman" w:hAnsi="Times New Roman" w:eastAsia="Times New Roman" w:cs="Times New Roman"/>
+          <w:noProof w:val="0"/>
+          <w:sz w:val="26"/>
+          <w:szCs w:val="26"/>
+          <w:lang w:val="en-US"/>
+        </w:rPr>
+        <w:t>The chapter also explained the online recommendation process for image and text queries, including embedding generation, similarity-based retrieval, category filtering, and Top-K ranking. In addition, the API structure, user interface, Docker-based deployment, and reliability considerations were discussed.</w:t>
+      </w:r>
+    </w:p>
+    <w:p>
+      <w:pPr>
+        <w:bidi w:val="0"/>
+        <w:spacing w:before="240" w:beforeAutospacing="off" w:after="240" w:afterAutospacing="off"/>
+      </w:pPr>
+      <w:r>
+        <w:rPr>
+          <w:rFonts w:ascii="Times New Roman" w:hAnsi="Times New Roman" w:eastAsia="Times New Roman" w:cs="Times New Roman"/>
+          <w:noProof w:val="0"/>
+          <w:sz w:val="26"/>
+          <w:szCs w:val="26"/>
+          <w:lang w:val="en-US"/>
+        </w:rPr>
+        <w:t>Finally, the experimental design established the evaluation criteria and reproducibility requirements. These design decisions provide the foundation for the system implementation and experimental evaluation presented in the following chapter.</w:t>
+      </w:r>
+    </w:p>
+    <w:p>
+      <w:pPr>
+        <w:bidi w:val="0"/>
+        <w:spacing w:before="240" w:beforeAutospacing="off" w:after="240" w:afterAutospacing="off"/>
+        <w:rPr>
+          <w:rFonts w:ascii="Times New Roman" w:hAnsi="Times New Roman" w:eastAsia="Times New Roman" w:cs="Times New Roman"/>
+          <w:noProof w:val="0"/>
+          <w:sz w:val="26"/>
+          <w:szCs w:val="26"/>
+          <w:lang w:val="en-US"/>
+        </w:rPr>
+      </w:pPr>
+    </w:p>
+    <w:p>
+      <w:pPr>
+        <w:pStyle w:val="Normal"/>
+        <w:bidi w:val="0"/>
+        <w:rPr>
+          <w:noProof w:val="0"/>
+          <w:lang w:val="en-US"/>
+        </w:rPr>
+      </w:pPr>
+    </w:p>
+    <w:p>
+      <w:pPr>
+        <w:spacing w:after="0"/>
+        <w:ind w:left="0" w:firstLine="0"/>
         <w:jc w:val="left"/>
         <w:rPr>
-          <w:rFonts w:eastAsiaTheme="majorEastAsia" w:cstheme="majorBidi"/>
-          <w:b/>
-          <w:caps/>
+          <w:rFonts w:eastAsia="" w:cs="" w:eastAsiaTheme="majorEastAsia" w:cstheme="majorBidi"/>
+          <w:b w:val="1"/>
+          <w:bCs w:val="1"/>
+          <w:caps w:val="1"/>
           <w:sz w:val="32"/>
           <w:szCs w:val="32"/>
         </w:rPr>
